--- a/assets/CV_minakwon.docx
+++ b/assets/CV_minakwon.docx
@@ -1377,19 +1377,6 @@
           <w:tab w:val="right" w:pos="8640"/>
         </w:tabs>
         <w:rPr>
-          <w:rFonts w:ascii="Calibri" w:hAnsi="Calibri" w:cs="Calibri"/>
-          <w:sz w:val="20"/>
-          <w:szCs w:val="20"/>
-          <w:lang w:eastAsia="ko-KR"/>
-        </w:rPr>
-      </w:pPr>
-    </w:p>
-    <w:p>
-      <w:pPr>
-        <w:tabs>
-          <w:tab w:val="right" w:pos="8640"/>
-        </w:tabs>
-        <w:rPr>
           <w:rFonts w:ascii="Calibri Light" w:hAnsi="Calibri Light" w:cs="Calibri Light"/>
           <w:sz w:val="21"/>
           <w:szCs w:val="21"/>
@@ -1503,6 +1490,20 @@
         </w:rPr>
         <w:t>Brain-Mind-Behavior</w:t>
       </w:r>
+    </w:p>
+    <w:p>
+      <w:pPr>
+        <w:tabs>
+          <w:tab w:val="right" w:pos="8640"/>
+        </w:tabs>
+        <w:rPr>
+          <w:rFonts w:ascii="Calibri Light" w:hAnsi="Calibri Light" w:cs="Calibri Light"/>
+          <w:i/>
+          <w:iCs/>
+          <w:sz w:val="16"/>
+          <w:szCs w:val="16"/>
+        </w:rPr>
+      </w:pPr>
     </w:p>
     <w:p>
       <w:pPr>

--- a/assets/CV_minakwon.docx
+++ b/assets/CV_minakwon.docx
@@ -2298,6 +2298,255 @@
     </w:p>
     <w:p>
       <w:pPr>
+        <w:rPr>
+          <w:rFonts w:ascii="Lato" w:hAnsi="Lato" w:cstheme="minorHAnsi"/>
+          <w:sz w:val="20"/>
+          <w:szCs w:val="20"/>
+        </w:rPr>
+      </w:pPr>
+    </w:p>
+    <w:p>
+      <w:pPr>
+        <w:pStyle w:val="Heading1"/>
+        <w:rPr>
+          <w:rFonts w:ascii="Lato" w:hAnsi="Lato" w:cstheme="minorHAnsi"/>
+          <w:sz w:val="22"/>
+          <w:szCs w:val="28"/>
+          <w:lang w:eastAsia="ko-KR"/>
+        </w:rPr>
+      </w:pPr>
+      <w:r>
+        <w:rPr>
+          <w:rFonts w:ascii="Lato" w:hAnsi="Lato" w:cstheme="minorHAnsi"/>
+          <w:sz w:val="22"/>
+          <w:szCs w:val="28"/>
+          <w:lang w:eastAsia="ko-KR"/>
+        </w:rPr>
+        <w:t>Clinical Training</w:t>
+      </w:r>
+    </w:p>
+    <w:p>
+      <w:pPr>
+        <w:tabs>
+          <w:tab w:val="right" w:pos="8640"/>
+        </w:tabs>
+        <w:rPr>
+          <w:rFonts w:ascii="Lato" w:hAnsi="Lato" w:cstheme="minorHAnsi"/>
+          <w:sz w:val="16"/>
+          <w:szCs w:val="16"/>
+        </w:rPr>
+      </w:pPr>
+    </w:p>
+    <w:p>
+      <w:pPr>
+        <w:tabs>
+          <w:tab w:val="right" w:pos="8640"/>
+        </w:tabs>
+        <w:rPr>
+          <w:rFonts w:ascii="Calibri Light" w:hAnsi="Calibri Light" w:cs="Calibri Light"/>
+          <w:b/>
+          <w:bCs/>
+          <w:sz w:val="20"/>
+          <w:szCs w:val="20"/>
+          <w:lang w:eastAsia="ko-KR"/>
+        </w:rPr>
+      </w:pPr>
+      <w:r>
+        <w:rPr>
+          <w:rFonts w:ascii="Calibri Light" w:hAnsi="Calibri Light" w:cs="Calibri Light"/>
+          <w:b/>
+          <w:bCs/>
+          <w:sz w:val="20"/>
+          <w:szCs w:val="20"/>
+        </w:rPr>
+        <w:t>Center for Campus Life and Culture</w:t>
+      </w:r>
+      <w:r>
+        <w:rPr>
+          <w:rFonts w:ascii="Calibri Light" w:hAnsi="Calibri Light" w:cs="Calibri Light"/>
+          <w:b/>
+          <w:bCs/>
+          <w:sz w:val="20"/>
+          <w:szCs w:val="20"/>
+          <w:lang w:eastAsia="ko-KR"/>
+        </w:rPr>
+        <w:t>,</w:t>
+      </w:r>
+    </w:p>
+    <w:p>
+      <w:pPr>
+        <w:tabs>
+          <w:tab w:val="right" w:pos="8640"/>
+        </w:tabs>
+        <w:rPr>
+          <w:rFonts w:ascii="Calibri Light" w:hAnsi="Calibri Light" w:cs="Calibri Light"/>
+          <w:sz w:val="21"/>
+          <w:szCs w:val="21"/>
+          <w:lang w:eastAsia="ko-KR"/>
+        </w:rPr>
+      </w:pPr>
+      <w:r>
+        <w:rPr>
+          <w:rFonts w:ascii="Calibri Light" w:hAnsi="Calibri Light" w:cs="Calibri Light"/>
+          <w:b/>
+          <w:bCs/>
+          <w:sz w:val="20"/>
+          <w:szCs w:val="20"/>
+          <w:lang w:eastAsia="ko-KR"/>
+        </w:rPr>
+        <w:t>Seoul National University</w:t>
+      </w:r>
+      <w:r>
+        <w:rPr>
+          <w:rFonts w:ascii="Calibri Light" w:hAnsi="Calibri Light" w:cs="Calibri Light"/>
+          <w:sz w:val="20"/>
+          <w:szCs w:val="20"/>
+          <w:lang w:eastAsia="ko-KR"/>
+        </w:rPr>
+        <w:tab/>
+      </w:r>
+      <w:r>
+        <w:rPr>
+          <w:rFonts w:ascii="Calibri Light" w:hAnsi="Calibri Light" w:cs="Calibri Light"/>
+          <w:sz w:val="16"/>
+          <w:szCs w:val="16"/>
+          <w:lang w:eastAsia="ko-KR"/>
+        </w:rPr>
+        <w:t>Seoul, Korea</w:t>
+      </w:r>
+    </w:p>
+    <w:p>
+      <w:pPr>
+        <w:tabs>
+          <w:tab w:val="right" w:pos="8640"/>
+        </w:tabs>
+        <w:rPr>
+          <w:rFonts w:ascii="Calibri Light" w:hAnsi="Calibri Light" w:cs="Calibri Light"/>
+          <w:i/>
+          <w:iCs/>
+          <w:sz w:val="16"/>
+          <w:szCs w:val="16"/>
+        </w:rPr>
+      </w:pPr>
+      <w:r>
+        <w:rPr>
+          <w:rFonts w:ascii="Calibri Light" w:hAnsi="Calibri Light" w:cs="Calibri Light"/>
+          <w:sz w:val="16"/>
+          <w:szCs w:val="16"/>
+          <w:lang w:eastAsia="ko-KR"/>
+        </w:rPr>
+        <w:t>Practice Consultants</w:t>
+      </w:r>
+      <w:r>
+        <w:rPr>
+          <w:rFonts w:ascii="Calibri Light" w:hAnsi="Calibri Light" w:cs="Calibri Light"/>
+          <w:sz w:val="16"/>
+          <w:szCs w:val="16"/>
+          <w:lang w:eastAsia="ko-KR"/>
+        </w:rPr>
+        <w:t xml:space="preserve"> </w:t>
+      </w:r>
+      <w:r>
+        <w:rPr>
+          <w:rFonts w:ascii="Calibri Light" w:hAnsi="Calibri Light" w:cs="Calibri Light"/>
+          <w:sz w:val="16"/>
+          <w:szCs w:val="16"/>
+          <w:lang w:eastAsia="ko-KR"/>
+        </w:rPr>
+        <w:tab/>
+      </w:r>
+      <w:r>
+        <w:rPr>
+          <w:rFonts w:ascii="Calibri Light" w:hAnsi="Calibri Light" w:cs="Calibri Light"/>
+          <w:i/>
+          <w:iCs/>
+          <w:sz w:val="16"/>
+          <w:szCs w:val="16"/>
+          <w:lang w:eastAsia="ko-KR"/>
+        </w:rPr>
+        <w:t>20</w:t>
+      </w:r>
+      <w:r>
+        <w:rPr>
+          <w:rFonts w:ascii="Calibri Light" w:hAnsi="Calibri Light" w:cs="Calibri Light"/>
+          <w:i/>
+          <w:iCs/>
+          <w:sz w:val="16"/>
+          <w:szCs w:val="16"/>
+          <w:lang w:eastAsia="ko-KR"/>
+        </w:rPr>
+        <w:t>21</w:t>
+      </w:r>
+      <w:r>
+        <w:rPr>
+          <w:rFonts w:ascii="Calibri Light" w:hAnsi="Calibri Light" w:cs="Calibri Light"/>
+          <w:i/>
+          <w:iCs/>
+          <w:sz w:val="16"/>
+          <w:szCs w:val="16"/>
+          <w:lang w:eastAsia="ko-KR"/>
+        </w:rPr>
+        <w:t>.</w:t>
+      </w:r>
+      <w:r>
+        <w:rPr>
+          <w:rFonts w:ascii="Calibri Light" w:hAnsi="Calibri Light" w:cs="Calibri Light"/>
+          <w:i/>
+          <w:iCs/>
+          <w:sz w:val="16"/>
+          <w:szCs w:val="16"/>
+          <w:lang w:eastAsia="ko-KR"/>
+        </w:rPr>
+        <w:t>01</w:t>
+      </w:r>
+      <w:r>
+        <w:rPr>
+          <w:rFonts w:ascii="Calibri Light" w:hAnsi="Calibri Light" w:cs="Calibri Light"/>
+          <w:i/>
+          <w:iCs/>
+          <w:sz w:val="16"/>
+          <w:szCs w:val="16"/>
+          <w:lang w:eastAsia="ko-KR"/>
+        </w:rPr>
+        <w:t xml:space="preserve"> ~ </w:t>
+      </w:r>
+      <w:r>
+        <w:rPr>
+          <w:rFonts w:ascii="Calibri Light" w:hAnsi="Calibri Light" w:cs="Calibri Light"/>
+          <w:i/>
+          <w:iCs/>
+          <w:sz w:val="16"/>
+          <w:szCs w:val="16"/>
+        </w:rPr>
+        <w:t>present</w:t>
+      </w:r>
+    </w:p>
+    <w:p>
+      <w:pPr>
+        <w:tabs>
+          <w:tab w:val="right" w:pos="8640"/>
+        </w:tabs>
+        <w:rPr>
+          <w:rFonts w:ascii="Calibri Light" w:hAnsi="Calibri Light" w:cs="Calibri Light"/>
+          <w:i/>
+          <w:iCs/>
+          <w:sz w:val="16"/>
+          <w:szCs w:val="16"/>
+        </w:rPr>
+      </w:pPr>
+    </w:p>
+    <w:p>
+      <w:pPr>
+        <w:pStyle w:val="Heading1"/>
+        <w:rPr>
+          <w:rFonts w:ascii="Lato" w:hAnsi="Lato" w:cstheme="minorHAnsi"/>
+          <w:sz w:val="22"/>
+          <w:szCs w:val="28"/>
+        </w:rPr>
+      </w:pPr>
+    </w:p>
+    <w:p>
+      <w:pPr>
         <w:pStyle w:val="Heading1"/>
         <w:rPr>
           <w:rFonts w:ascii="Lato" w:hAnsi="Lato" w:cstheme="minorHAnsi"/>
@@ -2539,7 +2788,29 @@
           <w:szCs w:val="16"/>
           <w:lang w:eastAsia="ko-KR"/>
         </w:rPr>
-        <w:t>present</w:t>
+        <w:t>20</w:t>
+      </w:r>
+      <w:r>
+        <w:rPr>
+          <w:rFonts w:ascii="Calibri Light" w:hAnsi="Calibri Light" w:cs="Calibri Light"/>
+          <w:i/>
+          <w:iCs/>
+          <w:sz w:val="16"/>
+          <w:szCs w:val="16"/>
+          <w:lang w:eastAsia="ko-KR"/>
+        </w:rPr>
+        <w:t>21</w:t>
+      </w:r>
+      <w:r>
+        <w:rPr>
+          <w:rFonts w:ascii="Calibri Light" w:hAnsi="Calibri Light" w:cs="Calibri Light"/>
+          <w:i/>
+          <w:iCs/>
+          <w:sz w:val="16"/>
+          <w:szCs w:val="16"/>
+          <w:lang w:eastAsia="ko-KR"/>
+        </w:rPr>
+        <w:t>.02</w:t>
       </w:r>
     </w:p>
     <w:p>
@@ -3072,6 +3343,7 @@
           <w:sz w:val="22"/>
           <w:szCs w:val="28"/>
         </w:rPr>
+        <w:lastRenderedPageBreak/>
         <w:t>Skills</w:t>
       </w:r>
     </w:p>
@@ -3294,7 +3566,6 @@
           <w:sz w:val="22"/>
           <w:szCs w:val="28"/>
         </w:rPr>
-        <w:lastRenderedPageBreak/>
         <w:t>References</w:t>
       </w:r>
     </w:p>

--- a/assets/CV_minakwon.docx
+++ b/assets/CV_minakwon.docx
@@ -2322,7 +2322,16 @@
           <w:szCs w:val="28"/>
           <w:lang w:eastAsia="ko-KR"/>
         </w:rPr>
-        <w:t>Clinical Training</w:t>
+        <w:t xml:space="preserve">Clinical </w:t>
+      </w:r>
+      <w:r>
+        <w:rPr>
+          <w:rFonts w:ascii="Lato" w:hAnsi="Lato" w:cstheme="minorHAnsi"/>
+          <w:sz w:val="22"/>
+          <w:szCs w:val="28"/>
+          <w:lang w:eastAsia="ko-KR"/>
+        </w:rPr>
+        <w:t>Experience</w:t>
       </w:r>
     </w:p>
     <w:p>
@@ -3702,134 +3711,13 @@
       <w:pPr>
         <w:rPr>
           <w:rFonts w:ascii="Calibri Light" w:hAnsi="Calibri Light" w:cs="Calibri Light"/>
-          <w:sz w:val="20"/>
-          <w:szCs w:val="20"/>
-        </w:rPr>
-      </w:pPr>
-    </w:p>
-    <w:p>
-      <w:pPr>
-        <w:rPr>
-          <w:rFonts w:ascii="Calibri Light" w:hAnsi="Calibri Light" w:cs="Calibri Light"/>
-          <w:b/>
-          <w:bCs/>
-          <w:sz w:val="20"/>
-          <w:szCs w:val="20"/>
-        </w:rPr>
-      </w:pPr>
-      <w:r>
-        <w:rPr>
-          <w:rFonts w:ascii="Calibri Light" w:hAnsi="Calibri Light" w:cs="Calibri Light"/>
-          <w:b/>
-          <w:bCs/>
-          <w:sz w:val="20"/>
-          <w:szCs w:val="20"/>
-        </w:rPr>
-        <w:t xml:space="preserve">Dr. </w:t>
-      </w:r>
-      <w:proofErr w:type="spellStart"/>
-      <w:r>
-        <w:rPr>
-          <w:rFonts w:ascii="Calibri Light" w:hAnsi="Calibri Light" w:cs="Calibri Light"/>
-          <w:b/>
-          <w:bCs/>
-          <w:sz w:val="20"/>
-          <w:szCs w:val="20"/>
-        </w:rPr>
-        <w:t>Sungshin</w:t>
-      </w:r>
-      <w:proofErr w:type="spellEnd"/>
-      <w:r>
-        <w:rPr>
-          <w:rFonts w:ascii="Calibri Light" w:hAnsi="Calibri Light" w:cs="Calibri Light"/>
-          <w:b/>
-          <w:bCs/>
-          <w:sz w:val="20"/>
-          <w:szCs w:val="20"/>
-        </w:rPr>
-        <w:t xml:space="preserve"> Kim </w:t>
-      </w:r>
-    </w:p>
-    <w:p>
-      <w:pPr>
-        <w:rPr>
-          <w:rFonts w:ascii="Calibri Light" w:hAnsi="Calibri Light" w:cs="Calibri Light"/>
-          <w:sz w:val="16"/>
-          <w:szCs w:val="16"/>
-        </w:rPr>
-      </w:pPr>
-      <w:r>
-        <w:rPr>
-          <w:rFonts w:ascii="Calibri Light" w:hAnsi="Calibri Light" w:cs="Calibri Light"/>
-          <w:sz w:val="16"/>
-          <w:szCs w:val="16"/>
-        </w:rPr>
-        <w:t>Center for Neuroscience Imaging Research, Sungkyunkwan University</w:t>
-      </w:r>
-    </w:p>
-    <w:p>
-      <w:pPr>
-        <w:rPr>
-          <w:rFonts w:ascii="Calibri Light" w:hAnsi="Calibri Light" w:cs="Calibri Light"/>
-          <w:sz w:val="16"/>
-          <w:szCs w:val="16"/>
-        </w:rPr>
-      </w:pPr>
-      <w:r>
-        <w:rPr>
-          <w:rFonts w:ascii="Calibri Light" w:hAnsi="Calibri Light" w:cs="Calibri Light"/>
-          <w:sz w:val="16"/>
-          <w:szCs w:val="16"/>
-        </w:rPr>
-        <w:t xml:space="preserve">Phone: </w:t>
-      </w:r>
-      <w:r>
-        <w:rPr>
-          <w:rFonts w:ascii="Calibri Light" w:hAnsi="Calibri Light" w:cs="Calibri Light"/>
-          <w:sz w:val="16"/>
-          <w:szCs w:val="16"/>
-        </w:rPr>
-        <w:t>+82-</w:t>
-      </w:r>
-      <w:r>
-        <w:rPr>
-          <w:rFonts w:ascii="Calibri Light" w:hAnsi="Calibri Light" w:cs="Calibri Light"/>
-          <w:sz w:val="16"/>
-          <w:szCs w:val="16"/>
-        </w:rPr>
-        <w:t>31-299-4490</w:t>
-      </w:r>
-    </w:p>
-    <w:p>
-      <w:pPr>
-        <w:rPr>
-          <w:rFonts w:ascii="Calibri Light" w:hAnsi="Calibri Light" w:cs="Calibri Light"/>
-          <w:sz w:val="16"/>
-          <w:szCs w:val="16"/>
-        </w:rPr>
-      </w:pPr>
-      <w:r>
-        <w:rPr>
-          <w:rFonts w:ascii="Calibri Light" w:hAnsi="Calibri Light" w:cs="Calibri Light"/>
-          <w:sz w:val="16"/>
-          <w:szCs w:val="16"/>
-        </w:rPr>
-        <w:t xml:space="preserve">Email: </w:t>
-      </w:r>
-      <w:hyperlink r:id="rId12" w:history="1">
-        <w:r>
-          <w:rPr>
-            <w:rStyle w:val="Hyperlink"/>
-            <w:rFonts w:ascii="Calibri Light" w:hAnsi="Calibri Light" w:cs="Calibri Light"/>
-            <w:sz w:val="16"/>
-            <w:szCs w:val="16"/>
-          </w:rPr>
-          <w:t>clmnlab@gmail.com</w:t>
-        </w:r>
-      </w:hyperlink>
+          <w:sz w:val="16"/>
+          <w:szCs w:val="16"/>
+        </w:rPr>
+      </w:pPr>
     </w:p>
     <w:sectPr>
-      <w:footerReference w:type="default" r:id="rId13"/>
+      <w:footerReference w:type="default" r:id="rId12"/>
       <w:pgSz w:w="12240" w:h="15840"/>
       <w:pgMar w:top="1440" w:right="1440" w:bottom="1440" w:left="1800" w:header="720" w:footer="720" w:gutter="0"/>
       <w:cols w:space="720"/>

--- a/assets/CV_minakwon.docx
+++ b/assets/CV_minakwon.docx
@@ -797,15 +797,6 @@
     </w:p>
     <w:p>
       <w:pPr>
-        <w:rPr>
-          <w:rFonts w:ascii="Roboto Light" w:hAnsi="Roboto Light" w:cstheme="minorHAnsi"/>
-          <w:sz w:val="21"/>
-          <w:szCs w:val="21"/>
-        </w:rPr>
-      </w:pPr>
-    </w:p>
-    <w:p>
-      <w:pPr>
         <w:pStyle w:val="Heading1"/>
         <w:rPr>
           <w:rFonts w:ascii="Lato Black" w:hAnsi="Lato Black" w:cstheme="minorHAnsi"/>
@@ -814,13 +805,200 @@
           <w:lang w:eastAsia="ko-KR"/>
         </w:rPr>
       </w:pPr>
-      <w:r>
+    </w:p>
+    <w:p>
+      <w:pPr>
+        <w:pStyle w:val="Heading1"/>
         <w:rPr>
           <w:rFonts w:ascii="Lato Black" w:hAnsi="Lato Black" w:cstheme="minorHAnsi"/>
           <w:sz w:val="22"/>
           <w:szCs w:val="28"/>
           <w:lang w:eastAsia="ko-KR"/>
         </w:rPr>
+      </w:pPr>
+      <w:r>
+        <w:rPr>
+          <w:rFonts w:ascii="Lato Black" w:hAnsi="Lato Black" w:cstheme="minorHAnsi"/>
+          <w:sz w:val="22"/>
+          <w:szCs w:val="28"/>
+          <w:lang w:eastAsia="ko-KR"/>
+        </w:rPr>
+        <w:t>Publications</w:t>
+      </w:r>
+    </w:p>
+    <w:p>
+      <w:pPr>
+        <w:tabs>
+          <w:tab w:val="right" w:pos="8640"/>
+        </w:tabs>
+        <w:rPr>
+          <w:rFonts w:ascii="Lato" w:hAnsi="Lato" w:cstheme="minorHAnsi"/>
+          <w:sz w:val="16"/>
+          <w:szCs w:val="16"/>
+        </w:rPr>
+      </w:pPr>
+    </w:p>
+    <w:p>
+      <w:pPr>
+        <w:tabs>
+          <w:tab w:val="right" w:pos="8640"/>
+        </w:tabs>
+        <w:spacing w:after="80"/>
+        <w:ind w:left="567" w:hanging="567"/>
+        <w:rPr>
+          <w:rFonts w:ascii="Calibri Light" w:hAnsi="Calibri Light" w:cs="Calibri Light"/>
+          <w:sz w:val="20"/>
+          <w:szCs w:val="21"/>
+          <w:lang w:eastAsia="ko-KR"/>
+        </w:rPr>
+      </w:pPr>
+      <w:r>
+        <w:rPr>
+          <w:rFonts w:ascii="Calibri Light" w:hAnsi="Calibri Light" w:cs="Calibri Light"/>
+          <w:b/>
+          <w:bCs/>
+          <w:sz w:val="20"/>
+          <w:szCs w:val="21"/>
+          <w:lang w:eastAsia="ko-KR"/>
+        </w:rPr>
+        <w:t>Kwon, M.</w:t>
+      </w:r>
+      <w:r>
+        <w:rPr>
+          <w:rFonts w:ascii="Calibri Light" w:hAnsi="Calibri Light" w:cs="Calibri Light"/>
+          <w:sz w:val="20"/>
+          <w:szCs w:val="21"/>
+          <w:lang w:eastAsia="ko-KR"/>
+        </w:rPr>
+        <w:t xml:space="preserve">, Kim, H., Yang, J., </w:t>
+      </w:r>
+      <w:proofErr w:type="spellStart"/>
+      <w:r>
+        <w:rPr>
+          <w:rFonts w:ascii="Calibri Light" w:hAnsi="Calibri Light" w:cs="Calibri Light"/>
+          <w:sz w:val="20"/>
+          <w:szCs w:val="21"/>
+          <w:lang w:eastAsia="ko-KR"/>
+        </w:rPr>
+        <w:t>Hur</w:t>
+      </w:r>
+      <w:proofErr w:type="spellEnd"/>
+      <w:r>
+        <w:rPr>
+          <w:rFonts w:ascii="Calibri Light" w:hAnsi="Calibri Light" w:cs="Calibri Light"/>
+          <w:sz w:val="20"/>
+          <w:szCs w:val="21"/>
+          <w:lang w:eastAsia="ko-KR"/>
+        </w:rPr>
+        <w:t xml:space="preserve">, J., Lee, T., &amp; </w:t>
+      </w:r>
+      <w:proofErr w:type="spellStart"/>
+      <w:r>
+        <w:rPr>
+          <w:rFonts w:ascii="Calibri Light" w:hAnsi="Calibri Light" w:cs="Calibri Light"/>
+          <w:sz w:val="20"/>
+          <w:szCs w:val="21"/>
+          <w:lang w:eastAsia="ko-KR"/>
+        </w:rPr>
+        <w:t>Ahn</w:t>
+      </w:r>
+      <w:proofErr w:type="spellEnd"/>
+      <w:r>
+        <w:rPr>
+          <w:rFonts w:ascii="Calibri Light" w:hAnsi="Calibri Light" w:cs="Calibri Light"/>
+          <w:sz w:val="20"/>
+          <w:szCs w:val="21"/>
+          <w:lang w:eastAsia="ko-KR"/>
+        </w:rPr>
+        <w:t>, W. (</w:t>
+      </w:r>
+      <w:r>
+        <w:rPr>
+          <w:rFonts w:ascii="Calibri Light" w:hAnsi="Calibri Light" w:cs="Calibri Light"/>
+          <w:sz w:val="20"/>
+          <w:szCs w:val="21"/>
+          <w:lang w:eastAsia="ko-KR"/>
+        </w:rPr>
+        <w:t>under review).</w:t>
+      </w:r>
+      <w:r>
+        <w:rPr>
+          <w:rFonts w:ascii="Calibri Light" w:hAnsi="Calibri Light" w:cs="Calibri Light"/>
+          <w:sz w:val="20"/>
+          <w:szCs w:val="21"/>
+          <w:lang w:eastAsia="ko-KR"/>
+        </w:rPr>
+        <w:t xml:space="preserve"> </w:t>
+      </w:r>
+      <w:r>
+        <w:rPr>
+          <w:rFonts w:ascii="Calibri Light" w:hAnsi="Calibri Light" w:cs="Calibri Light"/>
+          <w:sz w:val="20"/>
+          <w:szCs w:val="21"/>
+          <w:lang w:eastAsia="ko-KR"/>
+        </w:rPr>
+        <w:t xml:space="preserve">Daily caffeinated soda intake is associated with impaired working memory and higher impulsivity in children. </w:t>
+      </w:r>
+      <w:r>
+        <w:rPr>
+          <w:rFonts w:ascii="Calibri Light" w:hAnsi="Calibri Light" w:cs="Calibri Light"/>
+          <w:i/>
+          <w:iCs/>
+          <w:sz w:val="20"/>
+          <w:szCs w:val="21"/>
+          <w:lang w:eastAsia="ko-KR"/>
+        </w:rPr>
+        <w:t>p</w:t>
+      </w:r>
+      <w:r>
+        <w:rPr>
+          <w:rFonts w:ascii="Calibri Light" w:hAnsi="Calibri Light" w:cs="Calibri Light"/>
+          <w:i/>
+          <w:iCs/>
+          <w:sz w:val="20"/>
+          <w:szCs w:val="21"/>
+          <w:lang w:eastAsia="ko-KR"/>
+        </w:rPr>
+        <w:t>reprint</w:t>
+      </w:r>
+      <w:r>
+        <w:rPr>
+          <w:rFonts w:ascii="Calibri Light" w:hAnsi="Calibri Light" w:cs="Calibri Light"/>
+          <w:sz w:val="20"/>
+          <w:szCs w:val="21"/>
+          <w:lang w:eastAsia="ko-KR"/>
+        </w:rPr>
+        <w:t>.</w:t>
+      </w:r>
+    </w:p>
+    <w:p>
+      <w:pPr>
+        <w:pStyle w:val="Heading1"/>
+        <w:rPr>
+          <w:rFonts w:ascii="Lato Black" w:hAnsi="Lato Black" w:cstheme="minorHAnsi"/>
+          <w:sz w:val="22"/>
+          <w:szCs w:val="28"/>
+          <w:lang w:eastAsia="ko-KR"/>
+        </w:rPr>
+      </w:pPr>
+    </w:p>
+    <w:p>
+      <w:pPr>
+        <w:pStyle w:val="Heading1"/>
+        <w:rPr>
+          <w:rFonts w:ascii="Lato Black" w:hAnsi="Lato Black" w:cstheme="minorHAnsi"/>
+          <w:sz w:val="22"/>
+          <w:szCs w:val="28"/>
+          <w:lang w:eastAsia="ko-KR"/>
+        </w:rPr>
+      </w:pPr>
+      <w:r>
+        <w:rPr>
+          <w:rFonts w:ascii="Lato Black" w:hAnsi="Lato Black" w:cstheme="minorHAnsi"/>
+          <w:sz w:val="22"/>
+          <w:szCs w:val="28"/>
+          <w:lang w:eastAsia="ko-KR"/>
+        </w:rPr>
         <w:t xml:space="preserve">Poster Presentation </w:t>
       </w:r>
     </w:p>
@@ -1321,6 +1499,356 @@
           <w:szCs w:val="16"/>
           <w:lang w:eastAsia="ko-KR"/>
         </w:rPr>
+        <w:t>202</w:t>
+      </w:r>
+      <w:r>
+        <w:rPr>
+          <w:rFonts w:ascii="Calibri Light" w:hAnsi="Calibri Light" w:cs="Calibri Light"/>
+          <w:i/>
+          <w:iCs/>
+          <w:sz w:val="16"/>
+          <w:szCs w:val="16"/>
+          <w:lang w:eastAsia="ko-KR"/>
+        </w:rPr>
+        <w:t>1</w:t>
+      </w:r>
+      <w:r>
+        <w:rPr>
+          <w:rFonts w:ascii="Calibri Light" w:hAnsi="Calibri Light" w:cs="Calibri Light"/>
+          <w:i/>
+          <w:iCs/>
+          <w:sz w:val="16"/>
+          <w:szCs w:val="16"/>
+          <w:lang w:eastAsia="ko-KR"/>
+        </w:rPr>
+        <w:t xml:space="preserve">.03 ~ </w:t>
+      </w:r>
+      <w:r>
+        <w:rPr>
+          <w:rFonts w:ascii="Calibri Light" w:hAnsi="Calibri Light" w:cs="Calibri Light"/>
+          <w:i/>
+          <w:iCs/>
+          <w:sz w:val="16"/>
+          <w:szCs w:val="16"/>
+        </w:rPr>
+        <w:t>present</w:t>
+      </w:r>
+    </w:p>
+    <w:p>
+      <w:pPr>
+        <w:tabs>
+          <w:tab w:val="right" w:pos="8640"/>
+        </w:tabs>
+        <w:rPr>
+          <w:rFonts w:ascii="Calibri Light" w:hAnsi="Calibri Light" w:cs="Calibri Light" w:hint="eastAsia"/>
+          <w:i/>
+          <w:iCs/>
+          <w:sz w:val="16"/>
+          <w:szCs w:val="16"/>
+          <w:lang w:eastAsia="ko-KR"/>
+        </w:rPr>
+      </w:pPr>
+      <w:r>
+        <w:rPr>
+          <w:rFonts w:ascii="Calibri Light" w:hAnsi="Calibri Light" w:cs="Calibri Light"/>
+          <w:i/>
+          <w:iCs/>
+          <w:sz w:val="16"/>
+          <w:szCs w:val="16"/>
+        </w:rPr>
+        <w:t>Seminar in Experimental Psychology</w:t>
+      </w:r>
+      <w:r>
+        <w:rPr>
+          <w:rFonts w:ascii="Calibri Light" w:hAnsi="Calibri Light" w:cs="Calibri Light"/>
+          <w:i/>
+          <w:iCs/>
+          <w:sz w:val="16"/>
+          <w:szCs w:val="16"/>
+        </w:rPr>
+        <w:t>: Computational Modeling</w:t>
+      </w:r>
+    </w:p>
+    <w:p>
+      <w:pPr>
+        <w:tabs>
+          <w:tab w:val="right" w:pos="8640"/>
+        </w:tabs>
+        <w:rPr>
+          <w:rFonts w:ascii="Calibri" w:hAnsi="Calibri" w:cs="Calibri"/>
+          <w:b/>
+          <w:bCs/>
+          <w:sz w:val="20"/>
+          <w:szCs w:val="20"/>
+          <w:lang w:eastAsia="ko-KR"/>
+        </w:rPr>
+      </w:pPr>
+    </w:p>
+    <w:p>
+      <w:pPr>
+        <w:tabs>
+          <w:tab w:val="right" w:pos="8640"/>
+        </w:tabs>
+        <w:rPr>
+          <w:rFonts w:ascii="Calibri" w:hAnsi="Calibri" w:cs="Calibri"/>
+          <w:sz w:val="21"/>
+          <w:szCs w:val="21"/>
+          <w:lang w:eastAsia="ko-KR"/>
+        </w:rPr>
+      </w:pPr>
+      <w:r>
+        <w:rPr>
+          <w:rFonts w:ascii="Calibri" w:hAnsi="Calibri" w:cs="Calibri"/>
+          <w:b/>
+          <w:bCs/>
+          <w:sz w:val="20"/>
+          <w:szCs w:val="20"/>
+          <w:lang w:eastAsia="ko-KR"/>
+        </w:rPr>
+        <w:lastRenderedPageBreak/>
+        <w:t>Seoul National University</w:t>
+      </w:r>
+      <w:r>
+        <w:rPr>
+          <w:rFonts w:ascii="Calibri" w:hAnsi="Calibri" w:cs="Calibri"/>
+          <w:b/>
+          <w:sz w:val="20"/>
+          <w:szCs w:val="20"/>
+          <w:lang w:eastAsia="ko-KR"/>
+        </w:rPr>
+        <w:tab/>
+      </w:r>
+      <w:r>
+        <w:rPr>
+          <w:rFonts w:ascii="Calibri Light" w:hAnsi="Calibri Light" w:cs="Calibri Light"/>
+          <w:sz w:val="16"/>
+          <w:szCs w:val="16"/>
+          <w:lang w:eastAsia="ko-KR"/>
+        </w:rPr>
+        <w:t>Seoul, Korea</w:t>
+      </w:r>
+    </w:p>
+    <w:p>
+      <w:pPr>
+        <w:tabs>
+          <w:tab w:val="right" w:pos="8640"/>
+        </w:tabs>
+        <w:rPr>
+          <w:rFonts w:ascii="Calibri Light" w:hAnsi="Calibri Light" w:cs="Calibri Light"/>
+          <w:i/>
+          <w:iCs/>
+          <w:sz w:val="16"/>
+          <w:szCs w:val="16"/>
+        </w:rPr>
+      </w:pPr>
+      <w:r>
+        <w:rPr>
+          <w:rFonts w:ascii="Calibri Light" w:hAnsi="Calibri Light" w:cs="Calibri Light"/>
+          <w:sz w:val="16"/>
+          <w:szCs w:val="16"/>
+          <w:lang w:eastAsia="ko-KR"/>
+        </w:rPr>
+        <w:t xml:space="preserve">Teaching Assistant </w:t>
+      </w:r>
+      <w:r>
+        <w:rPr>
+          <w:rFonts w:ascii="Calibri Light" w:hAnsi="Calibri Light" w:cs="Calibri Light"/>
+          <w:sz w:val="16"/>
+          <w:szCs w:val="16"/>
+          <w:lang w:eastAsia="ko-KR"/>
+        </w:rPr>
+        <w:tab/>
+      </w:r>
+      <w:r>
+        <w:rPr>
+          <w:rFonts w:ascii="Calibri Light" w:hAnsi="Calibri Light" w:cs="Calibri Light"/>
+          <w:i/>
+          <w:iCs/>
+          <w:sz w:val="16"/>
+          <w:szCs w:val="16"/>
+          <w:lang w:eastAsia="ko-KR"/>
+        </w:rPr>
+        <w:t>202</w:t>
+      </w:r>
+      <w:r>
+        <w:rPr>
+          <w:rFonts w:ascii="Calibri Light" w:hAnsi="Calibri Light" w:cs="Calibri Light"/>
+          <w:i/>
+          <w:iCs/>
+          <w:sz w:val="16"/>
+          <w:szCs w:val="16"/>
+          <w:lang w:eastAsia="ko-KR"/>
+        </w:rPr>
+        <w:t>1</w:t>
+      </w:r>
+      <w:r>
+        <w:rPr>
+          <w:rFonts w:ascii="Calibri Light" w:hAnsi="Calibri Light" w:cs="Calibri Light"/>
+          <w:i/>
+          <w:iCs/>
+          <w:sz w:val="16"/>
+          <w:szCs w:val="16"/>
+          <w:lang w:eastAsia="ko-KR"/>
+        </w:rPr>
+        <w:t xml:space="preserve">.03 ~ </w:t>
+      </w:r>
+      <w:r>
+        <w:rPr>
+          <w:rFonts w:ascii="Calibri Light" w:hAnsi="Calibri Light" w:cs="Calibri Light"/>
+          <w:i/>
+          <w:iCs/>
+          <w:sz w:val="16"/>
+          <w:szCs w:val="16"/>
+        </w:rPr>
+        <w:t>present</w:t>
+      </w:r>
+    </w:p>
+    <w:p>
+      <w:pPr>
+        <w:tabs>
+          <w:tab w:val="right" w:pos="8640"/>
+        </w:tabs>
+        <w:rPr>
+          <w:rFonts w:ascii="Calibri Light" w:hAnsi="Calibri Light" w:cs="Calibri Light"/>
+          <w:i/>
+          <w:iCs/>
+          <w:sz w:val="16"/>
+          <w:szCs w:val="16"/>
+        </w:rPr>
+      </w:pPr>
+      <w:r>
+        <w:rPr>
+          <w:rFonts w:ascii="Calibri Light" w:hAnsi="Calibri Light" w:cs="Calibri Light"/>
+          <w:i/>
+          <w:iCs/>
+          <w:sz w:val="16"/>
+          <w:szCs w:val="16"/>
+        </w:rPr>
+        <w:t>Psychological Science of Addiction</w:t>
+      </w:r>
+    </w:p>
+    <w:p>
+      <w:pPr>
+        <w:tabs>
+          <w:tab w:val="right" w:pos="8640"/>
+        </w:tabs>
+        <w:rPr>
+          <w:rFonts w:ascii="Calibri" w:hAnsi="Calibri" w:cs="Calibri"/>
+          <w:b/>
+          <w:bCs/>
+          <w:sz w:val="20"/>
+          <w:szCs w:val="20"/>
+          <w:lang w:eastAsia="ko-KR"/>
+        </w:rPr>
+      </w:pPr>
+    </w:p>
+    <w:p>
+      <w:pPr>
+        <w:rPr>
+          <w:rFonts w:ascii="Calibri" w:hAnsi="Calibri" w:cs="Calibri"/>
+          <w:b/>
+          <w:bCs/>
+          <w:sz w:val="20"/>
+          <w:szCs w:val="20"/>
+          <w:lang w:eastAsia="ko-KR"/>
+        </w:rPr>
+      </w:pPr>
+      <w:r>
+        <w:rPr>
+          <w:rFonts w:ascii="Calibri" w:hAnsi="Calibri" w:cs="Calibri"/>
+          <w:b/>
+          <w:bCs/>
+          <w:sz w:val="20"/>
+          <w:szCs w:val="20"/>
+          <w:lang w:eastAsia="ko-KR"/>
+        </w:rPr>
+        <w:br w:type="page"/>
+      </w:r>
+    </w:p>
+    <w:p>
+      <w:pPr>
+        <w:tabs>
+          <w:tab w:val="right" w:pos="8640"/>
+        </w:tabs>
+        <w:rPr>
+          <w:rFonts w:ascii="Calibri" w:hAnsi="Calibri" w:cs="Calibri"/>
+          <w:sz w:val="21"/>
+          <w:szCs w:val="21"/>
+          <w:lang w:eastAsia="ko-KR"/>
+        </w:rPr>
+      </w:pPr>
+      <w:r>
+        <w:rPr>
+          <w:rFonts w:ascii="Calibri" w:hAnsi="Calibri" w:cs="Calibri"/>
+          <w:b/>
+          <w:bCs/>
+          <w:sz w:val="20"/>
+          <w:szCs w:val="20"/>
+          <w:lang w:eastAsia="ko-KR"/>
+        </w:rPr>
+        <w:lastRenderedPageBreak/>
+        <w:t>Seoul National University</w:t>
+      </w:r>
+      <w:r>
+        <w:rPr>
+          <w:rFonts w:ascii="Calibri" w:hAnsi="Calibri" w:cs="Calibri"/>
+          <w:b/>
+          <w:sz w:val="20"/>
+          <w:szCs w:val="20"/>
+          <w:lang w:eastAsia="ko-KR"/>
+        </w:rPr>
+        <w:tab/>
+      </w:r>
+      <w:r>
+        <w:rPr>
+          <w:rFonts w:ascii="Calibri Light" w:hAnsi="Calibri Light" w:cs="Calibri Light"/>
+          <w:sz w:val="16"/>
+          <w:szCs w:val="16"/>
+          <w:lang w:eastAsia="ko-KR"/>
+        </w:rPr>
+        <w:t>Seoul, Korea</w:t>
+      </w:r>
+    </w:p>
+    <w:p>
+      <w:pPr>
+        <w:tabs>
+          <w:tab w:val="right" w:pos="8640"/>
+        </w:tabs>
+        <w:rPr>
+          <w:rFonts w:ascii="Calibri Light" w:hAnsi="Calibri Light" w:cs="Calibri Light"/>
+          <w:i/>
+          <w:iCs/>
+          <w:sz w:val="16"/>
+          <w:szCs w:val="16"/>
+        </w:rPr>
+      </w:pPr>
+      <w:r>
+        <w:rPr>
+          <w:rFonts w:ascii="Calibri Light" w:hAnsi="Calibri Light" w:cs="Calibri Light"/>
+          <w:sz w:val="16"/>
+          <w:szCs w:val="16"/>
+          <w:lang w:eastAsia="ko-KR"/>
+        </w:rPr>
+        <w:t xml:space="preserve">Teaching Assistant </w:t>
+      </w:r>
+      <w:r>
+        <w:rPr>
+          <w:rFonts w:ascii="Calibri Light" w:hAnsi="Calibri Light" w:cs="Calibri Light"/>
+          <w:sz w:val="16"/>
+          <w:szCs w:val="16"/>
+          <w:lang w:eastAsia="ko-KR"/>
+        </w:rPr>
+        <w:tab/>
+      </w:r>
+      <w:r>
+        <w:rPr>
+          <w:rFonts w:ascii="Calibri Light" w:hAnsi="Calibri Light" w:cs="Calibri Light"/>
+          <w:i/>
+          <w:iCs/>
+          <w:sz w:val="16"/>
+          <w:szCs w:val="16"/>
+          <w:lang w:eastAsia="ko-KR"/>
+        </w:rPr>
         <w:t xml:space="preserve">2020.03 ~ </w:t>
       </w:r>
       <w:r>
@@ -1331,7 +1859,7 @@
           <w:sz w:val="16"/>
           <w:szCs w:val="16"/>
         </w:rPr>
-        <w:t>present</w:t>
+        <w:t>2020.12</w:t>
       </w:r>
     </w:p>
     <w:p>
@@ -3352,7 +3880,6 @@
           <w:sz w:val="22"/>
           <w:szCs w:val="28"/>
         </w:rPr>
-        <w:lastRenderedPageBreak/>
         <w:t>Skills</w:t>
       </w:r>
     </w:p>

--- a/assets/CV_minakwon.docx
+++ b/assets/CV_minakwon.docx
@@ -1540,7 +1540,7 @@
           <w:tab w:val="right" w:pos="8640"/>
         </w:tabs>
         <w:rPr>
-          <w:rFonts w:ascii="Calibri Light" w:hAnsi="Calibri Light" w:cs="Calibri Light" w:hint="eastAsia"/>
+          <w:rFonts w:ascii="Calibri Light" w:hAnsi="Calibri Light" w:cs="Calibri Light"/>
           <w:i/>
           <w:iCs/>
           <w:sz w:val="16"/>
@@ -1762,31 +1762,6 @@
           <w:szCs w:val="20"/>
           <w:lang w:eastAsia="ko-KR"/>
         </w:rPr>
-        <w:br w:type="page"/>
-      </w:r>
-    </w:p>
-    <w:p>
-      <w:pPr>
-        <w:tabs>
-          <w:tab w:val="right" w:pos="8640"/>
-        </w:tabs>
-        <w:rPr>
-          <w:rFonts w:ascii="Calibri" w:hAnsi="Calibri" w:cs="Calibri"/>
-          <w:sz w:val="21"/>
-          <w:szCs w:val="21"/>
-          <w:lang w:eastAsia="ko-KR"/>
-        </w:rPr>
-      </w:pPr>
-      <w:r>
-        <w:rPr>
-          <w:rFonts w:ascii="Calibri" w:hAnsi="Calibri" w:cs="Calibri"/>
-          <w:b/>
-          <w:bCs/>
-          <w:sz w:val="20"/>
-          <w:szCs w:val="20"/>
-          <w:lang w:eastAsia="ko-KR"/>
-        </w:rPr>
-        <w:lastRenderedPageBreak/>
         <w:t>Seoul National University</w:t>
       </w:r>
       <w:r>
@@ -3503,6 +3478,7 @@
           <w:sz w:val="16"/>
           <w:szCs w:val="16"/>
         </w:rPr>
+        <w:lastRenderedPageBreak/>
         <w:t>Seoul National University</w:t>
       </w:r>
     </w:p>
@@ -4198,13 +4174,6 @@
       </w:r>
     </w:p>
     <w:p>
-      <w:pPr>
-        <w:rPr>
-          <w:rFonts w:ascii="Calibri Light" w:hAnsi="Calibri Light" w:cs="Calibri Light"/>
-          <w:sz w:val="16"/>
-          <w:szCs w:val="16"/>
-        </w:rPr>
-      </w:pPr>
       <w:r>
         <w:rPr>
           <w:rFonts w:ascii="Calibri Light" w:hAnsi="Calibri Light" w:cs="Calibri Light"/>
@@ -4238,10 +4207,77 @@
       <w:pPr>
         <w:rPr>
           <w:rFonts w:ascii="Calibri Light" w:hAnsi="Calibri Light" w:cs="Calibri Light"/>
-          <w:sz w:val="16"/>
-          <w:szCs w:val="16"/>
-        </w:rPr>
-      </w:pPr>
+          <w:i/>
+          <w:iCs/>
+          <w:sz w:val="16"/>
+          <w:szCs w:val="16"/>
+        </w:rPr>
+      </w:pPr>
+    </w:p>
+    <w:p>
+      <w:pPr>
+        <w:rPr>
+          <w:rFonts w:ascii="Calibri Light" w:hAnsi="Calibri Light" w:cs="Calibri Light"/>
+          <w:i/>
+          <w:iCs/>
+          <w:sz w:val="16"/>
+          <w:szCs w:val="16"/>
+        </w:rPr>
+      </w:pPr>
+    </w:p>
+    <w:p>
+      <w:pPr>
+        <w:jc w:val="right"/>
+        <w:rPr>
+          <w:rFonts w:ascii="Calibri Light" w:hAnsi="Calibri Light" w:cs="Calibri Light"/>
+          <w:sz w:val="16"/>
+          <w:szCs w:val="16"/>
+          <w:lang w:eastAsia="ko-KR"/>
+        </w:rPr>
+      </w:pPr>
+      <w:r>
+        <w:rPr>
+          <w:rFonts w:ascii="Calibri Light" w:hAnsi="Calibri Light" w:cs="Calibri Light"/>
+          <w:i/>
+          <w:iCs/>
+          <w:sz w:val="16"/>
+          <w:szCs w:val="16"/>
+        </w:rPr>
+        <w:t xml:space="preserve">- 2021.03.11 </w:t>
+      </w:r>
+      <w:r>
+        <w:rPr>
+          <w:rFonts w:ascii="Calibri Light" w:hAnsi="Calibri Light" w:cs="Calibri Light" w:hint="eastAsia"/>
+          <w:i/>
+          <w:iCs/>
+          <w:sz w:val="16"/>
+          <w:szCs w:val="16"/>
+          <w:lang w:eastAsia="ko-KR"/>
+        </w:rPr>
+        <w:t>u</w:t>
+      </w:r>
+      <w:r>
+        <w:rPr>
+          <w:rFonts w:ascii="Calibri Light" w:hAnsi="Calibri Light" w:cs="Calibri Light"/>
+          <w:i/>
+          <w:iCs/>
+          <w:sz w:val="16"/>
+          <w:szCs w:val="16"/>
+          <w:lang w:eastAsia="ko-KR"/>
+        </w:rPr>
+        <w:t>pdated</w:t>
+      </w:r>
+      <w:r>
+        <w:rPr>
+          <w:rFonts w:ascii="Calibri Light" w:hAnsi="Calibri Light" w:cs="Calibri Light"/>
+          <w:i/>
+          <w:iCs/>
+          <w:sz w:val="16"/>
+          <w:szCs w:val="16"/>
+          <w:lang w:eastAsia="ko-KR"/>
+        </w:rPr>
+        <w:t xml:space="preserve"> -</w:t>
+      </w:r>
     </w:p>
     <w:sectPr>
       <w:footerReference w:type="default" r:id="rId12"/>

--- a/assets/CV_minakwon.docx
+++ b/assets/CV_minakwon.docx
@@ -1277,6 +1277,15 @@
       <w:r>
         <w:rPr>
           <w:rFonts w:ascii="Calibri Light" w:hAnsi="Calibri Light" w:cs="Calibri Light"/>
+          <w:sz w:val="20"/>
+          <w:szCs w:val="21"/>
+          <w:lang w:eastAsia="ko-KR"/>
+        </w:rPr>
+        <w:t xml:space="preserve">Kim, H.+, Kim, S.+, </w:t>
+      </w:r>
+      <w:r>
+        <w:rPr>
+          <w:rFonts w:ascii="Calibri Light" w:hAnsi="Calibri Light" w:cs="Calibri Light"/>
           <w:b/>
           <w:bCs/>
           <w:sz w:val="20"/>
@@ -1292,16 +1301,25 @@
           <w:szCs w:val="21"/>
           <w:lang w:eastAsia="ko-KR"/>
         </w:rPr>
-        <w:t xml:space="preserve">, </w:t>
-      </w:r>
-      <w:r>
-        <w:rPr>
-          <w:rFonts w:ascii="Calibri Light" w:hAnsi="Calibri Light" w:cs="Calibri Light"/>
-          <w:sz w:val="20"/>
-          <w:szCs w:val="21"/>
-          <w:lang w:eastAsia="ko-KR"/>
-        </w:rPr>
-        <w:t xml:space="preserve">Kim, H., Yang, J., &amp; </w:t>
+        <w:t xml:space="preserve">, Yang, </w:t>
+      </w:r>
+      <w:r>
+        <w:rPr>
+          <w:rFonts w:ascii="Calibri Light" w:hAnsi="Calibri Light" w:cs="Calibri Light"/>
+          <w:sz w:val="20"/>
+          <w:szCs w:val="21"/>
+          <w:lang w:eastAsia="ko-KR"/>
+        </w:rPr>
+        <w:t>J</w:t>
+      </w:r>
+      <w:r>
+        <w:rPr>
+          <w:rFonts w:ascii="Calibri Light" w:hAnsi="Calibri Light" w:cs="Calibri Light"/>
+          <w:sz w:val="20"/>
+          <w:szCs w:val="21"/>
+          <w:lang w:eastAsia="ko-KR"/>
+        </w:rPr>
+        <w:t xml:space="preserve">., &amp; </w:t>
       </w:r>
       <w:proofErr w:type="spellStart"/>
       <w:r>
@@ -1321,54 +1339,29 @@
           <w:szCs w:val="21"/>
           <w:lang w:eastAsia="ko-KR"/>
         </w:rPr>
-        <w:t xml:space="preserve">, W. (2019) </w:t>
-      </w:r>
-      <w:r>
-        <w:rPr>
-          <w:rFonts w:ascii="Calibri Light" w:hAnsi="Calibri Light" w:cs="Calibri Light"/>
-          <w:sz w:val="20"/>
-          <w:szCs w:val="21"/>
-          <w:lang w:eastAsia="ko-KR"/>
-        </w:rPr>
-        <w:t>Caffeinated soda intake in childhood is associated with risk factors of Substance Use Disorder</w:t>
-      </w:r>
-      <w:r>
-        <w:rPr>
-          <w:rFonts w:ascii="Calibri Light" w:hAnsi="Calibri Light" w:cs="Calibri Light"/>
-          <w:sz w:val="20"/>
-          <w:szCs w:val="21"/>
-          <w:lang w:eastAsia="ko-KR"/>
-        </w:rPr>
-        <w:t xml:space="preserve">, </w:t>
-      </w:r>
-      <w:r>
-        <w:rPr>
-          <w:rFonts w:ascii="Calibri Light" w:hAnsi="Calibri Light" w:cs="Calibri Light"/>
-          <w:i/>
-          <w:iCs/>
-          <w:sz w:val="20"/>
-          <w:szCs w:val="21"/>
-          <w:lang w:eastAsia="ko-KR"/>
-        </w:rPr>
-        <w:t>Poster presented at the Annual Meeting of The Korean Cognitive Science Society, Seoul, South Korea.</w:t>
-      </w:r>
-      <w:r>
-        <w:rPr>
-          <w:rFonts w:ascii="Calibri Light" w:hAnsi="Calibri Light" w:cs="Calibri Light"/>
-          <w:sz w:val="20"/>
-          <w:szCs w:val="21"/>
-          <w:lang w:eastAsia="ko-KR"/>
-        </w:rPr>
-        <w:t xml:space="preserve"> </w:t>
-      </w:r>
-      <w:r>
-        <w:rPr>
-          <w:rFonts w:ascii="Calibri Light" w:hAnsi="Calibri Light" w:cs="Calibri Light"/>
-          <w:sz w:val="20"/>
-          <w:szCs w:val="21"/>
-          <w:lang w:eastAsia="ko-KR"/>
-        </w:rPr>
-        <w:t xml:space="preserve"> </w:t>
+        <w:t xml:space="preserve">, W. (2019) Effects of early life stress and social resources on neurocognitive functions: A large-scale replication study, </w:t>
+      </w:r>
+      <w:r>
+        <w:rPr>
+          <w:rFonts w:ascii="Calibri Light" w:hAnsi="Calibri Light" w:cs="Calibri Light"/>
+          <w:i/>
+          <w:iCs/>
+          <w:sz w:val="20"/>
+          <w:szCs w:val="21"/>
+          <w:lang w:eastAsia="ko-KR"/>
+        </w:rPr>
+        <w:t>Society for Research in Psychopathology</w:t>
+      </w:r>
+      <w:r>
+        <w:rPr>
+          <w:rFonts w:ascii="Calibri Light" w:hAnsi="Calibri Light" w:cs="Calibri Light"/>
+          <w:i/>
+          <w:iCs/>
+          <w:sz w:val="20"/>
+          <w:szCs w:val="21"/>
+          <w:lang w:eastAsia="ko-KR"/>
+        </w:rPr>
+        <w:t xml:space="preserve">, New York. </w:t>
       </w:r>
     </w:p>
     <w:p>
@@ -1379,6 +1372,117 @@
         <w:spacing w:after="80"/>
         <w:ind w:left="567" w:hanging="567"/>
         <w:rPr>
+          <w:rFonts w:ascii="Calibri Light" w:hAnsi="Calibri Light" w:cs="Calibri Light"/>
+          <w:sz w:val="20"/>
+          <w:szCs w:val="21"/>
+          <w:lang w:eastAsia="ko-KR"/>
+        </w:rPr>
+      </w:pPr>
+      <w:r>
+        <w:rPr>
+          <w:rFonts w:ascii="Calibri Light" w:hAnsi="Calibri Light" w:cs="Calibri Light"/>
+          <w:b/>
+          <w:bCs/>
+          <w:sz w:val="20"/>
+          <w:szCs w:val="21"/>
+          <w:lang w:eastAsia="ko-KR"/>
+        </w:rPr>
+        <w:t>Kwon, M.</w:t>
+      </w:r>
+      <w:r>
+        <w:rPr>
+          <w:rFonts w:ascii="Calibri Light" w:hAnsi="Calibri Light" w:cs="Calibri Light"/>
+          <w:sz w:val="20"/>
+          <w:szCs w:val="21"/>
+          <w:lang w:eastAsia="ko-KR"/>
+        </w:rPr>
+        <w:t xml:space="preserve">, </w:t>
+      </w:r>
+      <w:r>
+        <w:rPr>
+          <w:rFonts w:ascii="Calibri Light" w:hAnsi="Calibri Light" w:cs="Calibri Light"/>
+          <w:sz w:val="20"/>
+          <w:szCs w:val="21"/>
+          <w:lang w:eastAsia="ko-KR"/>
+        </w:rPr>
+        <w:t xml:space="preserve">Kim, H., Yang, J., &amp; </w:t>
+      </w:r>
+      <w:proofErr w:type="spellStart"/>
+      <w:r>
+        <w:rPr>
+          <w:rFonts w:ascii="Calibri Light" w:hAnsi="Calibri Light" w:cs="Calibri Light"/>
+          <w:sz w:val="20"/>
+          <w:szCs w:val="21"/>
+          <w:lang w:eastAsia="ko-KR"/>
+        </w:rPr>
+        <w:t>Ahn</w:t>
+      </w:r>
+      <w:proofErr w:type="spellEnd"/>
+      <w:r>
+        <w:rPr>
+          <w:rFonts w:ascii="Calibri Light" w:hAnsi="Calibri Light" w:cs="Calibri Light"/>
+          <w:sz w:val="20"/>
+          <w:szCs w:val="21"/>
+          <w:lang w:eastAsia="ko-KR"/>
+        </w:rPr>
+        <w:t xml:space="preserve">, W. (2019) </w:t>
+      </w:r>
+      <w:r>
+        <w:rPr>
+          <w:rFonts w:ascii="Calibri Light" w:hAnsi="Calibri Light" w:cs="Calibri Light"/>
+          <w:sz w:val="20"/>
+          <w:szCs w:val="21"/>
+          <w:lang w:eastAsia="ko-KR"/>
+        </w:rPr>
+        <w:t>Caffeinated soda intake in childhood is associated with risk factors of Substance Use Disorder</w:t>
+      </w:r>
+      <w:r>
+        <w:rPr>
+          <w:rFonts w:ascii="Calibri Light" w:hAnsi="Calibri Light" w:cs="Calibri Light"/>
+          <w:sz w:val="20"/>
+          <w:szCs w:val="21"/>
+          <w:lang w:eastAsia="ko-KR"/>
+        </w:rPr>
+        <w:t xml:space="preserve">, </w:t>
+      </w:r>
+      <w:r>
+        <w:rPr>
+          <w:rFonts w:ascii="Calibri Light" w:hAnsi="Calibri Light" w:cs="Calibri Light"/>
+          <w:i/>
+          <w:iCs/>
+          <w:sz w:val="20"/>
+          <w:szCs w:val="21"/>
+          <w:lang w:eastAsia="ko-KR"/>
+        </w:rPr>
+        <w:t>Poster presented at the Annual Meeting of The Korean Cognitive Science Society, Seoul, South Korea.</w:t>
+      </w:r>
+      <w:r>
+        <w:rPr>
+          <w:rFonts w:ascii="Calibri Light" w:hAnsi="Calibri Light" w:cs="Calibri Light"/>
+          <w:sz w:val="20"/>
+          <w:szCs w:val="21"/>
+          <w:lang w:eastAsia="ko-KR"/>
+        </w:rPr>
+        <w:t xml:space="preserve"> </w:t>
+      </w:r>
+      <w:r>
+        <w:rPr>
+          <w:rFonts w:ascii="Calibri Light" w:hAnsi="Calibri Light" w:cs="Calibri Light"/>
+          <w:sz w:val="20"/>
+          <w:szCs w:val="21"/>
+          <w:lang w:eastAsia="ko-KR"/>
+        </w:rPr>
+        <w:t xml:space="preserve"> </w:t>
+      </w:r>
+    </w:p>
+    <w:p>
+      <w:pPr>
+        <w:tabs>
+          <w:tab w:val="right" w:pos="8640"/>
+        </w:tabs>
+        <w:spacing w:after="80"/>
+        <w:ind w:left="567" w:hanging="567"/>
+        <w:rPr>
           <w:rFonts w:ascii="Lato Light" w:hAnsi="Lato Light" w:cstheme="minorHAnsi"/>
           <w:sz w:val="20"/>
           <w:szCs w:val="21"/>
@@ -1388,19 +1492,41 @@
     </w:p>
     <w:p>
       <w:pPr>
-        <w:pStyle w:val="Heading1"/>
+        <w:rPr>
+          <w:rFonts w:ascii="Lato" w:hAnsi="Lato" w:cstheme="minorHAnsi"/>
+          <w:b/>
+          <w:bCs/>
+          <w:smallCaps/>
+          <w:kern w:val="32"/>
+          <w:sz w:val="22"/>
+          <w:szCs w:val="28"/>
+        </w:rPr>
+      </w:pPr>
+      <w:r>
         <w:rPr>
           <w:rFonts w:ascii="Lato" w:hAnsi="Lato" w:cstheme="minorHAnsi"/>
           <w:sz w:val="22"/>
           <w:szCs w:val="28"/>
         </w:rPr>
-      </w:pPr>
-      <w:r>
+        <w:br w:type="page"/>
+      </w:r>
+    </w:p>
+    <w:p>
+      <w:pPr>
+        <w:pStyle w:val="Heading1"/>
         <w:rPr>
           <w:rFonts w:ascii="Lato" w:hAnsi="Lato" w:cstheme="minorHAnsi"/>
           <w:sz w:val="22"/>
           <w:szCs w:val="28"/>
         </w:rPr>
+      </w:pPr>
+      <w:r>
+        <w:rPr>
+          <w:rFonts w:ascii="Lato" w:hAnsi="Lato" w:cstheme="minorHAnsi"/>
+          <w:sz w:val="22"/>
+          <w:szCs w:val="28"/>
+        </w:rPr>
+        <w:lastRenderedPageBreak/>
         <w:t>Teaching</w:t>
       </w:r>
     </w:p>
@@ -1605,7 +1731,6 @@
           <w:szCs w:val="20"/>
           <w:lang w:eastAsia="ko-KR"/>
         </w:rPr>
-        <w:lastRenderedPageBreak/>
         <w:t>Seoul National University</w:t>
       </w:r>
       <w:r>
@@ -1776,6 +1901,77 @@
       </w:r>
       <w:r>
         <w:rPr>
+          <w:rFonts w:ascii="Calibri" w:hAnsi="Calibri" w:cs="Calibri"/>
+          <w:b/>
+          <w:sz w:val="20"/>
+          <w:szCs w:val="20"/>
+          <w:lang w:eastAsia="ko-KR"/>
+        </w:rPr>
+        <w:tab/>
+      </w:r>
+      <w:r>
+        <w:rPr>
+          <w:rFonts w:ascii="Calibri" w:hAnsi="Calibri" w:cs="Calibri"/>
+          <w:b/>
+          <w:sz w:val="20"/>
+          <w:szCs w:val="20"/>
+          <w:lang w:eastAsia="ko-KR"/>
+        </w:rPr>
+        <w:tab/>
+      </w:r>
+      <w:r>
+        <w:rPr>
+          <w:rFonts w:ascii="Calibri" w:hAnsi="Calibri" w:cs="Calibri"/>
+          <w:b/>
+          <w:sz w:val="20"/>
+          <w:szCs w:val="20"/>
+          <w:lang w:eastAsia="ko-KR"/>
+        </w:rPr>
+        <w:tab/>
+      </w:r>
+      <w:r>
+        <w:rPr>
+          <w:rFonts w:ascii="Calibri" w:hAnsi="Calibri" w:cs="Calibri"/>
+          <w:b/>
+          <w:sz w:val="20"/>
+          <w:szCs w:val="20"/>
+          <w:lang w:eastAsia="ko-KR"/>
+        </w:rPr>
+        <w:tab/>
+      </w:r>
+      <w:r>
+        <w:rPr>
+          <w:rFonts w:ascii="Calibri" w:hAnsi="Calibri" w:cs="Calibri"/>
+          <w:b/>
+          <w:sz w:val="20"/>
+          <w:szCs w:val="20"/>
+          <w:lang w:eastAsia="ko-KR"/>
+        </w:rPr>
+        <w:tab/>
+      </w:r>
+      <w:r>
+        <w:rPr>
+          <w:rFonts w:ascii="Calibri" w:hAnsi="Calibri" w:cs="Calibri"/>
+          <w:b/>
+          <w:sz w:val="20"/>
+          <w:szCs w:val="20"/>
+          <w:lang w:eastAsia="ko-KR"/>
+        </w:rPr>
+        <w:tab/>
+      </w:r>
+      <w:r>
+        <w:rPr>
+          <w:rFonts w:ascii="Calibri" w:hAnsi="Calibri" w:cs="Calibri"/>
+          <w:b/>
+          <w:sz w:val="20"/>
+          <w:szCs w:val="20"/>
+          <w:lang w:eastAsia="ko-KR"/>
+        </w:rPr>
+        <w:tab/>
+        <w:t xml:space="preserve">              </w:t>
+      </w:r>
+      <w:r>
+        <w:rPr>
           <w:rFonts w:ascii="Calibri Light" w:hAnsi="Calibri Light" w:cs="Calibri Light"/>
           <w:sz w:val="16"/>
           <w:szCs w:val="16"/>
@@ -1814,6 +2010,15 @@
           <w:lang w:eastAsia="ko-KR"/>
         </w:rPr>
         <w:tab/>
+      </w:r>
+      <w:r>
+        <w:rPr>
+          <w:rFonts w:ascii="Calibri Light" w:hAnsi="Calibri Light" w:cs="Calibri Light"/>
+          <w:sz w:val="16"/>
+          <w:szCs w:val="16"/>
+          <w:lang w:eastAsia="ko-KR"/>
+        </w:rPr>
+        <w:t xml:space="preserve"> </w:t>
       </w:r>
       <w:r>
         <w:rPr>
@@ -3213,6 +3418,7 @@
           <w:sz w:val="22"/>
           <w:szCs w:val="28"/>
         </w:rPr>
+        <w:lastRenderedPageBreak/>
         <w:t>Scholarships</w:t>
       </w:r>
       <w:r>
@@ -3400,32 +3606,34 @@
         </w:tabs>
         <w:rPr>
           <w:rFonts w:ascii="Calibri Light" w:hAnsi="Calibri Light" w:cs="Calibri Light"/>
-          <w:sz w:val="20"/>
-          <w:szCs w:val="20"/>
-        </w:rPr>
-      </w:pPr>
-    </w:p>
-    <w:p>
-      <w:pPr>
-        <w:tabs>
-          <w:tab w:val="right" w:pos="8640"/>
-        </w:tabs>
-        <w:rPr>
-          <w:rFonts w:ascii="Calibri Light" w:hAnsi="Calibri Light" w:cs="Calibri Light"/>
-          <w:i/>
-          <w:iCs/>
-          <w:sz w:val="16"/>
-          <w:szCs w:val="16"/>
-        </w:rPr>
-      </w:pPr>
-      <w:r>
-        <w:rPr>
-          <w:rFonts w:ascii="Calibri Light" w:hAnsi="Calibri Light" w:cs="Calibri Light"/>
           <w:b/>
           <w:bCs/>
           <w:sz w:val="20"/>
           <w:szCs w:val="20"/>
         </w:rPr>
+      </w:pPr>
+    </w:p>
+    <w:p>
+      <w:pPr>
+        <w:tabs>
+          <w:tab w:val="right" w:pos="8640"/>
+        </w:tabs>
+        <w:rPr>
+          <w:rFonts w:ascii="Calibri Light" w:hAnsi="Calibri Light" w:cs="Calibri Light"/>
+          <w:i/>
+          <w:iCs/>
+          <w:sz w:val="16"/>
+          <w:szCs w:val="16"/>
+        </w:rPr>
+      </w:pPr>
+      <w:r>
+        <w:rPr>
+          <w:rFonts w:ascii="Calibri Light" w:hAnsi="Calibri Light" w:cs="Calibri Light"/>
+          <w:b/>
+          <w:bCs/>
+          <w:sz w:val="20"/>
+          <w:szCs w:val="20"/>
+        </w:rPr>
         <w:t>Graduation with honors (Summa cum laude)</w:t>
       </w:r>
       <w:r>
@@ -3478,7 +3686,6 @@
           <w:sz w:val="16"/>
           <w:szCs w:val="16"/>
         </w:rPr>
-        <w:lastRenderedPageBreak/>
         <w:t>Seoul National University</w:t>
       </w:r>
     </w:p>
@@ -4243,7 +4450,47 @@
           <w:sz w:val="16"/>
           <w:szCs w:val="16"/>
         </w:rPr>
-        <w:t xml:space="preserve">- 2021.03.11 </w:t>
+        <w:t>- 2021.0</w:t>
+      </w:r>
+      <w:r>
+        <w:rPr>
+          <w:rFonts w:ascii="Calibri Light" w:hAnsi="Calibri Light" w:cs="Calibri Light"/>
+          <w:i/>
+          <w:iCs/>
+          <w:sz w:val="16"/>
+          <w:szCs w:val="16"/>
+        </w:rPr>
+        <w:t>4</w:t>
+      </w:r>
+      <w:r>
+        <w:rPr>
+          <w:rFonts w:ascii="Calibri Light" w:hAnsi="Calibri Light" w:cs="Calibri Light"/>
+          <w:i/>
+          <w:iCs/>
+          <w:sz w:val="16"/>
+          <w:szCs w:val="16"/>
+        </w:rPr>
+        <w:t>.1</w:t>
+      </w:r>
+      <w:r>
+        <w:rPr>
+          <w:rFonts w:ascii="Calibri Light" w:hAnsi="Calibri Light" w:cs="Calibri Light"/>
+          <w:i/>
+          <w:iCs/>
+          <w:sz w:val="16"/>
+          <w:szCs w:val="16"/>
+        </w:rPr>
+        <w:t>6</w:t>
+      </w:r>
+      <w:r>
+        <w:rPr>
+          <w:rFonts w:ascii="Calibri Light" w:hAnsi="Calibri Light" w:cs="Calibri Light"/>
+          <w:i/>
+          <w:iCs/>
+          <w:sz w:val="16"/>
+          <w:szCs w:val="16"/>
+        </w:rPr>
+        <w:t xml:space="preserve"> </w:t>
       </w:r>
       <w:r>
         <w:rPr>

--- a/assets/CV_minakwon.docx
+++ b/assets/CV_minakwon.docx
@@ -1,6 +1,6 @@
 
 <file path=word/document.xml><?xml version="1.0" encoding="utf-8"?>
-<w:document xmlns:wpc="http://schemas.microsoft.com/office/word/2010/wordprocessingCanvas" xmlns:cx="http://schemas.microsoft.com/office/drawing/2014/chartex" xmlns:cx1="http://schemas.microsoft.com/office/drawing/2015/9/8/chartex" xmlns:cx2="http://schemas.microsoft.com/office/drawing/2015/10/21/chartex" xmlns:cx3="http://schemas.microsoft.com/office/drawing/2016/5/9/chartex" xmlns:cx4="http://schemas.microsoft.com/office/drawing/2016/5/10/chartex" xmlns:cx5="http://schemas.microsoft.com/office/drawing/2016/5/11/chartex" xmlns:cx6="http://schemas.microsoft.com/office/drawing/2016/5/12/chartex" xmlns:cx7="http://schemas.microsoft.com/office/drawing/2016/5/13/chartex" xmlns:cx8="http://schemas.microsoft.com/office/drawing/2016/5/14/chartex" xmlns:mc="http://schemas.openxmlformats.org/markup-compatibility/2006" xmlns:aink="http://schemas.microsoft.com/office/drawing/2016/ink" xmlns:am3d="http://schemas.microsoft.com/office/drawing/2017/model3d" xmlns:o="urn:schemas-microsoft-com:office:office" xmlns:r="http://schemas.openxmlformats.org/officeDocument/2006/relationships" xmlns:m="http://schemas.openxmlformats.org/officeDocument/2006/math" xmlns:v="urn:schemas-microsoft-com:vml" xmlns:wp14="http://schemas.microsoft.com/office/word/2010/wordprocessingDrawing" xmlns:wp="http://schemas.openxmlformats.org/drawingml/2006/wordprocessingDrawing" xmlns:w10="urn:schemas-microsoft-com:office:word" xmlns:w="http://schemas.openxmlformats.org/wordprocessingml/2006/main" xmlns:w14="http://schemas.microsoft.com/office/word/2010/wordml" xmlns:w15="http://schemas.microsoft.com/office/word/2012/wordml" xmlns:w16cex="http://schemas.microsoft.com/office/word/2018/wordml/cex" xmlns:w16cid="http://schemas.microsoft.com/office/word/2016/wordml/cid" xmlns:w16="http://schemas.microsoft.com/office/word/2018/wordml" xmlns:w16se="http://schemas.microsoft.com/office/word/2015/wordml/symex" xmlns:wpg="http://schemas.microsoft.com/office/word/2010/wordprocessingGroup" xmlns:wpi="http://schemas.microsoft.com/office/word/2010/wordprocessingInk" xmlns:wne="http://schemas.microsoft.com/office/word/2006/wordml" xmlns:wps="http://schemas.microsoft.com/office/word/2010/wordprocessingShape" mc:Ignorable="w14 w15 w16se w16cid w16 w16cex wp14">
+<w:document xmlns:wpc="http://schemas.microsoft.com/office/word/2010/wordprocessingCanvas" xmlns:cx="http://schemas.microsoft.com/office/drawing/2014/chartex" xmlns:cx1="http://schemas.microsoft.com/office/drawing/2015/9/8/chartex" xmlns:cx2="http://schemas.microsoft.com/office/drawing/2015/10/21/chartex" xmlns:cx3="http://schemas.microsoft.com/office/drawing/2016/5/9/chartex" xmlns:cx4="http://schemas.microsoft.com/office/drawing/2016/5/10/chartex" xmlns:cx5="http://schemas.microsoft.com/office/drawing/2016/5/11/chartex" xmlns:cx6="http://schemas.microsoft.com/office/drawing/2016/5/12/chartex" xmlns:cx7="http://schemas.microsoft.com/office/drawing/2016/5/13/chartex" xmlns:cx8="http://schemas.microsoft.com/office/drawing/2016/5/14/chartex" xmlns:mc="http://schemas.openxmlformats.org/markup-compatibility/2006" xmlns:aink="http://schemas.microsoft.com/office/drawing/2016/ink" xmlns:am3d="http://schemas.microsoft.com/office/drawing/2017/model3d" xmlns:o="urn:schemas-microsoft-com:office:office" xmlns:r="http://schemas.openxmlformats.org/officeDocument/2006/relationships" xmlns:m="http://schemas.openxmlformats.org/officeDocument/2006/math" xmlns:v="urn:schemas-microsoft-com:vml" xmlns:wp14="http://schemas.microsoft.com/office/word/2010/wordprocessingDrawing" xmlns:wp="http://schemas.openxmlformats.org/drawingml/2006/wordprocessingDrawing" xmlns:w10="urn:schemas-microsoft-com:office:word" xmlns:w="http://schemas.openxmlformats.org/wordprocessingml/2006/main" xmlns:w14="http://schemas.microsoft.com/office/word/2010/wordml" xmlns:w15="http://schemas.microsoft.com/office/word/2012/wordml" xmlns:w16cex="http://schemas.microsoft.com/office/word/2018/wordml/cex" xmlns:w16cid="http://schemas.microsoft.com/office/word/2016/wordml/cid" xmlns:w16="http://schemas.microsoft.com/office/word/2018/wordml" xmlns:w16sdtdh="http://schemas.microsoft.com/office/word/2020/wordml/sdtdatahash" xmlns:w16se="http://schemas.microsoft.com/office/word/2015/wordml/symex" xmlns:wpg="http://schemas.microsoft.com/office/word/2010/wordprocessingGroup" xmlns:wpi="http://schemas.microsoft.com/office/word/2010/wordprocessingInk" xmlns:wne="http://schemas.microsoft.com/office/word/2006/wordml" xmlns:wps="http://schemas.microsoft.com/office/word/2010/wordprocessingShape" mc:Ignorable="w14 w15 w16se w16cid w16 w16cex w16sdtdh wp14">
   <w:body>
     <w:p>
       <w:pPr>
@@ -443,20 +443,8 @@
           <w:sz w:val="16"/>
           <w:szCs w:val="16"/>
         </w:rPr>
-        <w:t xml:space="preserve">- Advisor: Professor Woo-Young </w:t>
-      </w:r>
-      <w:proofErr w:type="spellStart"/>
-      <w:r>
-        <w:rPr>
-          <w:rFonts w:ascii="Calibri Light" w:hAnsi="Calibri Light" w:cs="Calibri Light"/>
-          <w:i/>
-          <w:iCs/>
-          <w:sz w:val="16"/>
-          <w:szCs w:val="16"/>
-        </w:rPr>
-        <w:t>Ahn</w:t>
-      </w:r>
-      <w:proofErr w:type="spellEnd"/>
+        <w:t>- Advisor: Professor Woo-Young Ahn</w:t>
+      </w:r>
     </w:p>
     <w:p>
       <w:pPr>
@@ -705,23 +693,13 @@
         </w:rPr>
         <w:tab/>
       </w:r>
-      <w:proofErr w:type="spellStart"/>
-      <w:r>
-        <w:rPr>
-          <w:rFonts w:ascii="Calibri Light" w:hAnsi="Calibri Light" w:cs="Calibri Light"/>
-          <w:sz w:val="16"/>
-          <w:szCs w:val="16"/>
-        </w:rPr>
-        <w:t>StonyBrook</w:t>
-      </w:r>
-      <w:proofErr w:type="spellEnd"/>
-      <w:r>
-        <w:rPr>
-          <w:rFonts w:ascii="Calibri Light" w:hAnsi="Calibri Light" w:cs="Calibri Light"/>
-          <w:sz w:val="16"/>
-          <w:szCs w:val="16"/>
-        </w:rPr>
-        <w:t>, NY</w:t>
+      <w:r>
+        <w:rPr>
+          <w:rFonts w:ascii="Calibri Light" w:hAnsi="Calibri Light" w:cs="Calibri Light"/>
+          <w:sz w:val="16"/>
+          <w:szCs w:val="16"/>
+        </w:rPr>
+        <w:t>StonyBrook, NY</w:t>
       </w:r>
     </w:p>
     <w:p>
@@ -870,47 +848,7 @@
           <w:szCs w:val="21"/>
           <w:lang w:eastAsia="ko-KR"/>
         </w:rPr>
-        <w:t xml:space="preserve">, Kim, H., Yang, J., </w:t>
-      </w:r>
-      <w:proofErr w:type="spellStart"/>
-      <w:r>
-        <w:rPr>
-          <w:rFonts w:ascii="Calibri Light" w:hAnsi="Calibri Light" w:cs="Calibri Light"/>
-          <w:sz w:val="20"/>
-          <w:szCs w:val="21"/>
-          <w:lang w:eastAsia="ko-KR"/>
-        </w:rPr>
-        <w:t>Hur</w:t>
-      </w:r>
-      <w:proofErr w:type="spellEnd"/>
-      <w:r>
-        <w:rPr>
-          <w:rFonts w:ascii="Calibri Light" w:hAnsi="Calibri Light" w:cs="Calibri Light"/>
-          <w:sz w:val="20"/>
-          <w:szCs w:val="21"/>
-          <w:lang w:eastAsia="ko-KR"/>
-        </w:rPr>
-        <w:t xml:space="preserve">, J., Lee, T., &amp; </w:t>
-      </w:r>
-      <w:proofErr w:type="spellStart"/>
-      <w:r>
-        <w:rPr>
-          <w:rFonts w:ascii="Calibri Light" w:hAnsi="Calibri Light" w:cs="Calibri Light"/>
-          <w:sz w:val="20"/>
-          <w:szCs w:val="21"/>
-          <w:lang w:eastAsia="ko-KR"/>
-        </w:rPr>
-        <w:t>Ahn</w:t>
-      </w:r>
-      <w:proofErr w:type="spellEnd"/>
-      <w:r>
-        <w:rPr>
-          <w:rFonts w:ascii="Calibri Light" w:hAnsi="Calibri Light" w:cs="Calibri Light"/>
-          <w:sz w:val="20"/>
-          <w:szCs w:val="21"/>
-          <w:lang w:eastAsia="ko-KR"/>
-        </w:rPr>
-        <w:t>, W. (</w:t>
+        <w:t>, Kim, H., Yang, J., Hur, J., Lee, T., &amp; Ahn, W. (</w:t>
       </w:r>
       <w:r>
         <w:rPr>
@@ -1023,20 +961,13 @@
         <w:ind w:left="567" w:hanging="567"/>
         <w:rPr>
           <w:rFonts w:ascii="Calibri Light" w:hAnsi="Calibri Light" w:cs="Calibri Light"/>
-          <w:sz w:val="20"/>
-          <w:szCs w:val="21"/>
-          <w:lang w:eastAsia="ko-KR"/>
-        </w:rPr>
-      </w:pPr>
-      <w:r>
-        <w:rPr>
-          <w:rFonts w:ascii="Calibri Light" w:hAnsi="Calibri Light" w:cs="Calibri Light"/>
-          <w:sz w:val="20"/>
-          <w:szCs w:val="21"/>
-          <w:lang w:eastAsia="ko-KR"/>
-        </w:rPr>
-        <w:t xml:space="preserve">Park, H., Choi, H., </w:t>
-      </w:r>
+          <w:i/>
+          <w:iCs/>
+          <w:sz w:val="20"/>
+          <w:szCs w:val="21"/>
+          <w:lang w:eastAsia="ko-KR"/>
+        </w:rPr>
+      </w:pPr>
       <w:r>
         <w:rPr>
           <w:rFonts w:ascii="Calibri Light" w:hAnsi="Calibri Light" w:cs="Calibri Light"/>
@@ -1046,7 +977,40 @@
           <w:szCs w:val="21"/>
           <w:lang w:eastAsia="ko-KR"/>
         </w:rPr>
-        <w:t>Kwon, M.</w:t>
+        <w:t>Kwon</w:t>
+      </w:r>
+      <w:r>
+        <w:rPr>
+          <w:rFonts w:ascii="Calibri Light" w:hAnsi="Calibri Light" w:cs="Calibri Light"/>
+          <w:b/>
+          <w:bCs/>
+          <w:sz w:val="20"/>
+          <w:szCs w:val="21"/>
+          <w:lang w:eastAsia="ko-KR"/>
+        </w:rPr>
+        <w:t>,</w:t>
+      </w:r>
+      <w:r>
+        <w:rPr>
+          <w:rFonts w:ascii="Calibri Light" w:hAnsi="Calibri Light" w:cs="Calibri Light"/>
+          <w:b/>
+          <w:bCs/>
+          <w:sz w:val="20"/>
+          <w:szCs w:val="21"/>
+          <w:lang w:eastAsia="ko-KR"/>
+        </w:rPr>
+        <w:t xml:space="preserve"> M</w:t>
+      </w:r>
+      <w:r>
+        <w:rPr>
+          <w:rFonts w:ascii="Calibri Light" w:hAnsi="Calibri Light" w:cs="Calibri Light"/>
+          <w:b/>
+          <w:bCs/>
+          <w:sz w:val="20"/>
+          <w:szCs w:val="21"/>
+          <w:lang w:eastAsia="ko-KR"/>
+        </w:rPr>
+        <w:t>.</w:t>
       </w:r>
       <w:r>
         <w:rPr>
@@ -1057,58 +1021,86 @@
         </w:rPr>
         <w:t xml:space="preserve">, </w:t>
       </w:r>
-      <w:proofErr w:type="spellStart"/>
-      <w:r>
-        <w:rPr>
-          <w:rFonts w:ascii="Calibri Light" w:hAnsi="Calibri Light" w:cs="Calibri Light"/>
-          <w:sz w:val="20"/>
-          <w:szCs w:val="21"/>
-          <w:lang w:eastAsia="ko-KR"/>
-        </w:rPr>
-        <w:t>Ahn</w:t>
-      </w:r>
-      <w:proofErr w:type="spellEnd"/>
-      <w:r>
-        <w:rPr>
-          <w:rFonts w:ascii="Calibri Light" w:hAnsi="Calibri Light" w:cs="Calibri Light"/>
-          <w:sz w:val="20"/>
-          <w:szCs w:val="21"/>
-          <w:lang w:eastAsia="ko-KR"/>
-        </w:rPr>
-        <w:t xml:space="preserve">, W., &amp; Jung, Y. (2020) Neural Correlates of Goal-Directed Control in Interest Gaming Disorder and Alcohol Use Disorder, </w:t>
-      </w:r>
-      <w:r>
-        <w:rPr>
-          <w:rFonts w:ascii="Calibri Light" w:hAnsi="Calibri Light" w:cs="Calibri Light"/>
-          <w:i/>
-          <w:iCs/>
-          <w:sz w:val="20"/>
-          <w:szCs w:val="21"/>
-          <w:lang w:eastAsia="ko-KR"/>
-        </w:rPr>
-        <w:t>E-Poster registration at the Annual Meeting of the Society of Biological Psychiatry</w:t>
-      </w:r>
-      <w:r>
-        <w:rPr>
-          <w:rFonts w:ascii="Calibri Light" w:hAnsi="Calibri Light" w:cs="Calibri Light"/>
-          <w:i/>
-          <w:iCs/>
-          <w:sz w:val="20"/>
-          <w:szCs w:val="21"/>
-          <w:lang w:eastAsia="ko-KR"/>
-        </w:rPr>
-        <w:t>, New York</w:t>
-      </w:r>
-      <w:r>
-        <w:rPr>
-          <w:rFonts w:ascii="Calibri Light" w:hAnsi="Calibri Light" w:cs="Calibri Light"/>
-          <w:i/>
-          <w:iCs/>
-          <w:sz w:val="20"/>
-          <w:szCs w:val="21"/>
-          <w:lang w:eastAsia="ko-KR"/>
-        </w:rPr>
-        <w:t>.</w:t>
+      <w:r>
+        <w:rPr>
+          <w:rFonts w:ascii="Calibri Light" w:hAnsi="Calibri Light" w:cs="Calibri Light"/>
+          <w:sz w:val="20"/>
+          <w:szCs w:val="21"/>
+          <w:lang w:eastAsia="ko-KR"/>
+        </w:rPr>
+        <w:t>Lee</w:t>
+      </w:r>
+      <w:r>
+        <w:rPr>
+          <w:rFonts w:ascii="Calibri Light" w:hAnsi="Calibri Light" w:cs="Calibri Light"/>
+          <w:sz w:val="20"/>
+          <w:szCs w:val="21"/>
+          <w:lang w:eastAsia="ko-KR"/>
+        </w:rPr>
+        <w:t xml:space="preserve">, </w:t>
+      </w:r>
+      <w:r>
+        <w:rPr>
+          <w:rFonts w:ascii="Calibri Light" w:hAnsi="Calibri Light" w:cs="Calibri Light"/>
+          <w:sz w:val="20"/>
+          <w:szCs w:val="21"/>
+          <w:lang w:eastAsia="ko-KR"/>
+        </w:rPr>
+        <w:t>J</w:t>
+      </w:r>
+      <w:r>
+        <w:rPr>
+          <w:rFonts w:ascii="Calibri Light" w:hAnsi="Calibri Light" w:cs="Calibri Light"/>
+          <w:sz w:val="20"/>
+          <w:szCs w:val="21"/>
+          <w:lang w:eastAsia="ko-KR"/>
+        </w:rPr>
+        <w:t>.,</w:t>
+      </w:r>
+      <w:r>
+        <w:rPr>
+          <w:rFonts w:ascii="Calibri Light" w:hAnsi="Calibri Light" w:cs="Calibri Light"/>
+          <w:sz w:val="20"/>
+          <w:szCs w:val="21"/>
+          <w:lang w:eastAsia="ko-KR"/>
+        </w:rPr>
+        <w:t xml:space="preserve"> Yang, J., Chang, S., </w:t>
+      </w:r>
+      <w:r>
+        <w:rPr>
+          <w:rFonts w:ascii="Calibri Light" w:hAnsi="Calibri Light" w:cs="Calibri Light"/>
+          <w:sz w:val="20"/>
+          <w:szCs w:val="21"/>
+          <w:lang w:eastAsia="ko-KR"/>
+        </w:rPr>
+        <w:t xml:space="preserve">&amp; </w:t>
+      </w:r>
+      <w:r>
+        <w:rPr>
+          <w:rFonts w:ascii="Calibri Light" w:hAnsi="Calibri Light" w:cs="Calibri Light"/>
+          <w:sz w:val="20"/>
+          <w:szCs w:val="21"/>
+          <w:lang w:eastAsia="ko-KR"/>
+        </w:rPr>
+        <w:t>Ahn, W. (202</w:t>
+      </w:r>
+      <w:r>
+        <w:rPr>
+          <w:rFonts w:ascii="Calibri Light" w:hAnsi="Calibri Light" w:cs="Calibri Light"/>
+          <w:sz w:val="20"/>
+          <w:szCs w:val="21"/>
+          <w:lang w:eastAsia="ko-KR"/>
+        </w:rPr>
+        <w:t>1) Identifying unique neurocognitive mechanisms of food addiction and binge eating using longitudinal study design and computational modeling</w:t>
+      </w:r>
+      <w:r>
+        <w:rPr>
+          <w:rFonts w:ascii="Calibri Light" w:hAnsi="Calibri Light" w:cs="Calibri Light"/>
+          <w:sz w:val="20"/>
+          <w:szCs w:val="21"/>
+          <w:lang w:eastAsia="ko-KR"/>
+        </w:rPr>
+        <w:t>,</w:t>
       </w:r>
       <w:r>
         <w:rPr>
@@ -1118,6 +1110,37 @@
           <w:lang w:eastAsia="ko-KR"/>
         </w:rPr>
         <w:t xml:space="preserve"> </w:t>
+      </w:r>
+      <w:r>
+        <w:rPr>
+          <w:rFonts w:ascii="Calibri Light" w:hAnsi="Calibri Light" w:cs="Calibri Light"/>
+          <w:i/>
+          <w:iCs/>
+          <w:sz w:val="20"/>
+          <w:szCs w:val="21"/>
+          <w:lang w:eastAsia="ko-KR"/>
+        </w:rPr>
+        <w:t>Abstract submitted for oral or poster presentation at Society for Neuroscience</w:t>
+      </w:r>
+      <w:r>
+        <w:rPr>
+          <w:rFonts w:ascii="Calibri Light" w:hAnsi="Calibri Light" w:cs="Calibri Light"/>
+          <w:sz w:val="20"/>
+          <w:szCs w:val="21"/>
+          <w:lang w:eastAsia="ko-KR"/>
+        </w:rPr>
+        <w:t xml:space="preserve">, </w:t>
+      </w:r>
+      <w:r>
+        <w:rPr>
+          <w:rFonts w:ascii="Calibri Light" w:hAnsi="Calibri Light" w:cs="Calibri Light"/>
+          <w:i/>
+          <w:iCs/>
+          <w:sz w:val="20"/>
+          <w:szCs w:val="21"/>
+          <w:lang w:eastAsia="ko-KR"/>
+        </w:rPr>
+        <w:t xml:space="preserve">Chicago. </w:t>
       </w:r>
     </w:p>
     <w:p>
@@ -1137,6 +1160,15 @@
       <w:r>
         <w:rPr>
           <w:rFonts w:ascii="Calibri Light" w:hAnsi="Calibri Light" w:cs="Calibri Light"/>
+          <w:sz w:val="20"/>
+          <w:szCs w:val="21"/>
+          <w:lang w:eastAsia="ko-KR"/>
+        </w:rPr>
+        <w:t xml:space="preserve">Park, H., Choi, H., </w:t>
+      </w:r>
+      <w:r>
+        <w:rPr>
+          <w:rFonts w:ascii="Calibri Light" w:hAnsi="Calibri Light" w:cs="Calibri Light"/>
           <w:b/>
           <w:bCs/>
           <w:sz w:val="20"/>
@@ -1152,92 +1184,29 @@
           <w:szCs w:val="21"/>
           <w:lang w:eastAsia="ko-KR"/>
         </w:rPr>
-        <w:t xml:space="preserve">, Kim, H., Yang, J., </w:t>
-      </w:r>
-      <w:proofErr w:type="spellStart"/>
-      <w:r>
-        <w:rPr>
-          <w:rFonts w:ascii="Calibri Light" w:hAnsi="Calibri Light" w:cs="Calibri Light"/>
-          <w:sz w:val="20"/>
-          <w:szCs w:val="21"/>
-          <w:lang w:eastAsia="ko-KR"/>
-        </w:rPr>
-        <w:t>Hur</w:t>
-      </w:r>
-      <w:proofErr w:type="spellEnd"/>
-      <w:r>
-        <w:rPr>
-          <w:rFonts w:ascii="Calibri Light" w:hAnsi="Calibri Light" w:cs="Calibri Light"/>
-          <w:sz w:val="20"/>
-          <w:szCs w:val="21"/>
-          <w:lang w:eastAsia="ko-KR"/>
-        </w:rPr>
-        <w:t xml:space="preserve">, J., Lee, T., &amp; </w:t>
-      </w:r>
-      <w:proofErr w:type="spellStart"/>
-      <w:r>
-        <w:rPr>
-          <w:rFonts w:ascii="Calibri Light" w:hAnsi="Calibri Light" w:cs="Calibri Light"/>
-          <w:sz w:val="20"/>
-          <w:szCs w:val="21"/>
-          <w:lang w:eastAsia="ko-KR"/>
-        </w:rPr>
-        <w:t>Ahn</w:t>
-      </w:r>
-      <w:proofErr w:type="spellEnd"/>
-      <w:r>
-        <w:rPr>
-          <w:rFonts w:ascii="Calibri Light" w:hAnsi="Calibri Light" w:cs="Calibri Light"/>
-          <w:sz w:val="20"/>
-          <w:szCs w:val="21"/>
-          <w:lang w:eastAsia="ko-KR"/>
-        </w:rPr>
-        <w:t xml:space="preserve">, W. (2019) Identifying behavioral and neural predictors of caffeinated soda intake in childhood using a large database from the ABCD study, </w:t>
-      </w:r>
-      <w:r>
-        <w:rPr>
-          <w:rFonts w:ascii="Calibri Light" w:hAnsi="Calibri Light" w:cs="Calibri Light"/>
-          <w:i/>
-          <w:iCs/>
-          <w:sz w:val="20"/>
-          <w:szCs w:val="21"/>
-          <w:lang w:eastAsia="ko-KR"/>
-        </w:rPr>
-        <w:t xml:space="preserve">Poster presented at </w:t>
-      </w:r>
-      <w:r>
-        <w:rPr>
-          <w:rFonts w:ascii="Calibri Light" w:hAnsi="Calibri Light" w:cs="Calibri Light"/>
-          <w:i/>
-          <w:iCs/>
-          <w:sz w:val="20"/>
-          <w:szCs w:val="21"/>
-          <w:lang w:eastAsia="ko-KR"/>
-        </w:rPr>
-        <w:t>the Annual Meeting of the Society for Neuroscience, Chicago (Presented by the 2</w:t>
-      </w:r>
-      <w:r>
-        <w:rPr>
-          <w:rFonts w:ascii="Calibri Light" w:hAnsi="Calibri Light" w:cs="Calibri Light"/>
-          <w:i/>
-          <w:iCs/>
-          <w:sz w:val="20"/>
-          <w:szCs w:val="21"/>
-          <w:vertAlign w:val="superscript"/>
-          <w:lang w:eastAsia="ko-KR"/>
-        </w:rPr>
-        <w:t>nd</w:t>
-      </w:r>
-      <w:r>
-        <w:rPr>
-          <w:rFonts w:ascii="Calibri Light" w:hAnsi="Calibri Light" w:cs="Calibri Light"/>
-          <w:i/>
-          <w:iCs/>
-          <w:sz w:val="20"/>
-          <w:szCs w:val="21"/>
-          <w:lang w:eastAsia="ko-KR"/>
-        </w:rPr>
-        <w:t xml:space="preserve"> Author)</w:t>
+        <w:t xml:space="preserve">, Ahn, W., &amp; Jung, Y. (2020) Neural Correlates of Goal-Directed Control in Interest Gaming Disorder and Alcohol Use Disorder, </w:t>
+      </w:r>
+      <w:r>
+        <w:rPr>
+          <w:rFonts w:ascii="Calibri Light" w:hAnsi="Calibri Light" w:cs="Calibri Light"/>
+          <w:i/>
+          <w:iCs/>
+          <w:sz w:val="20"/>
+          <w:szCs w:val="21"/>
+          <w:lang w:eastAsia="ko-KR"/>
+        </w:rPr>
+        <w:t>E-Poster registration at the Annual Meeting of the Society of Biological Psychiatry</w:t>
+      </w:r>
+      <w:r>
+        <w:rPr>
+          <w:rFonts w:ascii="Calibri Light" w:hAnsi="Calibri Light" w:cs="Calibri Light"/>
+          <w:i/>
+          <w:iCs/>
+          <w:sz w:val="20"/>
+          <w:szCs w:val="21"/>
+          <w:lang w:eastAsia="ko-KR"/>
+        </w:rPr>
+        <w:t>, New York</w:t>
       </w:r>
       <w:r>
         <w:rPr>
@@ -1277,15 +1246,6 @@
       <w:r>
         <w:rPr>
           <w:rFonts w:ascii="Calibri Light" w:hAnsi="Calibri Light" w:cs="Calibri Light"/>
-          <w:sz w:val="20"/>
-          <w:szCs w:val="21"/>
-          <w:lang w:eastAsia="ko-KR"/>
-        </w:rPr>
-        <w:t xml:space="preserve">Kim, H.+, Kim, S.+, </w:t>
-      </w:r>
-      <w:r>
-        <w:rPr>
-          <w:rFonts w:ascii="Calibri Light" w:hAnsi="Calibri Light" w:cs="Calibri Light"/>
           <w:b/>
           <w:bCs/>
           <w:sz w:val="20"/>
@@ -1301,67 +1261,72 @@
           <w:szCs w:val="21"/>
           <w:lang w:eastAsia="ko-KR"/>
         </w:rPr>
-        <w:t xml:space="preserve">, Yang, </w:t>
-      </w:r>
-      <w:r>
-        <w:rPr>
-          <w:rFonts w:ascii="Calibri Light" w:hAnsi="Calibri Light" w:cs="Calibri Light"/>
-          <w:sz w:val="20"/>
-          <w:szCs w:val="21"/>
-          <w:lang w:eastAsia="ko-KR"/>
-        </w:rPr>
-        <w:t>J</w:t>
-      </w:r>
-      <w:r>
-        <w:rPr>
-          <w:rFonts w:ascii="Calibri Light" w:hAnsi="Calibri Light" w:cs="Calibri Light"/>
-          <w:sz w:val="20"/>
-          <w:szCs w:val="21"/>
-          <w:lang w:eastAsia="ko-KR"/>
-        </w:rPr>
-        <w:t xml:space="preserve">., &amp; </w:t>
-      </w:r>
-      <w:proofErr w:type="spellStart"/>
-      <w:r>
-        <w:rPr>
-          <w:rFonts w:ascii="Calibri Light" w:hAnsi="Calibri Light" w:cs="Calibri Light"/>
-          <w:sz w:val="20"/>
-          <w:szCs w:val="21"/>
-          <w:lang w:eastAsia="ko-KR"/>
-        </w:rPr>
-        <w:t>Ahn</w:t>
-      </w:r>
-      <w:proofErr w:type="spellEnd"/>
-      <w:r>
-        <w:rPr>
-          <w:rFonts w:ascii="Calibri Light" w:hAnsi="Calibri Light" w:cs="Calibri Light"/>
-          <w:sz w:val="20"/>
-          <w:szCs w:val="21"/>
-          <w:lang w:eastAsia="ko-KR"/>
-        </w:rPr>
-        <w:t xml:space="preserve">, W. (2019) Effects of early life stress and social resources on neurocognitive functions: A large-scale replication study, </w:t>
-      </w:r>
-      <w:r>
-        <w:rPr>
-          <w:rFonts w:ascii="Calibri Light" w:hAnsi="Calibri Light" w:cs="Calibri Light"/>
-          <w:i/>
-          <w:iCs/>
-          <w:sz w:val="20"/>
-          <w:szCs w:val="21"/>
-          <w:lang w:eastAsia="ko-KR"/>
-        </w:rPr>
-        <w:t>Society for Research in Psychopathology</w:t>
-      </w:r>
-      <w:r>
-        <w:rPr>
-          <w:rFonts w:ascii="Calibri Light" w:hAnsi="Calibri Light" w:cs="Calibri Light"/>
-          <w:i/>
-          <w:iCs/>
-          <w:sz w:val="20"/>
-          <w:szCs w:val="21"/>
-          <w:lang w:eastAsia="ko-KR"/>
-        </w:rPr>
-        <w:t xml:space="preserve">, New York. </w:t>
+        <w:t xml:space="preserve">, Kim, H., Yang, J., Hur, J., Lee, T., &amp; Ahn, W. (2019) Identifying behavioral and neural predictors of caffeinated soda intake in childhood using a large database from the ABCD study, </w:t>
+      </w:r>
+      <w:r>
+        <w:rPr>
+          <w:rFonts w:ascii="Calibri Light" w:hAnsi="Calibri Light" w:cs="Calibri Light"/>
+          <w:i/>
+          <w:iCs/>
+          <w:sz w:val="20"/>
+          <w:szCs w:val="21"/>
+          <w:lang w:eastAsia="ko-KR"/>
+        </w:rPr>
+        <w:t xml:space="preserve">Poster presented at </w:t>
+      </w:r>
+      <w:r>
+        <w:rPr>
+          <w:rFonts w:ascii="Calibri Light" w:hAnsi="Calibri Light" w:cs="Calibri Light"/>
+          <w:i/>
+          <w:iCs/>
+          <w:sz w:val="20"/>
+          <w:szCs w:val="21"/>
+          <w:lang w:eastAsia="ko-KR"/>
+        </w:rPr>
+        <w:t>the Annual Meeting of the Society for Neuroscience, Chicago (Presented by the 2</w:t>
+      </w:r>
+      <w:r>
+        <w:rPr>
+          <w:rFonts w:ascii="Calibri Light" w:hAnsi="Calibri Light" w:cs="Calibri Light"/>
+          <w:i/>
+          <w:iCs/>
+          <w:sz w:val="20"/>
+          <w:szCs w:val="21"/>
+          <w:vertAlign w:val="superscript"/>
+          <w:lang w:eastAsia="ko-KR"/>
+        </w:rPr>
+        <w:t>nd</w:t>
+      </w:r>
+      <w:r>
+        <w:rPr>
+          <w:rFonts w:ascii="Calibri Light" w:hAnsi="Calibri Light" w:cs="Calibri Light"/>
+          <w:i/>
+          <w:iCs/>
+          <w:sz w:val="20"/>
+          <w:szCs w:val="21"/>
+          <w:lang w:eastAsia="ko-KR"/>
+        </w:rPr>
+        <w:t xml:space="preserve"> Author)</w:t>
+      </w:r>
+      <w:r>
+        <w:rPr>
+          <w:rFonts w:ascii="Calibri Light" w:hAnsi="Calibri Light" w:cs="Calibri Light"/>
+          <w:i/>
+          <w:iCs/>
+          <w:sz w:val="20"/>
+          <w:szCs w:val="21"/>
+          <w:lang w:eastAsia="ko-KR"/>
+        </w:rPr>
+        <w:t>.</w:t>
+      </w:r>
+      <w:r>
+        <w:rPr>
+          <w:rFonts w:ascii="Calibri Light" w:hAnsi="Calibri Light" w:cs="Calibri Light"/>
+          <w:sz w:val="20"/>
+          <w:szCs w:val="21"/>
+          <w:lang w:eastAsia="ko-KR"/>
+        </w:rPr>
+        <w:t xml:space="preserve"> </w:t>
       </w:r>
     </w:p>
     <w:p>
@@ -1381,6 +1346,15 @@
       <w:r>
         <w:rPr>
           <w:rFonts w:ascii="Calibri Light" w:hAnsi="Calibri Light" w:cs="Calibri Light"/>
+          <w:sz w:val="20"/>
+          <w:szCs w:val="21"/>
+          <w:lang w:eastAsia="ko-KR"/>
+        </w:rPr>
+        <w:t xml:space="preserve">Kim, H.+, Kim, S.+, </w:t>
+      </w:r>
+      <w:r>
+        <w:rPr>
+          <w:rFonts w:ascii="Calibri Light" w:hAnsi="Calibri Light" w:cs="Calibri Light"/>
           <w:b/>
           <w:bCs/>
           <w:sz w:val="20"/>
@@ -1396,6 +1370,82 @@
           <w:szCs w:val="21"/>
           <w:lang w:eastAsia="ko-KR"/>
         </w:rPr>
+        <w:t xml:space="preserve">, Yang, </w:t>
+      </w:r>
+      <w:r>
+        <w:rPr>
+          <w:rFonts w:ascii="Calibri Light" w:hAnsi="Calibri Light" w:cs="Calibri Light"/>
+          <w:sz w:val="20"/>
+          <w:szCs w:val="21"/>
+          <w:lang w:eastAsia="ko-KR"/>
+        </w:rPr>
+        <w:t>J</w:t>
+      </w:r>
+      <w:r>
+        <w:rPr>
+          <w:rFonts w:ascii="Calibri Light" w:hAnsi="Calibri Light" w:cs="Calibri Light"/>
+          <w:sz w:val="20"/>
+          <w:szCs w:val="21"/>
+          <w:lang w:eastAsia="ko-KR"/>
+        </w:rPr>
+        <w:t xml:space="preserve">., &amp; Ahn, W. (2019) Effects of early life stress and social resources on neurocognitive functions: A large-scale replication study, </w:t>
+      </w:r>
+      <w:r>
+        <w:rPr>
+          <w:rFonts w:ascii="Calibri Light" w:hAnsi="Calibri Light" w:cs="Calibri Light"/>
+          <w:i/>
+          <w:iCs/>
+          <w:sz w:val="20"/>
+          <w:szCs w:val="21"/>
+          <w:lang w:eastAsia="ko-KR"/>
+        </w:rPr>
+        <w:t>Society for Research in Psychopathology</w:t>
+      </w:r>
+      <w:r>
+        <w:rPr>
+          <w:rFonts w:ascii="Calibri Light" w:hAnsi="Calibri Light" w:cs="Calibri Light"/>
+          <w:i/>
+          <w:iCs/>
+          <w:sz w:val="20"/>
+          <w:szCs w:val="21"/>
+          <w:lang w:eastAsia="ko-KR"/>
+        </w:rPr>
+        <w:t xml:space="preserve">, New York. </w:t>
+      </w:r>
+    </w:p>
+    <w:p>
+      <w:pPr>
+        <w:tabs>
+          <w:tab w:val="right" w:pos="8640"/>
+        </w:tabs>
+        <w:spacing w:after="80"/>
+        <w:ind w:left="567" w:hanging="567"/>
+        <w:rPr>
+          <w:rFonts w:ascii="Calibri Light" w:hAnsi="Calibri Light" w:cs="Calibri Light"/>
+          <w:sz w:val="20"/>
+          <w:szCs w:val="21"/>
+          <w:lang w:eastAsia="ko-KR"/>
+        </w:rPr>
+      </w:pPr>
+      <w:r>
+        <w:rPr>
+          <w:rFonts w:ascii="Calibri Light" w:hAnsi="Calibri Light" w:cs="Calibri Light"/>
+          <w:b/>
+          <w:bCs/>
+          <w:sz w:val="20"/>
+          <w:szCs w:val="21"/>
+          <w:lang w:eastAsia="ko-KR"/>
+        </w:rPr>
+        <w:lastRenderedPageBreak/>
+        <w:t>Kwon, M.</w:t>
+      </w:r>
+      <w:r>
+        <w:rPr>
+          <w:rFonts w:ascii="Calibri Light" w:hAnsi="Calibri Light" w:cs="Calibri Light"/>
+          <w:sz w:val="20"/>
+          <w:szCs w:val="21"/>
+          <w:lang w:eastAsia="ko-KR"/>
+        </w:rPr>
         <w:t xml:space="preserve">, </w:t>
       </w:r>
       <w:r>
@@ -1405,27 +1455,7 @@
           <w:szCs w:val="21"/>
           <w:lang w:eastAsia="ko-KR"/>
         </w:rPr>
-        <w:t xml:space="preserve">Kim, H., Yang, J., &amp; </w:t>
-      </w:r>
-      <w:proofErr w:type="spellStart"/>
-      <w:r>
-        <w:rPr>
-          <w:rFonts w:ascii="Calibri Light" w:hAnsi="Calibri Light" w:cs="Calibri Light"/>
-          <w:sz w:val="20"/>
-          <w:szCs w:val="21"/>
-          <w:lang w:eastAsia="ko-KR"/>
-        </w:rPr>
-        <w:t>Ahn</w:t>
-      </w:r>
-      <w:proofErr w:type="spellEnd"/>
-      <w:r>
-        <w:rPr>
-          <w:rFonts w:ascii="Calibri Light" w:hAnsi="Calibri Light" w:cs="Calibri Light"/>
-          <w:sz w:val="20"/>
-          <w:szCs w:val="21"/>
-          <w:lang w:eastAsia="ko-KR"/>
-        </w:rPr>
-        <w:t xml:space="preserve">, W. (2019) </w:t>
+        <w:t xml:space="preserve">Kim, H., Yang, J., &amp; Ahn, W. (2019) </w:t>
       </w:r>
       <w:r>
         <w:rPr>
@@ -2583,20 +2613,8 @@
           <w:sz w:val="16"/>
           <w:szCs w:val="16"/>
         </w:rPr>
-        <w:t xml:space="preserve">PI: Professor Woo-Young </w:t>
-      </w:r>
-      <w:proofErr w:type="spellStart"/>
-      <w:r>
-        <w:rPr>
-          <w:rFonts w:ascii="Calibri Light" w:hAnsi="Calibri Light" w:cs="Calibri Light"/>
-          <w:i/>
-          <w:iCs/>
-          <w:sz w:val="16"/>
-          <w:szCs w:val="16"/>
-        </w:rPr>
-        <w:t>Ahn</w:t>
-      </w:r>
-      <w:proofErr w:type="spellEnd"/>
+        <w:t>PI: Professor Woo-Young Ahn</w:t>
+      </w:r>
     </w:p>
     <w:p>
       <w:pPr>
@@ -2767,29 +2785,7 @@
           <w:sz w:val="16"/>
           <w:szCs w:val="16"/>
         </w:rPr>
-        <w:t xml:space="preserve">PI: Professor </w:t>
-      </w:r>
-      <w:proofErr w:type="spellStart"/>
-      <w:r>
-        <w:rPr>
-          <w:rFonts w:ascii="Calibri Light" w:hAnsi="Calibri Light" w:cs="Calibri Light"/>
-          <w:i/>
-          <w:iCs/>
-          <w:sz w:val="16"/>
-          <w:szCs w:val="16"/>
-        </w:rPr>
-        <w:t>Jeanyoung</w:t>
-      </w:r>
-      <w:proofErr w:type="spellEnd"/>
-      <w:r>
-        <w:rPr>
-          <w:rFonts w:ascii="Calibri Light" w:hAnsi="Calibri Light" w:cs="Calibri Light"/>
-          <w:i/>
-          <w:iCs/>
-          <w:sz w:val="16"/>
-          <w:szCs w:val="16"/>
-        </w:rPr>
-        <w:t xml:space="preserve"> Chey</w:t>
+        <w:t>PI: Professor Jeanyoung Chey</w:t>
       </w:r>
     </w:p>
     <w:p>
@@ -2970,29 +2966,7 @@
           <w:sz w:val="16"/>
           <w:szCs w:val="16"/>
         </w:rPr>
-        <w:t xml:space="preserve">PI: Research Professor </w:t>
-      </w:r>
-      <w:proofErr w:type="spellStart"/>
-      <w:r>
-        <w:rPr>
-          <w:rFonts w:ascii="Calibri Light" w:hAnsi="Calibri Light" w:cs="Calibri Light"/>
-          <w:i/>
-          <w:iCs/>
-          <w:sz w:val="16"/>
-          <w:szCs w:val="16"/>
-        </w:rPr>
-        <w:t>Sungshin</w:t>
-      </w:r>
-      <w:proofErr w:type="spellEnd"/>
-      <w:r>
-        <w:rPr>
-          <w:rFonts w:ascii="Calibri Light" w:hAnsi="Calibri Light" w:cs="Calibri Light"/>
-          <w:i/>
-          <w:iCs/>
-          <w:sz w:val="16"/>
-          <w:szCs w:val="16"/>
-        </w:rPr>
-        <w:t xml:space="preserve"> Kim</w:t>
+        <w:t>PI: Research Professor Sungshin Kim</w:t>
       </w:r>
     </w:p>
     <w:p>
@@ -4151,7 +4125,6 @@
         </w:rPr>
         <w:t xml:space="preserve">Stan, </w:t>
       </w:r>
-      <w:proofErr w:type="spellStart"/>
       <w:r>
         <w:rPr>
           <w:rFonts w:ascii="Calibri Light" w:hAnsi="Calibri Light" w:cs="Calibri Light"/>
@@ -4168,7 +4141,6 @@
         </w:rPr>
         <w:t>atlab</w:t>
       </w:r>
-      <w:proofErr w:type="spellEnd"/>
     </w:p>
     <w:p>
       <w:pPr>
@@ -4315,20 +4287,8 @@
           <w:sz w:val="20"/>
           <w:szCs w:val="20"/>
         </w:rPr>
-        <w:t xml:space="preserve">Professor Woo-Young </w:t>
-      </w:r>
-      <w:proofErr w:type="spellStart"/>
-      <w:r>
-        <w:rPr>
-          <w:rFonts w:ascii="Calibri Light" w:hAnsi="Calibri Light" w:cs="Calibri Light"/>
-          <w:b/>
-          <w:bCs/>
-          <w:sz w:val="20"/>
-          <w:szCs w:val="20"/>
-        </w:rPr>
-        <w:t>Ahn</w:t>
-      </w:r>
-      <w:proofErr w:type="spellEnd"/>
+        <w:t>Professor Woo-Young Ahn</w:t>
+      </w:r>
     </w:p>
     <w:p>
       <w:pPr>
@@ -4538,7 +4498,7 @@
 </file>
 
 <file path=word/endnotes.xml><?xml version="1.0" encoding="utf-8"?>
-<w:endnotes xmlns:wpc="http://schemas.microsoft.com/office/word/2010/wordprocessingCanvas" xmlns:cx="http://schemas.microsoft.com/office/drawing/2014/chartex" xmlns:cx1="http://schemas.microsoft.com/office/drawing/2015/9/8/chartex" xmlns:cx2="http://schemas.microsoft.com/office/drawing/2015/10/21/chartex" xmlns:cx3="http://schemas.microsoft.com/office/drawing/2016/5/9/chartex" xmlns:cx4="http://schemas.microsoft.com/office/drawing/2016/5/10/chartex" xmlns:cx5="http://schemas.microsoft.com/office/drawing/2016/5/11/chartex" xmlns:cx6="http://schemas.microsoft.com/office/drawing/2016/5/12/chartex" xmlns:cx7="http://schemas.microsoft.com/office/drawing/2016/5/13/chartex" xmlns:cx8="http://schemas.microsoft.com/office/drawing/2016/5/14/chartex" xmlns:mc="http://schemas.openxmlformats.org/markup-compatibility/2006" xmlns:aink="http://schemas.microsoft.com/office/drawing/2016/ink" xmlns:am3d="http://schemas.microsoft.com/office/drawing/2017/model3d" xmlns:o="urn:schemas-microsoft-com:office:office" xmlns:r="http://schemas.openxmlformats.org/officeDocument/2006/relationships" xmlns:m="http://schemas.openxmlformats.org/officeDocument/2006/math" xmlns:v="urn:schemas-microsoft-com:vml" xmlns:wp14="http://schemas.microsoft.com/office/word/2010/wordprocessingDrawing" xmlns:wp="http://schemas.openxmlformats.org/drawingml/2006/wordprocessingDrawing" xmlns:w10="urn:schemas-microsoft-com:office:word" xmlns:w="http://schemas.openxmlformats.org/wordprocessingml/2006/main" xmlns:w14="http://schemas.microsoft.com/office/word/2010/wordml" xmlns:w15="http://schemas.microsoft.com/office/word/2012/wordml" xmlns:w16cex="http://schemas.microsoft.com/office/word/2018/wordml/cex" xmlns:w16cid="http://schemas.microsoft.com/office/word/2016/wordml/cid" xmlns:w16="http://schemas.microsoft.com/office/word/2018/wordml" xmlns:w16se="http://schemas.microsoft.com/office/word/2015/wordml/symex" xmlns:wpg="http://schemas.microsoft.com/office/word/2010/wordprocessingGroup" xmlns:wpi="http://schemas.microsoft.com/office/word/2010/wordprocessingInk" xmlns:wne="http://schemas.microsoft.com/office/word/2006/wordml" xmlns:wps="http://schemas.microsoft.com/office/word/2010/wordprocessingShape" mc:Ignorable="w14 w15 w16se w16cid w16 w16cex wp14">
+<w:endnotes xmlns:wpc="http://schemas.microsoft.com/office/word/2010/wordprocessingCanvas" xmlns:cx="http://schemas.microsoft.com/office/drawing/2014/chartex" xmlns:cx1="http://schemas.microsoft.com/office/drawing/2015/9/8/chartex" xmlns:cx2="http://schemas.microsoft.com/office/drawing/2015/10/21/chartex" xmlns:cx3="http://schemas.microsoft.com/office/drawing/2016/5/9/chartex" xmlns:cx4="http://schemas.microsoft.com/office/drawing/2016/5/10/chartex" xmlns:cx5="http://schemas.microsoft.com/office/drawing/2016/5/11/chartex" xmlns:cx6="http://schemas.microsoft.com/office/drawing/2016/5/12/chartex" xmlns:cx7="http://schemas.microsoft.com/office/drawing/2016/5/13/chartex" xmlns:cx8="http://schemas.microsoft.com/office/drawing/2016/5/14/chartex" xmlns:mc="http://schemas.openxmlformats.org/markup-compatibility/2006" xmlns:aink="http://schemas.microsoft.com/office/drawing/2016/ink" xmlns:am3d="http://schemas.microsoft.com/office/drawing/2017/model3d" xmlns:o="urn:schemas-microsoft-com:office:office" xmlns:r="http://schemas.openxmlformats.org/officeDocument/2006/relationships" xmlns:m="http://schemas.openxmlformats.org/officeDocument/2006/math" xmlns:v="urn:schemas-microsoft-com:vml" xmlns:wp14="http://schemas.microsoft.com/office/word/2010/wordprocessingDrawing" xmlns:wp="http://schemas.openxmlformats.org/drawingml/2006/wordprocessingDrawing" xmlns:w10="urn:schemas-microsoft-com:office:word" xmlns:w="http://schemas.openxmlformats.org/wordprocessingml/2006/main" xmlns:w14="http://schemas.microsoft.com/office/word/2010/wordml" xmlns:w15="http://schemas.microsoft.com/office/word/2012/wordml" xmlns:w16cex="http://schemas.microsoft.com/office/word/2018/wordml/cex" xmlns:w16cid="http://schemas.microsoft.com/office/word/2016/wordml/cid" xmlns:w16="http://schemas.microsoft.com/office/word/2018/wordml" xmlns:w16sdtdh="http://schemas.microsoft.com/office/word/2020/wordml/sdtdatahash" xmlns:w16se="http://schemas.microsoft.com/office/word/2015/wordml/symex" xmlns:wpg="http://schemas.microsoft.com/office/word/2010/wordprocessingGroup" xmlns:wpi="http://schemas.microsoft.com/office/word/2010/wordprocessingInk" xmlns:wne="http://schemas.microsoft.com/office/word/2006/wordml" xmlns:wps="http://schemas.microsoft.com/office/word/2010/wordprocessingShape" mc:Ignorable="w14 w15 w16se w16cid w16 w16cex w16sdtdh wp14">
   <w:endnote w:type="separator" w:id="-1">
     <w:p>
       <w:r>
@@ -4557,7 +4517,7 @@
 </file>
 
 <file path=word/footer1.xml><?xml version="1.0" encoding="utf-8"?>
-<w:ftr xmlns:wpc="http://schemas.microsoft.com/office/word/2010/wordprocessingCanvas" xmlns:cx="http://schemas.microsoft.com/office/drawing/2014/chartex" xmlns:cx1="http://schemas.microsoft.com/office/drawing/2015/9/8/chartex" xmlns:cx2="http://schemas.microsoft.com/office/drawing/2015/10/21/chartex" xmlns:cx3="http://schemas.microsoft.com/office/drawing/2016/5/9/chartex" xmlns:cx4="http://schemas.microsoft.com/office/drawing/2016/5/10/chartex" xmlns:cx5="http://schemas.microsoft.com/office/drawing/2016/5/11/chartex" xmlns:cx6="http://schemas.microsoft.com/office/drawing/2016/5/12/chartex" xmlns:cx7="http://schemas.microsoft.com/office/drawing/2016/5/13/chartex" xmlns:cx8="http://schemas.microsoft.com/office/drawing/2016/5/14/chartex" xmlns:mc="http://schemas.openxmlformats.org/markup-compatibility/2006" xmlns:aink="http://schemas.microsoft.com/office/drawing/2016/ink" xmlns:am3d="http://schemas.microsoft.com/office/drawing/2017/model3d" xmlns:o="urn:schemas-microsoft-com:office:office" xmlns:r="http://schemas.openxmlformats.org/officeDocument/2006/relationships" xmlns:m="http://schemas.openxmlformats.org/officeDocument/2006/math" xmlns:v="urn:schemas-microsoft-com:vml" xmlns:wp14="http://schemas.microsoft.com/office/word/2010/wordprocessingDrawing" xmlns:wp="http://schemas.openxmlformats.org/drawingml/2006/wordprocessingDrawing" xmlns:w10="urn:schemas-microsoft-com:office:word" xmlns:w="http://schemas.openxmlformats.org/wordprocessingml/2006/main" xmlns:w14="http://schemas.microsoft.com/office/word/2010/wordml" xmlns:w15="http://schemas.microsoft.com/office/word/2012/wordml" xmlns:w16cex="http://schemas.microsoft.com/office/word/2018/wordml/cex" xmlns:w16cid="http://schemas.microsoft.com/office/word/2016/wordml/cid" xmlns:w16="http://schemas.microsoft.com/office/word/2018/wordml" xmlns:w16se="http://schemas.microsoft.com/office/word/2015/wordml/symex" xmlns:wpg="http://schemas.microsoft.com/office/word/2010/wordprocessingGroup" xmlns:wpi="http://schemas.microsoft.com/office/word/2010/wordprocessingInk" xmlns:wne="http://schemas.microsoft.com/office/word/2006/wordml" xmlns:wps="http://schemas.microsoft.com/office/word/2010/wordprocessingShape" mc:Ignorable="w14 w15 w16se w16cid w16 w16cex wp14">
+<w:ftr xmlns:wpc="http://schemas.microsoft.com/office/word/2010/wordprocessingCanvas" xmlns:cx="http://schemas.microsoft.com/office/drawing/2014/chartex" xmlns:cx1="http://schemas.microsoft.com/office/drawing/2015/9/8/chartex" xmlns:cx2="http://schemas.microsoft.com/office/drawing/2015/10/21/chartex" xmlns:cx3="http://schemas.microsoft.com/office/drawing/2016/5/9/chartex" xmlns:cx4="http://schemas.microsoft.com/office/drawing/2016/5/10/chartex" xmlns:cx5="http://schemas.microsoft.com/office/drawing/2016/5/11/chartex" xmlns:cx6="http://schemas.microsoft.com/office/drawing/2016/5/12/chartex" xmlns:cx7="http://schemas.microsoft.com/office/drawing/2016/5/13/chartex" xmlns:cx8="http://schemas.microsoft.com/office/drawing/2016/5/14/chartex" xmlns:mc="http://schemas.openxmlformats.org/markup-compatibility/2006" xmlns:aink="http://schemas.microsoft.com/office/drawing/2016/ink" xmlns:am3d="http://schemas.microsoft.com/office/drawing/2017/model3d" xmlns:o="urn:schemas-microsoft-com:office:office" xmlns:r="http://schemas.openxmlformats.org/officeDocument/2006/relationships" xmlns:m="http://schemas.openxmlformats.org/officeDocument/2006/math" xmlns:v="urn:schemas-microsoft-com:vml" xmlns:wp14="http://schemas.microsoft.com/office/word/2010/wordprocessingDrawing" xmlns:wp="http://schemas.openxmlformats.org/drawingml/2006/wordprocessingDrawing" xmlns:w10="urn:schemas-microsoft-com:office:word" xmlns:w="http://schemas.openxmlformats.org/wordprocessingml/2006/main" xmlns:w14="http://schemas.microsoft.com/office/word/2010/wordml" xmlns:w15="http://schemas.microsoft.com/office/word/2012/wordml" xmlns:w16cex="http://schemas.microsoft.com/office/word/2018/wordml/cex" xmlns:w16cid="http://schemas.microsoft.com/office/word/2016/wordml/cid" xmlns:w16="http://schemas.microsoft.com/office/word/2018/wordml" xmlns:w16sdtdh="http://schemas.microsoft.com/office/word/2020/wordml/sdtdatahash" xmlns:w16se="http://schemas.microsoft.com/office/word/2015/wordml/symex" xmlns:wpg="http://schemas.microsoft.com/office/word/2010/wordprocessingGroup" xmlns:wpi="http://schemas.microsoft.com/office/word/2010/wordprocessingInk" xmlns:wne="http://schemas.microsoft.com/office/word/2006/wordml" xmlns:wps="http://schemas.microsoft.com/office/word/2010/wordprocessingShape" mc:Ignorable="w14 w15 w16se w16cid w16 w16cex w16sdtdh wp14">
   <w:p>
     <w:pPr>
       <w:pStyle w:val="Footer"/>
@@ -4608,7 +4568,7 @@
 </file>
 
 <file path=word/footnotes.xml><?xml version="1.0" encoding="utf-8"?>
-<w:footnotes xmlns:wpc="http://schemas.microsoft.com/office/word/2010/wordprocessingCanvas" xmlns:cx="http://schemas.microsoft.com/office/drawing/2014/chartex" xmlns:cx1="http://schemas.microsoft.com/office/drawing/2015/9/8/chartex" xmlns:cx2="http://schemas.microsoft.com/office/drawing/2015/10/21/chartex" xmlns:cx3="http://schemas.microsoft.com/office/drawing/2016/5/9/chartex" xmlns:cx4="http://schemas.microsoft.com/office/drawing/2016/5/10/chartex" xmlns:cx5="http://schemas.microsoft.com/office/drawing/2016/5/11/chartex" xmlns:cx6="http://schemas.microsoft.com/office/drawing/2016/5/12/chartex" xmlns:cx7="http://schemas.microsoft.com/office/drawing/2016/5/13/chartex" xmlns:cx8="http://schemas.microsoft.com/office/drawing/2016/5/14/chartex" xmlns:mc="http://schemas.openxmlformats.org/markup-compatibility/2006" xmlns:aink="http://schemas.microsoft.com/office/drawing/2016/ink" xmlns:am3d="http://schemas.microsoft.com/office/drawing/2017/model3d" xmlns:o="urn:schemas-microsoft-com:office:office" xmlns:r="http://schemas.openxmlformats.org/officeDocument/2006/relationships" xmlns:m="http://schemas.openxmlformats.org/officeDocument/2006/math" xmlns:v="urn:schemas-microsoft-com:vml" xmlns:wp14="http://schemas.microsoft.com/office/word/2010/wordprocessingDrawing" xmlns:wp="http://schemas.openxmlformats.org/drawingml/2006/wordprocessingDrawing" xmlns:w10="urn:schemas-microsoft-com:office:word" xmlns:w="http://schemas.openxmlformats.org/wordprocessingml/2006/main" xmlns:w14="http://schemas.microsoft.com/office/word/2010/wordml" xmlns:w15="http://schemas.microsoft.com/office/word/2012/wordml" xmlns:w16cex="http://schemas.microsoft.com/office/word/2018/wordml/cex" xmlns:w16cid="http://schemas.microsoft.com/office/word/2016/wordml/cid" xmlns:w16="http://schemas.microsoft.com/office/word/2018/wordml" xmlns:w16se="http://schemas.microsoft.com/office/word/2015/wordml/symex" xmlns:wpg="http://schemas.microsoft.com/office/word/2010/wordprocessingGroup" xmlns:wpi="http://schemas.microsoft.com/office/word/2010/wordprocessingInk" xmlns:wne="http://schemas.microsoft.com/office/word/2006/wordml" xmlns:wps="http://schemas.microsoft.com/office/word/2010/wordprocessingShape" mc:Ignorable="w14 w15 w16se w16cid w16 w16cex wp14">
+<w:footnotes xmlns:wpc="http://schemas.microsoft.com/office/word/2010/wordprocessingCanvas" xmlns:cx="http://schemas.microsoft.com/office/drawing/2014/chartex" xmlns:cx1="http://schemas.microsoft.com/office/drawing/2015/9/8/chartex" xmlns:cx2="http://schemas.microsoft.com/office/drawing/2015/10/21/chartex" xmlns:cx3="http://schemas.microsoft.com/office/drawing/2016/5/9/chartex" xmlns:cx4="http://schemas.microsoft.com/office/drawing/2016/5/10/chartex" xmlns:cx5="http://schemas.microsoft.com/office/drawing/2016/5/11/chartex" xmlns:cx6="http://schemas.microsoft.com/office/drawing/2016/5/12/chartex" xmlns:cx7="http://schemas.microsoft.com/office/drawing/2016/5/13/chartex" xmlns:cx8="http://schemas.microsoft.com/office/drawing/2016/5/14/chartex" xmlns:mc="http://schemas.openxmlformats.org/markup-compatibility/2006" xmlns:aink="http://schemas.microsoft.com/office/drawing/2016/ink" xmlns:am3d="http://schemas.microsoft.com/office/drawing/2017/model3d" xmlns:o="urn:schemas-microsoft-com:office:office" xmlns:r="http://schemas.openxmlformats.org/officeDocument/2006/relationships" xmlns:m="http://schemas.openxmlformats.org/officeDocument/2006/math" xmlns:v="urn:schemas-microsoft-com:vml" xmlns:wp14="http://schemas.microsoft.com/office/word/2010/wordprocessingDrawing" xmlns:wp="http://schemas.openxmlformats.org/drawingml/2006/wordprocessingDrawing" xmlns:w10="urn:schemas-microsoft-com:office:word" xmlns:w="http://schemas.openxmlformats.org/wordprocessingml/2006/main" xmlns:w14="http://schemas.microsoft.com/office/word/2010/wordml" xmlns:w15="http://schemas.microsoft.com/office/word/2012/wordml" xmlns:w16cex="http://schemas.microsoft.com/office/word/2018/wordml/cex" xmlns:w16cid="http://schemas.microsoft.com/office/word/2016/wordml/cid" xmlns:w16="http://schemas.microsoft.com/office/word/2018/wordml" xmlns:w16sdtdh="http://schemas.microsoft.com/office/word/2020/wordml/sdtdatahash" xmlns:w16se="http://schemas.microsoft.com/office/word/2015/wordml/symex" xmlns:wpg="http://schemas.microsoft.com/office/word/2010/wordprocessingGroup" xmlns:wpi="http://schemas.microsoft.com/office/word/2010/wordprocessingInk" xmlns:wne="http://schemas.microsoft.com/office/word/2006/wordml" xmlns:wps="http://schemas.microsoft.com/office/word/2010/wordprocessingShape" mc:Ignorable="w14 w15 w16se w16cid w16 w16cex w16sdtdh wp14">
   <w:footnote w:type="separator" w:id="-1">
     <w:p>
       <w:r>
@@ -4627,7 +4587,7 @@
 </file>
 
 <file path=word/numbering.xml><?xml version="1.0" encoding="utf-8"?>
-<w:numbering xmlns:wpc="http://schemas.microsoft.com/office/word/2010/wordprocessingCanvas" xmlns:cx="http://schemas.microsoft.com/office/drawing/2014/chartex" xmlns:cx1="http://schemas.microsoft.com/office/drawing/2015/9/8/chartex" xmlns:cx2="http://schemas.microsoft.com/office/drawing/2015/10/21/chartex" xmlns:cx3="http://schemas.microsoft.com/office/drawing/2016/5/9/chartex" xmlns:cx4="http://schemas.microsoft.com/office/drawing/2016/5/10/chartex" xmlns:cx5="http://schemas.microsoft.com/office/drawing/2016/5/11/chartex" xmlns:cx6="http://schemas.microsoft.com/office/drawing/2016/5/12/chartex" xmlns:cx7="http://schemas.microsoft.com/office/drawing/2016/5/13/chartex" xmlns:cx8="http://schemas.microsoft.com/office/drawing/2016/5/14/chartex" xmlns:mc="http://schemas.openxmlformats.org/markup-compatibility/2006" xmlns:aink="http://schemas.microsoft.com/office/drawing/2016/ink" xmlns:am3d="http://schemas.microsoft.com/office/drawing/2017/model3d" xmlns:o="urn:schemas-microsoft-com:office:office" xmlns:r="http://schemas.openxmlformats.org/officeDocument/2006/relationships" xmlns:m="http://schemas.openxmlformats.org/officeDocument/2006/math" xmlns:v="urn:schemas-microsoft-com:vml" xmlns:wp14="http://schemas.microsoft.com/office/word/2010/wordprocessingDrawing" xmlns:wp="http://schemas.openxmlformats.org/drawingml/2006/wordprocessingDrawing" xmlns:w10="urn:schemas-microsoft-com:office:word" xmlns:w="http://schemas.openxmlformats.org/wordprocessingml/2006/main" xmlns:w14="http://schemas.microsoft.com/office/word/2010/wordml" xmlns:w15="http://schemas.microsoft.com/office/word/2012/wordml" xmlns:w16cex="http://schemas.microsoft.com/office/word/2018/wordml/cex" xmlns:w16cid="http://schemas.microsoft.com/office/word/2016/wordml/cid" xmlns:w16="http://schemas.microsoft.com/office/word/2018/wordml" xmlns:w16se="http://schemas.microsoft.com/office/word/2015/wordml/symex" xmlns:wpg="http://schemas.microsoft.com/office/word/2010/wordprocessingGroup" xmlns:wpi="http://schemas.microsoft.com/office/word/2010/wordprocessingInk" xmlns:wne="http://schemas.microsoft.com/office/word/2006/wordml" xmlns:wps="http://schemas.microsoft.com/office/word/2010/wordprocessingShape" mc:Ignorable="w14 w15 w16se w16cid w16 w16cex wp14">
+<w:numbering xmlns:wpc="http://schemas.microsoft.com/office/word/2010/wordprocessingCanvas" xmlns:cx="http://schemas.microsoft.com/office/drawing/2014/chartex" xmlns:cx1="http://schemas.microsoft.com/office/drawing/2015/9/8/chartex" xmlns:cx2="http://schemas.microsoft.com/office/drawing/2015/10/21/chartex" xmlns:cx3="http://schemas.microsoft.com/office/drawing/2016/5/9/chartex" xmlns:cx4="http://schemas.microsoft.com/office/drawing/2016/5/10/chartex" xmlns:cx5="http://schemas.microsoft.com/office/drawing/2016/5/11/chartex" xmlns:cx6="http://schemas.microsoft.com/office/drawing/2016/5/12/chartex" xmlns:cx7="http://schemas.microsoft.com/office/drawing/2016/5/13/chartex" xmlns:cx8="http://schemas.microsoft.com/office/drawing/2016/5/14/chartex" xmlns:mc="http://schemas.openxmlformats.org/markup-compatibility/2006" xmlns:aink="http://schemas.microsoft.com/office/drawing/2016/ink" xmlns:am3d="http://schemas.microsoft.com/office/drawing/2017/model3d" xmlns:o="urn:schemas-microsoft-com:office:office" xmlns:r="http://schemas.openxmlformats.org/officeDocument/2006/relationships" xmlns:m="http://schemas.openxmlformats.org/officeDocument/2006/math" xmlns:v="urn:schemas-microsoft-com:vml" xmlns:wp14="http://schemas.microsoft.com/office/word/2010/wordprocessingDrawing" xmlns:wp="http://schemas.openxmlformats.org/drawingml/2006/wordprocessingDrawing" xmlns:w10="urn:schemas-microsoft-com:office:word" xmlns:w="http://schemas.openxmlformats.org/wordprocessingml/2006/main" xmlns:w14="http://schemas.microsoft.com/office/word/2010/wordml" xmlns:w15="http://schemas.microsoft.com/office/word/2012/wordml" xmlns:w16cex="http://schemas.microsoft.com/office/word/2018/wordml/cex" xmlns:w16cid="http://schemas.microsoft.com/office/word/2016/wordml/cid" xmlns:w16="http://schemas.microsoft.com/office/word/2018/wordml" xmlns:w16sdtdh="http://schemas.microsoft.com/office/word/2020/wordml/sdtdatahash" xmlns:w16se="http://schemas.microsoft.com/office/word/2015/wordml/symex" xmlns:wpg="http://schemas.microsoft.com/office/word/2010/wordprocessingGroup" xmlns:wpi="http://schemas.microsoft.com/office/word/2010/wordprocessingInk" xmlns:wne="http://schemas.microsoft.com/office/word/2006/wordml" xmlns:wps="http://schemas.microsoft.com/office/word/2010/wordprocessingShape" mc:Ignorable="w14 w15 w16se w16cid w16 w16cex w16sdtdh wp14">
   <w:abstractNum w:abstractNumId="0" w15:restartNumberingAfterBreak="0">
     <w:nsid w:val="040858FE"/>
     <w:multiLevelType w:val="hybridMultilevel"/>
@@ -5864,7 +5824,7 @@
 </file>
 
 <file path=word/styles.xml><?xml version="1.0" encoding="utf-8"?>
-<w:styles xmlns:mc="http://schemas.openxmlformats.org/markup-compatibility/2006" xmlns:r="http://schemas.openxmlformats.org/officeDocument/2006/relationships" xmlns:w="http://schemas.openxmlformats.org/wordprocessingml/2006/main" xmlns:w14="http://schemas.microsoft.com/office/word/2010/wordml" xmlns:w15="http://schemas.microsoft.com/office/word/2012/wordml" xmlns:w16cex="http://schemas.microsoft.com/office/word/2018/wordml/cex" xmlns:w16cid="http://schemas.microsoft.com/office/word/2016/wordml/cid" xmlns:w16="http://schemas.microsoft.com/office/word/2018/wordml" xmlns:w16se="http://schemas.microsoft.com/office/word/2015/wordml/symex" mc:Ignorable="w14 w15 w16se w16cid w16 w16cex">
+<w:styles xmlns:mc="http://schemas.openxmlformats.org/markup-compatibility/2006" xmlns:r="http://schemas.openxmlformats.org/officeDocument/2006/relationships" xmlns:w="http://schemas.openxmlformats.org/wordprocessingml/2006/main" xmlns:w14="http://schemas.microsoft.com/office/word/2010/wordml" xmlns:w15="http://schemas.microsoft.com/office/word/2012/wordml" xmlns:w16cex="http://schemas.microsoft.com/office/word/2018/wordml/cex" xmlns:w16cid="http://schemas.microsoft.com/office/word/2016/wordml/cid" xmlns:w16="http://schemas.microsoft.com/office/word/2018/wordml" xmlns:w16sdtdh="http://schemas.microsoft.com/office/word/2020/wordml/sdtdatahash" xmlns:w16se="http://schemas.microsoft.com/office/word/2015/wordml/symex" mc:Ignorable="w14 w15 w16se w16cid w16 w16cex w16sdtdh">
   <w:docDefaults>
     <w:rPrDefault>
       <w:rPr>

--- a/assets/CV_minakwon.docx
+++ b/assets/CV_minakwon.docx
@@ -443,8 +443,20 @@
           <w:sz w:val="16"/>
           <w:szCs w:val="16"/>
         </w:rPr>
-        <w:t>- Advisor: Professor Woo-Young Ahn</w:t>
-      </w:r>
+        <w:t xml:space="preserve">- Advisor: Professor Woo-Young </w:t>
+      </w:r>
+      <w:proofErr w:type="spellStart"/>
+      <w:r>
+        <w:rPr>
+          <w:rFonts w:ascii="Calibri Light" w:hAnsi="Calibri Light" w:cs="Calibri Light"/>
+          <w:i/>
+          <w:iCs/>
+          <w:sz w:val="16"/>
+          <w:szCs w:val="16"/>
+        </w:rPr>
+        <w:t>Ahn</w:t>
+      </w:r>
+      <w:proofErr w:type="spellEnd"/>
     </w:p>
     <w:p>
       <w:pPr>
@@ -693,13 +705,23 @@
         </w:rPr>
         <w:tab/>
       </w:r>
-      <w:r>
-        <w:rPr>
-          <w:rFonts w:ascii="Calibri Light" w:hAnsi="Calibri Light" w:cs="Calibri Light"/>
-          <w:sz w:val="16"/>
-          <w:szCs w:val="16"/>
-        </w:rPr>
-        <w:t>StonyBrook, NY</w:t>
+      <w:proofErr w:type="spellStart"/>
+      <w:r>
+        <w:rPr>
+          <w:rFonts w:ascii="Calibri Light" w:hAnsi="Calibri Light" w:cs="Calibri Light"/>
+          <w:sz w:val="16"/>
+          <w:szCs w:val="16"/>
+        </w:rPr>
+        <w:t>StonyBrook</w:t>
+      </w:r>
+      <w:proofErr w:type="spellEnd"/>
+      <w:r>
+        <w:rPr>
+          <w:rFonts w:ascii="Calibri Light" w:hAnsi="Calibri Light" w:cs="Calibri Light"/>
+          <w:sz w:val="16"/>
+          <w:szCs w:val="16"/>
+        </w:rPr>
+        <w:t>, NY</w:t>
       </w:r>
     </w:p>
     <w:p>
@@ -848,7 +870,47 @@
           <w:szCs w:val="21"/>
           <w:lang w:eastAsia="ko-KR"/>
         </w:rPr>
-        <w:t>, Kim, H., Yang, J., Hur, J., Lee, T., &amp; Ahn, W. (</w:t>
+        <w:t xml:space="preserve">, Kim, H., Yang, J., </w:t>
+      </w:r>
+      <w:proofErr w:type="spellStart"/>
+      <w:r>
+        <w:rPr>
+          <w:rFonts w:ascii="Calibri Light" w:hAnsi="Calibri Light" w:cs="Calibri Light"/>
+          <w:sz w:val="20"/>
+          <w:szCs w:val="21"/>
+          <w:lang w:eastAsia="ko-KR"/>
+        </w:rPr>
+        <w:t>Hur</w:t>
+      </w:r>
+      <w:proofErr w:type="spellEnd"/>
+      <w:r>
+        <w:rPr>
+          <w:rFonts w:ascii="Calibri Light" w:hAnsi="Calibri Light" w:cs="Calibri Light"/>
+          <w:sz w:val="20"/>
+          <w:szCs w:val="21"/>
+          <w:lang w:eastAsia="ko-KR"/>
+        </w:rPr>
+        <w:t xml:space="preserve">, J., Lee, T., &amp; </w:t>
+      </w:r>
+      <w:proofErr w:type="spellStart"/>
+      <w:r>
+        <w:rPr>
+          <w:rFonts w:ascii="Calibri Light" w:hAnsi="Calibri Light" w:cs="Calibri Light"/>
+          <w:sz w:val="20"/>
+          <w:szCs w:val="21"/>
+          <w:lang w:eastAsia="ko-KR"/>
+        </w:rPr>
+        <w:t>Ahn</w:t>
+      </w:r>
+      <w:proofErr w:type="spellEnd"/>
+      <w:r>
+        <w:rPr>
+          <w:rFonts w:ascii="Calibri Light" w:hAnsi="Calibri Light" w:cs="Calibri Light"/>
+          <w:sz w:val="20"/>
+          <w:szCs w:val="21"/>
+          <w:lang w:eastAsia="ko-KR"/>
+        </w:rPr>
+        <w:t>, W. (</w:t>
       </w:r>
       <w:r>
         <w:rPr>
@@ -977,40 +1039,7 @@
           <w:szCs w:val="21"/>
           <w:lang w:eastAsia="ko-KR"/>
         </w:rPr>
-        <w:t>Kwon</w:t>
-      </w:r>
-      <w:r>
-        <w:rPr>
-          <w:rFonts w:ascii="Calibri Light" w:hAnsi="Calibri Light" w:cs="Calibri Light"/>
-          <w:b/>
-          <w:bCs/>
-          <w:sz w:val="20"/>
-          <w:szCs w:val="21"/>
-          <w:lang w:eastAsia="ko-KR"/>
-        </w:rPr>
-        <w:t>,</w:t>
-      </w:r>
-      <w:r>
-        <w:rPr>
-          <w:rFonts w:ascii="Calibri Light" w:hAnsi="Calibri Light" w:cs="Calibri Light"/>
-          <w:b/>
-          <w:bCs/>
-          <w:sz w:val="20"/>
-          <w:szCs w:val="21"/>
-          <w:lang w:eastAsia="ko-KR"/>
-        </w:rPr>
-        <w:t xml:space="preserve"> M</w:t>
-      </w:r>
-      <w:r>
-        <w:rPr>
-          <w:rFonts w:ascii="Calibri Light" w:hAnsi="Calibri Light" w:cs="Calibri Light"/>
-          <w:b/>
-          <w:bCs/>
-          <w:sz w:val="20"/>
-          <w:szCs w:val="21"/>
-          <w:lang w:eastAsia="ko-KR"/>
-        </w:rPr>
-        <w:t>.</w:t>
+        <w:t>Kwon, M.</w:t>
       </w:r>
       <w:r>
         <w:rPr>
@@ -1075,14 +1104,25 @@
         </w:rPr>
         <w:t xml:space="preserve">&amp; </w:t>
       </w:r>
-      <w:r>
-        <w:rPr>
-          <w:rFonts w:ascii="Calibri Light" w:hAnsi="Calibri Light" w:cs="Calibri Light"/>
-          <w:sz w:val="20"/>
-          <w:szCs w:val="21"/>
-          <w:lang w:eastAsia="ko-KR"/>
-        </w:rPr>
-        <w:t>Ahn, W. (202</w:t>
+      <w:proofErr w:type="spellStart"/>
+      <w:r>
+        <w:rPr>
+          <w:rFonts w:ascii="Calibri Light" w:hAnsi="Calibri Light" w:cs="Calibri Light"/>
+          <w:sz w:val="20"/>
+          <w:szCs w:val="21"/>
+          <w:lang w:eastAsia="ko-KR"/>
+        </w:rPr>
+        <w:t>Ahn</w:t>
+      </w:r>
+      <w:proofErr w:type="spellEnd"/>
+      <w:r>
+        <w:rPr>
+          <w:rFonts w:ascii="Calibri Light" w:hAnsi="Calibri Light" w:cs="Calibri Light"/>
+          <w:sz w:val="20"/>
+          <w:szCs w:val="21"/>
+          <w:lang w:eastAsia="ko-KR"/>
+        </w:rPr>
+        <w:t>, W. (202</w:t>
       </w:r>
       <w:r>
         <w:rPr>
@@ -1184,7 +1224,27 @@
           <w:szCs w:val="21"/>
           <w:lang w:eastAsia="ko-KR"/>
         </w:rPr>
-        <w:t xml:space="preserve">, Ahn, W., &amp; Jung, Y. (2020) Neural Correlates of Goal-Directed Control in Interest Gaming Disorder and Alcohol Use Disorder, </w:t>
+        <w:t xml:space="preserve">, </w:t>
+      </w:r>
+      <w:proofErr w:type="spellStart"/>
+      <w:r>
+        <w:rPr>
+          <w:rFonts w:ascii="Calibri Light" w:hAnsi="Calibri Light" w:cs="Calibri Light"/>
+          <w:sz w:val="20"/>
+          <w:szCs w:val="21"/>
+          <w:lang w:eastAsia="ko-KR"/>
+        </w:rPr>
+        <w:t>Ahn</w:t>
+      </w:r>
+      <w:proofErr w:type="spellEnd"/>
+      <w:r>
+        <w:rPr>
+          <w:rFonts w:ascii="Calibri Light" w:hAnsi="Calibri Light" w:cs="Calibri Light"/>
+          <w:sz w:val="20"/>
+          <w:szCs w:val="21"/>
+          <w:lang w:eastAsia="ko-KR"/>
+        </w:rPr>
+        <w:t xml:space="preserve">, W., &amp; Jung, Y. (2020) Neural Correlates of Goal-Directed Control in Interest Gaming Disorder and Alcohol Use Disorder, </w:t>
       </w:r>
       <w:r>
         <w:rPr>
@@ -1261,7 +1321,47 @@
           <w:szCs w:val="21"/>
           <w:lang w:eastAsia="ko-KR"/>
         </w:rPr>
-        <w:t xml:space="preserve">, Kim, H., Yang, J., Hur, J., Lee, T., &amp; Ahn, W. (2019) Identifying behavioral and neural predictors of caffeinated soda intake in childhood using a large database from the ABCD study, </w:t>
+        <w:t xml:space="preserve">, Kim, H., Yang, J., </w:t>
+      </w:r>
+      <w:proofErr w:type="spellStart"/>
+      <w:r>
+        <w:rPr>
+          <w:rFonts w:ascii="Calibri Light" w:hAnsi="Calibri Light" w:cs="Calibri Light"/>
+          <w:sz w:val="20"/>
+          <w:szCs w:val="21"/>
+          <w:lang w:eastAsia="ko-KR"/>
+        </w:rPr>
+        <w:t>Hur</w:t>
+      </w:r>
+      <w:proofErr w:type="spellEnd"/>
+      <w:r>
+        <w:rPr>
+          <w:rFonts w:ascii="Calibri Light" w:hAnsi="Calibri Light" w:cs="Calibri Light"/>
+          <w:sz w:val="20"/>
+          <w:szCs w:val="21"/>
+          <w:lang w:eastAsia="ko-KR"/>
+        </w:rPr>
+        <w:t xml:space="preserve">, J., Lee, T., &amp; </w:t>
+      </w:r>
+      <w:proofErr w:type="spellStart"/>
+      <w:r>
+        <w:rPr>
+          <w:rFonts w:ascii="Calibri Light" w:hAnsi="Calibri Light" w:cs="Calibri Light"/>
+          <w:sz w:val="20"/>
+          <w:szCs w:val="21"/>
+          <w:lang w:eastAsia="ko-KR"/>
+        </w:rPr>
+        <w:t>Ahn</w:t>
+      </w:r>
+      <w:proofErr w:type="spellEnd"/>
+      <w:r>
+        <w:rPr>
+          <w:rFonts w:ascii="Calibri Light" w:hAnsi="Calibri Light" w:cs="Calibri Light"/>
+          <w:sz w:val="20"/>
+          <w:szCs w:val="21"/>
+          <w:lang w:eastAsia="ko-KR"/>
+        </w:rPr>
+        <w:t xml:space="preserve">, W. (2019) Identifying behavioral and neural predictors of caffeinated soda intake in childhood using a large database from the ABCD study, </w:t>
       </w:r>
       <w:r>
         <w:rPr>
@@ -1388,7 +1488,27 @@
           <w:szCs w:val="21"/>
           <w:lang w:eastAsia="ko-KR"/>
         </w:rPr>
-        <w:t xml:space="preserve">., &amp; Ahn, W. (2019) Effects of early life stress and social resources on neurocognitive functions: A large-scale replication study, </w:t>
+        <w:t xml:space="preserve">., &amp; </w:t>
+      </w:r>
+      <w:proofErr w:type="spellStart"/>
+      <w:r>
+        <w:rPr>
+          <w:rFonts w:ascii="Calibri Light" w:hAnsi="Calibri Light" w:cs="Calibri Light"/>
+          <w:sz w:val="20"/>
+          <w:szCs w:val="21"/>
+          <w:lang w:eastAsia="ko-KR"/>
+        </w:rPr>
+        <w:t>Ahn</w:t>
+      </w:r>
+      <w:proofErr w:type="spellEnd"/>
+      <w:r>
+        <w:rPr>
+          <w:rFonts w:ascii="Calibri Light" w:hAnsi="Calibri Light" w:cs="Calibri Light"/>
+          <w:sz w:val="20"/>
+          <w:szCs w:val="21"/>
+          <w:lang w:eastAsia="ko-KR"/>
+        </w:rPr>
+        <w:t xml:space="preserve">, W. (2019) Effects of early life stress and social resources on neurocognitive functions: A large-scale replication study, </w:t>
       </w:r>
       <w:r>
         <w:rPr>
@@ -1455,7 +1575,27 @@
           <w:szCs w:val="21"/>
           <w:lang w:eastAsia="ko-KR"/>
         </w:rPr>
-        <w:t xml:space="preserve">Kim, H., Yang, J., &amp; Ahn, W. (2019) </w:t>
+        <w:t xml:space="preserve">Kim, H., Yang, J., &amp; </w:t>
+      </w:r>
+      <w:proofErr w:type="spellStart"/>
+      <w:r>
+        <w:rPr>
+          <w:rFonts w:ascii="Calibri Light" w:hAnsi="Calibri Light" w:cs="Calibri Light"/>
+          <w:sz w:val="20"/>
+          <w:szCs w:val="21"/>
+          <w:lang w:eastAsia="ko-KR"/>
+        </w:rPr>
+        <w:t>Ahn</w:t>
+      </w:r>
+      <w:proofErr w:type="spellEnd"/>
+      <w:r>
+        <w:rPr>
+          <w:rFonts w:ascii="Calibri Light" w:hAnsi="Calibri Light" w:cs="Calibri Light"/>
+          <w:sz w:val="20"/>
+          <w:szCs w:val="21"/>
+          <w:lang w:eastAsia="ko-KR"/>
+        </w:rPr>
+        <w:t xml:space="preserve">, W. (2019) </w:t>
       </w:r>
       <w:r>
         <w:rPr>
@@ -1512,34 +1652,12 @@
         </w:tabs>
         <w:spacing w:after="80"/>
         <w:ind w:left="567" w:hanging="567"/>
-        <w:rPr>
-          <w:rFonts w:ascii="Lato Light" w:hAnsi="Lato Light" w:cstheme="minorHAnsi"/>
-          <w:sz w:val="20"/>
-          <w:szCs w:val="21"/>
-          <w:lang w:eastAsia="ko-KR"/>
-        </w:rPr>
-      </w:pPr>
-    </w:p>
-    <w:p>
-      <w:pPr>
-        <w:rPr>
-          <w:rFonts w:ascii="Lato" w:hAnsi="Lato" w:cstheme="minorHAnsi"/>
-          <w:b/>
-          <w:bCs/>
-          <w:smallCaps/>
-          <w:kern w:val="32"/>
-          <w:sz w:val="22"/>
-          <w:szCs w:val="28"/>
-        </w:rPr>
-      </w:pPr>
-      <w:r>
         <w:rPr>
           <w:rFonts w:ascii="Lato" w:hAnsi="Lato" w:cstheme="minorHAnsi"/>
           <w:sz w:val="22"/>
           <w:szCs w:val="28"/>
         </w:rPr>
-        <w:br w:type="page"/>
-      </w:r>
+      </w:pPr>
     </w:p>
     <w:p>
       <w:pPr>
@@ -1556,9 +1674,20 @@
           <w:sz w:val="22"/>
           <w:szCs w:val="28"/>
         </w:rPr>
-        <w:lastRenderedPageBreak/>
         <w:t>Teaching</w:t>
       </w:r>
+    </w:p>
+    <w:p>
+      <w:pPr>
+        <w:tabs>
+          <w:tab w:val="right" w:pos="8640"/>
+        </w:tabs>
+        <w:rPr>
+          <w:rFonts w:ascii="Lato" w:hAnsi="Lato" w:cstheme="minorHAnsi"/>
+          <w:sz w:val="16"/>
+          <w:szCs w:val="16"/>
+        </w:rPr>
+      </w:pPr>
     </w:p>
     <w:p>
       <w:pPr>
@@ -2613,8 +2742,20 @@
           <w:sz w:val="16"/>
           <w:szCs w:val="16"/>
         </w:rPr>
-        <w:t>PI: Professor Woo-Young Ahn</w:t>
-      </w:r>
+        <w:t xml:space="preserve">PI: Professor Woo-Young </w:t>
+      </w:r>
+      <w:proofErr w:type="spellStart"/>
+      <w:r>
+        <w:rPr>
+          <w:rFonts w:ascii="Calibri Light" w:hAnsi="Calibri Light" w:cs="Calibri Light"/>
+          <w:i/>
+          <w:iCs/>
+          <w:sz w:val="16"/>
+          <w:szCs w:val="16"/>
+        </w:rPr>
+        <w:t>Ahn</w:t>
+      </w:r>
+      <w:proofErr w:type="spellEnd"/>
     </w:p>
     <w:p>
       <w:pPr>
@@ -2785,7 +2926,29 @@
           <w:sz w:val="16"/>
           <w:szCs w:val="16"/>
         </w:rPr>
-        <w:t>PI: Professor Jeanyoung Chey</w:t>
+        <w:t xml:space="preserve">PI: Professor </w:t>
+      </w:r>
+      <w:proofErr w:type="spellStart"/>
+      <w:r>
+        <w:rPr>
+          <w:rFonts w:ascii="Calibri Light" w:hAnsi="Calibri Light" w:cs="Calibri Light"/>
+          <w:i/>
+          <w:iCs/>
+          <w:sz w:val="16"/>
+          <w:szCs w:val="16"/>
+        </w:rPr>
+        <w:t>Jeanyoung</w:t>
+      </w:r>
+      <w:proofErr w:type="spellEnd"/>
+      <w:r>
+        <w:rPr>
+          <w:rFonts w:ascii="Calibri Light" w:hAnsi="Calibri Light" w:cs="Calibri Light"/>
+          <w:i/>
+          <w:iCs/>
+          <w:sz w:val="16"/>
+          <w:szCs w:val="16"/>
+        </w:rPr>
+        <w:t xml:space="preserve"> Chey</w:t>
       </w:r>
     </w:p>
     <w:p>
@@ -2966,7 +3129,29 @@
           <w:sz w:val="16"/>
           <w:szCs w:val="16"/>
         </w:rPr>
-        <w:t>PI: Research Professor Sungshin Kim</w:t>
+        <w:t xml:space="preserve">PI: Research Professor </w:t>
+      </w:r>
+      <w:proofErr w:type="spellStart"/>
+      <w:r>
+        <w:rPr>
+          <w:rFonts w:ascii="Calibri Light" w:hAnsi="Calibri Light" w:cs="Calibri Light"/>
+          <w:i/>
+          <w:iCs/>
+          <w:sz w:val="16"/>
+          <w:szCs w:val="16"/>
+        </w:rPr>
+        <w:t>Sungshin</w:t>
+      </w:r>
+      <w:proofErr w:type="spellEnd"/>
+      <w:r>
+        <w:rPr>
+          <w:rFonts w:ascii="Calibri Light" w:hAnsi="Calibri Light" w:cs="Calibri Light"/>
+          <w:i/>
+          <w:iCs/>
+          <w:sz w:val="16"/>
+          <w:szCs w:val="16"/>
+        </w:rPr>
+        <w:t xml:space="preserve"> Kim</w:t>
       </w:r>
     </w:p>
     <w:p>
@@ -3392,7 +3577,6 @@
           <w:sz w:val="22"/>
           <w:szCs w:val="28"/>
         </w:rPr>
-        <w:lastRenderedPageBreak/>
         <w:t>Scholarships</w:t>
       </w:r>
       <w:r>
@@ -4125,6 +4309,7 @@
         </w:rPr>
         <w:t xml:space="preserve">Stan, </w:t>
       </w:r>
+      <w:proofErr w:type="spellStart"/>
       <w:r>
         <w:rPr>
           <w:rFonts w:ascii="Calibri Light" w:hAnsi="Calibri Light" w:cs="Calibri Light"/>
@@ -4141,6 +4326,7 @@
         </w:rPr>
         <w:t>atlab</w:t>
       </w:r>
+      <w:proofErr w:type="spellEnd"/>
     </w:p>
     <w:p>
       <w:pPr>
@@ -4287,8 +4473,20 @@
           <w:sz w:val="20"/>
           <w:szCs w:val="20"/>
         </w:rPr>
-        <w:t>Professor Woo-Young Ahn</w:t>
-      </w:r>
+        <w:t xml:space="preserve">Professor Woo-Young </w:t>
+      </w:r>
+      <w:proofErr w:type="spellStart"/>
+      <w:r>
+        <w:rPr>
+          <w:rFonts w:ascii="Calibri Light" w:hAnsi="Calibri Light" w:cs="Calibri Light"/>
+          <w:b/>
+          <w:bCs/>
+          <w:sz w:val="20"/>
+          <w:szCs w:val="20"/>
+        </w:rPr>
+        <w:t>Ahn</w:t>
+      </w:r>
+      <w:proofErr w:type="spellEnd"/>
     </w:p>
     <w:p>
       <w:pPr>

--- a/assets/CV_minakwon.docx
+++ b/assets/CV_minakwon.docx
@@ -4618,27 +4618,27 @@
           <w:sz w:val="16"/>
           <w:szCs w:val="16"/>
         </w:rPr>
-        <w:t>4</w:t>
-      </w:r>
-      <w:r>
-        <w:rPr>
-          <w:rFonts w:ascii="Calibri Light" w:hAnsi="Calibri Light" w:cs="Calibri Light"/>
-          <w:i/>
-          <w:iCs/>
-          <w:sz w:val="16"/>
-          <w:szCs w:val="16"/>
-        </w:rPr>
-        <w:t>.1</w:t>
-      </w:r>
-      <w:r>
-        <w:rPr>
-          <w:rFonts w:ascii="Calibri Light" w:hAnsi="Calibri Light" w:cs="Calibri Light"/>
-          <w:i/>
-          <w:iCs/>
-          <w:sz w:val="16"/>
-          <w:szCs w:val="16"/>
-        </w:rPr>
-        <w:t>6</w:t>
+        <w:t>7</w:t>
+      </w:r>
+      <w:r>
+        <w:rPr>
+          <w:rFonts w:ascii="Calibri Light" w:hAnsi="Calibri Light" w:cs="Calibri Light"/>
+          <w:i/>
+          <w:iCs/>
+          <w:sz w:val="16"/>
+          <w:szCs w:val="16"/>
+        </w:rPr>
+        <w:t>.</w:t>
+      </w:r>
+      <w:r>
+        <w:rPr>
+          <w:rFonts w:ascii="Calibri Light" w:hAnsi="Calibri Light" w:cs="Calibri Light"/>
+          <w:i/>
+          <w:iCs/>
+          <w:sz w:val="16"/>
+          <w:szCs w:val="16"/>
+        </w:rPr>
+        <w:t>29</w:t>
       </w:r>
       <w:r>
         <w:rPr>

--- a/assets/CV_minakwon.docx
+++ b/assets/CV_minakwon.docx
@@ -369,6 +369,217 @@
           <w:sz w:val="20"/>
           <w:szCs w:val="20"/>
         </w:rPr>
+        <w:t>Ph</w:t>
+      </w:r>
+      <w:r>
+        <w:rPr>
+          <w:rFonts w:ascii="Calibri Light" w:hAnsi="Calibri Light" w:cs="Calibri Light"/>
+          <w:sz w:val="20"/>
+          <w:szCs w:val="20"/>
+        </w:rPr>
+        <w:t>.</w:t>
+      </w:r>
+      <w:r>
+        <w:rPr>
+          <w:rFonts w:ascii="Calibri Light" w:hAnsi="Calibri Light" w:cs="Calibri Light"/>
+          <w:sz w:val="20"/>
+          <w:szCs w:val="20"/>
+        </w:rPr>
+        <w:t>D</w:t>
+      </w:r>
+      <w:r>
+        <w:rPr>
+          <w:rFonts w:ascii="Calibri Light" w:hAnsi="Calibri Light" w:cs="Calibri Light"/>
+          <w:sz w:val="20"/>
+          <w:szCs w:val="20"/>
+        </w:rPr>
+        <w:t xml:space="preserve">. in Psychology </w:t>
+      </w:r>
+      <w:r>
+        <w:rPr>
+          <w:rFonts w:ascii="Calibri Light" w:hAnsi="Calibri Light" w:cs="Calibri Light"/>
+          <w:sz w:val="21"/>
+          <w:szCs w:val="21"/>
+        </w:rPr>
+        <w:tab/>
+      </w:r>
+      <w:r>
+        <w:rPr>
+          <w:rFonts w:ascii="Calibri Light" w:hAnsi="Calibri Light" w:cs="Calibri Light"/>
+          <w:i/>
+          <w:iCs/>
+          <w:sz w:val="16"/>
+          <w:szCs w:val="16"/>
+        </w:rPr>
+        <w:t>20</w:t>
+      </w:r>
+      <w:r>
+        <w:rPr>
+          <w:rFonts w:ascii="Calibri Light" w:hAnsi="Calibri Light" w:cs="Calibri Light"/>
+          <w:i/>
+          <w:iCs/>
+          <w:sz w:val="16"/>
+          <w:szCs w:val="16"/>
+        </w:rPr>
+        <w:t>21</w:t>
+      </w:r>
+      <w:r>
+        <w:rPr>
+          <w:rFonts w:ascii="Calibri Light" w:hAnsi="Calibri Light" w:cs="Calibri Light"/>
+          <w:i/>
+          <w:iCs/>
+          <w:sz w:val="16"/>
+          <w:szCs w:val="16"/>
+        </w:rPr>
+        <w:t xml:space="preserve">.09 ~ </w:t>
+      </w:r>
+      <w:r>
+        <w:rPr>
+          <w:rFonts w:ascii="Calibri Light" w:hAnsi="Calibri Light" w:cs="Calibri Light"/>
+          <w:i/>
+          <w:iCs/>
+          <w:sz w:val="16"/>
+          <w:szCs w:val="16"/>
+          <w:lang w:eastAsia="ko-KR"/>
+        </w:rPr>
+        <w:t>present</w:t>
+      </w:r>
+    </w:p>
+    <w:p>
+      <w:pPr>
+        <w:tabs>
+          <w:tab w:val="left" w:pos="720"/>
+          <w:tab w:val="right" w:pos="8640"/>
+        </w:tabs>
+        <w:rPr>
+          <w:rFonts w:ascii="Calibri Light" w:hAnsi="Calibri Light" w:cs="Calibri Light"/>
+          <w:i/>
+          <w:iCs/>
+          <w:sz w:val="16"/>
+          <w:szCs w:val="16"/>
+        </w:rPr>
+      </w:pPr>
+      <w:r>
+        <w:rPr>
+          <w:rFonts w:ascii="Calibri Light" w:hAnsi="Calibri Light" w:cs="Calibri Light"/>
+          <w:i/>
+          <w:iCs/>
+          <w:sz w:val="16"/>
+          <w:szCs w:val="16"/>
+        </w:rPr>
+        <w:t xml:space="preserve">- Advisor: Professor Woo-Young </w:t>
+      </w:r>
+      <w:proofErr w:type="spellStart"/>
+      <w:r>
+        <w:rPr>
+          <w:rFonts w:ascii="Calibri Light" w:hAnsi="Calibri Light" w:cs="Calibri Light"/>
+          <w:i/>
+          <w:iCs/>
+          <w:sz w:val="16"/>
+          <w:szCs w:val="16"/>
+        </w:rPr>
+        <w:t>Ahn</w:t>
+      </w:r>
+      <w:proofErr w:type="spellEnd"/>
+    </w:p>
+    <w:p>
+      <w:pPr>
+        <w:tabs>
+          <w:tab w:val="left" w:pos="720"/>
+          <w:tab w:val="right" w:pos="8640"/>
+        </w:tabs>
+        <w:rPr>
+          <w:rFonts w:ascii="Calibri Light" w:hAnsi="Calibri Light" w:cs="Calibri Light"/>
+          <w:i/>
+          <w:iCs/>
+          <w:sz w:val="21"/>
+          <w:szCs w:val="21"/>
+        </w:rPr>
+      </w:pPr>
+      <w:r>
+        <w:rPr>
+          <w:rFonts w:ascii="Calibri Light" w:hAnsi="Calibri Light" w:cs="Calibri Light"/>
+          <w:i/>
+          <w:iCs/>
+          <w:sz w:val="16"/>
+          <w:szCs w:val="16"/>
+        </w:rPr>
+        <w:t>- Area of Study: Clinical Psychology</w:t>
+      </w:r>
+    </w:p>
+    <w:p>
+      <w:pPr>
+        <w:tabs>
+          <w:tab w:val="left" w:pos="720"/>
+          <w:tab w:val="right" w:pos="8640"/>
+        </w:tabs>
+        <w:rPr>
+          <w:rFonts w:ascii="Calibri Light" w:hAnsi="Calibri Light" w:cs="Calibri Light"/>
+          <w:b/>
+          <w:bCs/>
+          <w:sz w:val="20"/>
+          <w:szCs w:val="20"/>
+        </w:rPr>
+      </w:pPr>
+    </w:p>
+    <w:p>
+      <w:pPr>
+        <w:tabs>
+          <w:tab w:val="left" w:pos="720"/>
+          <w:tab w:val="right" w:pos="8640"/>
+        </w:tabs>
+        <w:rPr>
+          <w:rFonts w:ascii="Calibri Light" w:hAnsi="Calibri Light" w:cs="Calibri Light"/>
+          <w:sz w:val="21"/>
+          <w:szCs w:val="21"/>
+        </w:rPr>
+      </w:pPr>
+      <w:r>
+        <w:rPr>
+          <w:rFonts w:ascii="Calibri Light" w:hAnsi="Calibri Light" w:cs="Calibri Light"/>
+          <w:b/>
+          <w:bCs/>
+          <w:sz w:val="20"/>
+          <w:szCs w:val="20"/>
+        </w:rPr>
+        <w:t>Seoul National University</w:t>
+      </w:r>
+      <w:r>
+        <w:rPr>
+          <w:rFonts w:ascii="Calibri Light" w:hAnsi="Calibri Light" w:cs="Calibri Light"/>
+          <w:sz w:val="20"/>
+          <w:szCs w:val="20"/>
+        </w:rPr>
+        <w:tab/>
+      </w:r>
+      <w:r>
+        <w:rPr>
+          <w:rFonts w:ascii="Calibri Light" w:hAnsi="Calibri Light" w:cs="Calibri Light"/>
+          <w:sz w:val="16"/>
+          <w:szCs w:val="16"/>
+        </w:rPr>
+        <w:t>Seoul, Korea</w:t>
+      </w:r>
+    </w:p>
+    <w:p>
+      <w:pPr>
+        <w:tabs>
+          <w:tab w:val="left" w:pos="720"/>
+          <w:tab w:val="right" w:pos="8640"/>
+        </w:tabs>
+        <w:rPr>
+          <w:rFonts w:ascii="Calibri Light" w:hAnsi="Calibri Light" w:cs="Calibri Light"/>
+          <w:sz w:val="21"/>
+          <w:szCs w:val="21"/>
+          <w:lang w:eastAsia="ko-KR"/>
+        </w:rPr>
+      </w:pPr>
+      <w:r>
+        <w:rPr>
+          <w:rFonts w:ascii="Calibri Light" w:hAnsi="Calibri Light" w:cs="Calibri Light"/>
+          <w:sz w:val="20"/>
+          <w:szCs w:val="20"/>
+        </w:rPr>
         <w:t xml:space="preserve">M.A. in Psychology </w:t>
       </w:r>
       <w:r>
@@ -418,7 +629,7 @@
           <w:szCs w:val="16"/>
           <w:lang w:eastAsia="ko-KR"/>
         </w:rPr>
-        <w:t>present</w:t>
+        <w:t>2021.08</w:t>
       </w:r>
     </w:p>
     <w:p>
@@ -1450,6 +1661,7 @@
           <w:szCs w:val="21"/>
           <w:lang w:eastAsia="ko-KR"/>
         </w:rPr>
+        <w:lastRenderedPageBreak/>
         <w:t xml:space="preserve">Kim, H.+, Kim, S.+, </w:t>
       </w:r>
       <w:r>
@@ -1556,7 +1768,6 @@
           <w:szCs w:val="21"/>
           <w:lang w:eastAsia="ko-KR"/>
         </w:rPr>
-        <w:lastRenderedPageBreak/>
         <w:t>Kwon, M.</w:t>
       </w:r>
       <w:r>
@@ -4608,17 +4819,17 @@
           <w:sz w:val="16"/>
           <w:szCs w:val="16"/>
         </w:rPr>
-        <w:t>- 2021.0</w:t>
-      </w:r>
-      <w:r>
-        <w:rPr>
-          <w:rFonts w:ascii="Calibri Light" w:hAnsi="Calibri Light" w:cs="Calibri Light"/>
-          <w:i/>
-          <w:iCs/>
-          <w:sz w:val="16"/>
-          <w:szCs w:val="16"/>
-        </w:rPr>
-        <w:t>7</w:t>
+        <w:t>- 2021.</w:t>
+      </w:r>
+      <w:r>
+        <w:rPr>
+          <w:rFonts w:ascii="Calibri Light" w:hAnsi="Calibri Light" w:cs="Calibri Light"/>
+          <w:i/>
+          <w:iCs/>
+          <w:sz w:val="16"/>
+          <w:szCs w:val="16"/>
+        </w:rPr>
+        <w:t>11</w:t>
       </w:r>
       <w:r>
         <w:rPr>
@@ -4638,7 +4849,7 @@
           <w:sz w:val="16"/>
           <w:szCs w:val="16"/>
         </w:rPr>
-        <w:t>29</w:t>
+        <w:t>11</w:t>
       </w:r>
       <w:r>
         <w:rPr>

--- a/assets/CV_minakwon.docx
+++ b/assets/CV_minakwon.docx
@@ -1072,16 +1072,16 @@
           <w:szCs w:val="21"/>
           <w:lang w:eastAsia="ko-KR"/>
         </w:rPr>
-        <w:t>Kwon, M.</w:t>
-      </w:r>
-      <w:r>
-        <w:rPr>
-          <w:rFonts w:ascii="Calibri Light" w:hAnsi="Calibri Light" w:cs="Calibri Light"/>
-          <w:sz w:val="20"/>
-          <w:szCs w:val="21"/>
-          <w:lang w:eastAsia="ko-KR"/>
-        </w:rPr>
-        <w:t xml:space="preserve">, Kim, H., Yang, J., </w:t>
+        <w:t>Kwon, M.,</w:t>
+      </w:r>
+      <w:r>
+        <w:rPr>
+          <w:rFonts w:ascii="Calibri Light" w:hAnsi="Calibri Light" w:cs="Calibri Light"/>
+          <w:sz w:val="20"/>
+          <w:szCs w:val="21"/>
+          <w:lang w:eastAsia="ko-KR"/>
+        </w:rPr>
+        <w:t xml:space="preserve"> Kim, H., Yang, J., </w:t>
       </w:r>
       <w:proofErr w:type="spellStart"/>
       <w:r>
@@ -1101,7 +1101,7 @@
           <w:szCs w:val="21"/>
           <w:lang w:eastAsia="ko-KR"/>
         </w:rPr>
-        <w:t xml:space="preserve">, J., Lee, T., &amp; </w:t>
+        <w:t xml:space="preserve">, J., Lee, T.-H., &amp; </w:t>
       </w:r>
       <w:proofErr w:type="spellStart"/>
       <w:r>
@@ -1121,16 +1121,56 @@
           <w:szCs w:val="21"/>
           <w:lang w:eastAsia="ko-KR"/>
         </w:rPr>
-        <w:t>, W. (</w:t>
-      </w:r>
-      <w:r>
-        <w:rPr>
-          <w:rFonts w:ascii="Calibri Light" w:hAnsi="Calibri Light" w:cs="Calibri Light"/>
-          <w:sz w:val="20"/>
-          <w:szCs w:val="21"/>
-          <w:lang w:eastAsia="ko-KR"/>
-        </w:rPr>
-        <w:t>under review).</w:t>
+        <w:t>, W.-Y. (</w:t>
+      </w:r>
+      <w:r>
+        <w:rPr>
+          <w:rFonts w:ascii="Calibri Light" w:hAnsi="Calibri Light" w:cs="Calibri Light"/>
+          <w:sz w:val="20"/>
+          <w:szCs w:val="21"/>
+          <w:lang w:eastAsia="ko-KR"/>
+        </w:rPr>
+        <w:t>under review</w:t>
+      </w:r>
+      <w:r>
+        <w:rPr>
+          <w:rFonts w:ascii="Calibri Light" w:hAnsi="Calibri Light" w:cs="Calibri Light"/>
+          <w:sz w:val="20"/>
+          <w:szCs w:val="21"/>
+          <w:lang w:eastAsia="ko-KR"/>
+        </w:rPr>
+        <w:t xml:space="preserve">). Daily caffeinated soda intake is associated with impaired working memory and higher impulsivity in children. </w:t>
+      </w:r>
+      <w:proofErr w:type="spellStart"/>
+      <w:r>
+        <w:rPr>
+          <w:rFonts w:ascii="Calibri Light" w:hAnsi="Calibri Light" w:cs="Calibri Light"/>
+          <w:i/>
+          <w:iCs/>
+          <w:sz w:val="20"/>
+          <w:szCs w:val="21"/>
+          <w:lang w:eastAsia="ko-KR"/>
+        </w:rPr>
+        <w:t>BioRxiv</w:t>
+      </w:r>
+      <w:proofErr w:type="spellEnd"/>
+      <w:r>
+        <w:rPr>
+          <w:rFonts w:ascii="Calibri Light" w:hAnsi="Calibri Light" w:cs="Calibri Light"/>
+          <w:sz w:val="20"/>
+          <w:szCs w:val="21"/>
+          <w:lang w:eastAsia="ko-KR"/>
+        </w:rPr>
+        <w:t>, 2021.02.17.431718. https://doi.org/10.1101/2021.02.17.431718</w:t>
+      </w:r>
+      <w:r>
+        <w:rPr>
+          <w:rFonts w:ascii="Calibri Light" w:hAnsi="Calibri Light" w:cs="Calibri Light"/>
+          <w:sz w:val="20"/>
+          <w:szCs w:val="21"/>
+          <w:lang w:eastAsia="ko-KR"/>
+        </w:rPr>
+        <w:t>.</w:t>
       </w:r>
       <w:r>
         <w:rPr>
@@ -1140,46 +1180,6 @@
           <w:lang w:eastAsia="ko-KR"/>
         </w:rPr>
         <w:t xml:space="preserve"> </w:t>
-      </w:r>
-      <w:r>
-        <w:rPr>
-          <w:rFonts w:ascii="Calibri Light" w:hAnsi="Calibri Light" w:cs="Calibri Light"/>
-          <w:sz w:val="20"/>
-          <w:szCs w:val="21"/>
-          <w:lang w:eastAsia="ko-KR"/>
-        </w:rPr>
-        <w:t xml:space="preserve">Daily caffeinated soda intake is associated with impaired working memory and higher impulsivity in children. </w:t>
-      </w:r>
-      <w:r>
-        <w:rPr>
-          <w:rFonts w:ascii="Calibri Light" w:hAnsi="Calibri Light" w:cs="Calibri Light"/>
-          <w:i/>
-          <w:iCs/>
-          <w:sz w:val="20"/>
-          <w:szCs w:val="21"/>
-          <w:lang w:eastAsia="ko-KR"/>
-        </w:rPr>
-        <w:t>p</w:t>
-      </w:r>
-      <w:r>
-        <w:rPr>
-          <w:rFonts w:ascii="Calibri Light" w:hAnsi="Calibri Light" w:cs="Calibri Light"/>
-          <w:i/>
-          <w:iCs/>
-          <w:sz w:val="20"/>
-          <w:szCs w:val="21"/>
-          <w:lang w:eastAsia="ko-KR"/>
-        </w:rPr>
-        <w:t>reprint</w:t>
-      </w:r>
-      <w:r>
-        <w:rPr>
-          <w:rFonts w:ascii="Calibri Light" w:hAnsi="Calibri Light" w:cs="Calibri Light"/>
-          <w:sz w:val="20"/>
-          <w:szCs w:val="21"/>
-          <w:lang w:eastAsia="ko-KR"/>
-        </w:rPr>
-        <w:t>.</w:t>
       </w:r>
     </w:p>
     <w:p>
@@ -1594,30 +1594,7 @@
           <w:szCs w:val="21"/>
           <w:lang w:eastAsia="ko-KR"/>
         </w:rPr>
-        <w:t>the Annual Meeting of the Society for Neuroscience, Chicago (Presented by the 2</w:t>
-      </w:r>
-      <w:r>
-        <w:rPr>
-          <w:rFonts w:ascii="Calibri Light" w:hAnsi="Calibri Light" w:cs="Calibri Light"/>
-          <w:i/>
-          <w:iCs/>
-          <w:sz w:val="20"/>
-          <w:szCs w:val="21"/>
-          <w:vertAlign w:val="superscript"/>
-          <w:lang w:eastAsia="ko-KR"/>
-        </w:rPr>
-        <w:t>nd</w:t>
-      </w:r>
-      <w:r>
-        <w:rPr>
-          <w:rFonts w:ascii="Calibri Light" w:hAnsi="Calibri Light" w:cs="Calibri Light"/>
-          <w:i/>
-          <w:iCs/>
-          <w:sz w:val="20"/>
-          <w:szCs w:val="21"/>
-          <w:lang w:eastAsia="ko-KR"/>
-        </w:rPr>
-        <w:t xml:space="preserve"> Author)</w:t>
+        <w:t>the Annual Meeting of the Society for Neuroscience, Chicago</w:t>
       </w:r>
       <w:r>
         <w:rPr>
@@ -1629,15 +1606,6 @@
           <w:lang w:eastAsia="ko-KR"/>
         </w:rPr>
         <w:t>.</w:t>
-      </w:r>
-      <w:r>
-        <w:rPr>
-          <w:rFonts w:ascii="Calibri Light" w:hAnsi="Calibri Light" w:cs="Calibri Light"/>
-          <w:sz w:val="20"/>
-          <w:szCs w:val="21"/>
-          <w:lang w:eastAsia="ko-KR"/>
-        </w:rPr>
-        <w:t xml:space="preserve"> </w:t>
       </w:r>
     </w:p>
     <w:p>
@@ -2027,7 +1995,7 @@
           <w:sz w:val="16"/>
           <w:szCs w:val="16"/>
         </w:rPr>
-        <w:t>present</w:t>
+        <w:t>2021.08</w:t>
       </w:r>
     </w:p>
     <w:p>
@@ -2195,7 +2163,7 @@
           <w:sz w:val="16"/>
           <w:szCs w:val="16"/>
         </w:rPr>
-        <w:t>present</w:t>
+        <w:t>2021.08</w:t>
       </w:r>
     </w:p>
     <w:p>
@@ -3610,20 +3578,6 @@
     </w:p>
     <w:p>
       <w:pPr>
-        <w:tabs>
-          <w:tab w:val="right" w:pos="8640"/>
-        </w:tabs>
-        <w:rPr>
-          <w:rFonts w:ascii="Calibri Light" w:hAnsi="Calibri Light" w:cs="Calibri Light"/>
-          <w:i/>
-          <w:iCs/>
-          <w:sz w:val="16"/>
-          <w:szCs w:val="16"/>
-        </w:rPr>
-      </w:pPr>
-    </w:p>
-    <w:p>
-      <w:pPr>
         <w:pStyle w:val="Heading1"/>
         <w:rPr>
           <w:rFonts w:ascii="Lato" w:hAnsi="Lato" w:cstheme="minorHAnsi"/>
@@ -3631,22 +3585,13 @@
           <w:szCs w:val="28"/>
         </w:rPr>
       </w:pPr>
-    </w:p>
-    <w:p>
-      <w:pPr>
-        <w:pStyle w:val="Heading1"/>
+      <w:r>
         <w:rPr>
           <w:rFonts w:ascii="Lato" w:hAnsi="Lato" w:cstheme="minorHAnsi"/>
           <w:sz w:val="22"/>
           <w:szCs w:val="28"/>
         </w:rPr>
-      </w:pPr>
-      <w:r>
-        <w:rPr>
-          <w:rFonts w:ascii="Lato" w:hAnsi="Lato" w:cstheme="minorHAnsi"/>
-          <w:sz w:val="22"/>
-          <w:szCs w:val="28"/>
-        </w:rPr>
+        <w:lastRenderedPageBreak/>
         <w:t>Grants</w:t>
       </w:r>
     </w:p>
@@ -4803,6 +4748,102 @@
     </w:p>
     <w:p>
       <w:pPr>
+        <w:divId w:val="2013142526"/>
+        <w:rPr>
+          <w:rFonts w:ascii="Calibri Light" w:hAnsi="Calibri Light" w:cs="Calibri Light"/>
+          <w:i/>
+          <w:iCs/>
+          <w:sz w:val="16"/>
+          <w:szCs w:val="16"/>
+          <w:lang w:eastAsia="ko-KR"/>
+        </w:rPr>
+      </w:pPr>
+      <w:r>
+        <w:rPr>
+          <w:rFonts w:ascii="Calibri Light" w:hAnsi="Calibri Light" w:cs="Calibri Light"/>
+          <w:i/>
+          <w:iCs/>
+          <w:sz w:val="16"/>
+          <w:szCs w:val="16"/>
+        </w:rPr>
+        <w:t>- 2021.</w:t>
+      </w:r>
+      <w:r>
+        <w:rPr>
+          <w:rFonts w:ascii="Calibri Light" w:hAnsi="Calibri Light" w:cs="Calibri Light"/>
+          <w:i/>
+          <w:iCs/>
+          <w:sz w:val="16"/>
+          <w:szCs w:val="16"/>
+        </w:rPr>
+        <w:t>11</w:t>
+      </w:r>
+      <w:r>
+        <w:rPr>
+          <w:rFonts w:ascii="Calibri Light" w:hAnsi="Calibri Light" w:cs="Calibri Light"/>
+          <w:i/>
+          <w:iCs/>
+          <w:sz w:val="16"/>
+          <w:szCs w:val="16"/>
+        </w:rPr>
+        <w:t>.</w:t>
+      </w:r>
+      <w:r>
+        <w:rPr>
+          <w:rFonts w:ascii="Calibri Light" w:hAnsi="Calibri Light" w:cs="Calibri Light"/>
+          <w:i/>
+          <w:iCs/>
+          <w:sz w:val="16"/>
+          <w:szCs w:val="16"/>
+        </w:rPr>
+        <w:t>22</w:t>
+      </w:r>
+      <w:r>
+        <w:rPr>
+          <w:rFonts w:ascii="Calibri Light" w:hAnsi="Calibri Light" w:cs="Calibri Light"/>
+          <w:i/>
+          <w:iCs/>
+          <w:sz w:val="16"/>
+          <w:szCs w:val="16"/>
+        </w:rPr>
+        <w:t xml:space="preserve"> </w:t>
+      </w:r>
+      <w:r>
+        <w:rPr>
+          <w:rFonts w:ascii="Calibri Light" w:hAnsi="Calibri Light" w:cs="Calibri Light" w:hint="eastAsia"/>
+          <w:i/>
+          <w:iCs/>
+          <w:sz w:val="16"/>
+          <w:szCs w:val="16"/>
+          <w:lang w:eastAsia="ko-KR"/>
+        </w:rPr>
+        <w:t>u</w:t>
+      </w:r>
+      <w:r>
+        <w:rPr>
+          <w:rFonts w:ascii="Calibri Light" w:hAnsi="Calibri Light" w:cs="Calibri Light"/>
+          <w:i/>
+          <w:iCs/>
+          <w:sz w:val="16"/>
+          <w:szCs w:val="16"/>
+          <w:lang w:eastAsia="ko-KR"/>
+        </w:rPr>
+        <w:t>pdated</w:t>
+      </w:r>
+      <w:r>
+        <w:rPr>
+          <w:rFonts w:ascii="Calibri Light" w:hAnsi="Calibri Light" w:cs="Calibri Light"/>
+          <w:i/>
+          <w:iCs/>
+          <w:sz w:val="16"/>
+          <w:szCs w:val="16"/>
+          <w:lang w:eastAsia="ko-KR"/>
+        </w:rPr>
+        <w:t xml:space="preserve"> -</w:t>
+      </w:r>
+    </w:p>
+    <w:p>
+      <w:pPr>
         <w:jc w:val="right"/>
         <w:rPr>
           <w:rFonts w:ascii="Calibri Light" w:hAnsi="Calibri Light" w:cs="Calibri Light"/>
@@ -4811,89 +4852,6 @@
           <w:lang w:eastAsia="ko-KR"/>
         </w:rPr>
       </w:pPr>
-      <w:r>
-        <w:rPr>
-          <w:rFonts w:ascii="Calibri Light" w:hAnsi="Calibri Light" w:cs="Calibri Light"/>
-          <w:i/>
-          <w:iCs/>
-          <w:sz w:val="16"/>
-          <w:szCs w:val="16"/>
-        </w:rPr>
-        <w:t>- 2021.</w:t>
-      </w:r>
-      <w:r>
-        <w:rPr>
-          <w:rFonts w:ascii="Calibri Light" w:hAnsi="Calibri Light" w:cs="Calibri Light"/>
-          <w:i/>
-          <w:iCs/>
-          <w:sz w:val="16"/>
-          <w:szCs w:val="16"/>
-        </w:rPr>
-        <w:t>11</w:t>
-      </w:r>
-      <w:r>
-        <w:rPr>
-          <w:rFonts w:ascii="Calibri Light" w:hAnsi="Calibri Light" w:cs="Calibri Light"/>
-          <w:i/>
-          <w:iCs/>
-          <w:sz w:val="16"/>
-          <w:szCs w:val="16"/>
-        </w:rPr>
-        <w:t>.</w:t>
-      </w:r>
-      <w:r>
-        <w:rPr>
-          <w:rFonts w:ascii="Calibri Light" w:hAnsi="Calibri Light" w:cs="Calibri Light"/>
-          <w:i/>
-          <w:iCs/>
-          <w:sz w:val="16"/>
-          <w:szCs w:val="16"/>
-        </w:rPr>
-        <w:t>11</w:t>
-      </w:r>
-      <w:r>
-        <w:rPr>
-          <w:rFonts w:ascii="Calibri Light" w:hAnsi="Calibri Light" w:cs="Calibri Light"/>
-          <w:i/>
-          <w:iCs/>
-          <w:sz w:val="16"/>
-          <w:szCs w:val="16"/>
-        </w:rPr>
-        <w:t xml:space="preserve"> </w:t>
-      </w:r>
-      <w:r>
-        <w:rPr>
-          <w:rFonts w:ascii="Calibri Light" w:hAnsi="Calibri Light" w:cs="Calibri Light" w:hint="eastAsia"/>
-          <w:i/>
-          <w:iCs/>
-          <w:sz w:val="16"/>
-          <w:szCs w:val="16"/>
-          <w:lang w:eastAsia="ko-KR"/>
-        </w:rPr>
-        <w:t>u</w:t>
-      </w:r>
-      <w:r>
-        <w:rPr>
-          <w:rFonts w:ascii="Calibri Light" w:hAnsi="Calibri Light" w:cs="Calibri Light"/>
-          <w:i/>
-          <w:iCs/>
-          <w:sz w:val="16"/>
-          <w:szCs w:val="16"/>
-          <w:lang w:eastAsia="ko-KR"/>
-        </w:rPr>
-        <w:t>pdated</w:t>
-      </w:r>
-      <w:r>
-        <w:rPr>
-          <w:rFonts w:ascii="Calibri Light" w:hAnsi="Calibri Light" w:cs="Calibri Light"/>
-          <w:i/>
-          <w:iCs/>
-          <w:sz w:val="16"/>
-          <w:szCs w:val="16"/>
-          <w:lang w:eastAsia="ko-KR"/>
-        </w:rPr>
-        <w:t xml:space="preserve"> -</w:t>
-      </w:r>
     </w:p>
     <w:sectPr>
       <w:footerReference w:type="default" r:id="rId12"/>
@@ -6860,6 +6818,27 @@
       <w:szCs w:val="18"/>
     </w:rPr>
   </w:style>
+  <w:style w:type="character" w:styleId="PlaceholderText">
+    <w:name w:val="Placeholder Text"/>
+    <w:basedOn w:val="DefaultParagraphFont"/>
+    <w:uiPriority w:val="99"/>
+    <w:semiHidden/>
+    <w:rsid w:val="0092167F"/>
+    <w:rPr>
+      <w:color w:val="808080"/>
+    </w:rPr>
+  </w:style>
+  <w:style w:type="paragraph" w:customStyle="1" w:styleId="csl-entry">
+    <w:name w:val="csl-entry"/>
+    <w:basedOn w:val="Normal"/>
+    <w:rsid w:val="0092167F"/>
+    <w:pPr>
+      <w:spacing w:before="100" w:beforeAutospacing="1" w:after="100" w:afterAutospacing="1"/>
+    </w:pPr>
+    <w:rPr>
+      <w:lang w:val="en-KR" w:eastAsia="ko-KR"/>
+    </w:rPr>
+  </w:style>
 </w:styles>
 </file>
 
@@ -7088,6 +7067,26 @@
 </a:theme>
 </file>
 
+<file path=word/webextensions/taskpanes.xml><?xml version="1.0" encoding="utf-8"?>
+<wetp:taskpanes xmlns:wetp="http://schemas.microsoft.com/office/webextensions/taskpanes/2010/11">
+  <wetp:taskpane dockstate="right" visibility="0" width="350" row="0">
+    <wetp:webextensionref xmlns:r="http://schemas.openxmlformats.org/officeDocument/2006/relationships" r:id="rId1"/>
+  </wetp:taskpane>
+</wetp:taskpanes>
+</file>
+
+<file path=word/webextensions/webextension1.xml><?xml version="1.0" encoding="utf-8"?>
+<we:webextension xmlns:we="http://schemas.microsoft.com/office/webextensions/webextension/2010/11" id="{33566A15-517F-CF4D-835E-55C939AD2B06}">
+  <we:reference id="wa104380917" version="1.0.1.0" store="en-US" storeType="OMEX"/>
+  <we:alternateReferences>
+    <we:reference id="WA104380917" version="1.0.1.0" store="" storeType="OMEX"/>
+  </we:alternateReferences>
+  <we:properties/>
+  <we:bindings/>
+  <we:snapshot xmlns:r="http://schemas.openxmlformats.org/officeDocument/2006/relationships"/>
+</we:webextension>
+</file>
+
 <file path=customXml/item1.xml><?xml version="1.0" encoding="utf-8"?>
 <b:Sources xmlns:b="http://schemas.openxmlformats.org/officeDocument/2006/bibliography" xmlns="http://schemas.openxmlformats.org/officeDocument/2006/bibliography" SelectedStyle="\APASixthEditionOfficeOnline.xsl" StyleName="APA" Version="6"/>
 </file>

--- a/assets/CV_minakwon.docx
+++ b/assets/CV_minakwon.docx
@@ -1,6 +1,6 @@
 
 <file path=word/document.xml><?xml version="1.0" encoding="utf-8"?>
-<w:document xmlns:wpc="http://schemas.microsoft.com/office/word/2010/wordprocessingCanvas" xmlns:cx="http://schemas.microsoft.com/office/drawing/2014/chartex" xmlns:cx1="http://schemas.microsoft.com/office/drawing/2015/9/8/chartex" xmlns:cx2="http://schemas.microsoft.com/office/drawing/2015/10/21/chartex" xmlns:cx3="http://schemas.microsoft.com/office/drawing/2016/5/9/chartex" xmlns:cx4="http://schemas.microsoft.com/office/drawing/2016/5/10/chartex" xmlns:cx5="http://schemas.microsoft.com/office/drawing/2016/5/11/chartex" xmlns:cx6="http://schemas.microsoft.com/office/drawing/2016/5/12/chartex" xmlns:cx7="http://schemas.microsoft.com/office/drawing/2016/5/13/chartex" xmlns:cx8="http://schemas.microsoft.com/office/drawing/2016/5/14/chartex" xmlns:mc="http://schemas.openxmlformats.org/markup-compatibility/2006" xmlns:aink="http://schemas.microsoft.com/office/drawing/2016/ink" xmlns:am3d="http://schemas.microsoft.com/office/drawing/2017/model3d" xmlns:o="urn:schemas-microsoft-com:office:office" xmlns:r="http://schemas.openxmlformats.org/officeDocument/2006/relationships" xmlns:m="http://schemas.openxmlformats.org/officeDocument/2006/math" xmlns:v="urn:schemas-microsoft-com:vml" xmlns:wp14="http://schemas.microsoft.com/office/word/2010/wordprocessingDrawing" xmlns:wp="http://schemas.openxmlformats.org/drawingml/2006/wordprocessingDrawing" xmlns:w10="urn:schemas-microsoft-com:office:word" xmlns:w="http://schemas.openxmlformats.org/wordprocessingml/2006/main" xmlns:w14="http://schemas.microsoft.com/office/word/2010/wordml" xmlns:w15="http://schemas.microsoft.com/office/word/2012/wordml" xmlns:w16cex="http://schemas.microsoft.com/office/word/2018/wordml/cex" xmlns:w16cid="http://schemas.microsoft.com/office/word/2016/wordml/cid" xmlns:w16="http://schemas.microsoft.com/office/word/2018/wordml" xmlns:w16sdtdh="http://schemas.microsoft.com/office/word/2020/wordml/sdtdatahash" xmlns:w16se="http://schemas.microsoft.com/office/word/2015/wordml/symex" xmlns:wpg="http://schemas.microsoft.com/office/word/2010/wordprocessingGroup" xmlns:wpi="http://schemas.microsoft.com/office/word/2010/wordprocessingInk" xmlns:wne="http://schemas.microsoft.com/office/word/2006/wordml" xmlns:wps="http://schemas.microsoft.com/office/word/2010/wordprocessingShape" mc:Ignorable="w14 w15 w16se w16cid w16 w16cex w16sdtdh wp14">
+<w:document xmlns:wpc="http://schemas.microsoft.com/office/word/2010/wordprocessingCanvas" xmlns:cx="http://schemas.microsoft.com/office/drawing/2014/chartex" xmlns:cx1="http://schemas.microsoft.com/office/drawing/2015/9/8/chartex" xmlns:cx2="http://schemas.microsoft.com/office/drawing/2015/10/21/chartex" xmlns:cx3="http://schemas.microsoft.com/office/drawing/2016/5/9/chartex" xmlns:cx4="http://schemas.microsoft.com/office/drawing/2016/5/10/chartex" xmlns:cx5="http://schemas.microsoft.com/office/drawing/2016/5/11/chartex" xmlns:cx6="http://schemas.microsoft.com/office/drawing/2016/5/12/chartex" xmlns:cx7="http://schemas.microsoft.com/office/drawing/2016/5/13/chartex" xmlns:cx8="http://schemas.microsoft.com/office/drawing/2016/5/14/chartex" xmlns:mc="http://schemas.openxmlformats.org/markup-compatibility/2006" xmlns:aink="http://schemas.microsoft.com/office/drawing/2016/ink" xmlns:am3d="http://schemas.microsoft.com/office/drawing/2017/model3d" xmlns:o="urn:schemas-microsoft-com:office:office" xmlns:oel="http://schemas.microsoft.com/office/2019/extlst" xmlns:r="http://schemas.openxmlformats.org/officeDocument/2006/relationships" xmlns:m="http://schemas.openxmlformats.org/officeDocument/2006/math" xmlns:v="urn:schemas-microsoft-com:vml" xmlns:wp14="http://schemas.microsoft.com/office/word/2010/wordprocessingDrawing" xmlns:wp="http://schemas.openxmlformats.org/drawingml/2006/wordprocessingDrawing" xmlns:w10="urn:schemas-microsoft-com:office:word" xmlns:w="http://schemas.openxmlformats.org/wordprocessingml/2006/main" xmlns:w14="http://schemas.microsoft.com/office/word/2010/wordml" xmlns:w15="http://schemas.microsoft.com/office/word/2012/wordml" xmlns:w16cex="http://schemas.microsoft.com/office/word/2018/wordml/cex" xmlns:w16cid="http://schemas.microsoft.com/office/word/2016/wordml/cid" xmlns:w16="http://schemas.microsoft.com/office/word/2018/wordml" xmlns:w16sdtdh="http://schemas.microsoft.com/office/word/2020/wordml/sdtdatahash" xmlns:w16se="http://schemas.microsoft.com/office/word/2015/wordml/symex" xmlns:wpg="http://schemas.microsoft.com/office/word/2010/wordprocessingGroup" xmlns:wpi="http://schemas.microsoft.com/office/word/2010/wordprocessingInk" xmlns:wne="http://schemas.microsoft.com/office/word/2006/wordml" xmlns:wps="http://schemas.microsoft.com/office/word/2010/wordprocessingShape" mc:Ignorable="w14 w15 w16se w16cid w16 w16cex w16sdtdh wp14">
   <w:body>
     <w:p>
       <w:pPr>
@@ -412,20 +412,8 @@
           <w:sz w:val="20"/>
           <w:szCs w:val="20"/>
         </w:rPr>
-        <w:t xml:space="preserve">- Advisor: Professor Woo-Young </w:t>
-      </w:r>
-      <w:proofErr w:type="spellStart"/>
-      <w:r>
-        <w:rPr>
-          <w:rFonts w:ascii="Calibri Light" w:hAnsi="Calibri Light" w:cs="Calibri Light"/>
-          <w:i/>
-          <w:iCs/>
-          <w:sz w:val="20"/>
-          <w:szCs w:val="20"/>
-        </w:rPr>
-        <w:t>Ahn</w:t>
-      </w:r>
-      <w:proofErr w:type="spellEnd"/>
+        <w:t>- Advisor: Professor Woo-Young Ahn</w:t>
+      </w:r>
     </w:p>
     <w:p>
       <w:pPr>
@@ -591,20 +579,8 @@
           <w:sz w:val="20"/>
           <w:szCs w:val="20"/>
         </w:rPr>
-        <w:t xml:space="preserve">- Advisor: Professor Woo-Young </w:t>
-      </w:r>
-      <w:proofErr w:type="spellStart"/>
-      <w:r>
-        <w:rPr>
-          <w:rFonts w:ascii="Calibri Light" w:hAnsi="Calibri Light" w:cs="Calibri Light"/>
-          <w:i/>
-          <w:iCs/>
-          <w:sz w:val="20"/>
-          <w:szCs w:val="20"/>
-        </w:rPr>
-        <w:t>Ahn</w:t>
-      </w:r>
-      <w:proofErr w:type="spellEnd"/>
+        <w:t>- Advisor: Professor Woo-Young Ahn</w:t>
+      </w:r>
     </w:p>
     <w:p>
       <w:pPr>
@@ -854,23 +830,13 @@
         </w:rPr>
         <w:tab/>
       </w:r>
-      <w:proofErr w:type="spellStart"/>
-      <w:r>
-        <w:rPr>
-          <w:rFonts w:ascii="Calibri Light" w:hAnsi="Calibri Light" w:cs="Calibri Light"/>
-          <w:sz w:val="20"/>
-          <w:szCs w:val="20"/>
-        </w:rPr>
-        <w:t>StonyBrook</w:t>
-      </w:r>
-      <w:proofErr w:type="spellEnd"/>
-      <w:r>
-        <w:rPr>
-          <w:rFonts w:ascii="Calibri Light" w:hAnsi="Calibri Light" w:cs="Calibri Light"/>
-          <w:sz w:val="20"/>
-          <w:szCs w:val="20"/>
-        </w:rPr>
-        <w:t>, NY</w:t>
+      <w:r>
+        <w:rPr>
+          <w:rFonts w:ascii="Calibri Light" w:hAnsi="Calibri Light" w:cs="Calibri Light"/>
+          <w:sz w:val="20"/>
+          <w:szCs w:val="20"/>
+        </w:rPr>
+        <w:t>StonyBrook, NY</w:t>
       </w:r>
     </w:p>
     <w:p>
@@ -1042,51 +1008,15 @@
           <w:sz w:val="22"/>
           <w:lang w:eastAsia="ko-KR"/>
         </w:rPr>
-        <w:t xml:space="preserve">Lee, </w:t>
-      </w:r>
-      <w:proofErr w:type="spellStart"/>
-      <w:r>
-        <w:rPr>
-          <w:rFonts w:ascii="Calibri Light" w:hAnsi="Calibri Light" w:cs="Calibri Light"/>
-          <w:sz w:val="22"/>
-          <w:lang w:eastAsia="ko-KR"/>
-        </w:rPr>
-        <w:t xml:space="preserve">Y., </w:t>
-      </w:r>
-      <w:r>
-        <w:rPr>
-          <w:rFonts w:ascii="Calibri Light" w:hAnsi="Calibri Light" w:cs="Calibri Light"/>
-          <w:sz w:val="22"/>
-          <w:lang w:eastAsia="ko-KR"/>
-        </w:rPr>
-        <w:t>Hur</w:t>
-      </w:r>
-      <w:proofErr w:type="spellEnd"/>
-      <w:r>
-        <w:rPr>
-          <w:rFonts w:ascii="Calibri Light" w:hAnsi="Calibri Light" w:cs="Calibri Light"/>
-          <w:sz w:val="22"/>
-          <w:lang w:eastAsia="ko-KR"/>
-        </w:rPr>
-        <w:t xml:space="preserve">, J., Lee, T.-H., &amp; </w:t>
-      </w:r>
-      <w:proofErr w:type="spellStart"/>
-      <w:r>
-        <w:rPr>
-          <w:rFonts w:ascii="Calibri Light" w:hAnsi="Calibri Light" w:cs="Calibri Light"/>
-          <w:sz w:val="22"/>
-          <w:lang w:eastAsia="ko-KR"/>
-        </w:rPr>
-        <w:t>Ahn</w:t>
-      </w:r>
-      <w:proofErr w:type="spellEnd"/>
-      <w:r>
-        <w:rPr>
-          <w:rFonts w:ascii="Calibri Light" w:hAnsi="Calibri Light" w:cs="Calibri Light"/>
-          <w:sz w:val="22"/>
-          <w:lang w:eastAsia="ko-KR"/>
-        </w:rPr>
-        <w:t>, W.-Y. (</w:t>
+        <w:t xml:space="preserve">Lee, Y., </w:t>
+      </w:r>
+      <w:r>
+        <w:rPr>
+          <w:rFonts w:ascii="Calibri Light" w:hAnsi="Calibri Light" w:cs="Calibri Light"/>
+          <w:sz w:val="22"/>
+          <w:lang w:eastAsia="ko-KR"/>
+        </w:rPr>
+        <w:t>Hur, J., Lee, T.-H., &amp; Ahn, W.-Y. (</w:t>
       </w:r>
       <w:r>
         <w:rPr>
@@ -1118,9 +1048,16 @@
           <w:sz w:val="22"/>
           <w:lang w:eastAsia="ko-KR"/>
         </w:rPr>
-        <w:t xml:space="preserve">. </w:t>
-      </w:r>
-      <w:proofErr w:type="spellStart"/>
+        <w:t>.</w:t>
+      </w:r>
+      <w:r>
+        <w:rPr>
+          <w:rFonts w:ascii="Calibri Light" w:hAnsi="Calibri Light" w:cs="Calibri Light"/>
+          <w:sz w:val="22"/>
+          <w:lang w:eastAsia="ko-KR"/>
+        </w:rPr>
+        <w:t xml:space="preserve"> </w:t>
+      </w:r>
       <w:r>
         <w:rPr>
           <w:rFonts w:ascii="Calibri Light" w:hAnsi="Calibri Light" w:cs="Calibri Light"/>
@@ -1131,14 +1068,29 @@
         </w:rPr>
         <w:t>BioRxiv</w:t>
       </w:r>
-      <w:proofErr w:type="spellEnd"/>
-      <w:r>
-        <w:rPr>
-          <w:rFonts w:ascii="Calibri Light" w:hAnsi="Calibri Light" w:cs="Calibri Light"/>
-          <w:sz w:val="22"/>
-          <w:lang w:eastAsia="ko-KR"/>
-        </w:rPr>
-        <w:t>, 2021.02.17.431718. https://doi.org/10.1101/2021.02.17.431718</w:t>
+      <w:r>
+        <w:rPr>
+          <w:rFonts w:ascii="Calibri Light" w:hAnsi="Calibri Light" w:cs="Calibri Light"/>
+          <w:sz w:val="22"/>
+          <w:lang w:eastAsia="ko-KR"/>
+        </w:rPr>
+        <w:t>, 2021.02.17.431718.</w:t>
+      </w:r>
+      <w:r>
+        <w:rPr>
+          <w:rFonts w:ascii="Calibri Light" w:hAnsi="Calibri Light" w:cs="Calibri Light"/>
+          <w:sz w:val="22"/>
+          <w:lang w:eastAsia="ko-KR"/>
+        </w:rPr>
+        <w:t xml:space="preserve"> </w:t>
+      </w:r>
+      <w:r>
+        <w:rPr>
+          <w:rFonts w:ascii="Calibri Light" w:hAnsi="Calibri Light" w:cs="Calibri Light"/>
+          <w:sz w:val="22"/>
+          <w:lang w:eastAsia="ko-KR"/>
+        </w:rPr>
+        <w:t>https://doi.org/10.1101/2021.02.17.431718</w:t>
       </w:r>
       <w:r>
         <w:rPr>
@@ -1209,8 +1161,6 @@
         <w:ind w:left="567" w:hanging="567"/>
         <w:rPr>
           <w:rFonts w:ascii="Calibri Light" w:hAnsi="Calibri Light" w:cs="Calibri Light"/>
-          <w:i/>
-          <w:iCs/>
           <w:sz w:val="22"/>
           <w:lang w:eastAsia="ko-KR"/>
         </w:rPr>
@@ -1231,175 +1181,113 @@
           <w:sz w:val="22"/>
           <w:lang w:eastAsia="ko-KR"/>
         </w:rPr>
+        <w:t xml:space="preserve">, Kim, H., Yang, J., </w:t>
+      </w:r>
+      <w:r>
+        <w:rPr>
+          <w:rFonts w:ascii="Calibri Light" w:hAnsi="Calibri Light" w:cs="Calibri Light"/>
+          <w:sz w:val="22"/>
+          <w:lang w:eastAsia="ko-KR"/>
+        </w:rPr>
+        <w:t xml:space="preserve">Lee, Y., </w:t>
+      </w:r>
+      <w:r>
+        <w:rPr>
+          <w:rFonts w:ascii="Calibri Light" w:hAnsi="Calibri Light" w:cs="Calibri Light"/>
+          <w:sz w:val="22"/>
+          <w:lang w:eastAsia="ko-KR"/>
+        </w:rPr>
+        <w:t>Hur, J., Lee, T., &amp; Ahn, W. (</w:t>
+      </w:r>
+      <w:r>
+        <w:rPr>
+          <w:rFonts w:ascii="Calibri Light" w:hAnsi="Calibri Light" w:cs="Calibri Light"/>
+          <w:sz w:val="22"/>
+          <w:lang w:eastAsia="ko-KR"/>
+        </w:rPr>
+        <w:t>2022</w:t>
+      </w:r>
+      <w:r>
+        <w:rPr>
+          <w:rFonts w:ascii="Calibri Light" w:hAnsi="Calibri Light" w:cs="Calibri Light"/>
+          <w:sz w:val="22"/>
+          <w:lang w:eastAsia="ko-KR"/>
+        </w:rPr>
+        <w:t xml:space="preserve">) </w:t>
+      </w:r>
+      <w:r>
+        <w:rPr>
+          <w:rFonts w:ascii="Calibri Light" w:hAnsi="Calibri Light" w:cs="Calibri Light"/>
+          <w:sz w:val="22"/>
+          <w:lang w:eastAsia="ko-KR"/>
+        </w:rPr>
+        <w:t xml:space="preserve">Daily Caffeinated Soda Intake in Children is associated With Neurocognitive Vulnerabilities of Substance Misuse and Predicts </w:t>
+      </w:r>
+      <w:r>
+        <w:rPr>
+          <w:rFonts w:ascii="Calibri Light" w:hAnsi="Calibri Light" w:cs="Calibri Light"/>
+          <w:sz w:val="22"/>
+          <w:lang w:eastAsia="ko-KR"/>
+        </w:rPr>
+        <w:lastRenderedPageBreak/>
+        <w:t>Greater Alcohol Use in 12 Months</w:t>
+      </w:r>
+      <w:r>
+        <w:rPr>
+          <w:rFonts w:ascii="Calibri Light" w:hAnsi="Calibri Light" w:cs="Calibri Light"/>
+          <w:sz w:val="22"/>
+          <w:lang w:eastAsia="ko-KR"/>
+        </w:rPr>
         <w:t xml:space="preserve">, </w:t>
       </w:r>
       <w:r>
         <w:rPr>
           <w:rFonts w:ascii="Calibri Light" w:hAnsi="Calibri Light" w:cs="Calibri Light"/>
-          <w:sz w:val="22"/>
-          <w:lang w:eastAsia="ko-KR"/>
-        </w:rPr>
-        <w:t>Lee</w:t>
-      </w:r>
-      <w:r>
-        <w:rPr>
-          <w:rFonts w:ascii="Calibri Light" w:hAnsi="Calibri Light" w:cs="Calibri Light"/>
-          <w:sz w:val="22"/>
-          <w:lang w:eastAsia="ko-KR"/>
-        </w:rPr>
-        <w:t xml:space="preserve">, </w:t>
-      </w:r>
-      <w:r>
-        <w:rPr>
-          <w:rFonts w:ascii="Calibri Light" w:hAnsi="Calibri Light" w:cs="Calibri Light"/>
-          <w:sz w:val="22"/>
-          <w:lang w:eastAsia="ko-KR"/>
-        </w:rPr>
-        <w:t>J</w:t>
-      </w:r>
-      <w:r>
-        <w:rPr>
-          <w:rFonts w:ascii="Calibri Light" w:hAnsi="Calibri Light" w:cs="Calibri Light"/>
-          <w:sz w:val="22"/>
-          <w:lang w:eastAsia="ko-KR"/>
-        </w:rPr>
-        <w:t>.,</w:t>
-      </w:r>
-      <w:r>
-        <w:rPr>
-          <w:rFonts w:ascii="Calibri Light" w:hAnsi="Calibri Light" w:cs="Calibri Light"/>
-          <w:sz w:val="22"/>
-          <w:lang w:eastAsia="ko-KR"/>
-        </w:rPr>
-        <w:t xml:space="preserve"> Yang, J., Chang, S., </w:t>
-      </w:r>
-      <w:r>
-        <w:rPr>
-          <w:rFonts w:ascii="Calibri Light" w:hAnsi="Calibri Light" w:cs="Calibri Light"/>
-          <w:sz w:val="22"/>
-          <w:lang w:eastAsia="ko-KR"/>
-        </w:rPr>
-        <w:t xml:space="preserve">&amp; </w:t>
-      </w:r>
-      <w:proofErr w:type="spellStart"/>
-      <w:r>
-        <w:rPr>
-          <w:rFonts w:ascii="Calibri Light" w:hAnsi="Calibri Light" w:cs="Calibri Light"/>
-          <w:sz w:val="22"/>
-          <w:lang w:eastAsia="ko-KR"/>
-        </w:rPr>
-        <w:t>Ahn</w:t>
-      </w:r>
-      <w:proofErr w:type="spellEnd"/>
-      <w:r>
-        <w:rPr>
-          <w:rFonts w:ascii="Calibri Light" w:hAnsi="Calibri Light" w:cs="Calibri Light"/>
-          <w:sz w:val="22"/>
-          <w:lang w:eastAsia="ko-KR"/>
-        </w:rPr>
-        <w:t>, W. (202</w:t>
-      </w:r>
-      <w:r>
-        <w:rPr>
-          <w:rFonts w:ascii="Calibri Light" w:hAnsi="Calibri Light" w:cs="Calibri Light"/>
-          <w:sz w:val="22"/>
-          <w:lang w:eastAsia="ko-KR"/>
-        </w:rPr>
-        <w:t>1) Identifying unique neurocognitive mechanisms of food addiction and binge eating using longitudinal study design and computational modeling</w:t>
-      </w:r>
-      <w:r>
-        <w:rPr>
-          <w:rFonts w:ascii="Calibri Light" w:hAnsi="Calibri Light" w:cs="Calibri Light"/>
-          <w:sz w:val="22"/>
-          <w:lang w:eastAsia="ko-KR"/>
-        </w:rPr>
-        <w:t>,</w:t>
-      </w:r>
-      <w:r>
-        <w:rPr>
-          <w:rFonts w:ascii="Calibri Light" w:hAnsi="Calibri Light" w:cs="Calibri Light"/>
-          <w:sz w:val="22"/>
-          <w:lang w:eastAsia="ko-KR"/>
-        </w:rPr>
+          <w:i/>
+          <w:iCs/>
+          <w:sz w:val="22"/>
+          <w:lang w:eastAsia="ko-KR"/>
+        </w:rPr>
+        <w:t xml:space="preserve">Poster presented at the Annual Meeting of the Society for Neuroscience, </w:t>
+      </w:r>
+      <w:r>
+        <w:rPr>
+          <w:rFonts w:ascii="Calibri Light" w:hAnsi="Calibri Light" w:cs="Calibri Light"/>
+          <w:i/>
+          <w:iCs/>
+          <w:sz w:val="22"/>
+          <w:lang w:eastAsia="ko-KR"/>
+        </w:rPr>
+        <w:t>New Orleans</w:t>
+      </w:r>
+      <w:r>
+        <w:rPr>
+          <w:rFonts w:ascii="Calibri Light" w:hAnsi="Calibri Light" w:cs="Calibri Light"/>
+          <w:i/>
+          <w:iCs/>
+          <w:sz w:val="22"/>
+          <w:lang w:eastAsia="ko-KR"/>
+        </w:rPr>
+        <w:t>.</w:t>
+      </w:r>
+      <w:r>
         <w:t xml:space="preserve"> </w:t>
       </w:r>
       <w:r>
         <w:rPr>
           <w:rFonts w:ascii="Calibri Light" w:hAnsi="Calibri Light" w:cs="Calibri Light"/>
-          <w:i/>
-          <w:iCs/>
-          <w:sz w:val="22"/>
-          <w:lang w:eastAsia="ko-KR"/>
-        </w:rPr>
-        <w:t>P</w:t>
-      </w:r>
-      <w:r>
-        <w:rPr>
-          <w:rFonts w:ascii="Calibri Light" w:hAnsi="Calibri Light" w:cs="Calibri Light"/>
-          <w:i/>
-          <w:iCs/>
-          <w:sz w:val="22"/>
-          <w:lang w:eastAsia="ko-KR"/>
-        </w:rPr>
-        <w:t>oster present</w:t>
-      </w:r>
-      <w:r>
-        <w:rPr>
-          <w:rFonts w:ascii="Calibri Light" w:hAnsi="Calibri Light" w:cs="Calibri Light"/>
-          <w:i/>
-          <w:iCs/>
-          <w:sz w:val="22"/>
-          <w:lang w:eastAsia="ko-KR"/>
-        </w:rPr>
-        <w:t xml:space="preserve">ed </w:t>
-      </w:r>
-      <w:r>
-        <w:rPr>
-          <w:rFonts w:ascii="Calibri Light" w:hAnsi="Calibri Light" w:cs="Calibri Light"/>
-          <w:i/>
-          <w:iCs/>
-          <w:sz w:val="22"/>
-          <w:lang w:eastAsia="ko-KR"/>
-        </w:rPr>
-        <w:t>at Society for Neuroscience</w:t>
-      </w:r>
-      <w:r>
-        <w:rPr>
-          <w:rFonts w:ascii="Calibri Light" w:hAnsi="Calibri Light" w:cs="Calibri Light"/>
-          <w:sz w:val="22"/>
-          <w:lang w:eastAsia="ko-KR"/>
-        </w:rPr>
-        <w:t xml:space="preserve">, </w:t>
-      </w:r>
-      <w:r>
-        <w:rPr>
-          <w:rFonts w:ascii="Calibri Light" w:hAnsi="Calibri Light" w:cs="Calibri Light"/>
-          <w:i/>
-          <w:iCs/>
-          <w:sz w:val="22"/>
-          <w:lang w:eastAsia="ko-KR"/>
-        </w:rPr>
-        <w:t>Chicago</w:t>
-      </w:r>
-      <w:r>
-        <w:rPr>
-          <w:rFonts w:ascii="Calibri Light" w:hAnsi="Calibri Light" w:cs="Calibri Light"/>
-          <w:i/>
-          <w:iCs/>
+          <w:sz w:val="22"/>
+          <w:lang w:eastAsia="ko-KR"/>
+        </w:rPr>
+        <w:t>DOI: 10.13140/RG.2.2.35982.23365</w:t>
+      </w:r>
+      <w:r>
+        <w:rPr>
+          <w:rFonts w:ascii="Calibri Light" w:hAnsi="Calibri Light" w:cs="Calibri Light"/>
           <w:sz w:val="22"/>
           <w:lang w:eastAsia="ko-KR"/>
         </w:rPr>
         <w:t>.</w:t>
-      </w:r>
-      <w:r>
-        <w:rPr>
-          <w:rFonts w:ascii="Calibri Light" w:hAnsi="Calibri Light" w:cs="Calibri Light"/>
-          <w:i/>
-          <w:iCs/>
-          <w:sz w:val="22"/>
-          <w:lang w:eastAsia="ko-KR"/>
-        </w:rPr>
-        <w:t xml:space="preserve"> (virtual)</w:t>
       </w:r>
     </w:p>
     <w:p>
@@ -1418,15 +1306,6 @@
       <w:r>
         <w:rPr>
           <w:rFonts w:ascii="Calibri Light" w:hAnsi="Calibri Light" w:cs="Calibri Light"/>
-          <w:sz w:val="22"/>
-          <w:lang w:eastAsia="ko-KR"/>
-        </w:rPr>
-        <w:lastRenderedPageBreak/>
-        <w:t xml:space="preserve">Park, H., Choi, H., </w:t>
-      </w:r>
-      <w:r>
-        <w:rPr>
-          <w:rFonts w:ascii="Calibri Light" w:hAnsi="Calibri Light" w:cs="Calibri Light"/>
           <w:b/>
           <w:bCs/>
           <w:sz w:val="22"/>
@@ -1442,53 +1321,143 @@
         </w:rPr>
         <w:t xml:space="preserve">, </w:t>
       </w:r>
-      <w:proofErr w:type="spellStart"/>
-      <w:r>
-        <w:rPr>
-          <w:rFonts w:ascii="Calibri Light" w:hAnsi="Calibri Light" w:cs="Calibri Light"/>
-          <w:sz w:val="22"/>
-          <w:lang w:eastAsia="ko-KR"/>
-        </w:rPr>
-        <w:t>Ahn</w:t>
-      </w:r>
-      <w:proofErr w:type="spellEnd"/>
-      <w:r>
-        <w:rPr>
-          <w:rFonts w:ascii="Calibri Light" w:hAnsi="Calibri Light" w:cs="Calibri Light"/>
-          <w:sz w:val="22"/>
-          <w:lang w:eastAsia="ko-KR"/>
-        </w:rPr>
-        <w:t xml:space="preserve">, W., &amp; Jung, Y. (2020) Neural Correlates of Goal-Directed Control in Interest Gaming Disorder and Alcohol Use Disorder, </w:t>
-      </w:r>
-      <w:r>
-        <w:rPr>
-          <w:rFonts w:ascii="Calibri Light" w:hAnsi="Calibri Light" w:cs="Calibri Light"/>
-          <w:i/>
-          <w:iCs/>
-          <w:sz w:val="22"/>
-          <w:lang w:eastAsia="ko-KR"/>
-        </w:rPr>
-        <w:t>Poster presented</w:t>
-      </w:r>
-      <w:r>
-        <w:rPr>
-          <w:rFonts w:ascii="Calibri Light" w:hAnsi="Calibri Light" w:cs="Calibri Light"/>
-          <w:i/>
-          <w:iCs/>
-          <w:sz w:val="22"/>
-          <w:lang w:eastAsia="ko-KR"/>
-        </w:rPr>
-        <w:t xml:space="preserve"> at the Annual Meeting of the Society of Biological Psychiatry</w:t>
-      </w:r>
-      <w:r>
-        <w:rPr>
-          <w:rFonts w:ascii="Calibri Light" w:hAnsi="Calibri Light" w:cs="Calibri Light"/>
-          <w:i/>
-          <w:iCs/>
-          <w:sz w:val="22"/>
-          <w:lang w:eastAsia="ko-KR"/>
-        </w:rPr>
-        <w:t>, New York</w:t>
+      <w:r>
+        <w:rPr>
+          <w:rFonts w:ascii="Calibri Light" w:hAnsi="Calibri Light" w:cs="Calibri Light"/>
+          <w:sz w:val="22"/>
+          <w:lang w:eastAsia="ko-KR"/>
+        </w:rPr>
+        <w:t>Lee</w:t>
+      </w:r>
+      <w:r>
+        <w:rPr>
+          <w:rFonts w:ascii="Calibri Light" w:hAnsi="Calibri Light" w:cs="Calibri Light"/>
+          <w:sz w:val="22"/>
+          <w:lang w:eastAsia="ko-KR"/>
+        </w:rPr>
+        <w:t xml:space="preserve">, </w:t>
+      </w:r>
+      <w:r>
+        <w:rPr>
+          <w:rFonts w:ascii="Calibri Light" w:hAnsi="Calibri Light" w:cs="Calibri Light"/>
+          <w:sz w:val="22"/>
+          <w:lang w:eastAsia="ko-KR"/>
+        </w:rPr>
+        <w:t>J</w:t>
+      </w:r>
+      <w:r>
+        <w:rPr>
+          <w:rFonts w:ascii="Calibri Light" w:hAnsi="Calibri Light" w:cs="Calibri Light"/>
+          <w:sz w:val="22"/>
+          <w:lang w:eastAsia="ko-KR"/>
+        </w:rPr>
+        <w:t>.,</w:t>
+      </w:r>
+      <w:r>
+        <w:rPr>
+          <w:rFonts w:ascii="Calibri Light" w:hAnsi="Calibri Light" w:cs="Calibri Light"/>
+          <w:sz w:val="22"/>
+          <w:lang w:eastAsia="ko-KR"/>
+        </w:rPr>
+        <w:t xml:space="preserve"> Yang, J., Chang, S., </w:t>
+      </w:r>
+      <w:r>
+        <w:rPr>
+          <w:rFonts w:ascii="Calibri Light" w:hAnsi="Calibri Light" w:cs="Calibri Light"/>
+          <w:sz w:val="22"/>
+          <w:lang w:eastAsia="ko-KR"/>
+        </w:rPr>
+        <w:t xml:space="preserve">&amp; </w:t>
+      </w:r>
+      <w:r>
+        <w:rPr>
+          <w:rFonts w:ascii="Calibri Light" w:hAnsi="Calibri Light" w:cs="Calibri Light"/>
+          <w:sz w:val="22"/>
+          <w:lang w:eastAsia="ko-KR"/>
+        </w:rPr>
+        <w:t>Ahn, W. (202</w:t>
+      </w:r>
+      <w:r>
+        <w:rPr>
+          <w:rFonts w:ascii="Calibri Light" w:hAnsi="Calibri Light" w:cs="Calibri Light"/>
+          <w:sz w:val="22"/>
+          <w:lang w:eastAsia="ko-KR"/>
+        </w:rPr>
+        <w:t>1) Identifying unique neurocognitive mechanisms of food addiction and binge eating using longitudinal study design and computational modeling</w:t>
+      </w:r>
+      <w:r>
+        <w:rPr>
+          <w:rFonts w:ascii="Calibri Light" w:hAnsi="Calibri Light" w:cs="Calibri Light"/>
+          <w:sz w:val="22"/>
+          <w:lang w:eastAsia="ko-KR"/>
+        </w:rPr>
+        <w:t>,</w:t>
+      </w:r>
+      <w:r>
+        <w:rPr>
+          <w:rFonts w:ascii="Calibri Light" w:hAnsi="Calibri Light" w:cs="Calibri Light"/>
+          <w:sz w:val="22"/>
+          <w:lang w:eastAsia="ko-KR"/>
+        </w:rPr>
+        <w:t xml:space="preserve"> </w:t>
+      </w:r>
+      <w:r>
+        <w:rPr>
+          <w:rFonts w:ascii="Calibri Light" w:hAnsi="Calibri Light" w:cs="Calibri Light"/>
+          <w:i/>
+          <w:iCs/>
+          <w:sz w:val="22"/>
+          <w:lang w:eastAsia="ko-KR"/>
+        </w:rPr>
+        <w:t>P</w:t>
+      </w:r>
+      <w:r>
+        <w:rPr>
+          <w:rFonts w:ascii="Calibri Light" w:hAnsi="Calibri Light" w:cs="Calibri Light"/>
+          <w:i/>
+          <w:iCs/>
+          <w:sz w:val="22"/>
+          <w:lang w:eastAsia="ko-KR"/>
+        </w:rPr>
+        <w:t>oster present</w:t>
+      </w:r>
+      <w:r>
+        <w:rPr>
+          <w:rFonts w:ascii="Calibri Light" w:hAnsi="Calibri Light" w:cs="Calibri Light"/>
+          <w:i/>
+          <w:iCs/>
+          <w:sz w:val="22"/>
+          <w:lang w:eastAsia="ko-KR"/>
+        </w:rPr>
+        <w:t xml:space="preserve">ed </w:t>
+      </w:r>
+      <w:r>
+        <w:rPr>
+          <w:rFonts w:ascii="Calibri Light" w:hAnsi="Calibri Light" w:cs="Calibri Light"/>
+          <w:i/>
+          <w:iCs/>
+          <w:sz w:val="22"/>
+          <w:lang w:eastAsia="ko-KR"/>
+        </w:rPr>
+        <w:t>at Society for Neuroscience</w:t>
+      </w:r>
+      <w:r>
+        <w:rPr>
+          <w:rFonts w:ascii="Calibri Light" w:hAnsi="Calibri Light" w:cs="Calibri Light"/>
+          <w:sz w:val="22"/>
+          <w:lang w:eastAsia="ko-KR"/>
+        </w:rPr>
+        <w:t xml:space="preserve">, </w:t>
+      </w:r>
+      <w:r>
+        <w:rPr>
+          <w:rFonts w:ascii="Calibri Light" w:hAnsi="Calibri Light" w:cs="Calibri Light"/>
+          <w:i/>
+          <w:iCs/>
+          <w:sz w:val="22"/>
+          <w:lang w:eastAsia="ko-KR"/>
+        </w:rPr>
+        <w:t>Chicago</w:t>
       </w:r>
       <w:r>
         <w:rPr>
@@ -1527,6 +1496,14 @@
       <w:r>
         <w:rPr>
           <w:rFonts w:ascii="Calibri Light" w:hAnsi="Calibri Light" w:cs="Calibri Light"/>
+          <w:sz w:val="22"/>
+          <w:lang w:eastAsia="ko-KR"/>
+        </w:rPr>
+        <w:t xml:space="preserve">Park, H., Choi, H., </w:t>
+      </w:r>
+      <w:r>
+        <w:rPr>
+          <w:rFonts w:ascii="Calibri Light" w:hAnsi="Calibri Light" w:cs="Calibri Light"/>
           <w:b/>
           <w:bCs/>
           <w:sz w:val="22"/>
@@ -1540,63 +1517,37 @@
           <w:sz w:val="22"/>
           <w:lang w:eastAsia="ko-KR"/>
         </w:rPr>
-        <w:t xml:space="preserve">, Kim, H., Yang, J., </w:t>
-      </w:r>
-      <w:proofErr w:type="spellStart"/>
-      <w:r>
-        <w:rPr>
-          <w:rFonts w:ascii="Calibri Light" w:hAnsi="Calibri Light" w:cs="Calibri Light"/>
-          <w:sz w:val="22"/>
-          <w:lang w:eastAsia="ko-KR"/>
-        </w:rPr>
-        <w:t>Hur</w:t>
-      </w:r>
-      <w:proofErr w:type="spellEnd"/>
-      <w:r>
-        <w:rPr>
-          <w:rFonts w:ascii="Calibri Light" w:hAnsi="Calibri Light" w:cs="Calibri Light"/>
-          <w:sz w:val="22"/>
-          <w:lang w:eastAsia="ko-KR"/>
-        </w:rPr>
-        <w:t xml:space="preserve">, J., Lee, T., &amp; </w:t>
-      </w:r>
-      <w:proofErr w:type="spellStart"/>
-      <w:r>
-        <w:rPr>
-          <w:rFonts w:ascii="Calibri Light" w:hAnsi="Calibri Light" w:cs="Calibri Light"/>
-          <w:sz w:val="22"/>
-          <w:lang w:eastAsia="ko-KR"/>
-        </w:rPr>
-        <w:t>Ahn</w:t>
-      </w:r>
-      <w:proofErr w:type="spellEnd"/>
-      <w:r>
-        <w:rPr>
-          <w:rFonts w:ascii="Calibri Light" w:hAnsi="Calibri Light" w:cs="Calibri Light"/>
-          <w:sz w:val="22"/>
-          <w:lang w:eastAsia="ko-KR"/>
-        </w:rPr>
-        <w:t xml:space="preserve">, W. (2019) Identifying behavioral and neural predictors of caffeinated soda intake in childhood using a large database from the ABCD study, </w:t>
-      </w:r>
-      <w:r>
-        <w:rPr>
-          <w:rFonts w:ascii="Calibri Light" w:hAnsi="Calibri Light" w:cs="Calibri Light"/>
-          <w:i/>
-          <w:iCs/>
-          <w:sz w:val="22"/>
-          <w:lang w:eastAsia="ko-KR"/>
-        </w:rPr>
-        <w:t xml:space="preserve">Poster presented at </w:t>
-      </w:r>
-      <w:r>
-        <w:rPr>
-          <w:rFonts w:ascii="Calibri Light" w:hAnsi="Calibri Light" w:cs="Calibri Light"/>
-          <w:i/>
-          <w:iCs/>
-          <w:sz w:val="22"/>
-          <w:lang w:eastAsia="ko-KR"/>
-        </w:rPr>
-        <w:t>the Annual Meeting of the Society for Neuroscience, Chicago</w:t>
+        <w:t xml:space="preserve">, Ahn, W., &amp; Jung, Y. (2020) Neural Correlates of Goal-Directed Control in Interest Gaming Disorder and Alcohol Use Disorder, </w:t>
+      </w:r>
+      <w:r>
+        <w:rPr>
+          <w:rFonts w:ascii="Calibri Light" w:hAnsi="Calibri Light" w:cs="Calibri Light"/>
+          <w:i/>
+          <w:iCs/>
+          <w:sz w:val="22"/>
+          <w:lang w:eastAsia="ko-KR"/>
+        </w:rPr>
+        <w:t>Poster presented</w:t>
+      </w:r>
+      <w:r>
+        <w:rPr>
+          <w:rFonts w:ascii="Calibri Light" w:hAnsi="Calibri Light" w:cs="Calibri Light"/>
+          <w:i/>
+          <w:iCs/>
+          <w:sz w:val="22"/>
+          <w:lang w:eastAsia="ko-KR"/>
+        </w:rPr>
+        <w:t xml:space="preserve"> at the Annual Meeting of the Society of Biological Psychiatry</w:t>
+      </w:r>
+      <w:r>
+        <w:rPr>
+          <w:rFonts w:ascii="Calibri Light" w:hAnsi="Calibri Light" w:cs="Calibri Light"/>
+          <w:i/>
+          <w:iCs/>
+          <w:sz w:val="22"/>
+          <w:lang w:eastAsia="ko-KR"/>
+        </w:rPr>
+        <w:t>, New York</w:t>
       </w:r>
       <w:r>
         <w:rPr>
@@ -1607,6 +1558,16 @@
           <w:lang w:eastAsia="ko-KR"/>
         </w:rPr>
         <w:t>.</w:t>
+      </w:r>
+      <w:r>
+        <w:rPr>
+          <w:rFonts w:ascii="Calibri Light" w:hAnsi="Calibri Light" w:cs="Calibri Light"/>
+          <w:i/>
+          <w:iCs/>
+          <w:sz w:val="22"/>
+          <w:lang w:eastAsia="ko-KR"/>
+        </w:rPr>
+        <w:t xml:space="preserve"> (virtual)</w:t>
       </w:r>
     </w:p>
     <w:p>
@@ -1625,14 +1586,6 @@
       <w:r>
         <w:rPr>
           <w:rFonts w:ascii="Calibri Light" w:hAnsi="Calibri Light" w:cs="Calibri Light"/>
-          <w:sz w:val="22"/>
-          <w:lang w:eastAsia="ko-KR"/>
-        </w:rPr>
-        <w:t xml:space="preserve">Kim, H.+, Kim, S.+, </w:t>
-      </w:r>
-      <w:r>
-        <w:rPr>
-          <w:rFonts w:ascii="Calibri Light" w:hAnsi="Calibri Light" w:cs="Calibri Light"/>
           <w:b/>
           <w:bCs/>
           <w:sz w:val="22"/>
@@ -1646,51 +1599,37 @@
           <w:sz w:val="22"/>
           <w:lang w:eastAsia="ko-KR"/>
         </w:rPr>
-        <w:t xml:space="preserve">, Yang, </w:t>
-      </w:r>
-      <w:r>
-        <w:rPr>
-          <w:rFonts w:ascii="Calibri Light" w:hAnsi="Calibri Light" w:cs="Calibri Light"/>
-          <w:sz w:val="22"/>
-          <w:lang w:eastAsia="ko-KR"/>
-        </w:rPr>
-        <w:t>J</w:t>
-      </w:r>
-      <w:r>
-        <w:rPr>
-          <w:rFonts w:ascii="Calibri Light" w:hAnsi="Calibri Light" w:cs="Calibri Light"/>
-          <w:sz w:val="22"/>
-          <w:lang w:eastAsia="ko-KR"/>
-        </w:rPr>
-        <w:t xml:space="preserve">., &amp; </w:t>
-      </w:r>
-      <w:proofErr w:type="spellStart"/>
-      <w:r>
-        <w:rPr>
-          <w:rFonts w:ascii="Calibri Light" w:hAnsi="Calibri Light" w:cs="Calibri Light"/>
-          <w:sz w:val="22"/>
-          <w:lang w:eastAsia="ko-KR"/>
-        </w:rPr>
-        <w:t>Ahn</w:t>
-      </w:r>
-      <w:proofErr w:type="spellEnd"/>
-      <w:r>
-        <w:rPr>
-          <w:rFonts w:ascii="Calibri Light" w:hAnsi="Calibri Light" w:cs="Calibri Light"/>
-          <w:sz w:val="22"/>
-          <w:lang w:eastAsia="ko-KR"/>
-        </w:rPr>
-        <w:t xml:space="preserve">, W. (2019) Effects of early life stress and social resources on neurocognitive functions: A large-scale replication study, </w:t>
-      </w:r>
-      <w:r>
-        <w:rPr>
-          <w:rFonts w:ascii="Calibri Light" w:hAnsi="Calibri Light" w:cs="Calibri Light"/>
-          <w:i/>
-          <w:iCs/>
-          <w:sz w:val="22"/>
-          <w:lang w:eastAsia="ko-KR"/>
-        </w:rPr>
-        <w:t xml:space="preserve">Society for Research in Psychopathology, New York. </w:t>
+        <w:t xml:space="preserve">, Kim, H., Yang, J., Hur, J., Lee, T., &amp; Ahn, W. (2019) Identifying behavioral and neural predictors of caffeinated soda intake in childhood using a large database from the ABCD study, </w:t>
+      </w:r>
+      <w:r>
+        <w:rPr>
+          <w:rFonts w:ascii="Calibri Light" w:hAnsi="Calibri Light" w:cs="Calibri Light"/>
+          <w:i/>
+          <w:iCs/>
+          <w:sz w:val="22"/>
+          <w:lang w:eastAsia="ko-KR"/>
+        </w:rPr>
+        <w:t xml:space="preserve">Poster presented at </w:t>
+      </w:r>
+      <w:r>
+        <w:rPr>
+          <w:rFonts w:ascii="Calibri Light" w:hAnsi="Calibri Light" w:cs="Calibri Light"/>
+          <w:i/>
+          <w:iCs/>
+          <w:sz w:val="22"/>
+          <w:lang w:eastAsia="ko-KR"/>
+        </w:rPr>
+        <w:t>the Annual Meeting of the Society for Neuroscience, Chicago</w:t>
+      </w:r>
+      <w:r>
+        <w:rPr>
+          <w:rFonts w:ascii="Calibri Light" w:hAnsi="Calibri Light" w:cs="Calibri Light"/>
+          <w:i/>
+          <w:iCs/>
+          <w:sz w:val="22"/>
+          <w:lang w:eastAsia="ko-KR"/>
+        </w:rPr>
+        <w:t>.</w:t>
       </w:r>
     </w:p>
     <w:p>
@@ -1709,6 +1648,14 @@
       <w:r>
         <w:rPr>
           <w:rFonts w:ascii="Calibri Light" w:hAnsi="Calibri Light" w:cs="Calibri Light"/>
+          <w:sz w:val="22"/>
+          <w:lang w:eastAsia="ko-KR"/>
+        </w:rPr>
+        <w:t xml:space="preserve">Kim, H.+, Kim, S.+, </w:t>
+      </w:r>
+      <w:r>
+        <w:rPr>
+          <w:rFonts w:ascii="Calibri Light" w:hAnsi="Calibri Light" w:cs="Calibri Light"/>
           <w:b/>
           <w:bCs/>
           <w:sz w:val="22"/>
@@ -1722,75 +1669,33 @@
           <w:sz w:val="22"/>
           <w:lang w:eastAsia="ko-KR"/>
         </w:rPr>
-        <w:t xml:space="preserve">, </w:t>
-      </w:r>
-      <w:r>
-        <w:rPr>
-          <w:rFonts w:ascii="Calibri Light" w:hAnsi="Calibri Light" w:cs="Calibri Light"/>
-          <w:sz w:val="22"/>
-          <w:lang w:eastAsia="ko-KR"/>
-        </w:rPr>
-        <w:t xml:space="preserve">Kim, H., Yang, J., &amp; </w:t>
-      </w:r>
-      <w:proofErr w:type="spellStart"/>
-      <w:r>
-        <w:rPr>
-          <w:rFonts w:ascii="Calibri Light" w:hAnsi="Calibri Light" w:cs="Calibri Light"/>
-          <w:sz w:val="22"/>
-          <w:lang w:eastAsia="ko-KR"/>
-        </w:rPr>
-        <w:t>Ahn</w:t>
-      </w:r>
-      <w:proofErr w:type="spellEnd"/>
-      <w:r>
-        <w:rPr>
-          <w:rFonts w:ascii="Calibri Light" w:hAnsi="Calibri Light" w:cs="Calibri Light"/>
-          <w:sz w:val="22"/>
-          <w:lang w:eastAsia="ko-KR"/>
-        </w:rPr>
-        <w:t xml:space="preserve">, W. (2019) </w:t>
-      </w:r>
-      <w:r>
-        <w:rPr>
-          <w:rFonts w:ascii="Calibri Light" w:hAnsi="Calibri Light" w:cs="Calibri Light"/>
-          <w:sz w:val="22"/>
-          <w:lang w:eastAsia="ko-KR"/>
-        </w:rPr>
-        <w:t>Caffeinated soda intake in childhood is associated with risk factors of Substance Use Disorder</w:t>
-      </w:r>
-      <w:r>
-        <w:rPr>
-          <w:rFonts w:ascii="Calibri Light" w:hAnsi="Calibri Light" w:cs="Calibri Light"/>
-          <w:sz w:val="22"/>
-          <w:lang w:eastAsia="ko-KR"/>
-        </w:rPr>
-        <w:t xml:space="preserve">, </w:t>
-      </w:r>
-      <w:r>
-        <w:rPr>
-          <w:rFonts w:ascii="Calibri Light" w:hAnsi="Calibri Light" w:cs="Calibri Light"/>
-          <w:i/>
-          <w:iCs/>
-          <w:sz w:val="22"/>
-          <w:lang w:eastAsia="ko-KR"/>
-        </w:rPr>
-        <w:t>Poster presented at the Annual Meeting of The Korean Cognitive Science Society, Seoul, South Korea.</w:t>
-      </w:r>
-      <w:r>
-        <w:rPr>
-          <w:rFonts w:ascii="Calibri Light" w:hAnsi="Calibri Light" w:cs="Calibri Light"/>
-          <w:sz w:val="22"/>
-          <w:lang w:eastAsia="ko-KR"/>
-        </w:rPr>
-        <w:t xml:space="preserve"> </w:t>
-      </w:r>
-      <w:r>
-        <w:rPr>
-          <w:rFonts w:ascii="Calibri Light" w:hAnsi="Calibri Light" w:cs="Calibri Light"/>
-          <w:sz w:val="22"/>
-          <w:lang w:eastAsia="ko-KR"/>
-        </w:rPr>
-        <w:t xml:space="preserve"> </w:t>
+        <w:t xml:space="preserve">, Yang, </w:t>
+      </w:r>
+      <w:r>
+        <w:rPr>
+          <w:rFonts w:ascii="Calibri Light" w:hAnsi="Calibri Light" w:cs="Calibri Light"/>
+          <w:sz w:val="22"/>
+          <w:lang w:eastAsia="ko-KR"/>
+        </w:rPr>
+        <w:t>J</w:t>
+      </w:r>
+      <w:r>
+        <w:rPr>
+          <w:rFonts w:ascii="Calibri Light" w:hAnsi="Calibri Light" w:cs="Calibri Light"/>
+          <w:sz w:val="22"/>
+          <w:lang w:eastAsia="ko-KR"/>
+        </w:rPr>
+        <w:t xml:space="preserve">., &amp; Ahn, W. (2019) Effects of early life stress and social resources on neurocognitive functions: A large-scale replication study, </w:t>
+      </w:r>
+      <w:r>
+        <w:rPr>
+          <w:rFonts w:ascii="Calibri Light" w:hAnsi="Calibri Light" w:cs="Calibri Light"/>
+          <w:i/>
+          <w:iCs/>
+          <w:sz w:val="22"/>
+          <w:lang w:eastAsia="ko-KR"/>
+        </w:rPr>
+        <w:t xml:space="preserve">Society for Research in Psychopathology, New York. </w:t>
       </w:r>
     </w:p>
     <w:p>
@@ -1948,29 +1853,7 @@
           <w:sz w:val="20"/>
           <w:szCs w:val="20"/>
         </w:rPr>
-        <w:t xml:space="preserve">Reinforcement Learning using the </w:t>
-      </w:r>
-      <w:proofErr w:type="spellStart"/>
-      <w:r>
-        <w:rPr>
-          <w:rFonts w:ascii="Calibri Light" w:hAnsi="Calibri Light" w:cs="Calibri Light"/>
-          <w:i/>
-          <w:iCs/>
-          <w:sz w:val="20"/>
-          <w:szCs w:val="20"/>
-        </w:rPr>
-        <w:t>hBayesDM</w:t>
-      </w:r>
-      <w:proofErr w:type="spellEnd"/>
-      <w:r>
-        <w:rPr>
-          <w:rFonts w:ascii="Calibri Light" w:hAnsi="Calibri Light" w:cs="Calibri Light"/>
-          <w:i/>
-          <w:iCs/>
-          <w:sz w:val="20"/>
-          <w:szCs w:val="20"/>
-        </w:rPr>
-        <w:t xml:space="preserve"> Package</w:t>
+        <w:t>Reinforcement Learning using the hBayesDM Package</w:t>
       </w:r>
       <w:r>
         <w:rPr>
@@ -2736,7 +2619,7 @@
           <w:szCs w:val="20"/>
           <w:lang w:eastAsia="ko-KR"/>
         </w:rPr>
-        <w:t xml:space="preserve">Biological Psychiatry: CNNI (with advisor) </w:t>
+        <w:t>Cognitive Psychology (with advisor)</w:t>
       </w:r>
     </w:p>
     <w:p>
@@ -2755,6 +2638,37 @@
           <w:iCs/>
           <w:sz w:val="20"/>
           <w:szCs w:val="20"/>
+          <w:lang w:eastAsia="ko-KR"/>
+        </w:rPr>
+      </w:pPr>
+      <w:r>
+        <w:rPr>
+          <w:rFonts w:ascii="Calibri Light" w:hAnsi="Calibri Light" w:cs="Calibri Light"/>
+          <w:i/>
+          <w:iCs/>
+          <w:sz w:val="20"/>
+          <w:szCs w:val="20"/>
+          <w:lang w:eastAsia="ko-KR"/>
+        </w:rPr>
+        <w:t xml:space="preserve">Biological Psychiatry: CNNI (with advisor) </w:t>
+      </w:r>
+    </w:p>
+    <w:p>
+      <w:pPr>
+        <w:pStyle w:val="ListParagraph"/>
+        <w:numPr>
+          <w:ilvl w:val="0"/>
+          <w:numId w:val="9"/>
+        </w:numPr>
+        <w:tabs>
+          <w:tab w:val="right" w:pos="8640"/>
+        </w:tabs>
+        <w:rPr>
+          <w:rFonts w:ascii="Calibri Light" w:hAnsi="Calibri Light" w:cs="Calibri Light"/>
+          <w:i/>
+          <w:iCs/>
+          <w:sz w:val="20"/>
+          <w:szCs w:val="20"/>
         </w:rPr>
       </w:pPr>
       <w:r>
@@ -2777,678 +2691,634 @@
     </w:p>
     <w:p>
       <w:pPr>
-        <w:pStyle w:val="Heading1"/>
+        <w:rPr>
+          <w:rFonts w:ascii="Lato" w:hAnsi="Lato" w:cstheme="minorHAnsi"/>
+          <w:b/>
+          <w:bCs/>
+          <w:smallCaps/>
+          <w:kern w:val="32"/>
+          <w:sz w:val="26"/>
+          <w:szCs w:val="26"/>
+        </w:rPr>
+      </w:pPr>
+      <w:r>
         <w:rPr>
           <w:rFonts w:ascii="Lato" w:hAnsi="Lato" w:cstheme="minorHAnsi"/>
           <w:sz w:val="26"/>
           <w:szCs w:val="26"/>
         </w:rPr>
-      </w:pPr>
-      <w:r>
+        <w:br w:type="page"/>
+      </w:r>
+    </w:p>
+    <w:p>
+      <w:pPr>
+        <w:pStyle w:val="Heading1"/>
         <w:rPr>
           <w:rFonts w:ascii="Lato" w:hAnsi="Lato" w:cstheme="minorHAnsi"/>
           <w:sz w:val="26"/>
           <w:szCs w:val="26"/>
         </w:rPr>
-        <w:t>Experience</w:t>
-      </w:r>
-    </w:p>
-    <w:p>
-      <w:pPr>
-        <w:tabs>
-          <w:tab w:val="right" w:pos="8640"/>
-        </w:tabs>
-        <w:rPr>
-          <w:rFonts w:ascii="Lato" w:hAnsi="Lato" w:cstheme="minorHAnsi"/>
-          <w:sz w:val="20"/>
-          <w:szCs w:val="20"/>
-        </w:rPr>
-      </w:pPr>
-    </w:p>
-    <w:p>
-      <w:pPr>
-        <w:tabs>
-          <w:tab w:val="right" w:pos="8640"/>
-        </w:tabs>
-        <w:rPr>
-          <w:rFonts w:ascii="Calibri Light" w:hAnsi="Calibri Light" w:cs="Calibri Light"/>
-          <w:b/>
-          <w:bCs/>
-          <w:sz w:val="22"/>
-          <w:szCs w:val="22"/>
-          <w:lang w:eastAsia="ko-KR"/>
-        </w:rPr>
-      </w:pPr>
-      <w:r>
-        <w:rPr>
-          <w:rFonts w:ascii="Calibri Light" w:hAnsi="Calibri Light" w:cs="Calibri Light"/>
-          <w:b/>
-          <w:bCs/>
-          <w:sz w:val="22"/>
-          <w:szCs w:val="22"/>
-        </w:rPr>
-        <w:t xml:space="preserve">Computational </w:t>
-      </w:r>
-      <w:r>
-        <w:rPr>
-          <w:rFonts w:ascii="Calibri Light" w:hAnsi="Calibri Light" w:cs="Calibri Light"/>
-          <w:b/>
-          <w:bCs/>
-          <w:sz w:val="22"/>
-          <w:szCs w:val="22"/>
-          <w:lang w:eastAsia="ko-KR"/>
-        </w:rPr>
-        <w:t>Clinical Science Laboratory</w:t>
-      </w:r>
-      <w:r>
-        <w:rPr>
-          <w:rFonts w:ascii="Calibri Light" w:hAnsi="Calibri Light" w:cs="Calibri Light"/>
-          <w:b/>
-          <w:bCs/>
-          <w:sz w:val="22"/>
-          <w:szCs w:val="22"/>
-          <w:lang w:eastAsia="ko-KR"/>
-        </w:rPr>
-        <w:t>,</w:t>
-      </w:r>
-    </w:p>
-    <w:p>
-      <w:pPr>
-        <w:tabs>
-          <w:tab w:val="right" w:pos="8640"/>
-        </w:tabs>
-        <w:rPr>
-          <w:rFonts w:ascii="Calibri Light" w:hAnsi="Calibri Light" w:cs="Calibri Light"/>
-          <w:lang w:eastAsia="ko-KR"/>
-        </w:rPr>
-      </w:pPr>
-      <w:r>
-        <w:rPr>
-          <w:rFonts w:ascii="Calibri Light" w:hAnsi="Calibri Light" w:cs="Calibri Light"/>
-          <w:b/>
-          <w:bCs/>
-          <w:sz w:val="22"/>
-          <w:szCs w:val="22"/>
-          <w:lang w:eastAsia="ko-KR"/>
-        </w:rPr>
-        <w:t>Seoul National University</w:t>
-      </w:r>
-      <w:r>
-        <w:rPr>
-          <w:rFonts w:ascii="Calibri Light" w:hAnsi="Calibri Light" w:cs="Calibri Light"/>
-          <w:sz w:val="22"/>
-          <w:szCs w:val="22"/>
-          <w:lang w:eastAsia="ko-KR"/>
-        </w:rPr>
-        <w:tab/>
-      </w:r>
-      <w:r>
-        <w:rPr>
-          <w:rFonts w:ascii="Calibri Light" w:hAnsi="Calibri Light" w:cs="Calibri Light"/>
-          <w:sz w:val="20"/>
-          <w:szCs w:val="20"/>
-          <w:lang w:eastAsia="ko-KR"/>
-        </w:rPr>
-        <w:t>Seoul, Korea</w:t>
-      </w:r>
-    </w:p>
-    <w:p>
-      <w:pPr>
-        <w:tabs>
-          <w:tab w:val="right" w:pos="8640"/>
-        </w:tabs>
-        <w:rPr>
-          <w:rFonts w:ascii="Calibri Light" w:hAnsi="Calibri Light" w:cs="Calibri Light"/>
-          <w:i/>
-          <w:iCs/>
-          <w:sz w:val="20"/>
-          <w:szCs w:val="20"/>
-        </w:rPr>
-      </w:pPr>
-      <w:r>
-        <w:rPr>
-          <w:rFonts w:ascii="Calibri Light" w:hAnsi="Calibri Light" w:cs="Calibri Light"/>
-          <w:sz w:val="20"/>
-          <w:szCs w:val="20"/>
-          <w:lang w:eastAsia="ko-KR"/>
-        </w:rPr>
-        <w:t xml:space="preserve">Research Assistant </w:t>
-      </w:r>
-      <w:r>
-        <w:rPr>
-          <w:rFonts w:ascii="Calibri Light" w:hAnsi="Calibri Light" w:cs="Calibri Light"/>
-          <w:sz w:val="20"/>
-          <w:szCs w:val="20"/>
-          <w:lang w:eastAsia="ko-KR"/>
-        </w:rPr>
-        <w:tab/>
-      </w:r>
-      <w:r>
-        <w:rPr>
-          <w:rFonts w:ascii="Calibri Light" w:hAnsi="Calibri Light" w:cs="Calibri Light"/>
-          <w:i/>
-          <w:iCs/>
-          <w:sz w:val="20"/>
-          <w:szCs w:val="20"/>
-          <w:lang w:eastAsia="ko-KR"/>
-        </w:rPr>
-        <w:t>2018</w:t>
-      </w:r>
-      <w:r>
-        <w:rPr>
-          <w:rFonts w:ascii="Calibri Light" w:hAnsi="Calibri Light" w:cs="Calibri Light"/>
-          <w:i/>
-          <w:iCs/>
-          <w:sz w:val="20"/>
-          <w:szCs w:val="20"/>
-          <w:lang w:eastAsia="ko-KR"/>
-        </w:rPr>
-        <w:t>.09</w:t>
-      </w:r>
-      <w:r>
-        <w:rPr>
-          <w:rFonts w:ascii="Calibri Light" w:hAnsi="Calibri Light" w:cs="Calibri Light"/>
-          <w:i/>
-          <w:iCs/>
-          <w:sz w:val="20"/>
-          <w:szCs w:val="20"/>
-          <w:lang w:eastAsia="ko-KR"/>
-        </w:rPr>
-        <w:t xml:space="preserve"> ~ </w:t>
-      </w:r>
-      <w:r>
-        <w:rPr>
-          <w:rFonts w:ascii="Calibri Light" w:hAnsi="Calibri Light" w:cs="Calibri Light"/>
-          <w:i/>
-          <w:iCs/>
-          <w:sz w:val="20"/>
-          <w:szCs w:val="20"/>
-        </w:rPr>
-        <w:t>2019</w:t>
-      </w:r>
-      <w:r>
-        <w:rPr>
-          <w:rFonts w:ascii="Calibri Light" w:hAnsi="Calibri Light" w:cs="Calibri Light"/>
-          <w:i/>
-          <w:iCs/>
-          <w:sz w:val="20"/>
-          <w:szCs w:val="20"/>
-        </w:rPr>
-        <w:t>.08</w:t>
-      </w:r>
-    </w:p>
-    <w:p>
-      <w:pPr>
-        <w:tabs>
-          <w:tab w:val="right" w:pos="8640"/>
-        </w:tabs>
-        <w:rPr>
-          <w:rFonts w:ascii="Calibri Light" w:hAnsi="Calibri Light" w:cs="Calibri Light"/>
-          <w:i/>
-          <w:iCs/>
-          <w:sz w:val="20"/>
-          <w:szCs w:val="20"/>
-        </w:rPr>
-      </w:pPr>
-      <w:r>
-        <w:rPr>
-          <w:rFonts w:ascii="Calibri Light" w:hAnsi="Calibri Light" w:cs="Calibri Light"/>
-          <w:i/>
-          <w:iCs/>
-          <w:sz w:val="20"/>
-          <w:szCs w:val="20"/>
-        </w:rPr>
-        <w:lastRenderedPageBreak/>
-        <w:t xml:space="preserve">PI: Professor Woo-Young </w:t>
-      </w:r>
-      <w:proofErr w:type="spellStart"/>
-      <w:r>
-        <w:rPr>
-          <w:rFonts w:ascii="Calibri Light" w:hAnsi="Calibri Light" w:cs="Calibri Light"/>
-          <w:i/>
-          <w:iCs/>
-          <w:sz w:val="20"/>
-          <w:szCs w:val="20"/>
-        </w:rPr>
-        <w:t>Ahn</w:t>
-      </w:r>
-      <w:proofErr w:type="spellEnd"/>
-    </w:p>
-    <w:p>
-      <w:pPr>
-        <w:tabs>
-          <w:tab w:val="right" w:pos="8640"/>
-        </w:tabs>
-        <w:rPr>
-          <w:rFonts w:ascii="Calibri Light" w:hAnsi="Calibri Light" w:cs="Calibri Light"/>
-          <w:sz w:val="18"/>
-          <w:szCs w:val="18"/>
-        </w:rPr>
-      </w:pPr>
-    </w:p>
-    <w:p>
-      <w:pPr>
-        <w:tabs>
-          <w:tab w:val="right" w:pos="8640"/>
-        </w:tabs>
-        <w:rPr>
-          <w:rFonts w:ascii="Calibri Light" w:hAnsi="Calibri Light" w:cs="Calibri Light"/>
-          <w:sz w:val="18"/>
-          <w:szCs w:val="18"/>
-        </w:rPr>
-      </w:pPr>
-    </w:p>
-    <w:p>
-      <w:pPr>
-        <w:tabs>
-          <w:tab w:val="right" w:pos="8640"/>
-        </w:tabs>
-        <w:rPr>
-          <w:rFonts w:ascii="Calibri Light" w:hAnsi="Calibri Light" w:cs="Calibri Light"/>
-          <w:b/>
-          <w:bCs/>
-          <w:sz w:val="22"/>
-          <w:szCs w:val="22"/>
-        </w:rPr>
-      </w:pPr>
-      <w:r>
-        <w:rPr>
-          <w:rFonts w:ascii="Calibri Light" w:hAnsi="Calibri Light" w:cs="Calibri Light"/>
-          <w:b/>
-          <w:bCs/>
-          <w:sz w:val="22"/>
-          <w:szCs w:val="22"/>
-        </w:rPr>
-        <w:t>Clinical Neuroscience Laboratory,</w:t>
-      </w:r>
-    </w:p>
-    <w:p>
-      <w:pPr>
-        <w:tabs>
-          <w:tab w:val="right" w:pos="8640"/>
-        </w:tabs>
-        <w:rPr>
-          <w:rFonts w:ascii="Calibri Light" w:hAnsi="Calibri Light" w:cs="Calibri Light"/>
-          <w:sz w:val="20"/>
-          <w:szCs w:val="20"/>
-          <w:lang w:eastAsia="ko-KR"/>
-        </w:rPr>
-      </w:pPr>
-      <w:r>
-        <w:rPr>
-          <w:rFonts w:ascii="Calibri Light" w:hAnsi="Calibri Light" w:cs="Calibri Light"/>
-          <w:b/>
-          <w:bCs/>
-          <w:sz w:val="22"/>
-          <w:szCs w:val="22"/>
-        </w:rPr>
-        <w:t>Seoul National University</w:t>
-      </w:r>
-      <w:r>
-        <w:rPr>
-          <w:rFonts w:ascii="Calibri Light" w:hAnsi="Calibri Light" w:cs="Calibri Light"/>
-          <w:sz w:val="22"/>
-          <w:szCs w:val="22"/>
-        </w:rPr>
-        <w:tab/>
-      </w:r>
-      <w:r>
-        <w:rPr>
-          <w:rFonts w:ascii="Calibri Light" w:hAnsi="Calibri Light" w:cs="Calibri Light"/>
-          <w:sz w:val="20"/>
-          <w:szCs w:val="20"/>
-          <w:lang w:eastAsia="ko-KR"/>
-        </w:rPr>
-        <w:t>Seoul, Korea</w:t>
-      </w:r>
-    </w:p>
-    <w:p>
-      <w:pPr>
-        <w:tabs>
-          <w:tab w:val="right" w:pos="8640"/>
-        </w:tabs>
-        <w:rPr>
-          <w:rFonts w:ascii="Calibri Light" w:hAnsi="Calibri Light" w:cs="Calibri Light"/>
-          <w:i/>
-          <w:iCs/>
-          <w:sz w:val="20"/>
-          <w:szCs w:val="20"/>
-        </w:rPr>
-      </w:pPr>
-      <w:r>
-        <w:rPr>
-          <w:rFonts w:ascii="Calibri Light" w:hAnsi="Calibri Light" w:cs="Calibri Light"/>
-          <w:sz w:val="20"/>
-          <w:szCs w:val="20"/>
-          <w:lang w:eastAsia="ko-KR"/>
-        </w:rPr>
-        <w:t>Research Assistant</w:t>
-      </w:r>
-      <w:r>
-        <w:rPr>
-          <w:rFonts w:ascii="Calibri Light" w:hAnsi="Calibri Light" w:cs="Calibri Light"/>
-          <w:sz w:val="20"/>
-          <w:szCs w:val="20"/>
-          <w:lang w:eastAsia="ko-KR"/>
-        </w:rPr>
-        <w:tab/>
-      </w:r>
-      <w:r>
-        <w:rPr>
-          <w:rFonts w:ascii="Calibri Light" w:hAnsi="Calibri Light" w:cs="Calibri Light"/>
-          <w:i/>
-          <w:iCs/>
-          <w:sz w:val="20"/>
-          <w:szCs w:val="20"/>
-        </w:rPr>
-        <w:t>2018</w:t>
-      </w:r>
-      <w:r>
-        <w:rPr>
-          <w:rFonts w:ascii="Calibri Light" w:hAnsi="Calibri Light" w:cs="Calibri Light"/>
-          <w:i/>
-          <w:iCs/>
-          <w:sz w:val="20"/>
-          <w:szCs w:val="20"/>
-        </w:rPr>
-        <w:t>.03</w:t>
-      </w:r>
-      <w:r>
-        <w:rPr>
-          <w:rFonts w:ascii="Calibri Light" w:hAnsi="Calibri Light" w:cs="Calibri Light"/>
-          <w:i/>
-          <w:iCs/>
-          <w:sz w:val="20"/>
-          <w:szCs w:val="20"/>
-        </w:rPr>
-        <w:t xml:space="preserve"> ~ 2018</w:t>
-      </w:r>
-      <w:r>
-        <w:rPr>
-          <w:rFonts w:ascii="Calibri Light" w:hAnsi="Calibri Light" w:cs="Calibri Light"/>
-          <w:i/>
-          <w:iCs/>
-          <w:sz w:val="20"/>
-          <w:szCs w:val="20"/>
-        </w:rPr>
-        <w:t>.08</w:t>
-      </w:r>
-    </w:p>
-    <w:p>
-      <w:pPr>
-        <w:tabs>
-          <w:tab w:val="right" w:pos="8640"/>
-        </w:tabs>
-        <w:rPr>
-          <w:rFonts w:ascii="Calibri Light" w:hAnsi="Calibri Light" w:cs="Calibri Light"/>
-          <w:i/>
-          <w:iCs/>
-          <w:sz w:val="20"/>
-          <w:szCs w:val="20"/>
-        </w:rPr>
-      </w:pPr>
-      <w:r>
-        <w:rPr>
-          <w:rFonts w:ascii="Calibri Light" w:hAnsi="Calibri Light" w:cs="Calibri Light"/>
-          <w:i/>
-          <w:iCs/>
-          <w:sz w:val="20"/>
-          <w:szCs w:val="20"/>
-        </w:rPr>
-        <w:t xml:space="preserve">PI: Professor </w:t>
-      </w:r>
-      <w:proofErr w:type="spellStart"/>
-      <w:r>
-        <w:rPr>
-          <w:rFonts w:ascii="Calibri Light" w:hAnsi="Calibri Light" w:cs="Calibri Light"/>
-          <w:i/>
-          <w:iCs/>
-          <w:sz w:val="20"/>
-          <w:szCs w:val="20"/>
-        </w:rPr>
-        <w:t>Jeanyoung</w:t>
-      </w:r>
-      <w:proofErr w:type="spellEnd"/>
-      <w:r>
-        <w:rPr>
-          <w:rFonts w:ascii="Calibri Light" w:hAnsi="Calibri Light" w:cs="Calibri Light"/>
-          <w:i/>
-          <w:iCs/>
-          <w:sz w:val="20"/>
-          <w:szCs w:val="20"/>
-        </w:rPr>
-        <w:t xml:space="preserve"> Chey</w:t>
-      </w:r>
-    </w:p>
-    <w:p>
-      <w:pPr>
-        <w:rPr>
-          <w:rFonts w:ascii="Calibri Light" w:hAnsi="Calibri Light" w:cs="Calibri Light"/>
-          <w:sz w:val="22"/>
-          <w:szCs w:val="22"/>
-        </w:rPr>
-      </w:pPr>
-    </w:p>
-    <w:p>
-      <w:pPr>
-        <w:tabs>
-          <w:tab w:val="right" w:pos="8640"/>
-        </w:tabs>
-        <w:rPr>
-          <w:rFonts w:ascii="Calibri Light" w:hAnsi="Calibri Light" w:cs="Calibri Light"/>
-          <w:b/>
-          <w:bCs/>
-          <w:sz w:val="22"/>
-          <w:szCs w:val="22"/>
-        </w:rPr>
-      </w:pPr>
-      <w:r>
-        <w:rPr>
-          <w:rFonts w:ascii="Calibri Light" w:hAnsi="Calibri Light" w:cs="Calibri Light"/>
-          <w:b/>
-          <w:bCs/>
-          <w:sz w:val="22"/>
-          <w:szCs w:val="22"/>
-        </w:rPr>
-        <w:t>Computational Learning &amp; Memory Neuroscience Laboratory,</w:t>
-      </w:r>
-    </w:p>
-    <w:p>
-      <w:pPr>
-        <w:tabs>
-          <w:tab w:val="right" w:pos="8640"/>
-        </w:tabs>
-        <w:rPr>
-          <w:rFonts w:ascii="Calibri Light" w:hAnsi="Calibri Light" w:cs="Calibri Light"/>
-        </w:rPr>
-      </w:pPr>
-      <w:r>
-        <w:rPr>
-          <w:rFonts w:ascii="Calibri Light" w:hAnsi="Calibri Light" w:cs="Calibri Light"/>
-          <w:b/>
-          <w:bCs/>
-          <w:sz w:val="22"/>
-          <w:szCs w:val="22"/>
-        </w:rPr>
-        <w:t>Center for Neuroscience Imaging Research</w:t>
-      </w:r>
-      <w:r>
-        <w:rPr>
-          <w:rFonts w:ascii="Calibri Light" w:hAnsi="Calibri Light" w:cs="Calibri Light"/>
-          <w:sz w:val="22"/>
-          <w:szCs w:val="22"/>
-        </w:rPr>
-        <w:tab/>
-      </w:r>
-      <w:r>
-        <w:rPr>
-          <w:rFonts w:ascii="Calibri Light" w:hAnsi="Calibri Light" w:cs="Calibri Light"/>
-          <w:sz w:val="20"/>
-          <w:szCs w:val="20"/>
-          <w:lang w:eastAsia="ko-KR"/>
-        </w:rPr>
-        <w:t>Seoul, Korea</w:t>
-      </w:r>
-    </w:p>
-    <w:p>
-      <w:pPr>
-        <w:tabs>
-          <w:tab w:val="right" w:pos="8640"/>
-        </w:tabs>
-        <w:rPr>
-          <w:rFonts w:ascii="Calibri Light" w:hAnsi="Calibri Light" w:cs="Calibri Light"/>
-          <w:i/>
-          <w:iCs/>
-          <w:sz w:val="20"/>
-          <w:szCs w:val="20"/>
-        </w:rPr>
-      </w:pPr>
-      <w:r>
-        <w:rPr>
-          <w:rFonts w:ascii="Calibri Light" w:hAnsi="Calibri Light" w:cs="Calibri Light"/>
-          <w:sz w:val="20"/>
-          <w:szCs w:val="20"/>
-          <w:lang w:eastAsia="ko-KR"/>
-        </w:rPr>
-        <w:t>Internship</w:t>
-      </w:r>
-      <w:r>
-        <w:rPr>
-          <w:rFonts w:ascii="Calibri Light" w:hAnsi="Calibri Light" w:cs="Calibri Light"/>
-          <w:sz w:val="20"/>
-          <w:szCs w:val="20"/>
-          <w:lang w:eastAsia="ko-KR"/>
-        </w:rPr>
-        <w:tab/>
-      </w:r>
-      <w:r>
-        <w:rPr>
-          <w:rFonts w:ascii="Calibri Light" w:hAnsi="Calibri Light" w:cs="Calibri Light"/>
-          <w:i/>
-          <w:iCs/>
-          <w:sz w:val="20"/>
-          <w:szCs w:val="20"/>
-          <w:lang w:eastAsia="ko-KR"/>
-        </w:rPr>
-        <w:t>2018</w:t>
-      </w:r>
-      <w:r>
-        <w:rPr>
-          <w:rFonts w:ascii="Calibri Light" w:hAnsi="Calibri Light" w:cs="Calibri Light"/>
-          <w:i/>
-          <w:iCs/>
-          <w:sz w:val="20"/>
-          <w:szCs w:val="20"/>
-          <w:lang w:eastAsia="ko-KR"/>
-        </w:rPr>
-        <w:t>.07</w:t>
-      </w:r>
-      <w:r>
-        <w:rPr>
-          <w:rFonts w:ascii="Calibri Light" w:hAnsi="Calibri Light" w:cs="Calibri Light"/>
-          <w:i/>
-          <w:iCs/>
-          <w:sz w:val="20"/>
-          <w:szCs w:val="20"/>
-          <w:lang w:eastAsia="ko-KR"/>
-        </w:rPr>
-        <w:t xml:space="preserve"> ~ </w:t>
-      </w:r>
-      <w:r>
-        <w:rPr>
-          <w:rFonts w:ascii="Calibri Light" w:hAnsi="Calibri Light" w:cs="Calibri Light"/>
-          <w:i/>
-          <w:iCs/>
-          <w:sz w:val="20"/>
-          <w:szCs w:val="20"/>
-        </w:rPr>
-        <w:t>2018</w:t>
-      </w:r>
-      <w:r>
-        <w:rPr>
-          <w:rFonts w:ascii="Calibri Light" w:hAnsi="Calibri Light" w:cs="Calibri Light"/>
-          <w:i/>
-          <w:iCs/>
-          <w:sz w:val="20"/>
-          <w:szCs w:val="20"/>
-        </w:rPr>
-        <w:t>.08</w:t>
-      </w:r>
-    </w:p>
-    <w:p>
-      <w:pPr>
-        <w:tabs>
-          <w:tab w:val="right" w:pos="8640"/>
-        </w:tabs>
-        <w:rPr>
-          <w:rFonts w:ascii="Calibri Light" w:hAnsi="Calibri Light" w:cs="Calibri Light"/>
-          <w:i/>
-          <w:iCs/>
-          <w:sz w:val="20"/>
-          <w:szCs w:val="20"/>
-        </w:rPr>
-      </w:pPr>
-      <w:r>
-        <w:rPr>
-          <w:rFonts w:ascii="Calibri Light" w:hAnsi="Calibri Light" w:cs="Calibri Light"/>
-          <w:i/>
-          <w:iCs/>
-          <w:sz w:val="20"/>
-          <w:szCs w:val="20"/>
-        </w:rPr>
-        <w:t xml:space="preserve">PI: Research Professor </w:t>
-      </w:r>
-      <w:proofErr w:type="spellStart"/>
-      <w:r>
-        <w:rPr>
-          <w:rFonts w:ascii="Calibri Light" w:hAnsi="Calibri Light" w:cs="Calibri Light"/>
-          <w:i/>
-          <w:iCs/>
-          <w:sz w:val="20"/>
-          <w:szCs w:val="20"/>
-        </w:rPr>
-        <w:t>Sungshin</w:t>
-      </w:r>
-      <w:proofErr w:type="spellEnd"/>
-      <w:r>
-        <w:rPr>
-          <w:rFonts w:ascii="Calibri Light" w:hAnsi="Calibri Light" w:cs="Calibri Light"/>
-          <w:i/>
-          <w:iCs/>
-          <w:sz w:val="20"/>
-          <w:szCs w:val="20"/>
-        </w:rPr>
-        <w:t xml:space="preserve"> Kim</w:t>
-      </w:r>
-    </w:p>
-    <w:p>
-      <w:pPr>
-        <w:rPr>
-          <w:rFonts w:ascii="Lato" w:hAnsi="Lato" w:cstheme="minorHAnsi"/>
-          <w:sz w:val="22"/>
-          <w:szCs w:val="22"/>
-        </w:rPr>
-      </w:pPr>
-    </w:p>
-    <w:p>
-      <w:pPr>
-        <w:pStyle w:val="Heading1"/>
+      </w:pPr>
+      <w:r>
         <w:rPr>
           <w:rFonts w:ascii="Lato" w:hAnsi="Lato" w:cstheme="minorHAnsi"/>
           <w:sz w:val="26"/>
           <w:szCs w:val="26"/>
-          <w:lang w:eastAsia="ko-KR"/>
-        </w:rPr>
-      </w:pPr>
-      <w:r>
+        </w:rPr>
+        <w:lastRenderedPageBreak/>
+        <w:t>Experience</w:t>
+      </w:r>
+    </w:p>
+    <w:p>
+      <w:pPr>
+        <w:tabs>
+          <w:tab w:val="right" w:pos="8640"/>
+        </w:tabs>
+        <w:rPr>
+          <w:rFonts w:ascii="Lato" w:hAnsi="Lato" w:cstheme="minorHAnsi"/>
+          <w:sz w:val="20"/>
+          <w:szCs w:val="20"/>
+        </w:rPr>
+      </w:pPr>
+    </w:p>
+    <w:p>
+      <w:pPr>
+        <w:tabs>
+          <w:tab w:val="right" w:pos="8640"/>
+        </w:tabs>
+        <w:rPr>
+          <w:rFonts w:ascii="Calibri Light" w:hAnsi="Calibri Light" w:cs="Calibri Light"/>
+          <w:b/>
+          <w:bCs/>
+          <w:sz w:val="22"/>
+          <w:szCs w:val="22"/>
+          <w:lang w:eastAsia="ko-KR"/>
+        </w:rPr>
+      </w:pPr>
+      <w:r>
+        <w:rPr>
+          <w:rFonts w:ascii="Calibri Light" w:hAnsi="Calibri Light" w:cs="Calibri Light"/>
+          <w:b/>
+          <w:bCs/>
+          <w:sz w:val="22"/>
+          <w:szCs w:val="22"/>
+        </w:rPr>
+        <w:t xml:space="preserve">Computational </w:t>
+      </w:r>
+      <w:r>
+        <w:rPr>
+          <w:rFonts w:ascii="Calibri Light" w:hAnsi="Calibri Light" w:cs="Calibri Light"/>
+          <w:b/>
+          <w:bCs/>
+          <w:sz w:val="22"/>
+          <w:szCs w:val="22"/>
+          <w:lang w:eastAsia="ko-KR"/>
+        </w:rPr>
+        <w:t>Clinical Science Laboratory</w:t>
+      </w:r>
+      <w:r>
+        <w:rPr>
+          <w:rFonts w:ascii="Calibri Light" w:hAnsi="Calibri Light" w:cs="Calibri Light"/>
+          <w:b/>
+          <w:bCs/>
+          <w:sz w:val="22"/>
+          <w:szCs w:val="22"/>
+          <w:lang w:eastAsia="ko-KR"/>
+        </w:rPr>
+        <w:t>,</w:t>
+      </w:r>
+    </w:p>
+    <w:p>
+      <w:pPr>
+        <w:tabs>
+          <w:tab w:val="right" w:pos="8640"/>
+        </w:tabs>
+        <w:rPr>
+          <w:rFonts w:ascii="Calibri Light" w:hAnsi="Calibri Light" w:cs="Calibri Light"/>
+          <w:lang w:eastAsia="ko-KR"/>
+        </w:rPr>
+      </w:pPr>
+      <w:r>
+        <w:rPr>
+          <w:rFonts w:ascii="Calibri Light" w:hAnsi="Calibri Light" w:cs="Calibri Light"/>
+          <w:b/>
+          <w:bCs/>
+          <w:sz w:val="22"/>
+          <w:szCs w:val="22"/>
+          <w:lang w:eastAsia="ko-KR"/>
+        </w:rPr>
+        <w:t>Seoul National University</w:t>
+      </w:r>
+      <w:r>
+        <w:rPr>
+          <w:rFonts w:ascii="Calibri Light" w:hAnsi="Calibri Light" w:cs="Calibri Light"/>
+          <w:sz w:val="22"/>
+          <w:szCs w:val="22"/>
+          <w:lang w:eastAsia="ko-KR"/>
+        </w:rPr>
+        <w:tab/>
+      </w:r>
+      <w:r>
+        <w:rPr>
+          <w:rFonts w:ascii="Calibri Light" w:hAnsi="Calibri Light" w:cs="Calibri Light"/>
+          <w:sz w:val="20"/>
+          <w:szCs w:val="20"/>
+          <w:lang w:eastAsia="ko-KR"/>
+        </w:rPr>
+        <w:t>Seoul, Korea</w:t>
+      </w:r>
+    </w:p>
+    <w:p>
+      <w:pPr>
+        <w:tabs>
+          <w:tab w:val="right" w:pos="8640"/>
+        </w:tabs>
+        <w:rPr>
+          <w:rFonts w:ascii="Calibri Light" w:hAnsi="Calibri Light" w:cs="Calibri Light"/>
+          <w:i/>
+          <w:iCs/>
+          <w:sz w:val="20"/>
+          <w:szCs w:val="20"/>
+        </w:rPr>
+      </w:pPr>
+      <w:r>
+        <w:rPr>
+          <w:rFonts w:ascii="Calibri Light" w:hAnsi="Calibri Light" w:cs="Calibri Light"/>
+          <w:sz w:val="20"/>
+          <w:szCs w:val="20"/>
+          <w:lang w:eastAsia="ko-KR"/>
+        </w:rPr>
+        <w:t xml:space="preserve">Research Assistant </w:t>
+      </w:r>
+      <w:r>
+        <w:rPr>
+          <w:rFonts w:ascii="Calibri Light" w:hAnsi="Calibri Light" w:cs="Calibri Light"/>
+          <w:sz w:val="20"/>
+          <w:szCs w:val="20"/>
+          <w:lang w:eastAsia="ko-KR"/>
+        </w:rPr>
+        <w:tab/>
+      </w:r>
+      <w:r>
+        <w:rPr>
+          <w:rFonts w:ascii="Calibri Light" w:hAnsi="Calibri Light" w:cs="Calibri Light"/>
+          <w:i/>
+          <w:iCs/>
+          <w:sz w:val="20"/>
+          <w:szCs w:val="20"/>
+          <w:lang w:eastAsia="ko-KR"/>
+        </w:rPr>
+        <w:t>2018</w:t>
+      </w:r>
+      <w:r>
+        <w:rPr>
+          <w:rFonts w:ascii="Calibri Light" w:hAnsi="Calibri Light" w:cs="Calibri Light"/>
+          <w:i/>
+          <w:iCs/>
+          <w:sz w:val="20"/>
+          <w:szCs w:val="20"/>
+          <w:lang w:eastAsia="ko-KR"/>
+        </w:rPr>
+        <w:t>.09</w:t>
+      </w:r>
+      <w:r>
+        <w:rPr>
+          <w:rFonts w:ascii="Calibri Light" w:hAnsi="Calibri Light" w:cs="Calibri Light"/>
+          <w:i/>
+          <w:iCs/>
+          <w:sz w:val="20"/>
+          <w:szCs w:val="20"/>
+          <w:lang w:eastAsia="ko-KR"/>
+        </w:rPr>
+        <w:t xml:space="preserve"> ~ </w:t>
+      </w:r>
+      <w:r>
+        <w:rPr>
+          <w:rFonts w:ascii="Calibri Light" w:hAnsi="Calibri Light" w:cs="Calibri Light"/>
+          <w:i/>
+          <w:iCs/>
+          <w:sz w:val="20"/>
+          <w:szCs w:val="20"/>
+        </w:rPr>
+        <w:t>2019</w:t>
+      </w:r>
+      <w:r>
+        <w:rPr>
+          <w:rFonts w:ascii="Calibri Light" w:hAnsi="Calibri Light" w:cs="Calibri Light"/>
+          <w:i/>
+          <w:iCs/>
+          <w:sz w:val="20"/>
+          <w:szCs w:val="20"/>
+        </w:rPr>
+        <w:t>.08</w:t>
+      </w:r>
+    </w:p>
+    <w:p>
+      <w:pPr>
+        <w:tabs>
+          <w:tab w:val="right" w:pos="8640"/>
+        </w:tabs>
+        <w:rPr>
+          <w:rFonts w:ascii="Calibri Light" w:hAnsi="Calibri Light" w:cs="Calibri Light"/>
+          <w:i/>
+          <w:iCs/>
+          <w:sz w:val="20"/>
+          <w:szCs w:val="20"/>
+        </w:rPr>
+      </w:pPr>
+      <w:r>
+        <w:rPr>
+          <w:rFonts w:ascii="Calibri Light" w:hAnsi="Calibri Light" w:cs="Calibri Light"/>
+          <w:i/>
+          <w:iCs/>
+          <w:sz w:val="20"/>
+          <w:szCs w:val="20"/>
+        </w:rPr>
+        <w:t>PI: Professor Woo-Young Ahn</w:t>
+      </w:r>
+    </w:p>
+    <w:p>
+      <w:pPr>
+        <w:tabs>
+          <w:tab w:val="right" w:pos="8640"/>
+        </w:tabs>
+        <w:rPr>
+          <w:rFonts w:ascii="Calibri Light" w:hAnsi="Calibri Light" w:cs="Calibri Light"/>
+          <w:sz w:val="18"/>
+          <w:szCs w:val="18"/>
+        </w:rPr>
+      </w:pPr>
+    </w:p>
+    <w:p>
+      <w:pPr>
+        <w:tabs>
+          <w:tab w:val="right" w:pos="8640"/>
+        </w:tabs>
+        <w:rPr>
+          <w:rFonts w:ascii="Calibri Light" w:hAnsi="Calibri Light" w:cs="Calibri Light"/>
+          <w:sz w:val="18"/>
+          <w:szCs w:val="18"/>
+        </w:rPr>
+      </w:pPr>
+    </w:p>
+    <w:p>
+      <w:pPr>
+        <w:tabs>
+          <w:tab w:val="right" w:pos="8640"/>
+        </w:tabs>
+        <w:rPr>
+          <w:rFonts w:ascii="Calibri Light" w:hAnsi="Calibri Light" w:cs="Calibri Light"/>
+          <w:b/>
+          <w:bCs/>
+          <w:sz w:val="22"/>
+          <w:szCs w:val="22"/>
+        </w:rPr>
+      </w:pPr>
+      <w:r>
+        <w:rPr>
+          <w:rFonts w:ascii="Calibri Light" w:hAnsi="Calibri Light" w:cs="Calibri Light"/>
+          <w:b/>
+          <w:bCs/>
+          <w:sz w:val="22"/>
+          <w:szCs w:val="22"/>
+        </w:rPr>
+        <w:t>Clinical Neuroscience Laboratory,</w:t>
+      </w:r>
+    </w:p>
+    <w:p>
+      <w:pPr>
+        <w:tabs>
+          <w:tab w:val="right" w:pos="8640"/>
+        </w:tabs>
+        <w:rPr>
+          <w:rFonts w:ascii="Calibri Light" w:hAnsi="Calibri Light" w:cs="Calibri Light"/>
+          <w:sz w:val="20"/>
+          <w:szCs w:val="20"/>
+          <w:lang w:eastAsia="ko-KR"/>
+        </w:rPr>
+      </w:pPr>
+      <w:r>
+        <w:rPr>
+          <w:rFonts w:ascii="Calibri Light" w:hAnsi="Calibri Light" w:cs="Calibri Light"/>
+          <w:b/>
+          <w:bCs/>
+          <w:sz w:val="22"/>
+          <w:szCs w:val="22"/>
+        </w:rPr>
+        <w:t>Seoul National University</w:t>
+      </w:r>
+      <w:r>
+        <w:rPr>
+          <w:rFonts w:ascii="Calibri Light" w:hAnsi="Calibri Light" w:cs="Calibri Light"/>
+          <w:sz w:val="22"/>
+          <w:szCs w:val="22"/>
+        </w:rPr>
+        <w:tab/>
+      </w:r>
+      <w:r>
+        <w:rPr>
+          <w:rFonts w:ascii="Calibri Light" w:hAnsi="Calibri Light" w:cs="Calibri Light"/>
+          <w:sz w:val="20"/>
+          <w:szCs w:val="20"/>
+          <w:lang w:eastAsia="ko-KR"/>
+        </w:rPr>
+        <w:t>Seoul, Korea</w:t>
+      </w:r>
+    </w:p>
+    <w:p>
+      <w:pPr>
+        <w:tabs>
+          <w:tab w:val="right" w:pos="8640"/>
+        </w:tabs>
+        <w:rPr>
+          <w:rFonts w:ascii="Calibri Light" w:hAnsi="Calibri Light" w:cs="Calibri Light"/>
+          <w:i/>
+          <w:iCs/>
+          <w:sz w:val="20"/>
+          <w:szCs w:val="20"/>
+        </w:rPr>
+      </w:pPr>
+      <w:r>
+        <w:rPr>
+          <w:rFonts w:ascii="Calibri Light" w:hAnsi="Calibri Light" w:cs="Calibri Light"/>
+          <w:sz w:val="20"/>
+          <w:szCs w:val="20"/>
+          <w:lang w:eastAsia="ko-KR"/>
+        </w:rPr>
+        <w:t>Research Assistant</w:t>
+      </w:r>
+      <w:r>
+        <w:rPr>
+          <w:rFonts w:ascii="Calibri Light" w:hAnsi="Calibri Light" w:cs="Calibri Light"/>
+          <w:sz w:val="20"/>
+          <w:szCs w:val="20"/>
+          <w:lang w:eastAsia="ko-KR"/>
+        </w:rPr>
+        <w:tab/>
+      </w:r>
+      <w:r>
+        <w:rPr>
+          <w:rFonts w:ascii="Calibri Light" w:hAnsi="Calibri Light" w:cs="Calibri Light"/>
+          <w:i/>
+          <w:iCs/>
+          <w:sz w:val="20"/>
+          <w:szCs w:val="20"/>
+        </w:rPr>
+        <w:t>2018</w:t>
+      </w:r>
+      <w:r>
+        <w:rPr>
+          <w:rFonts w:ascii="Calibri Light" w:hAnsi="Calibri Light" w:cs="Calibri Light"/>
+          <w:i/>
+          <w:iCs/>
+          <w:sz w:val="20"/>
+          <w:szCs w:val="20"/>
+        </w:rPr>
+        <w:t>.03</w:t>
+      </w:r>
+      <w:r>
+        <w:rPr>
+          <w:rFonts w:ascii="Calibri Light" w:hAnsi="Calibri Light" w:cs="Calibri Light"/>
+          <w:i/>
+          <w:iCs/>
+          <w:sz w:val="20"/>
+          <w:szCs w:val="20"/>
+        </w:rPr>
+        <w:t xml:space="preserve"> ~ 2018</w:t>
+      </w:r>
+      <w:r>
+        <w:rPr>
+          <w:rFonts w:ascii="Calibri Light" w:hAnsi="Calibri Light" w:cs="Calibri Light"/>
+          <w:i/>
+          <w:iCs/>
+          <w:sz w:val="20"/>
+          <w:szCs w:val="20"/>
+        </w:rPr>
+        <w:t>.08</w:t>
+      </w:r>
+    </w:p>
+    <w:p>
+      <w:pPr>
+        <w:tabs>
+          <w:tab w:val="right" w:pos="8640"/>
+        </w:tabs>
+        <w:rPr>
+          <w:rFonts w:ascii="Calibri Light" w:hAnsi="Calibri Light" w:cs="Calibri Light"/>
+          <w:i/>
+          <w:iCs/>
+          <w:sz w:val="20"/>
+          <w:szCs w:val="20"/>
+        </w:rPr>
+      </w:pPr>
+      <w:r>
+        <w:rPr>
+          <w:rFonts w:ascii="Calibri Light" w:hAnsi="Calibri Light" w:cs="Calibri Light"/>
+          <w:i/>
+          <w:iCs/>
+          <w:sz w:val="20"/>
+          <w:szCs w:val="20"/>
+        </w:rPr>
+        <w:t>PI: Professor Jeanyoung Chey</w:t>
+      </w:r>
+    </w:p>
+    <w:p>
+      <w:pPr>
+        <w:rPr>
+          <w:rFonts w:ascii="Calibri Light" w:hAnsi="Calibri Light" w:cs="Calibri Light"/>
+          <w:sz w:val="22"/>
+          <w:szCs w:val="22"/>
+        </w:rPr>
+      </w:pPr>
+    </w:p>
+    <w:p>
+      <w:pPr>
+        <w:tabs>
+          <w:tab w:val="right" w:pos="8640"/>
+        </w:tabs>
+        <w:rPr>
+          <w:rFonts w:ascii="Calibri Light" w:hAnsi="Calibri Light" w:cs="Calibri Light"/>
+          <w:b/>
+          <w:bCs/>
+          <w:sz w:val="22"/>
+          <w:szCs w:val="22"/>
+        </w:rPr>
+      </w:pPr>
+      <w:r>
+        <w:rPr>
+          <w:rFonts w:ascii="Calibri Light" w:hAnsi="Calibri Light" w:cs="Calibri Light"/>
+          <w:b/>
+          <w:bCs/>
+          <w:sz w:val="22"/>
+          <w:szCs w:val="22"/>
+        </w:rPr>
+        <w:t>Computational Learning &amp; Memory Neuroscience Laboratory,</w:t>
+      </w:r>
+    </w:p>
+    <w:p>
+      <w:pPr>
+        <w:tabs>
+          <w:tab w:val="right" w:pos="8640"/>
+        </w:tabs>
+        <w:rPr>
+          <w:rFonts w:ascii="Calibri Light" w:hAnsi="Calibri Light" w:cs="Calibri Light"/>
+        </w:rPr>
+      </w:pPr>
+      <w:r>
+        <w:rPr>
+          <w:rFonts w:ascii="Calibri Light" w:hAnsi="Calibri Light" w:cs="Calibri Light"/>
+          <w:b/>
+          <w:bCs/>
+          <w:sz w:val="22"/>
+          <w:szCs w:val="22"/>
+        </w:rPr>
+        <w:t>Center for Neuroscience Imaging Research</w:t>
+      </w:r>
+      <w:r>
+        <w:rPr>
+          <w:rFonts w:ascii="Calibri Light" w:hAnsi="Calibri Light" w:cs="Calibri Light"/>
+          <w:sz w:val="22"/>
+          <w:szCs w:val="22"/>
+        </w:rPr>
+        <w:tab/>
+      </w:r>
+      <w:r>
+        <w:rPr>
+          <w:rFonts w:ascii="Calibri Light" w:hAnsi="Calibri Light" w:cs="Calibri Light"/>
+          <w:sz w:val="20"/>
+          <w:szCs w:val="20"/>
+          <w:lang w:eastAsia="ko-KR"/>
+        </w:rPr>
+        <w:t>Seoul, Korea</w:t>
+      </w:r>
+    </w:p>
+    <w:p>
+      <w:pPr>
+        <w:tabs>
+          <w:tab w:val="right" w:pos="8640"/>
+        </w:tabs>
+        <w:rPr>
+          <w:rFonts w:ascii="Calibri Light" w:hAnsi="Calibri Light" w:cs="Calibri Light"/>
+          <w:i/>
+          <w:iCs/>
+          <w:sz w:val="20"/>
+          <w:szCs w:val="20"/>
+        </w:rPr>
+      </w:pPr>
+      <w:r>
+        <w:rPr>
+          <w:rFonts w:ascii="Calibri Light" w:hAnsi="Calibri Light" w:cs="Calibri Light"/>
+          <w:sz w:val="20"/>
+          <w:szCs w:val="20"/>
+          <w:lang w:eastAsia="ko-KR"/>
+        </w:rPr>
+        <w:t>Internship</w:t>
+      </w:r>
+      <w:r>
+        <w:rPr>
+          <w:rFonts w:ascii="Calibri Light" w:hAnsi="Calibri Light" w:cs="Calibri Light"/>
+          <w:sz w:val="20"/>
+          <w:szCs w:val="20"/>
+          <w:lang w:eastAsia="ko-KR"/>
+        </w:rPr>
+        <w:tab/>
+      </w:r>
+      <w:r>
+        <w:rPr>
+          <w:rFonts w:ascii="Calibri Light" w:hAnsi="Calibri Light" w:cs="Calibri Light"/>
+          <w:i/>
+          <w:iCs/>
+          <w:sz w:val="20"/>
+          <w:szCs w:val="20"/>
+          <w:lang w:eastAsia="ko-KR"/>
+        </w:rPr>
+        <w:t>2018</w:t>
+      </w:r>
+      <w:r>
+        <w:rPr>
+          <w:rFonts w:ascii="Calibri Light" w:hAnsi="Calibri Light" w:cs="Calibri Light"/>
+          <w:i/>
+          <w:iCs/>
+          <w:sz w:val="20"/>
+          <w:szCs w:val="20"/>
+          <w:lang w:eastAsia="ko-KR"/>
+        </w:rPr>
+        <w:t>.07</w:t>
+      </w:r>
+      <w:r>
+        <w:rPr>
+          <w:rFonts w:ascii="Calibri Light" w:hAnsi="Calibri Light" w:cs="Calibri Light"/>
+          <w:i/>
+          <w:iCs/>
+          <w:sz w:val="20"/>
+          <w:szCs w:val="20"/>
+          <w:lang w:eastAsia="ko-KR"/>
+        </w:rPr>
+        <w:t xml:space="preserve"> ~ </w:t>
+      </w:r>
+      <w:r>
+        <w:rPr>
+          <w:rFonts w:ascii="Calibri Light" w:hAnsi="Calibri Light" w:cs="Calibri Light"/>
+          <w:i/>
+          <w:iCs/>
+          <w:sz w:val="20"/>
+          <w:szCs w:val="20"/>
+        </w:rPr>
+        <w:t>2018</w:t>
+      </w:r>
+      <w:r>
+        <w:rPr>
+          <w:rFonts w:ascii="Calibri Light" w:hAnsi="Calibri Light" w:cs="Calibri Light"/>
+          <w:i/>
+          <w:iCs/>
+          <w:sz w:val="20"/>
+          <w:szCs w:val="20"/>
+        </w:rPr>
+        <w:t>.08</w:t>
+      </w:r>
+    </w:p>
+    <w:p>
+      <w:pPr>
+        <w:tabs>
+          <w:tab w:val="right" w:pos="8640"/>
+        </w:tabs>
+        <w:rPr>
+          <w:rFonts w:ascii="Calibri Light" w:hAnsi="Calibri Light" w:cs="Calibri Light"/>
+          <w:i/>
+          <w:iCs/>
+          <w:sz w:val="20"/>
+          <w:szCs w:val="20"/>
+        </w:rPr>
+      </w:pPr>
+      <w:r>
+        <w:rPr>
+          <w:rFonts w:ascii="Calibri Light" w:hAnsi="Calibri Light" w:cs="Calibri Light"/>
+          <w:i/>
+          <w:iCs/>
+          <w:sz w:val="20"/>
+          <w:szCs w:val="20"/>
+        </w:rPr>
+        <w:t>PI: Research Professor Sungshin Kim</w:t>
+      </w:r>
+    </w:p>
+    <w:p>
+      <w:pPr>
+        <w:rPr>
+          <w:rFonts w:ascii="Lato" w:hAnsi="Lato" w:cstheme="minorHAnsi"/>
+          <w:sz w:val="22"/>
+          <w:szCs w:val="22"/>
+        </w:rPr>
+      </w:pPr>
+    </w:p>
+    <w:p>
+      <w:pPr>
+        <w:pStyle w:val="Heading1"/>
         <w:rPr>
           <w:rFonts w:ascii="Lato" w:hAnsi="Lato" w:cstheme="minorHAnsi"/>
           <w:sz w:val="26"/>
           <w:szCs w:val="26"/>
           <w:lang w:eastAsia="ko-KR"/>
         </w:rPr>
-        <w:t xml:space="preserve">Clinical </w:t>
-      </w:r>
+      </w:pPr>
       <w:r>
         <w:rPr>
           <w:rFonts w:ascii="Lato" w:hAnsi="Lato" w:cstheme="minorHAnsi"/>
@@ -3456,157 +3326,166 @@
           <w:szCs w:val="26"/>
           <w:lang w:eastAsia="ko-KR"/>
         </w:rPr>
-        <w:t>Experience</w:t>
-      </w:r>
-    </w:p>
-    <w:p>
-      <w:pPr>
-        <w:tabs>
-          <w:tab w:val="right" w:pos="8640"/>
-        </w:tabs>
-        <w:rPr>
-          <w:rFonts w:ascii="Lato" w:hAnsi="Lato" w:cstheme="minorHAnsi"/>
-          <w:sz w:val="20"/>
-          <w:szCs w:val="20"/>
-        </w:rPr>
-      </w:pPr>
-    </w:p>
-    <w:p>
-      <w:pPr>
-        <w:tabs>
-          <w:tab w:val="right" w:pos="8640"/>
-        </w:tabs>
-        <w:rPr>
-          <w:rFonts w:ascii="Calibri Light" w:hAnsi="Calibri Light" w:cs="Calibri Light"/>
-          <w:b/>
-          <w:bCs/>
-          <w:sz w:val="22"/>
-          <w:szCs w:val="22"/>
-          <w:lang w:eastAsia="ko-KR"/>
-        </w:rPr>
-      </w:pPr>
-      <w:r>
-        <w:rPr>
-          <w:rFonts w:ascii="Calibri Light" w:hAnsi="Calibri Light" w:cs="Calibri Light"/>
-          <w:b/>
-          <w:bCs/>
-          <w:sz w:val="22"/>
-          <w:szCs w:val="22"/>
-        </w:rPr>
-        <w:t>Center for Campus Life and Culture</w:t>
-      </w:r>
-      <w:r>
-        <w:rPr>
-          <w:rFonts w:ascii="Calibri Light" w:hAnsi="Calibri Light" w:cs="Calibri Light"/>
-          <w:b/>
-          <w:bCs/>
-          <w:sz w:val="22"/>
-          <w:szCs w:val="22"/>
-          <w:lang w:eastAsia="ko-KR"/>
-        </w:rPr>
-        <w:t>,</w:t>
-      </w:r>
-    </w:p>
-    <w:p>
-      <w:pPr>
-        <w:tabs>
-          <w:tab w:val="right" w:pos="8640"/>
-        </w:tabs>
-        <w:rPr>
-          <w:rFonts w:ascii="Calibri Light" w:hAnsi="Calibri Light" w:cs="Calibri Light"/>
-          <w:lang w:eastAsia="ko-KR"/>
-        </w:rPr>
-      </w:pPr>
-      <w:r>
-        <w:rPr>
-          <w:rFonts w:ascii="Calibri Light" w:hAnsi="Calibri Light" w:cs="Calibri Light"/>
-          <w:b/>
-          <w:bCs/>
-          <w:sz w:val="22"/>
-          <w:szCs w:val="22"/>
-          <w:lang w:eastAsia="ko-KR"/>
-        </w:rPr>
-        <w:t>Seoul National University</w:t>
-      </w:r>
-      <w:r>
-        <w:rPr>
-          <w:rFonts w:ascii="Calibri Light" w:hAnsi="Calibri Light" w:cs="Calibri Light"/>
-          <w:sz w:val="22"/>
-          <w:szCs w:val="22"/>
-          <w:lang w:eastAsia="ko-KR"/>
-        </w:rPr>
-        <w:tab/>
-      </w:r>
-      <w:r>
-        <w:rPr>
-          <w:rFonts w:ascii="Calibri Light" w:hAnsi="Calibri Light" w:cs="Calibri Light"/>
-          <w:sz w:val="20"/>
-          <w:szCs w:val="20"/>
-          <w:lang w:eastAsia="ko-KR"/>
-        </w:rPr>
-        <w:t>Seoul, Korea</w:t>
-      </w:r>
-    </w:p>
-    <w:p>
-      <w:pPr>
-        <w:tabs>
-          <w:tab w:val="right" w:pos="8640"/>
-        </w:tabs>
-        <w:rPr>
-          <w:rFonts w:ascii="Calibri Light" w:hAnsi="Calibri Light" w:cs="Calibri Light"/>
-          <w:i/>
-          <w:iCs/>
-          <w:sz w:val="20"/>
-          <w:szCs w:val="20"/>
-        </w:rPr>
-      </w:pPr>
-      <w:r>
-        <w:rPr>
-          <w:rFonts w:ascii="Calibri Light" w:hAnsi="Calibri Light" w:cs="Calibri Light"/>
-          <w:sz w:val="20"/>
-          <w:szCs w:val="20"/>
-          <w:lang w:eastAsia="ko-KR"/>
-        </w:rPr>
-        <w:t xml:space="preserve">Practice Consultants </w:t>
-      </w:r>
-      <w:r>
-        <w:rPr>
-          <w:rFonts w:ascii="Calibri Light" w:hAnsi="Calibri Light" w:cs="Calibri Light"/>
-          <w:sz w:val="20"/>
-          <w:szCs w:val="20"/>
-          <w:lang w:eastAsia="ko-KR"/>
-        </w:rPr>
-        <w:tab/>
-      </w:r>
-      <w:r>
-        <w:rPr>
-          <w:rFonts w:ascii="Calibri Light" w:hAnsi="Calibri Light" w:cs="Calibri Light"/>
-          <w:i/>
-          <w:iCs/>
-          <w:sz w:val="20"/>
-          <w:szCs w:val="20"/>
-          <w:lang w:eastAsia="ko-KR"/>
-        </w:rPr>
-        <w:t xml:space="preserve">2021.01 ~ </w:t>
-      </w:r>
-      <w:r>
-        <w:rPr>
-          <w:rFonts w:ascii="Calibri Light" w:hAnsi="Calibri Light" w:cs="Calibri Light"/>
-          <w:i/>
-          <w:iCs/>
-          <w:sz w:val="20"/>
-          <w:szCs w:val="20"/>
-        </w:rPr>
-        <w:t>present</w:t>
-      </w:r>
-    </w:p>
-    <w:p>
-      <w:pPr>
-        <w:pStyle w:val="Heading1"/>
+        <w:t xml:space="preserve">Clinical </w:t>
+      </w:r>
+      <w:r>
         <w:rPr>
           <w:rFonts w:ascii="Lato" w:hAnsi="Lato" w:cstheme="minorHAnsi"/>
           <w:sz w:val="26"/>
           <w:szCs w:val="26"/>
+          <w:lang w:eastAsia="ko-KR"/>
+        </w:rPr>
+        <w:t>Experience</w:t>
+      </w:r>
+    </w:p>
+    <w:p>
+      <w:pPr>
+        <w:tabs>
+          <w:tab w:val="right" w:pos="8640"/>
+        </w:tabs>
+        <w:rPr>
+          <w:rFonts w:ascii="Lato" w:hAnsi="Lato" w:cstheme="minorHAnsi"/>
+          <w:sz w:val="20"/>
+          <w:szCs w:val="20"/>
+        </w:rPr>
+      </w:pPr>
+    </w:p>
+    <w:p>
+      <w:pPr>
+        <w:tabs>
+          <w:tab w:val="right" w:pos="8640"/>
+        </w:tabs>
+        <w:rPr>
+          <w:rFonts w:ascii="Calibri Light" w:hAnsi="Calibri Light" w:cs="Calibri Light"/>
+          <w:b/>
+          <w:bCs/>
+          <w:sz w:val="22"/>
+          <w:szCs w:val="22"/>
+          <w:lang w:eastAsia="ko-KR"/>
+        </w:rPr>
+      </w:pPr>
+      <w:r>
+        <w:rPr>
+          <w:rFonts w:ascii="Calibri Light" w:hAnsi="Calibri Light" w:cs="Calibri Light"/>
+          <w:b/>
+          <w:bCs/>
+          <w:sz w:val="22"/>
+          <w:szCs w:val="22"/>
+        </w:rPr>
+        <w:t>Center for Campus Life and Culture</w:t>
+      </w:r>
+      <w:r>
+        <w:rPr>
+          <w:rFonts w:ascii="Calibri Light" w:hAnsi="Calibri Light" w:cs="Calibri Light"/>
+          <w:b/>
+          <w:bCs/>
+          <w:sz w:val="22"/>
+          <w:szCs w:val="22"/>
+          <w:lang w:eastAsia="ko-KR"/>
+        </w:rPr>
+        <w:t>,</w:t>
+      </w:r>
+    </w:p>
+    <w:p>
+      <w:pPr>
+        <w:tabs>
+          <w:tab w:val="right" w:pos="8640"/>
+        </w:tabs>
+        <w:rPr>
+          <w:rFonts w:ascii="Calibri Light" w:hAnsi="Calibri Light" w:cs="Calibri Light"/>
+          <w:lang w:eastAsia="ko-KR"/>
+        </w:rPr>
+      </w:pPr>
+      <w:r>
+        <w:rPr>
+          <w:rFonts w:ascii="Calibri Light" w:hAnsi="Calibri Light" w:cs="Calibri Light"/>
+          <w:b/>
+          <w:bCs/>
+          <w:sz w:val="22"/>
+          <w:szCs w:val="22"/>
+          <w:lang w:eastAsia="ko-KR"/>
+        </w:rPr>
+        <w:t>Seoul National University</w:t>
+      </w:r>
+      <w:r>
+        <w:rPr>
+          <w:rFonts w:ascii="Calibri Light" w:hAnsi="Calibri Light" w:cs="Calibri Light"/>
+          <w:sz w:val="22"/>
+          <w:szCs w:val="22"/>
+          <w:lang w:eastAsia="ko-KR"/>
+        </w:rPr>
+        <w:tab/>
+      </w:r>
+      <w:r>
+        <w:rPr>
+          <w:rFonts w:ascii="Calibri Light" w:hAnsi="Calibri Light" w:cs="Calibri Light"/>
+          <w:sz w:val="20"/>
+          <w:szCs w:val="20"/>
+          <w:lang w:eastAsia="ko-KR"/>
+        </w:rPr>
+        <w:t>Seoul, Korea</w:t>
+      </w:r>
+    </w:p>
+    <w:p>
+      <w:pPr>
+        <w:tabs>
+          <w:tab w:val="right" w:pos="8640"/>
+        </w:tabs>
+        <w:rPr>
+          <w:rFonts w:ascii="Calibri Light" w:hAnsi="Calibri Light" w:cs="Calibri Light"/>
+          <w:i/>
+          <w:iCs/>
+          <w:sz w:val="20"/>
+          <w:szCs w:val="20"/>
+        </w:rPr>
+      </w:pPr>
+      <w:r>
+        <w:rPr>
+          <w:rFonts w:ascii="Calibri Light" w:hAnsi="Calibri Light" w:cs="Calibri Light"/>
+          <w:sz w:val="20"/>
+          <w:szCs w:val="20"/>
+          <w:lang w:eastAsia="ko-KR"/>
+        </w:rPr>
+        <w:t xml:space="preserve">Practice Consultants </w:t>
+      </w:r>
+      <w:r>
+        <w:rPr>
+          <w:rFonts w:ascii="Calibri Light" w:hAnsi="Calibri Light" w:cs="Calibri Light"/>
+          <w:sz w:val="20"/>
+          <w:szCs w:val="20"/>
+          <w:lang w:eastAsia="ko-KR"/>
+        </w:rPr>
+        <w:tab/>
+      </w:r>
+      <w:r>
+        <w:rPr>
+          <w:rFonts w:ascii="Calibri Light" w:hAnsi="Calibri Light" w:cs="Calibri Light"/>
+          <w:i/>
+          <w:iCs/>
+          <w:sz w:val="20"/>
+          <w:szCs w:val="20"/>
+          <w:lang w:eastAsia="ko-KR"/>
+        </w:rPr>
+        <w:t xml:space="preserve">2021.01 ~ </w:t>
+      </w:r>
+      <w:r>
+        <w:rPr>
+          <w:rFonts w:ascii="Calibri Light" w:hAnsi="Calibri Light" w:cs="Calibri Light"/>
+          <w:i/>
+          <w:iCs/>
+          <w:sz w:val="20"/>
+          <w:szCs w:val="20"/>
+        </w:rPr>
+        <w:t>present</w:t>
+      </w:r>
+    </w:p>
+    <w:p>
+      <w:pPr>
+        <w:pStyle w:val="Heading1"/>
+        <w:rPr>
+          <w:rFonts w:ascii="Lato" w:hAnsi="Lato" w:cstheme="minorHAnsi"/>
+          <w:sz w:val="26"/>
+          <w:szCs w:val="26"/>
         </w:rPr>
       </w:pPr>
       <w:r>
@@ -4400,6 +4279,7 @@
           <w:sz w:val="26"/>
           <w:szCs w:val="26"/>
         </w:rPr>
+        <w:lastRenderedPageBreak/>
         <w:t>Skills</w:t>
       </w:r>
     </w:p>
@@ -4426,7 +4306,7 @@
           <w:sz w:val="22"/>
           <w:szCs w:val="22"/>
         </w:rPr>
-        <w:t>Programming</w:t>
+        <w:t>Analysis</w:t>
       </w:r>
       <w:r>
         <w:rPr>
@@ -4486,7 +4366,6 @@
         </w:rPr>
         <w:t xml:space="preserve">Stan, </w:t>
       </w:r>
-      <w:proofErr w:type="spellStart"/>
       <w:r>
         <w:rPr>
           <w:rFonts w:ascii="Calibri Light" w:hAnsi="Calibri Light" w:cs="Calibri Light"/>
@@ -4503,7 +4382,6 @@
         </w:rPr>
         <w:t>atlab</w:t>
       </w:r>
-      <w:proofErr w:type="spellEnd"/>
     </w:p>
     <w:p>
       <w:pPr>
@@ -4530,6 +4408,62 @@
           <w:sz w:val="22"/>
           <w:szCs w:val="22"/>
         </w:rPr>
+        <w:t>Database</w:t>
+      </w:r>
+      <w:r>
+        <w:rPr>
+          <w:rFonts w:ascii="Calibri Light" w:hAnsi="Calibri Light" w:cs="Calibri Light"/>
+          <w:b/>
+          <w:bCs/>
+          <w:sz w:val="22"/>
+          <w:szCs w:val="22"/>
+        </w:rPr>
+        <w:t>:</w:t>
+      </w:r>
+      <w:r>
+        <w:rPr>
+          <w:rFonts w:ascii="Calibri Light" w:hAnsi="Calibri Light" w:cs="Calibri Light"/>
+          <w:sz w:val="22"/>
+          <w:szCs w:val="22"/>
+        </w:rPr>
+        <w:t xml:space="preserve"> </w:t>
+      </w:r>
+      <w:r>
+        <w:rPr>
+          <w:rFonts w:ascii="Calibri Light" w:hAnsi="Calibri Light" w:cs="Calibri Light"/>
+          <w:sz w:val="22"/>
+          <w:szCs w:val="22"/>
+        </w:rPr>
+        <w:t>RDBMS (PostgreSQL), Neo4J</w:t>
+      </w:r>
+    </w:p>
+    <w:p>
+      <w:pPr>
+        <w:rPr>
+          <w:rFonts w:ascii="Calibri Light" w:hAnsi="Calibri Light" w:cs="Calibri Light"/>
+          <w:b/>
+          <w:bCs/>
+          <w:sz w:val="22"/>
+          <w:szCs w:val="22"/>
+        </w:rPr>
+      </w:pPr>
+    </w:p>
+    <w:p>
+      <w:pPr>
+        <w:rPr>
+          <w:rFonts w:ascii="Calibri Light" w:hAnsi="Calibri Light" w:cs="Calibri Light"/>
+          <w:sz w:val="22"/>
+          <w:szCs w:val="22"/>
+        </w:rPr>
+      </w:pPr>
+      <w:r>
+        <w:rPr>
+          <w:rFonts w:ascii="Calibri Light" w:hAnsi="Calibri Light" w:cs="Calibri Light"/>
+          <w:b/>
+          <w:bCs/>
+          <w:sz w:val="22"/>
+          <w:szCs w:val="22"/>
+        </w:rPr>
         <w:t>Neuroimaging:</w:t>
       </w:r>
       <w:r>
@@ -4538,9 +4472,8 @@
           <w:sz w:val="22"/>
           <w:szCs w:val="22"/>
         </w:rPr>
-        <w:t xml:space="preserve"> SPM12, </w:t>
-      </w:r>
-      <w:proofErr w:type="spellStart"/>
+        <w:t xml:space="preserve"> SPM, </w:t>
+      </w:r>
       <w:r>
         <w:rPr>
           <w:rFonts w:ascii="Calibri Light" w:hAnsi="Calibri Light" w:cs="Calibri Light"/>
@@ -4555,16 +4488,7 @@
           <w:sz w:val="22"/>
           <w:szCs w:val="22"/>
         </w:rPr>
-        <w:t>ilearn</w:t>
-      </w:r>
-      <w:proofErr w:type="spellEnd"/>
-      <w:r>
-        <w:rPr>
-          <w:rFonts w:ascii="Calibri Light" w:hAnsi="Calibri Light" w:cs="Calibri Light"/>
-          <w:sz w:val="22"/>
-          <w:szCs w:val="22"/>
-        </w:rPr>
-        <w:t xml:space="preserve"> </w:t>
+        <w:t xml:space="preserve">ilearn </w:t>
       </w:r>
     </w:p>
     <w:p>
@@ -4594,7 +4518,6 @@
           <w:sz w:val="22"/>
           <w:szCs w:val="22"/>
         </w:rPr>
-        <w:lastRenderedPageBreak/>
         <w:t>Languages</w:t>
       </w:r>
       <w:r>
@@ -4675,20 +4598,8 @@
           <w:sz w:val="22"/>
           <w:szCs w:val="22"/>
         </w:rPr>
-        <w:t xml:space="preserve">Professor Woo-Young </w:t>
-      </w:r>
-      <w:proofErr w:type="spellStart"/>
-      <w:r>
-        <w:rPr>
-          <w:rFonts w:ascii="Calibri Light" w:hAnsi="Calibri Light" w:cs="Calibri Light"/>
-          <w:b/>
-          <w:bCs/>
-          <w:sz w:val="22"/>
-          <w:szCs w:val="22"/>
-        </w:rPr>
-        <w:t>Ahn</w:t>
-      </w:r>
-      <w:proofErr w:type="spellEnd"/>
+        <w:t>Professor Woo-Young Ahn</w:t>
+      </w:r>
     </w:p>
     <w:p>
       <w:pPr>
@@ -4768,13 +4679,11 @@
       </w:hyperlink>
       <w:r>
         <w:rPr>
-          <w:rFonts w:ascii="Calibri Light" w:hAnsi="Calibri Light" w:cs="Calibri Light"/>
-          <w:sz w:val="20"/>
-          <w:szCs w:val="20"/>
+          <w:sz w:val="32"/>
+          <w:szCs w:val="32"/>
         </w:rPr>
         <w:t xml:space="preserve"> </w:t>
       </w:r>
-      <w:hyperlink r:id="rId11" w:history="1"/>
     </w:p>
     <w:p>
       <w:pPr>
@@ -4829,7 +4738,17 @@
           <w:sz w:val="20"/>
           <w:szCs w:val="20"/>
         </w:rPr>
-        <w:t>2021</w:t>
+        <w:t>202</w:t>
+      </w:r>
+      <w:r>
+        <w:rPr>
+          <w:rFonts w:ascii="Calibri Light" w:hAnsi="Calibri Light" w:cs="Calibri Light"/>
+          <w:i/>
+          <w:iCs/>
+          <w:sz w:val="20"/>
+          <w:szCs w:val="20"/>
+        </w:rPr>
+        <w:t>2</w:t>
       </w:r>
       <w:r>
         <w:rPr>
@@ -4849,7 +4768,7 @@
           <w:sz w:val="20"/>
           <w:szCs w:val="20"/>
         </w:rPr>
-        <w:t>11</w:t>
+        <w:t>06</w:t>
       </w:r>
       <w:r>
         <w:rPr>
@@ -4869,7 +4788,7 @@
           <w:sz w:val="20"/>
           <w:szCs w:val="20"/>
         </w:rPr>
-        <w:t>22</w:t>
+        <w:t>16</w:t>
       </w:r>
       <w:r>
         <w:rPr>
@@ -4905,7 +4824,7 @@
       </w:pPr>
     </w:p>
     <w:sectPr>
-      <w:footerReference w:type="default" r:id="rId12"/>
+      <w:footerReference w:type="default" r:id="rId11"/>
       <w:pgSz w:w="12240" w:h="15840"/>
       <w:pgMar w:top="1440" w:right="1440" w:bottom="1440" w:left="1800" w:header="720" w:footer="720" w:gutter="0"/>
       <w:cols w:space="720"/>
@@ -4916,7 +4835,7 @@
 </file>
 
 <file path=word/endnotes.xml><?xml version="1.0" encoding="utf-8"?>
-<w:endnotes xmlns:wpc="http://schemas.microsoft.com/office/word/2010/wordprocessingCanvas" xmlns:cx="http://schemas.microsoft.com/office/drawing/2014/chartex" xmlns:cx1="http://schemas.microsoft.com/office/drawing/2015/9/8/chartex" xmlns:cx2="http://schemas.microsoft.com/office/drawing/2015/10/21/chartex" xmlns:cx3="http://schemas.microsoft.com/office/drawing/2016/5/9/chartex" xmlns:cx4="http://schemas.microsoft.com/office/drawing/2016/5/10/chartex" xmlns:cx5="http://schemas.microsoft.com/office/drawing/2016/5/11/chartex" xmlns:cx6="http://schemas.microsoft.com/office/drawing/2016/5/12/chartex" xmlns:cx7="http://schemas.microsoft.com/office/drawing/2016/5/13/chartex" xmlns:cx8="http://schemas.microsoft.com/office/drawing/2016/5/14/chartex" xmlns:mc="http://schemas.openxmlformats.org/markup-compatibility/2006" xmlns:aink="http://schemas.microsoft.com/office/drawing/2016/ink" xmlns:am3d="http://schemas.microsoft.com/office/drawing/2017/model3d" xmlns:o="urn:schemas-microsoft-com:office:office" xmlns:r="http://schemas.openxmlformats.org/officeDocument/2006/relationships" xmlns:m="http://schemas.openxmlformats.org/officeDocument/2006/math" xmlns:v="urn:schemas-microsoft-com:vml" xmlns:wp14="http://schemas.microsoft.com/office/word/2010/wordprocessingDrawing" xmlns:wp="http://schemas.openxmlformats.org/drawingml/2006/wordprocessingDrawing" xmlns:w10="urn:schemas-microsoft-com:office:word" xmlns:w="http://schemas.openxmlformats.org/wordprocessingml/2006/main" xmlns:w14="http://schemas.microsoft.com/office/word/2010/wordml" xmlns:w15="http://schemas.microsoft.com/office/word/2012/wordml" xmlns:w16cex="http://schemas.microsoft.com/office/word/2018/wordml/cex" xmlns:w16cid="http://schemas.microsoft.com/office/word/2016/wordml/cid" xmlns:w16="http://schemas.microsoft.com/office/word/2018/wordml" xmlns:w16sdtdh="http://schemas.microsoft.com/office/word/2020/wordml/sdtdatahash" xmlns:w16se="http://schemas.microsoft.com/office/word/2015/wordml/symex" xmlns:wpg="http://schemas.microsoft.com/office/word/2010/wordprocessingGroup" xmlns:wpi="http://schemas.microsoft.com/office/word/2010/wordprocessingInk" xmlns:wne="http://schemas.microsoft.com/office/word/2006/wordml" xmlns:wps="http://schemas.microsoft.com/office/word/2010/wordprocessingShape" mc:Ignorable="w14 w15 w16se w16cid w16 w16cex w16sdtdh wp14">
+<w:endnotes xmlns:wpc="http://schemas.microsoft.com/office/word/2010/wordprocessingCanvas" xmlns:cx="http://schemas.microsoft.com/office/drawing/2014/chartex" xmlns:cx1="http://schemas.microsoft.com/office/drawing/2015/9/8/chartex" xmlns:cx2="http://schemas.microsoft.com/office/drawing/2015/10/21/chartex" xmlns:cx3="http://schemas.microsoft.com/office/drawing/2016/5/9/chartex" xmlns:cx4="http://schemas.microsoft.com/office/drawing/2016/5/10/chartex" xmlns:cx5="http://schemas.microsoft.com/office/drawing/2016/5/11/chartex" xmlns:cx6="http://schemas.microsoft.com/office/drawing/2016/5/12/chartex" xmlns:cx7="http://schemas.microsoft.com/office/drawing/2016/5/13/chartex" xmlns:cx8="http://schemas.microsoft.com/office/drawing/2016/5/14/chartex" xmlns:mc="http://schemas.openxmlformats.org/markup-compatibility/2006" xmlns:aink="http://schemas.microsoft.com/office/drawing/2016/ink" xmlns:am3d="http://schemas.microsoft.com/office/drawing/2017/model3d" xmlns:o="urn:schemas-microsoft-com:office:office" xmlns:oel="http://schemas.microsoft.com/office/2019/extlst" xmlns:r="http://schemas.openxmlformats.org/officeDocument/2006/relationships" xmlns:m="http://schemas.openxmlformats.org/officeDocument/2006/math" xmlns:v="urn:schemas-microsoft-com:vml" xmlns:wp14="http://schemas.microsoft.com/office/word/2010/wordprocessingDrawing" xmlns:wp="http://schemas.openxmlformats.org/drawingml/2006/wordprocessingDrawing" xmlns:w10="urn:schemas-microsoft-com:office:word" xmlns:w="http://schemas.openxmlformats.org/wordprocessingml/2006/main" xmlns:w14="http://schemas.microsoft.com/office/word/2010/wordml" xmlns:w15="http://schemas.microsoft.com/office/word/2012/wordml" xmlns:w16cex="http://schemas.microsoft.com/office/word/2018/wordml/cex" xmlns:w16cid="http://schemas.microsoft.com/office/word/2016/wordml/cid" xmlns:w16="http://schemas.microsoft.com/office/word/2018/wordml" xmlns:w16sdtdh="http://schemas.microsoft.com/office/word/2020/wordml/sdtdatahash" xmlns:w16se="http://schemas.microsoft.com/office/word/2015/wordml/symex" xmlns:wpg="http://schemas.microsoft.com/office/word/2010/wordprocessingGroup" xmlns:wpi="http://schemas.microsoft.com/office/word/2010/wordprocessingInk" xmlns:wne="http://schemas.microsoft.com/office/word/2006/wordml" xmlns:wps="http://schemas.microsoft.com/office/word/2010/wordprocessingShape" mc:Ignorable="w14 w15 w16se w16cid w16 w16cex w16sdtdh wp14">
   <w:endnote w:type="separator" w:id="-1">
     <w:p>
       <w:r>
@@ -4935,7 +4854,7 @@
 </file>
 
 <file path=word/footer1.xml><?xml version="1.0" encoding="utf-8"?>
-<w:ftr xmlns:wpc="http://schemas.microsoft.com/office/word/2010/wordprocessingCanvas" xmlns:cx="http://schemas.microsoft.com/office/drawing/2014/chartex" xmlns:cx1="http://schemas.microsoft.com/office/drawing/2015/9/8/chartex" xmlns:cx2="http://schemas.microsoft.com/office/drawing/2015/10/21/chartex" xmlns:cx3="http://schemas.microsoft.com/office/drawing/2016/5/9/chartex" xmlns:cx4="http://schemas.microsoft.com/office/drawing/2016/5/10/chartex" xmlns:cx5="http://schemas.microsoft.com/office/drawing/2016/5/11/chartex" xmlns:cx6="http://schemas.microsoft.com/office/drawing/2016/5/12/chartex" xmlns:cx7="http://schemas.microsoft.com/office/drawing/2016/5/13/chartex" xmlns:cx8="http://schemas.microsoft.com/office/drawing/2016/5/14/chartex" xmlns:mc="http://schemas.openxmlformats.org/markup-compatibility/2006" xmlns:aink="http://schemas.microsoft.com/office/drawing/2016/ink" xmlns:am3d="http://schemas.microsoft.com/office/drawing/2017/model3d" xmlns:o="urn:schemas-microsoft-com:office:office" xmlns:r="http://schemas.openxmlformats.org/officeDocument/2006/relationships" xmlns:m="http://schemas.openxmlformats.org/officeDocument/2006/math" xmlns:v="urn:schemas-microsoft-com:vml" xmlns:wp14="http://schemas.microsoft.com/office/word/2010/wordprocessingDrawing" xmlns:wp="http://schemas.openxmlformats.org/drawingml/2006/wordprocessingDrawing" xmlns:w10="urn:schemas-microsoft-com:office:word" xmlns:w="http://schemas.openxmlformats.org/wordprocessingml/2006/main" xmlns:w14="http://schemas.microsoft.com/office/word/2010/wordml" xmlns:w15="http://schemas.microsoft.com/office/word/2012/wordml" xmlns:w16cex="http://schemas.microsoft.com/office/word/2018/wordml/cex" xmlns:w16cid="http://schemas.microsoft.com/office/word/2016/wordml/cid" xmlns:w16="http://schemas.microsoft.com/office/word/2018/wordml" xmlns:w16sdtdh="http://schemas.microsoft.com/office/word/2020/wordml/sdtdatahash" xmlns:w16se="http://schemas.microsoft.com/office/word/2015/wordml/symex" xmlns:wpg="http://schemas.microsoft.com/office/word/2010/wordprocessingGroup" xmlns:wpi="http://schemas.microsoft.com/office/word/2010/wordprocessingInk" xmlns:wne="http://schemas.microsoft.com/office/word/2006/wordml" xmlns:wps="http://schemas.microsoft.com/office/word/2010/wordprocessingShape" mc:Ignorable="w14 w15 w16se w16cid w16 w16cex w16sdtdh wp14">
+<w:ftr xmlns:wpc="http://schemas.microsoft.com/office/word/2010/wordprocessingCanvas" xmlns:cx="http://schemas.microsoft.com/office/drawing/2014/chartex" xmlns:cx1="http://schemas.microsoft.com/office/drawing/2015/9/8/chartex" xmlns:cx2="http://schemas.microsoft.com/office/drawing/2015/10/21/chartex" xmlns:cx3="http://schemas.microsoft.com/office/drawing/2016/5/9/chartex" xmlns:cx4="http://schemas.microsoft.com/office/drawing/2016/5/10/chartex" xmlns:cx5="http://schemas.microsoft.com/office/drawing/2016/5/11/chartex" xmlns:cx6="http://schemas.microsoft.com/office/drawing/2016/5/12/chartex" xmlns:cx7="http://schemas.microsoft.com/office/drawing/2016/5/13/chartex" xmlns:cx8="http://schemas.microsoft.com/office/drawing/2016/5/14/chartex" xmlns:mc="http://schemas.openxmlformats.org/markup-compatibility/2006" xmlns:aink="http://schemas.microsoft.com/office/drawing/2016/ink" xmlns:am3d="http://schemas.microsoft.com/office/drawing/2017/model3d" xmlns:o="urn:schemas-microsoft-com:office:office" xmlns:oel="http://schemas.microsoft.com/office/2019/extlst" xmlns:r="http://schemas.openxmlformats.org/officeDocument/2006/relationships" xmlns:m="http://schemas.openxmlformats.org/officeDocument/2006/math" xmlns:v="urn:schemas-microsoft-com:vml" xmlns:wp14="http://schemas.microsoft.com/office/word/2010/wordprocessingDrawing" xmlns:wp="http://schemas.openxmlformats.org/drawingml/2006/wordprocessingDrawing" xmlns:w10="urn:schemas-microsoft-com:office:word" xmlns:w="http://schemas.openxmlformats.org/wordprocessingml/2006/main" xmlns:w14="http://schemas.microsoft.com/office/word/2010/wordml" xmlns:w15="http://schemas.microsoft.com/office/word/2012/wordml" xmlns:w16cex="http://schemas.microsoft.com/office/word/2018/wordml/cex" xmlns:w16cid="http://schemas.microsoft.com/office/word/2016/wordml/cid" xmlns:w16="http://schemas.microsoft.com/office/word/2018/wordml" xmlns:w16sdtdh="http://schemas.microsoft.com/office/word/2020/wordml/sdtdatahash" xmlns:w16se="http://schemas.microsoft.com/office/word/2015/wordml/symex" xmlns:wpg="http://schemas.microsoft.com/office/word/2010/wordprocessingGroup" xmlns:wpi="http://schemas.microsoft.com/office/word/2010/wordprocessingInk" xmlns:wne="http://schemas.microsoft.com/office/word/2006/wordml" xmlns:wps="http://schemas.microsoft.com/office/word/2010/wordprocessingShape" mc:Ignorable="w14 w15 w16se w16cid w16 w16cex w16sdtdh wp14">
   <w:p>
     <w:pPr>
       <w:pStyle w:val="Footer"/>
@@ -4986,7 +4905,7 @@
 </file>
 
 <file path=word/footnotes.xml><?xml version="1.0" encoding="utf-8"?>
-<w:footnotes xmlns:wpc="http://schemas.microsoft.com/office/word/2010/wordprocessingCanvas" xmlns:cx="http://schemas.microsoft.com/office/drawing/2014/chartex" xmlns:cx1="http://schemas.microsoft.com/office/drawing/2015/9/8/chartex" xmlns:cx2="http://schemas.microsoft.com/office/drawing/2015/10/21/chartex" xmlns:cx3="http://schemas.microsoft.com/office/drawing/2016/5/9/chartex" xmlns:cx4="http://schemas.microsoft.com/office/drawing/2016/5/10/chartex" xmlns:cx5="http://schemas.microsoft.com/office/drawing/2016/5/11/chartex" xmlns:cx6="http://schemas.microsoft.com/office/drawing/2016/5/12/chartex" xmlns:cx7="http://schemas.microsoft.com/office/drawing/2016/5/13/chartex" xmlns:cx8="http://schemas.microsoft.com/office/drawing/2016/5/14/chartex" xmlns:mc="http://schemas.openxmlformats.org/markup-compatibility/2006" xmlns:aink="http://schemas.microsoft.com/office/drawing/2016/ink" xmlns:am3d="http://schemas.microsoft.com/office/drawing/2017/model3d" xmlns:o="urn:schemas-microsoft-com:office:office" xmlns:r="http://schemas.openxmlformats.org/officeDocument/2006/relationships" xmlns:m="http://schemas.openxmlformats.org/officeDocument/2006/math" xmlns:v="urn:schemas-microsoft-com:vml" xmlns:wp14="http://schemas.microsoft.com/office/word/2010/wordprocessingDrawing" xmlns:wp="http://schemas.openxmlformats.org/drawingml/2006/wordprocessingDrawing" xmlns:w10="urn:schemas-microsoft-com:office:word" xmlns:w="http://schemas.openxmlformats.org/wordprocessingml/2006/main" xmlns:w14="http://schemas.microsoft.com/office/word/2010/wordml" xmlns:w15="http://schemas.microsoft.com/office/word/2012/wordml" xmlns:w16cex="http://schemas.microsoft.com/office/word/2018/wordml/cex" xmlns:w16cid="http://schemas.microsoft.com/office/word/2016/wordml/cid" xmlns:w16="http://schemas.microsoft.com/office/word/2018/wordml" xmlns:w16sdtdh="http://schemas.microsoft.com/office/word/2020/wordml/sdtdatahash" xmlns:w16se="http://schemas.microsoft.com/office/word/2015/wordml/symex" xmlns:wpg="http://schemas.microsoft.com/office/word/2010/wordprocessingGroup" xmlns:wpi="http://schemas.microsoft.com/office/word/2010/wordprocessingInk" xmlns:wne="http://schemas.microsoft.com/office/word/2006/wordml" xmlns:wps="http://schemas.microsoft.com/office/word/2010/wordprocessingShape" mc:Ignorable="w14 w15 w16se w16cid w16 w16cex w16sdtdh wp14">
+<w:footnotes xmlns:wpc="http://schemas.microsoft.com/office/word/2010/wordprocessingCanvas" xmlns:cx="http://schemas.microsoft.com/office/drawing/2014/chartex" xmlns:cx1="http://schemas.microsoft.com/office/drawing/2015/9/8/chartex" xmlns:cx2="http://schemas.microsoft.com/office/drawing/2015/10/21/chartex" xmlns:cx3="http://schemas.microsoft.com/office/drawing/2016/5/9/chartex" xmlns:cx4="http://schemas.microsoft.com/office/drawing/2016/5/10/chartex" xmlns:cx5="http://schemas.microsoft.com/office/drawing/2016/5/11/chartex" xmlns:cx6="http://schemas.microsoft.com/office/drawing/2016/5/12/chartex" xmlns:cx7="http://schemas.microsoft.com/office/drawing/2016/5/13/chartex" xmlns:cx8="http://schemas.microsoft.com/office/drawing/2016/5/14/chartex" xmlns:mc="http://schemas.openxmlformats.org/markup-compatibility/2006" xmlns:aink="http://schemas.microsoft.com/office/drawing/2016/ink" xmlns:am3d="http://schemas.microsoft.com/office/drawing/2017/model3d" xmlns:o="urn:schemas-microsoft-com:office:office" xmlns:oel="http://schemas.microsoft.com/office/2019/extlst" xmlns:r="http://schemas.openxmlformats.org/officeDocument/2006/relationships" xmlns:m="http://schemas.openxmlformats.org/officeDocument/2006/math" xmlns:v="urn:schemas-microsoft-com:vml" xmlns:wp14="http://schemas.microsoft.com/office/word/2010/wordprocessingDrawing" xmlns:wp="http://schemas.openxmlformats.org/drawingml/2006/wordprocessingDrawing" xmlns:w10="urn:schemas-microsoft-com:office:word" xmlns:w="http://schemas.openxmlformats.org/wordprocessingml/2006/main" xmlns:w14="http://schemas.microsoft.com/office/word/2010/wordml" xmlns:w15="http://schemas.microsoft.com/office/word/2012/wordml" xmlns:w16cex="http://schemas.microsoft.com/office/word/2018/wordml/cex" xmlns:w16cid="http://schemas.microsoft.com/office/word/2016/wordml/cid" xmlns:w16="http://schemas.microsoft.com/office/word/2018/wordml" xmlns:w16sdtdh="http://schemas.microsoft.com/office/word/2020/wordml/sdtdatahash" xmlns:w16se="http://schemas.microsoft.com/office/word/2015/wordml/symex" xmlns:wpg="http://schemas.microsoft.com/office/word/2010/wordprocessingGroup" xmlns:wpi="http://schemas.microsoft.com/office/word/2010/wordprocessingInk" xmlns:wne="http://schemas.microsoft.com/office/word/2006/wordml" xmlns:wps="http://schemas.microsoft.com/office/word/2010/wordprocessingShape" mc:Ignorable="w14 w15 w16se w16cid w16 w16cex w16sdtdh wp14">
   <w:footnote w:type="separator" w:id="-1">
     <w:p>
       <w:r>
@@ -5005,7 +4924,7 @@
 </file>
 
 <file path=word/numbering.xml><?xml version="1.0" encoding="utf-8"?>
-<w:numbering xmlns:wpc="http://schemas.microsoft.com/office/word/2010/wordprocessingCanvas" xmlns:cx="http://schemas.microsoft.com/office/drawing/2014/chartex" xmlns:cx1="http://schemas.microsoft.com/office/drawing/2015/9/8/chartex" xmlns:cx2="http://schemas.microsoft.com/office/drawing/2015/10/21/chartex" xmlns:cx3="http://schemas.microsoft.com/office/drawing/2016/5/9/chartex" xmlns:cx4="http://schemas.microsoft.com/office/drawing/2016/5/10/chartex" xmlns:cx5="http://schemas.microsoft.com/office/drawing/2016/5/11/chartex" xmlns:cx6="http://schemas.microsoft.com/office/drawing/2016/5/12/chartex" xmlns:cx7="http://schemas.microsoft.com/office/drawing/2016/5/13/chartex" xmlns:cx8="http://schemas.microsoft.com/office/drawing/2016/5/14/chartex" xmlns:mc="http://schemas.openxmlformats.org/markup-compatibility/2006" xmlns:aink="http://schemas.microsoft.com/office/drawing/2016/ink" xmlns:am3d="http://schemas.microsoft.com/office/drawing/2017/model3d" xmlns:o="urn:schemas-microsoft-com:office:office" xmlns:r="http://schemas.openxmlformats.org/officeDocument/2006/relationships" xmlns:m="http://schemas.openxmlformats.org/officeDocument/2006/math" xmlns:v="urn:schemas-microsoft-com:vml" xmlns:wp14="http://schemas.microsoft.com/office/word/2010/wordprocessingDrawing" xmlns:wp="http://schemas.openxmlformats.org/drawingml/2006/wordprocessingDrawing" xmlns:w10="urn:schemas-microsoft-com:office:word" xmlns:w="http://schemas.openxmlformats.org/wordprocessingml/2006/main" xmlns:w14="http://schemas.microsoft.com/office/word/2010/wordml" xmlns:w15="http://schemas.microsoft.com/office/word/2012/wordml" xmlns:w16cex="http://schemas.microsoft.com/office/word/2018/wordml/cex" xmlns:w16cid="http://schemas.microsoft.com/office/word/2016/wordml/cid" xmlns:w16="http://schemas.microsoft.com/office/word/2018/wordml" xmlns:w16sdtdh="http://schemas.microsoft.com/office/word/2020/wordml/sdtdatahash" xmlns:w16se="http://schemas.microsoft.com/office/word/2015/wordml/symex" xmlns:wpg="http://schemas.microsoft.com/office/word/2010/wordprocessingGroup" xmlns:wpi="http://schemas.microsoft.com/office/word/2010/wordprocessingInk" xmlns:wne="http://schemas.microsoft.com/office/word/2006/wordml" xmlns:wps="http://schemas.microsoft.com/office/word/2010/wordprocessingShape" mc:Ignorable="w14 w15 w16se w16cid w16 w16cex w16sdtdh wp14">
+<w:numbering xmlns:wpc="http://schemas.microsoft.com/office/word/2010/wordprocessingCanvas" xmlns:cx="http://schemas.microsoft.com/office/drawing/2014/chartex" xmlns:cx1="http://schemas.microsoft.com/office/drawing/2015/9/8/chartex" xmlns:cx2="http://schemas.microsoft.com/office/drawing/2015/10/21/chartex" xmlns:cx3="http://schemas.microsoft.com/office/drawing/2016/5/9/chartex" xmlns:cx4="http://schemas.microsoft.com/office/drawing/2016/5/10/chartex" xmlns:cx5="http://schemas.microsoft.com/office/drawing/2016/5/11/chartex" xmlns:cx6="http://schemas.microsoft.com/office/drawing/2016/5/12/chartex" xmlns:cx7="http://schemas.microsoft.com/office/drawing/2016/5/13/chartex" xmlns:cx8="http://schemas.microsoft.com/office/drawing/2016/5/14/chartex" xmlns:mc="http://schemas.openxmlformats.org/markup-compatibility/2006" xmlns:aink="http://schemas.microsoft.com/office/drawing/2016/ink" xmlns:am3d="http://schemas.microsoft.com/office/drawing/2017/model3d" xmlns:o="urn:schemas-microsoft-com:office:office" xmlns:oel="http://schemas.microsoft.com/office/2019/extlst" xmlns:r="http://schemas.openxmlformats.org/officeDocument/2006/relationships" xmlns:m="http://schemas.openxmlformats.org/officeDocument/2006/math" xmlns:v="urn:schemas-microsoft-com:vml" xmlns:wp14="http://schemas.microsoft.com/office/word/2010/wordprocessingDrawing" xmlns:wp="http://schemas.openxmlformats.org/drawingml/2006/wordprocessingDrawing" xmlns:w10="urn:schemas-microsoft-com:office:word" xmlns:w="http://schemas.openxmlformats.org/wordprocessingml/2006/main" xmlns:w14="http://schemas.microsoft.com/office/word/2010/wordml" xmlns:w15="http://schemas.microsoft.com/office/word/2012/wordml" xmlns:w16cex="http://schemas.microsoft.com/office/word/2018/wordml/cex" xmlns:w16cid="http://schemas.microsoft.com/office/word/2016/wordml/cid" xmlns:w16="http://schemas.microsoft.com/office/word/2018/wordml" xmlns:w16sdtdh="http://schemas.microsoft.com/office/word/2020/wordml/sdtdatahash" xmlns:w16se="http://schemas.microsoft.com/office/word/2015/wordml/symex" xmlns:wpg="http://schemas.microsoft.com/office/word/2010/wordprocessingGroup" xmlns:wpi="http://schemas.microsoft.com/office/word/2010/wordprocessingInk" xmlns:wne="http://schemas.microsoft.com/office/word/2006/wordml" xmlns:wps="http://schemas.microsoft.com/office/word/2010/wordprocessingShape" mc:Ignorable="w14 w15 w16se w16cid w16 w16cex w16sdtdh wp14">
   <w:abstractNum w:abstractNumId="0" w15:restartNumberingAfterBreak="0">
     <w:nsid w:val="040858FE"/>
     <w:multiLevelType w:val="hybridMultilevel"/>
@@ -6211,31 +6130,31 @@
       </w:rPr>
     </w:lvl>
   </w:abstractNum>
-  <w:num w:numId="1">
+  <w:num w:numId="1" w16cid:durableId="1590505612">
     <w:abstractNumId w:val="0"/>
   </w:num>
-  <w:num w:numId="2">
+  <w:num w:numId="2" w16cid:durableId="1011294580">
     <w:abstractNumId w:val="6"/>
   </w:num>
-  <w:num w:numId="3">
+  <w:num w:numId="3" w16cid:durableId="2073503206">
     <w:abstractNumId w:val="7"/>
   </w:num>
-  <w:num w:numId="4">
+  <w:num w:numId="4" w16cid:durableId="2050302864">
     <w:abstractNumId w:val="5"/>
   </w:num>
-  <w:num w:numId="5">
+  <w:num w:numId="5" w16cid:durableId="674772943">
     <w:abstractNumId w:val="8"/>
   </w:num>
-  <w:num w:numId="6">
+  <w:num w:numId="6" w16cid:durableId="289484149">
     <w:abstractNumId w:val="2"/>
   </w:num>
-  <w:num w:numId="7">
+  <w:num w:numId="7" w16cid:durableId="1488203705">
     <w:abstractNumId w:val="3"/>
   </w:num>
-  <w:num w:numId="8">
+  <w:num w:numId="8" w16cid:durableId="1315914044">
     <w:abstractNumId w:val="4"/>
   </w:num>
-  <w:num w:numId="9">
+  <w:num w:numId="9" w16cid:durableId="182475865">
     <w:abstractNumId w:val="1"/>
   </w:num>
 </w:numbering>

--- a/assets/CV_minakwon.docx
+++ b/assets/CV_minakwon.docx
@@ -412,8 +412,20 @@
           <w:sz w:val="20"/>
           <w:szCs w:val="20"/>
         </w:rPr>
-        <w:t>- Advisor: Professor Woo-Young Ahn</w:t>
-      </w:r>
+        <w:t xml:space="preserve">- Advisor: Professor Woo-Young </w:t>
+      </w:r>
+      <w:proofErr w:type="spellStart"/>
+      <w:r>
+        <w:rPr>
+          <w:rFonts w:ascii="Calibri Light" w:hAnsi="Calibri Light" w:cs="Calibri Light"/>
+          <w:i/>
+          <w:iCs/>
+          <w:sz w:val="20"/>
+          <w:szCs w:val="20"/>
+        </w:rPr>
+        <w:t>Ahn</w:t>
+      </w:r>
+      <w:proofErr w:type="spellEnd"/>
     </w:p>
     <w:p>
       <w:pPr>
@@ -579,8 +591,20 @@
           <w:sz w:val="20"/>
           <w:szCs w:val="20"/>
         </w:rPr>
-        <w:t>- Advisor: Professor Woo-Young Ahn</w:t>
-      </w:r>
+        <w:t xml:space="preserve">- Advisor: Professor Woo-Young </w:t>
+      </w:r>
+      <w:proofErr w:type="spellStart"/>
+      <w:r>
+        <w:rPr>
+          <w:rFonts w:ascii="Calibri Light" w:hAnsi="Calibri Light" w:cs="Calibri Light"/>
+          <w:i/>
+          <w:iCs/>
+          <w:sz w:val="20"/>
+          <w:szCs w:val="20"/>
+        </w:rPr>
+        <w:t>Ahn</w:t>
+      </w:r>
+      <w:proofErr w:type="spellEnd"/>
     </w:p>
     <w:p>
       <w:pPr>
@@ -830,13 +854,23 @@
         </w:rPr>
         <w:tab/>
       </w:r>
-      <w:r>
-        <w:rPr>
-          <w:rFonts w:ascii="Calibri Light" w:hAnsi="Calibri Light" w:cs="Calibri Light"/>
-          <w:sz w:val="20"/>
-          <w:szCs w:val="20"/>
-        </w:rPr>
-        <w:t>StonyBrook, NY</w:t>
+      <w:proofErr w:type="spellStart"/>
+      <w:r>
+        <w:rPr>
+          <w:rFonts w:ascii="Calibri Light" w:hAnsi="Calibri Light" w:cs="Calibri Light"/>
+          <w:sz w:val="20"/>
+          <w:szCs w:val="20"/>
+        </w:rPr>
+        <w:t>StonyBrook</w:t>
+      </w:r>
+      <w:proofErr w:type="spellEnd"/>
+      <w:r>
+        <w:rPr>
+          <w:rFonts w:ascii="Calibri Light" w:hAnsi="Calibri Light" w:cs="Calibri Light"/>
+          <w:sz w:val="20"/>
+          <w:szCs w:val="20"/>
+        </w:rPr>
+        <w:t>, NY</w:t>
       </w:r>
     </w:p>
     <w:p>
@@ -1010,13 +1044,41 @@
         </w:rPr>
         <w:t xml:space="preserve">Lee, Y., </w:t>
       </w:r>
-      <w:r>
-        <w:rPr>
-          <w:rFonts w:ascii="Calibri Light" w:hAnsi="Calibri Light" w:cs="Calibri Light"/>
-          <w:sz w:val="22"/>
-          <w:lang w:eastAsia="ko-KR"/>
-        </w:rPr>
-        <w:t>Hur, J., Lee, T.-H., &amp; Ahn, W.-Y. (</w:t>
+      <w:proofErr w:type="spellStart"/>
+      <w:r>
+        <w:rPr>
+          <w:rFonts w:ascii="Calibri Light" w:hAnsi="Calibri Light" w:cs="Calibri Light"/>
+          <w:sz w:val="22"/>
+          <w:lang w:eastAsia="ko-KR"/>
+        </w:rPr>
+        <w:t>Hur</w:t>
+      </w:r>
+      <w:proofErr w:type="spellEnd"/>
+      <w:r>
+        <w:rPr>
+          <w:rFonts w:ascii="Calibri Light" w:hAnsi="Calibri Light" w:cs="Calibri Light"/>
+          <w:sz w:val="22"/>
+          <w:lang w:eastAsia="ko-KR"/>
+        </w:rPr>
+        <w:t xml:space="preserve">, J., Lee, T.-H., &amp; </w:t>
+      </w:r>
+      <w:proofErr w:type="spellStart"/>
+      <w:r>
+        <w:rPr>
+          <w:rFonts w:ascii="Calibri Light" w:hAnsi="Calibri Light" w:cs="Calibri Light"/>
+          <w:sz w:val="22"/>
+          <w:lang w:eastAsia="ko-KR"/>
+        </w:rPr>
+        <w:t>Ahn</w:t>
+      </w:r>
+      <w:proofErr w:type="spellEnd"/>
+      <w:r>
+        <w:rPr>
+          <w:rFonts w:ascii="Calibri Light" w:hAnsi="Calibri Light" w:cs="Calibri Light"/>
+          <w:sz w:val="22"/>
+          <w:lang w:eastAsia="ko-KR"/>
+        </w:rPr>
+        <w:t>, W.-Y. (</w:t>
       </w:r>
       <w:r>
         <w:rPr>
@@ -1040,7 +1102,55 @@
           <w:sz w:val="22"/>
           <w:lang w:eastAsia="ko-KR"/>
         </w:rPr>
-        <w:t>Daily caffeinated soda intake in children is associated with neurocognitive vulnerabilities of substance misuse and predicts higher risk of alcohol sipping in 12 months</w:t>
+        <w:t xml:space="preserve">Daily caffeinated soda intake in children is associated with neurocognitive vulnerabilities of substance misuse and </w:t>
+      </w:r>
+      <w:r>
+        <w:rPr>
+          <w:rFonts w:ascii="Calibri Light" w:hAnsi="Calibri Light" w:cs="Calibri Light"/>
+          <w:sz w:val="22"/>
+          <w:lang w:eastAsia="ko-KR"/>
+        </w:rPr>
+        <w:t xml:space="preserve">is </w:t>
+      </w:r>
+      <w:r>
+        <w:rPr>
+          <w:rFonts w:ascii="Calibri Light" w:hAnsi="Calibri Light" w:cs="Calibri Light"/>
+          <w:sz w:val="22"/>
+          <w:lang w:eastAsia="ko-KR"/>
+        </w:rPr>
+        <w:t>predic</w:t>
+      </w:r>
+      <w:r>
+        <w:rPr>
+          <w:rFonts w:ascii="Calibri Light" w:hAnsi="Calibri Light" w:cs="Calibri Light"/>
+          <w:sz w:val="22"/>
+          <w:lang w:eastAsia="ko-KR"/>
+        </w:rPr>
+        <w:t xml:space="preserve">tive of </w:t>
+      </w:r>
+      <w:r>
+        <w:rPr>
+          <w:rFonts w:ascii="Calibri Light" w:hAnsi="Calibri Light" w:cs="Calibri Light"/>
+          <w:sz w:val="22"/>
+          <w:lang w:eastAsia="ko-KR"/>
+        </w:rPr>
+        <w:t xml:space="preserve">higher risk of alcohol sipping </w:t>
+      </w:r>
+      <w:r>
+        <w:rPr>
+          <w:rFonts w:ascii="Calibri Light" w:hAnsi="Calibri Light" w:cs="Calibri Light"/>
+          <w:sz w:val="22"/>
+          <w:lang w:eastAsia="ko-KR"/>
+        </w:rPr>
+        <w:t>after</w:t>
+      </w:r>
+      <w:r>
+        <w:rPr>
+          <w:rFonts w:ascii="Calibri Light" w:hAnsi="Calibri Light" w:cs="Calibri Light"/>
+          <w:sz w:val="22"/>
+          <w:lang w:eastAsia="ko-KR"/>
+        </w:rPr>
+        <w:t xml:space="preserve"> 12 months</w:t>
       </w:r>
       <w:r>
         <w:rPr>
@@ -1058,6 +1168,7 @@
         </w:rPr>
         <w:t xml:space="preserve"> </w:t>
       </w:r>
+      <w:proofErr w:type="spellStart"/>
       <w:r>
         <w:rPr>
           <w:rFonts w:ascii="Calibri Light" w:hAnsi="Calibri Light" w:cs="Calibri Light"/>
@@ -1068,6 +1179,7 @@
         </w:rPr>
         <w:t>BioRxiv</w:t>
       </w:r>
+      <w:proofErr w:type="spellEnd"/>
       <w:r>
         <w:rPr>
           <w:rFonts w:ascii="Calibri Light" w:hAnsi="Calibri Light" w:cs="Calibri Light"/>
@@ -1099,14 +1211,6 @@
           <w:lang w:eastAsia="ko-KR"/>
         </w:rPr>
         <w:t>.</w:t>
-      </w:r>
-      <w:r>
-        <w:rPr>
-          <w:rFonts w:ascii="Calibri Light" w:hAnsi="Calibri Light" w:cs="Calibri Light"/>
-          <w:sz w:val="22"/>
-          <w:lang w:eastAsia="ko-KR"/>
-        </w:rPr>
-        <w:t xml:space="preserve"> </w:t>
       </w:r>
     </w:p>
     <w:p>
@@ -1191,13 +1295,41 @@
         </w:rPr>
         <w:t xml:space="preserve">Lee, Y., </w:t>
       </w:r>
-      <w:r>
-        <w:rPr>
-          <w:rFonts w:ascii="Calibri Light" w:hAnsi="Calibri Light" w:cs="Calibri Light"/>
-          <w:sz w:val="22"/>
-          <w:lang w:eastAsia="ko-KR"/>
-        </w:rPr>
-        <w:t>Hur, J., Lee, T., &amp; Ahn, W. (</w:t>
+      <w:proofErr w:type="spellStart"/>
+      <w:r>
+        <w:rPr>
+          <w:rFonts w:ascii="Calibri Light" w:hAnsi="Calibri Light" w:cs="Calibri Light"/>
+          <w:sz w:val="22"/>
+          <w:lang w:eastAsia="ko-KR"/>
+        </w:rPr>
+        <w:t>Hur</w:t>
+      </w:r>
+      <w:proofErr w:type="spellEnd"/>
+      <w:r>
+        <w:rPr>
+          <w:rFonts w:ascii="Calibri Light" w:hAnsi="Calibri Light" w:cs="Calibri Light"/>
+          <w:sz w:val="22"/>
+          <w:lang w:eastAsia="ko-KR"/>
+        </w:rPr>
+        <w:t xml:space="preserve">, J., Lee, T., &amp; </w:t>
+      </w:r>
+      <w:proofErr w:type="spellStart"/>
+      <w:r>
+        <w:rPr>
+          <w:rFonts w:ascii="Calibri Light" w:hAnsi="Calibri Light" w:cs="Calibri Light"/>
+          <w:sz w:val="22"/>
+          <w:lang w:eastAsia="ko-KR"/>
+        </w:rPr>
+        <w:t>Ahn</w:t>
+      </w:r>
+      <w:proofErr w:type="spellEnd"/>
+      <w:r>
+        <w:rPr>
+          <w:rFonts w:ascii="Calibri Light" w:hAnsi="Calibri Light" w:cs="Calibri Light"/>
+          <w:sz w:val="22"/>
+          <w:lang w:eastAsia="ko-KR"/>
+        </w:rPr>
+        <w:t>, W. (</w:t>
       </w:r>
       <w:r>
         <w:rPr>
@@ -1279,15 +1411,23 @@
           <w:sz w:val="22"/>
           <w:lang w:eastAsia="ko-KR"/>
         </w:rPr>
-        <w:t>DOI: 10.13140/RG.2.2.35982.23365</w:t>
-      </w:r>
-      <w:r>
-        <w:rPr>
-          <w:rFonts w:ascii="Calibri Light" w:hAnsi="Calibri Light" w:cs="Calibri Light"/>
-          <w:sz w:val="22"/>
-          <w:lang w:eastAsia="ko-KR"/>
-        </w:rPr>
-        <w:t>.</w:t>
+        <w:t xml:space="preserve">DOI: </w:t>
+      </w:r>
+      <w:r>
+        <w:rPr>
+          <w:rFonts w:ascii="Calibri Light" w:hAnsi="Calibri Light" w:cs="Calibri Light"/>
+          <w:sz w:val="22"/>
+          <w:lang w:eastAsia="ko-KR"/>
+        </w:rPr>
+        <w:t>https://doi.org/10.1016/j.biopsych.2022.02.257</w:t>
+      </w:r>
+      <w:r>
+        <w:rPr>
+          <w:rFonts w:ascii="Calibri Light" w:hAnsi="Calibri Light" w:cs="Calibri Light"/>
+          <w:sz w:val="22"/>
+          <w:lang w:eastAsia="ko-KR"/>
+        </w:rPr>
+        <w:t xml:space="preserve"> </w:t>
       </w:r>
     </w:p>
     <w:p>
@@ -1369,13 +1509,23 @@
         </w:rPr>
         <w:t xml:space="preserve">&amp; </w:t>
       </w:r>
-      <w:r>
-        <w:rPr>
-          <w:rFonts w:ascii="Calibri Light" w:hAnsi="Calibri Light" w:cs="Calibri Light"/>
-          <w:sz w:val="22"/>
-          <w:lang w:eastAsia="ko-KR"/>
-        </w:rPr>
-        <w:t>Ahn, W. (202</w:t>
+      <w:proofErr w:type="spellStart"/>
+      <w:r>
+        <w:rPr>
+          <w:rFonts w:ascii="Calibri Light" w:hAnsi="Calibri Light" w:cs="Calibri Light"/>
+          <w:sz w:val="22"/>
+          <w:lang w:eastAsia="ko-KR"/>
+        </w:rPr>
+        <w:t>Ahn</w:t>
+      </w:r>
+      <w:proofErr w:type="spellEnd"/>
+      <w:r>
+        <w:rPr>
+          <w:rFonts w:ascii="Calibri Light" w:hAnsi="Calibri Light" w:cs="Calibri Light"/>
+          <w:sz w:val="22"/>
+          <w:lang w:eastAsia="ko-KR"/>
+        </w:rPr>
+        <w:t>, W. (202</w:t>
       </w:r>
       <w:r>
         <w:rPr>
@@ -1517,7 +1667,25 @@
           <w:sz w:val="22"/>
           <w:lang w:eastAsia="ko-KR"/>
         </w:rPr>
-        <w:t xml:space="preserve">, Ahn, W., &amp; Jung, Y. (2020) Neural Correlates of Goal-Directed Control in Interest Gaming Disorder and Alcohol Use Disorder, </w:t>
+        <w:t xml:space="preserve">, </w:t>
+      </w:r>
+      <w:proofErr w:type="spellStart"/>
+      <w:r>
+        <w:rPr>
+          <w:rFonts w:ascii="Calibri Light" w:hAnsi="Calibri Light" w:cs="Calibri Light"/>
+          <w:sz w:val="22"/>
+          <w:lang w:eastAsia="ko-KR"/>
+        </w:rPr>
+        <w:t>Ahn</w:t>
+      </w:r>
+      <w:proofErr w:type="spellEnd"/>
+      <w:r>
+        <w:rPr>
+          <w:rFonts w:ascii="Calibri Light" w:hAnsi="Calibri Light" w:cs="Calibri Light"/>
+          <w:sz w:val="22"/>
+          <w:lang w:eastAsia="ko-KR"/>
+        </w:rPr>
+        <w:t xml:space="preserve">, W., &amp; Jung, Y. (2020) Neural Correlates of Goal-Directed Control in Interest Gaming Disorder and Alcohol Use Disorder, </w:t>
       </w:r>
       <w:r>
         <w:rPr>
@@ -1599,7 +1767,43 @@
           <w:sz w:val="22"/>
           <w:lang w:eastAsia="ko-KR"/>
         </w:rPr>
-        <w:t xml:space="preserve">, Kim, H., Yang, J., Hur, J., Lee, T., &amp; Ahn, W. (2019) Identifying behavioral and neural predictors of caffeinated soda intake in childhood using a large database from the ABCD study, </w:t>
+        <w:t xml:space="preserve">, Kim, H., Yang, J., </w:t>
+      </w:r>
+      <w:proofErr w:type="spellStart"/>
+      <w:r>
+        <w:rPr>
+          <w:rFonts w:ascii="Calibri Light" w:hAnsi="Calibri Light" w:cs="Calibri Light"/>
+          <w:sz w:val="22"/>
+          <w:lang w:eastAsia="ko-KR"/>
+        </w:rPr>
+        <w:t>Hur</w:t>
+      </w:r>
+      <w:proofErr w:type="spellEnd"/>
+      <w:r>
+        <w:rPr>
+          <w:rFonts w:ascii="Calibri Light" w:hAnsi="Calibri Light" w:cs="Calibri Light"/>
+          <w:sz w:val="22"/>
+          <w:lang w:eastAsia="ko-KR"/>
+        </w:rPr>
+        <w:t xml:space="preserve">, J., Lee, T., &amp; </w:t>
+      </w:r>
+      <w:proofErr w:type="spellStart"/>
+      <w:r>
+        <w:rPr>
+          <w:rFonts w:ascii="Calibri Light" w:hAnsi="Calibri Light" w:cs="Calibri Light"/>
+          <w:sz w:val="22"/>
+          <w:lang w:eastAsia="ko-KR"/>
+        </w:rPr>
+        <w:t>Ahn</w:t>
+      </w:r>
+      <w:proofErr w:type="spellEnd"/>
+      <w:r>
+        <w:rPr>
+          <w:rFonts w:ascii="Calibri Light" w:hAnsi="Calibri Light" w:cs="Calibri Light"/>
+          <w:sz w:val="22"/>
+          <w:lang w:eastAsia="ko-KR"/>
+        </w:rPr>
+        <w:t xml:space="preserve">, W. (2019) Identifying behavioral and neural predictors of caffeinated soda intake in childhood using a large database from the ABCD study, </w:t>
       </w:r>
       <w:r>
         <w:rPr>
@@ -1685,7 +1889,25 @@
           <w:sz w:val="22"/>
           <w:lang w:eastAsia="ko-KR"/>
         </w:rPr>
-        <w:t xml:space="preserve">., &amp; Ahn, W. (2019) Effects of early life stress and social resources on neurocognitive functions: A large-scale replication study, </w:t>
+        <w:t xml:space="preserve">., &amp; </w:t>
+      </w:r>
+      <w:proofErr w:type="spellStart"/>
+      <w:r>
+        <w:rPr>
+          <w:rFonts w:ascii="Calibri Light" w:hAnsi="Calibri Light" w:cs="Calibri Light"/>
+          <w:sz w:val="22"/>
+          <w:lang w:eastAsia="ko-KR"/>
+        </w:rPr>
+        <w:t>Ahn</w:t>
+      </w:r>
+      <w:proofErr w:type="spellEnd"/>
+      <w:r>
+        <w:rPr>
+          <w:rFonts w:ascii="Calibri Light" w:hAnsi="Calibri Light" w:cs="Calibri Light"/>
+          <w:sz w:val="22"/>
+          <w:lang w:eastAsia="ko-KR"/>
+        </w:rPr>
+        <w:t xml:space="preserve">, W. (2019) Effects of early life stress and social resources on neurocognitive functions: A large-scale replication study, </w:t>
       </w:r>
       <w:r>
         <w:rPr>
@@ -1853,7 +2075,29 @@
           <w:sz w:val="20"/>
           <w:szCs w:val="20"/>
         </w:rPr>
-        <w:t>Reinforcement Learning using the hBayesDM Package</w:t>
+        <w:t xml:space="preserve">Reinforcement Learning using the </w:t>
+      </w:r>
+      <w:proofErr w:type="spellStart"/>
+      <w:r>
+        <w:rPr>
+          <w:rFonts w:ascii="Calibri Light" w:hAnsi="Calibri Light" w:cs="Calibri Light"/>
+          <w:i/>
+          <w:iCs/>
+          <w:sz w:val="20"/>
+          <w:szCs w:val="20"/>
+        </w:rPr>
+        <w:t>hBayesDM</w:t>
+      </w:r>
+      <w:proofErr w:type="spellEnd"/>
+      <w:r>
+        <w:rPr>
+          <w:rFonts w:ascii="Calibri Light" w:hAnsi="Calibri Light" w:cs="Calibri Light"/>
+          <w:i/>
+          <w:iCs/>
+          <w:sz w:val="20"/>
+          <w:szCs w:val="20"/>
+        </w:rPr>
+        <w:t xml:space="preserve"> Package</w:t>
       </w:r>
       <w:r>
         <w:rPr>
@@ -2934,8 +3178,20 @@
           <w:sz w:val="20"/>
           <w:szCs w:val="20"/>
         </w:rPr>
-        <w:t>PI: Professor Woo-Young Ahn</w:t>
-      </w:r>
+        <w:t xml:space="preserve">PI: Professor Woo-Young </w:t>
+      </w:r>
+      <w:proofErr w:type="spellStart"/>
+      <w:r>
+        <w:rPr>
+          <w:rFonts w:ascii="Calibri Light" w:hAnsi="Calibri Light" w:cs="Calibri Light"/>
+          <w:i/>
+          <w:iCs/>
+          <w:sz w:val="20"/>
+          <w:szCs w:val="20"/>
+        </w:rPr>
+        <w:t>Ahn</w:t>
+      </w:r>
+      <w:proofErr w:type="spellEnd"/>
     </w:p>
     <w:p>
       <w:pPr>
@@ -3118,7 +3374,29 @@
           <w:sz w:val="20"/>
           <w:szCs w:val="20"/>
         </w:rPr>
-        <w:t>PI: Professor Jeanyoung Chey</w:t>
+        <w:t xml:space="preserve">PI: Professor </w:t>
+      </w:r>
+      <w:proofErr w:type="spellStart"/>
+      <w:r>
+        <w:rPr>
+          <w:rFonts w:ascii="Calibri Light" w:hAnsi="Calibri Light" w:cs="Calibri Light"/>
+          <w:i/>
+          <w:iCs/>
+          <w:sz w:val="20"/>
+          <w:szCs w:val="20"/>
+        </w:rPr>
+        <w:t>Jeanyoung</w:t>
+      </w:r>
+      <w:proofErr w:type="spellEnd"/>
+      <w:r>
+        <w:rPr>
+          <w:rFonts w:ascii="Calibri Light" w:hAnsi="Calibri Light" w:cs="Calibri Light"/>
+          <w:i/>
+          <w:iCs/>
+          <w:sz w:val="20"/>
+          <w:szCs w:val="20"/>
+        </w:rPr>
+        <w:t xml:space="preserve"> Chey</w:t>
       </w:r>
     </w:p>
     <w:p>
@@ -3297,7 +3575,29 @@
           <w:sz w:val="20"/>
           <w:szCs w:val="20"/>
         </w:rPr>
-        <w:t>PI: Research Professor Sungshin Kim</w:t>
+        <w:t xml:space="preserve">PI: Research Professor </w:t>
+      </w:r>
+      <w:proofErr w:type="spellStart"/>
+      <w:r>
+        <w:rPr>
+          <w:rFonts w:ascii="Calibri Light" w:hAnsi="Calibri Light" w:cs="Calibri Light"/>
+          <w:i/>
+          <w:iCs/>
+          <w:sz w:val="20"/>
+          <w:szCs w:val="20"/>
+        </w:rPr>
+        <w:t>Sungshin</w:t>
+      </w:r>
+      <w:proofErr w:type="spellEnd"/>
+      <w:r>
+        <w:rPr>
+          <w:rFonts w:ascii="Calibri Light" w:hAnsi="Calibri Light" w:cs="Calibri Light"/>
+          <w:i/>
+          <w:iCs/>
+          <w:sz w:val="20"/>
+          <w:szCs w:val="20"/>
+        </w:rPr>
+        <w:t xml:space="preserve"> Kim</w:t>
       </w:r>
     </w:p>
     <w:p>
@@ -4366,6 +4666,7 @@
         </w:rPr>
         <w:t xml:space="preserve">Stan, </w:t>
       </w:r>
+      <w:proofErr w:type="spellStart"/>
       <w:r>
         <w:rPr>
           <w:rFonts w:ascii="Calibri Light" w:hAnsi="Calibri Light" w:cs="Calibri Light"/>
@@ -4382,6 +4683,7 @@
         </w:rPr>
         <w:t>atlab</w:t>
       </w:r>
+      <w:proofErr w:type="spellEnd"/>
     </w:p>
     <w:p>
       <w:pPr>
@@ -4474,6 +4776,7 @@
         </w:rPr>
         <w:t xml:space="preserve"> SPM, </w:t>
       </w:r>
+      <w:proofErr w:type="spellStart"/>
       <w:r>
         <w:rPr>
           <w:rFonts w:ascii="Calibri Light" w:hAnsi="Calibri Light" w:cs="Calibri Light"/>
@@ -4488,7 +4791,16 @@
           <w:sz w:val="22"/>
           <w:szCs w:val="22"/>
         </w:rPr>
-        <w:t xml:space="preserve">ilearn </w:t>
+        <w:t>ilearn</w:t>
+      </w:r>
+      <w:proofErr w:type="spellEnd"/>
+      <w:r>
+        <w:rPr>
+          <w:rFonts w:ascii="Calibri Light" w:hAnsi="Calibri Light" w:cs="Calibri Light"/>
+          <w:sz w:val="22"/>
+          <w:szCs w:val="22"/>
+        </w:rPr>
+        <w:t xml:space="preserve"> </w:t>
       </w:r>
     </w:p>
     <w:p>
@@ -4598,8 +4910,20 @@
           <w:sz w:val="22"/>
           <w:szCs w:val="22"/>
         </w:rPr>
-        <w:t>Professor Woo-Young Ahn</w:t>
-      </w:r>
+        <w:t xml:space="preserve">Professor Woo-Young </w:t>
+      </w:r>
+      <w:proofErr w:type="spellStart"/>
+      <w:r>
+        <w:rPr>
+          <w:rFonts w:ascii="Calibri Light" w:hAnsi="Calibri Light" w:cs="Calibri Light"/>
+          <w:b/>
+          <w:bCs/>
+          <w:sz w:val="22"/>
+          <w:szCs w:val="22"/>
+        </w:rPr>
+        <w:t>Ahn</w:t>
+      </w:r>
+      <w:proofErr w:type="spellEnd"/>
     </w:p>
     <w:p>
       <w:pPr>

--- a/assets/CV_minakwon.docx
+++ b/assets/CV_minakwon.docx
@@ -1215,32 +1215,223 @@
     </w:p>
     <w:p>
       <w:pPr>
-        <w:pStyle w:val="Heading1"/>
+        <w:tabs>
+          <w:tab w:val="right" w:pos="8640"/>
+        </w:tabs>
+        <w:spacing w:after="80"/>
+        <w:ind w:left="567" w:hanging="567"/>
+        <w:rPr>
+          <w:rFonts w:ascii="Calibri Light" w:hAnsi="Calibri Light" w:cs="Calibri Light"/>
+          <w:sz w:val="22"/>
+          <w:lang w:eastAsia="ko-KR"/>
+        </w:rPr>
+      </w:pPr>
+      <w:r>
+        <w:rPr>
+          <w:rFonts w:ascii="Calibri Light" w:hAnsi="Calibri Light" w:cs="Calibri Light"/>
+          <w:sz w:val="22"/>
+          <w:lang w:eastAsia="ko-KR"/>
+        </w:rPr>
+        <w:t xml:space="preserve">Kim, H., </w:t>
+      </w:r>
+      <w:proofErr w:type="spellStart"/>
+      <w:r>
+        <w:rPr>
+          <w:rFonts w:ascii="Calibri Light" w:hAnsi="Calibri Light" w:cs="Calibri Light"/>
+          <w:sz w:val="22"/>
+          <w:lang w:eastAsia="ko-KR"/>
+        </w:rPr>
+        <w:t>Hur</w:t>
+      </w:r>
+      <w:proofErr w:type="spellEnd"/>
+      <w:r>
+        <w:rPr>
+          <w:rFonts w:ascii="Calibri Light" w:hAnsi="Calibri Light" w:cs="Calibri Light"/>
+          <w:sz w:val="22"/>
+          <w:lang w:eastAsia="ko-KR"/>
+        </w:rPr>
+        <w:t xml:space="preserve">, J. K., </w:t>
+      </w:r>
+      <w:r>
+        <w:rPr>
+          <w:rFonts w:ascii="Calibri Light" w:hAnsi="Calibri Light" w:cs="Calibri Light"/>
+          <w:b/>
+          <w:bCs/>
+          <w:sz w:val="22"/>
+          <w:lang w:eastAsia="ko-KR"/>
+        </w:rPr>
+        <w:t>Kwon, M.</w:t>
+      </w:r>
+      <w:r>
+        <w:rPr>
+          <w:rFonts w:ascii="Calibri Light" w:hAnsi="Calibri Light" w:cs="Calibri Light"/>
+          <w:sz w:val="22"/>
+          <w:lang w:eastAsia="ko-KR"/>
+        </w:rPr>
+        <w:t xml:space="preserve">, Kim, S., </w:t>
+      </w:r>
+      <w:proofErr w:type="spellStart"/>
+      <w:r>
+        <w:rPr>
+          <w:rFonts w:ascii="Calibri Light" w:hAnsi="Calibri Light" w:cs="Calibri Light"/>
+          <w:sz w:val="22"/>
+          <w:lang w:eastAsia="ko-KR"/>
+        </w:rPr>
+        <w:t>Zoh</w:t>
+      </w:r>
+      <w:proofErr w:type="spellEnd"/>
+      <w:r>
+        <w:rPr>
+          <w:rFonts w:ascii="Calibri Light" w:hAnsi="Calibri Light" w:cs="Calibri Light"/>
+          <w:sz w:val="22"/>
+          <w:lang w:eastAsia="ko-KR"/>
+        </w:rPr>
+        <w:t xml:space="preserve">, Y., &amp; </w:t>
+      </w:r>
+      <w:proofErr w:type="spellStart"/>
+      <w:r>
+        <w:rPr>
+          <w:rFonts w:ascii="Calibri Light" w:hAnsi="Calibri Light" w:cs="Calibri Light"/>
+          <w:sz w:val="22"/>
+          <w:lang w:eastAsia="ko-KR"/>
+        </w:rPr>
+        <w:t>Ahn</w:t>
+      </w:r>
+      <w:proofErr w:type="spellEnd"/>
+      <w:r>
+        <w:rPr>
+          <w:rFonts w:ascii="Calibri Light" w:hAnsi="Calibri Light" w:cs="Calibri Light"/>
+          <w:sz w:val="22"/>
+          <w:lang w:eastAsia="ko-KR"/>
+        </w:rPr>
+        <w:t xml:space="preserve">, W.-Y </w:t>
+      </w:r>
+      <w:r>
+        <w:rPr>
+          <w:rFonts w:ascii="Calibri Light" w:hAnsi="Calibri Light" w:cs="Calibri Light"/>
+          <w:sz w:val="22"/>
+          <w:lang w:eastAsia="ko-KR"/>
+        </w:rPr>
+        <w:t xml:space="preserve">(under review). </w:t>
+      </w:r>
+      <w:r>
+        <w:rPr>
+          <w:rFonts w:ascii="Calibri Light" w:hAnsi="Calibri Light" w:cs="Calibri Light"/>
+          <w:sz w:val="22"/>
+          <w:lang w:eastAsia="ko-KR"/>
+        </w:rPr>
+        <w:t xml:space="preserve">Causal role of the dorsolateral prefrontal cortex in modulating the balance between </w:t>
+      </w:r>
+      <w:r>
+        <w:rPr>
+          <w:rFonts w:ascii="Calibri Light" w:hAnsi="Calibri Light" w:cs="Calibri Light"/>
+          <w:sz w:val="22"/>
+          <w:lang w:eastAsia="ko-KR"/>
+        </w:rPr>
+        <w:t>P</w:t>
+      </w:r>
+      <w:r>
+        <w:rPr>
+          <w:rFonts w:ascii="Calibri Light" w:hAnsi="Calibri Light" w:cs="Calibri Light"/>
+          <w:sz w:val="22"/>
+          <w:lang w:eastAsia="ko-KR"/>
+        </w:rPr>
+        <w:t>avlovian and instrumental systems in the punishment domain</w:t>
+      </w:r>
+      <w:r>
+        <w:rPr>
+          <w:rFonts w:ascii="Calibri Light" w:hAnsi="Calibri Light" w:cs="Calibri Light"/>
+          <w:sz w:val="22"/>
+          <w:lang w:eastAsia="ko-KR"/>
+        </w:rPr>
+        <w:t>.</w:t>
+      </w:r>
+      <w:r>
+        <w:rPr>
+          <w:rFonts w:ascii="Calibri Light" w:hAnsi="Calibri Light" w:cs="Calibri Light"/>
+          <w:sz w:val="22"/>
+          <w:lang w:eastAsia="ko-KR"/>
+        </w:rPr>
+        <w:t xml:space="preserve"> </w:t>
+      </w:r>
+      <w:proofErr w:type="spellStart"/>
+      <w:r>
+        <w:rPr>
+          <w:rFonts w:ascii="Calibri Light" w:hAnsi="Calibri Light" w:cs="Calibri Light"/>
+          <w:i/>
+          <w:iCs/>
+          <w:sz w:val="22"/>
+          <w:lang w:eastAsia="ko-KR"/>
+        </w:rPr>
+        <w:t>BioRxiv</w:t>
+      </w:r>
+      <w:proofErr w:type="spellEnd"/>
+      <w:r>
+        <w:rPr>
+          <w:rFonts w:ascii="Calibri Light" w:hAnsi="Calibri Light" w:cs="Calibri Light"/>
+          <w:sz w:val="22"/>
+          <w:lang w:eastAsia="ko-KR"/>
+        </w:rPr>
+        <w:t xml:space="preserve">, </w:t>
+      </w:r>
+      <w:r>
+        <w:rPr>
+          <w:rFonts w:ascii="Calibri Light" w:hAnsi="Calibri Light" w:cs="Calibri Light"/>
+          <w:sz w:val="22"/>
+          <w:lang w:eastAsia="ko-KR"/>
+        </w:rPr>
+        <w:t>https://doi.org/10.1101/2022.06.29.498209</w:t>
+      </w:r>
+      <w:r>
+        <w:rPr>
+          <w:rFonts w:ascii="Calibri Light" w:hAnsi="Calibri Light" w:cs="Calibri Light"/>
+          <w:sz w:val="22"/>
+          <w:lang w:eastAsia="ko-KR"/>
+        </w:rPr>
+        <w:t>.</w:t>
+      </w:r>
+    </w:p>
+    <w:p>
+      <w:pPr>
         <w:rPr>
           <w:rFonts w:ascii="Lato Black" w:hAnsi="Lato Black" w:cstheme="minorHAnsi"/>
-          <w:sz w:val="28"/>
-          <w:szCs w:val="36"/>
-          <w:lang w:eastAsia="ko-KR"/>
-        </w:rPr>
-      </w:pPr>
-    </w:p>
-    <w:p>
-      <w:pPr>
-        <w:pStyle w:val="Heading1"/>
+          <w:b/>
+          <w:bCs/>
+          <w:smallCaps/>
+          <w:kern w:val="32"/>
+          <w:sz w:val="26"/>
+          <w:szCs w:val="26"/>
+          <w:lang w:eastAsia="ko-KR"/>
+        </w:rPr>
+      </w:pPr>
+      <w:r>
         <w:rPr>
           <w:rFonts w:ascii="Lato Black" w:hAnsi="Lato Black" w:cstheme="minorHAnsi"/>
           <w:sz w:val="26"/>
           <w:szCs w:val="26"/>
           <w:lang w:eastAsia="ko-KR"/>
         </w:rPr>
-      </w:pPr>
-      <w:r>
+        <w:br w:type="page"/>
+      </w:r>
+    </w:p>
+    <w:p>
+      <w:pPr>
+        <w:pStyle w:val="Heading1"/>
         <w:rPr>
           <w:rFonts w:ascii="Lato Black" w:hAnsi="Lato Black" w:cstheme="minorHAnsi"/>
           <w:sz w:val="26"/>
           <w:szCs w:val="26"/>
           <w:lang w:eastAsia="ko-KR"/>
         </w:rPr>
+      </w:pPr>
+      <w:r>
+        <w:rPr>
+          <w:rFonts w:ascii="Lato Black" w:hAnsi="Lato Black" w:cstheme="minorHAnsi"/>
+          <w:sz w:val="26"/>
+          <w:szCs w:val="26"/>
+          <w:lang w:eastAsia="ko-KR"/>
+        </w:rPr>
+        <w:lastRenderedPageBreak/>
         <w:t xml:space="preserve">Poster Presentation </w:t>
       </w:r>
     </w:p>
@@ -1353,16 +1544,7 @@
           <w:sz w:val="22"/>
           <w:lang w:eastAsia="ko-KR"/>
         </w:rPr>
-        <w:t xml:space="preserve">Daily Caffeinated Soda Intake in Children is associated With Neurocognitive Vulnerabilities of Substance Misuse and Predicts </w:t>
-      </w:r>
-      <w:r>
-        <w:rPr>
-          <w:rFonts w:ascii="Calibri Light" w:hAnsi="Calibri Light" w:cs="Calibri Light"/>
-          <w:sz w:val="22"/>
-          <w:lang w:eastAsia="ko-KR"/>
-        </w:rPr>
-        <w:lastRenderedPageBreak/>
-        <w:t>Greater Alcohol Use in 12 Months</w:t>
+        <w:t>Daily Caffeinated Soda Intake in Children is associated With Neurocognitive Vulnerabilities of Substance Misuse and Predicts Greater Alcohol Use in 12 Months</w:t>
       </w:r>
       <w:r>
         <w:rPr>
@@ -1419,15 +1601,7 @@
           <w:sz w:val="22"/>
           <w:lang w:eastAsia="ko-KR"/>
         </w:rPr>
-        <w:t>https://doi.org/10.1016/j.biopsych.2022.02.257</w:t>
-      </w:r>
-      <w:r>
-        <w:rPr>
-          <w:rFonts w:ascii="Calibri Light" w:hAnsi="Calibri Light" w:cs="Calibri Light"/>
-          <w:sz w:val="22"/>
-          <w:lang w:eastAsia="ko-KR"/>
-        </w:rPr>
-        <w:t xml:space="preserve"> </w:t>
+        <w:t xml:space="preserve">https://doi.org/10.1016/j.biopsych.2022.02.257 </w:t>
       </w:r>
     </w:p>
     <w:p>
@@ -2763,11 +2937,54 @@
     </w:p>
     <w:p>
       <w:pPr>
-        <w:pStyle w:val="Heading1"/>
         <w:rPr>
           <w:rFonts w:ascii="Lato" w:hAnsi="Lato" w:cstheme="minorHAnsi"/>
-        </w:rPr>
-      </w:pPr>
+          <w:b/>
+          <w:bCs/>
+          <w:smallCaps/>
+          <w:kern w:val="32"/>
+          <w:sz w:val="26"/>
+          <w:szCs w:val="26"/>
+        </w:rPr>
+      </w:pPr>
+    </w:p>
+    <w:p>
+      <w:pPr>
+        <w:rPr>
+          <w:rFonts w:ascii="Lato" w:hAnsi="Lato" w:cstheme="minorHAnsi"/>
+          <w:b/>
+          <w:bCs/>
+          <w:smallCaps/>
+          <w:kern w:val="32"/>
+          <w:sz w:val="26"/>
+          <w:szCs w:val="26"/>
+        </w:rPr>
+      </w:pPr>
+    </w:p>
+    <w:p>
+      <w:pPr>
+        <w:rPr>
+          <w:rFonts w:ascii="Lato" w:hAnsi="Lato" w:cstheme="minorHAnsi"/>
+          <w:b/>
+          <w:bCs/>
+          <w:smallCaps/>
+          <w:kern w:val="32"/>
+          <w:sz w:val="26"/>
+          <w:szCs w:val="26"/>
+        </w:rPr>
+      </w:pPr>
+      <w:r>
+        <w:rPr>
+          <w:rFonts w:ascii="Lato" w:hAnsi="Lato" w:cstheme="minorHAnsi"/>
+          <w:b/>
+          <w:bCs/>
+          <w:smallCaps/>
+          <w:kern w:val="32"/>
+          <w:sz w:val="26"/>
+          <w:szCs w:val="26"/>
+        </w:rPr>
+        <w:br/>
+      </w:r>
     </w:p>
     <w:p>
       <w:pPr>
@@ -2784,6 +3001,7 @@
           <w:sz w:val="26"/>
           <w:szCs w:val="26"/>
         </w:rPr>
+        <w:lastRenderedPageBreak/>
         <w:t>Academic Services</w:t>
       </w:r>
     </w:p>
@@ -2928,31 +3146,13 @@
     </w:p>
     <w:p>
       <w:pPr>
-        <w:rPr>
-          <w:rFonts w:ascii="Calibri Light" w:hAnsi="Calibri Light" w:cs="Calibri Light"/>
-        </w:rPr>
-      </w:pPr>
-    </w:p>
-    <w:p>
-      <w:pPr>
-        <w:rPr>
-          <w:rFonts w:ascii="Lato" w:hAnsi="Lato" w:cstheme="minorHAnsi"/>
-          <w:b/>
-          <w:bCs/>
-          <w:smallCaps/>
-          <w:kern w:val="32"/>
-          <w:sz w:val="26"/>
-          <w:szCs w:val="26"/>
-        </w:rPr>
-      </w:pPr>
-      <w:r>
+        <w:pStyle w:val="Heading1"/>
         <w:rPr>
           <w:rFonts w:ascii="Lato" w:hAnsi="Lato" w:cstheme="minorHAnsi"/>
           <w:sz w:val="26"/>
           <w:szCs w:val="26"/>
         </w:rPr>
-        <w:br w:type="page"/>
-      </w:r>
+      </w:pPr>
     </w:p>
     <w:p>
       <w:pPr>
@@ -2969,7 +3169,6 @@
           <w:sz w:val="26"/>
           <w:szCs w:val="26"/>
         </w:rPr>
-        <w:lastRenderedPageBreak/>
         <w:t>Experience</w:t>
       </w:r>
     </w:p>
@@ -3635,7 +3834,7 @@
           <w:szCs w:val="26"/>
           <w:lang w:eastAsia="ko-KR"/>
         </w:rPr>
-        <w:t>Experience</w:t>
+        <w:t>Training</w:t>
       </w:r>
     </w:p>
     <w:p>
@@ -4396,6 +4595,7 @@
           <w:sz w:val="22"/>
           <w:szCs w:val="22"/>
         </w:rPr>
+        <w:lastRenderedPageBreak/>
         <w:t>Superior Academic Performance undergraduate scholarship</w:t>
       </w:r>
       <w:r>
@@ -4579,7 +4779,6 @@
           <w:sz w:val="26"/>
           <w:szCs w:val="26"/>
         </w:rPr>
-        <w:lastRenderedPageBreak/>
         <w:t>Skills</w:t>
       </w:r>
     </w:p>
@@ -5082,37 +5281,27 @@
           <w:sz w:val="20"/>
           <w:szCs w:val="20"/>
         </w:rPr>
-        <w:t>/</w:t>
-      </w:r>
-      <w:r>
-        <w:rPr>
-          <w:rFonts w:ascii="Calibri Light" w:hAnsi="Calibri Light" w:cs="Calibri Light"/>
-          <w:i/>
-          <w:iCs/>
-          <w:sz w:val="20"/>
-          <w:szCs w:val="20"/>
-        </w:rPr>
-        <w:t>06</w:t>
-      </w:r>
-      <w:r>
-        <w:rPr>
-          <w:rFonts w:ascii="Calibri Light" w:hAnsi="Calibri Light" w:cs="Calibri Light"/>
-          <w:i/>
-          <w:iCs/>
-          <w:sz w:val="20"/>
-          <w:szCs w:val="20"/>
-        </w:rPr>
-        <w:t>/</w:t>
-      </w:r>
-      <w:r>
-        <w:rPr>
-          <w:rFonts w:ascii="Calibri Light" w:hAnsi="Calibri Light" w:cs="Calibri Light"/>
-          <w:i/>
-          <w:iCs/>
-          <w:sz w:val="20"/>
-          <w:szCs w:val="20"/>
-        </w:rPr>
-        <w:t>16</w:t>
+        <w:t>.</w:t>
+      </w:r>
+      <w:r>
+        <w:rPr>
+          <w:rFonts w:ascii="Calibri Light" w:hAnsi="Calibri Light" w:cs="Calibri Light"/>
+          <w:i/>
+          <w:iCs/>
+          <w:sz w:val="20"/>
+          <w:szCs w:val="20"/>
+        </w:rPr>
+        <w:t>0</w:t>
+      </w:r>
+      <w:r>
+        <w:rPr>
+          <w:rFonts w:ascii="Calibri Light" w:hAnsi="Calibri Light" w:cs="Calibri Light"/>
+          <w:i/>
+          <w:iCs/>
+          <w:sz w:val="20"/>
+          <w:szCs w:val="20"/>
+        </w:rPr>
+        <w:t>8</w:t>
       </w:r>
       <w:r>
         <w:rPr>

--- a/assets/CV_minakwon.docx
+++ b/assets/CV_minakwon.docx
@@ -1007,9 +1007,6 @@
     </w:p>
     <w:p>
       <w:pPr>
-        <w:tabs>
-          <w:tab w:val="right" w:pos="8640"/>
-        </w:tabs>
         <w:spacing w:after="80"/>
         <w:ind w:left="567" w:hanging="567"/>
         <w:rPr>
@@ -1034,15 +1031,39 @@
           <w:sz w:val="22"/>
           <w:lang w:eastAsia="ko-KR"/>
         </w:rPr>
-        <w:t xml:space="preserve"> Kim, H., Yang, J., </w:t>
-      </w:r>
-      <w:r>
-        <w:rPr>
-          <w:rFonts w:ascii="Calibri Light" w:hAnsi="Calibri Light" w:cs="Calibri Light"/>
-          <w:sz w:val="22"/>
-          <w:lang w:eastAsia="ko-KR"/>
-        </w:rPr>
-        <w:t xml:space="preserve">Lee, Y., </w:t>
+        <w:t xml:space="preserve"> </w:t>
+      </w:r>
+      <w:r>
+        <w:rPr>
+          <w:rFonts w:ascii="Calibri Light" w:hAnsi="Calibri Light" w:cs="Calibri Light"/>
+          <w:sz w:val="22"/>
+          <w:lang w:eastAsia="ko-KR"/>
+        </w:rPr>
+        <w:t>Lee</w:t>
+      </w:r>
+      <w:r>
+        <w:rPr>
+          <w:rFonts w:ascii="Calibri Light" w:hAnsi="Calibri Light" w:cs="Calibri Light"/>
+          <w:sz w:val="22"/>
+          <w:lang w:eastAsia="ko-KR"/>
+        </w:rPr>
+        <w:t xml:space="preserve">, </w:t>
+      </w:r>
+      <w:r>
+        <w:rPr>
+          <w:rFonts w:ascii="Calibri Light" w:hAnsi="Calibri Light" w:cs="Calibri Light"/>
+          <w:sz w:val="22"/>
+          <w:lang w:eastAsia="ko-KR"/>
+        </w:rPr>
+        <w:t>S</w:t>
+      </w:r>
+      <w:r>
+        <w:rPr>
+          <w:rFonts w:ascii="Calibri Light" w:hAnsi="Calibri Light" w:cs="Calibri Light"/>
+          <w:sz w:val="22"/>
+          <w:lang w:eastAsia="ko-KR"/>
+        </w:rPr>
+        <w:t xml:space="preserve">., &amp; </w:t>
       </w:r>
       <w:proofErr w:type="spellStart"/>
       <w:r>
@@ -1051,7 +1072,7 @@
           <w:sz w:val="22"/>
           <w:lang w:eastAsia="ko-KR"/>
         </w:rPr>
-        <w:t>Hur</w:t>
+        <w:t>Ahn</w:t>
       </w:r>
       <w:proofErr w:type="spellEnd"/>
       <w:r>
@@ -1060,16 +1081,68 @@
           <w:sz w:val="22"/>
           <w:lang w:eastAsia="ko-KR"/>
         </w:rPr>
-        <w:t xml:space="preserve">, J., Lee, T.-H., &amp; </w:t>
+        <w:t>, W.-Y. (</w:t>
+      </w:r>
+      <w:r>
+        <w:rPr>
+          <w:rFonts w:ascii="Calibri Light" w:hAnsi="Calibri Light" w:cs="Calibri Light"/>
+          <w:sz w:val="22"/>
+          <w:lang w:eastAsia="ko-KR"/>
+        </w:rPr>
+        <w:t>under review</w:t>
+      </w:r>
+      <w:r>
+        <w:rPr>
+          <w:rFonts w:ascii="Calibri Light" w:hAnsi="Calibri Light" w:cs="Calibri Light"/>
+          <w:sz w:val="22"/>
+          <w:lang w:eastAsia="ko-KR"/>
+        </w:rPr>
+        <w:t xml:space="preserve">). </w:t>
+      </w:r>
+      <w:r>
+        <w:rPr>
+          <w:rFonts w:ascii="Calibri Light" w:hAnsi="Calibri Light" w:cs="Calibri Light"/>
+          <w:sz w:val="22"/>
+          <w:lang w:eastAsia="ko-KR"/>
+        </w:rPr>
+        <w:t>Adaptive design optimization as a promising tool for reliable and efficient computational fingerprinting</w:t>
+      </w:r>
+      <w:r>
+        <w:rPr>
+          <w:rFonts w:ascii="Calibri Light" w:hAnsi="Calibri Light" w:cs="Calibri Light"/>
+          <w:sz w:val="22"/>
+          <w:lang w:eastAsia="ko-KR"/>
+        </w:rPr>
+        <w:t>.</w:t>
+      </w:r>
+      <w:r>
+        <w:rPr>
+          <w:rFonts w:ascii="Calibri Light" w:hAnsi="Calibri Light" w:cs="Calibri Light"/>
+          <w:sz w:val="22"/>
+          <w:lang w:eastAsia="ko-KR"/>
+        </w:rPr>
+        <w:t xml:space="preserve"> </w:t>
       </w:r>
       <w:proofErr w:type="spellStart"/>
       <w:r>
         <w:rPr>
           <w:rFonts w:ascii="Calibri Light" w:hAnsi="Calibri Light" w:cs="Calibri Light"/>
-          <w:sz w:val="22"/>
-          <w:lang w:eastAsia="ko-KR"/>
-        </w:rPr>
-        <w:t>Ahn</w:t>
+          <w:i/>
+          <w:iCs/>
+          <w:sz w:val="22"/>
+          <w:lang w:eastAsia="ko-KR"/>
+        </w:rPr>
+        <w:t>Psy</w:t>
+      </w:r>
+      <w:r>
+        <w:rPr>
+          <w:rFonts w:ascii="Calibri Light" w:hAnsi="Calibri Light" w:cs="Calibri Light"/>
+          <w:i/>
+          <w:iCs/>
+          <w:sz w:val="22"/>
+          <w:lang w:eastAsia="ko-KR"/>
+        </w:rPr>
+        <w:t>Rxiv</w:t>
       </w:r>
       <w:proofErr w:type="spellEnd"/>
       <w:r>
@@ -1078,79 +1151,15 @@
           <w:sz w:val="22"/>
           <w:lang w:eastAsia="ko-KR"/>
         </w:rPr>
-        <w:t>, W.-Y. (</w:t>
-      </w:r>
-      <w:r>
-        <w:rPr>
-          <w:rFonts w:ascii="Calibri Light" w:hAnsi="Calibri Light" w:cs="Calibri Light"/>
-          <w:sz w:val="22"/>
-          <w:lang w:eastAsia="ko-KR"/>
-        </w:rPr>
-        <w:t>under review</w:t>
-      </w:r>
-      <w:r>
-        <w:rPr>
-          <w:rFonts w:ascii="Calibri Light" w:hAnsi="Calibri Light" w:cs="Calibri Light"/>
-          <w:sz w:val="22"/>
-          <w:lang w:eastAsia="ko-KR"/>
-        </w:rPr>
-        <w:t xml:space="preserve">). </w:t>
-      </w:r>
-      <w:r>
-        <w:rPr>
-          <w:rFonts w:ascii="Calibri Light" w:hAnsi="Calibri Light" w:cs="Calibri Light"/>
-          <w:sz w:val="22"/>
-          <w:lang w:eastAsia="ko-KR"/>
-        </w:rPr>
-        <w:t xml:space="preserve">Daily caffeinated soda intake in children is associated with neurocognitive vulnerabilities of substance misuse and </w:t>
-      </w:r>
-      <w:r>
-        <w:rPr>
-          <w:rFonts w:ascii="Calibri Light" w:hAnsi="Calibri Light" w:cs="Calibri Light"/>
-          <w:sz w:val="22"/>
-          <w:lang w:eastAsia="ko-KR"/>
-        </w:rPr>
-        <w:t xml:space="preserve">is </w:t>
-      </w:r>
-      <w:r>
-        <w:rPr>
-          <w:rFonts w:ascii="Calibri Light" w:hAnsi="Calibri Light" w:cs="Calibri Light"/>
-          <w:sz w:val="22"/>
-          <w:lang w:eastAsia="ko-KR"/>
-        </w:rPr>
-        <w:t>predic</w:t>
-      </w:r>
-      <w:r>
-        <w:rPr>
-          <w:rFonts w:ascii="Calibri Light" w:hAnsi="Calibri Light" w:cs="Calibri Light"/>
-          <w:sz w:val="22"/>
-          <w:lang w:eastAsia="ko-KR"/>
-        </w:rPr>
-        <w:t xml:space="preserve">tive of </w:t>
-      </w:r>
-      <w:r>
-        <w:rPr>
-          <w:rFonts w:ascii="Calibri Light" w:hAnsi="Calibri Light" w:cs="Calibri Light"/>
-          <w:sz w:val="22"/>
-          <w:lang w:eastAsia="ko-KR"/>
-        </w:rPr>
-        <w:t xml:space="preserve">higher risk of alcohol sipping </w:t>
-      </w:r>
-      <w:r>
-        <w:rPr>
-          <w:rFonts w:ascii="Calibri Light" w:hAnsi="Calibri Light" w:cs="Calibri Light"/>
-          <w:sz w:val="22"/>
-          <w:lang w:eastAsia="ko-KR"/>
-        </w:rPr>
-        <w:t>after</w:t>
-      </w:r>
-      <w:r>
-        <w:rPr>
-          <w:rFonts w:ascii="Calibri Light" w:hAnsi="Calibri Light" w:cs="Calibri Light"/>
-          <w:sz w:val="22"/>
-          <w:lang w:eastAsia="ko-KR"/>
-        </w:rPr>
-        <w:t xml:space="preserve"> 12 months</w:t>
+        <w:t xml:space="preserve">, </w:t>
+      </w:r>
+      <w:r>
+        <w:rPr>
+          <w:rFonts w:ascii="Calibri Light" w:hAnsi="Calibri Light" w:cs="Calibri Light"/>
+          <w:sz w:val="22"/>
+          <w:lang w:eastAsia="ko-KR"/>
+        </w:rPr>
+        <w:t>https://psyarxiv.com/8emcu</w:t>
       </w:r>
       <w:r>
         <w:rPr>
@@ -1160,64 +1169,9 @@
         </w:rPr>
         <w:t>.</w:t>
       </w:r>
-      <w:r>
-        <w:rPr>
-          <w:rFonts w:ascii="Calibri Light" w:hAnsi="Calibri Light" w:cs="Calibri Light"/>
-          <w:sz w:val="22"/>
-          <w:lang w:eastAsia="ko-KR"/>
-        </w:rPr>
-        <w:t xml:space="preserve"> </w:t>
-      </w:r>
-      <w:proofErr w:type="spellStart"/>
-      <w:r>
-        <w:rPr>
-          <w:rFonts w:ascii="Calibri Light" w:hAnsi="Calibri Light" w:cs="Calibri Light"/>
-          <w:i/>
-          <w:iCs/>
-          <w:sz w:val="22"/>
-          <w:lang w:eastAsia="ko-KR"/>
-        </w:rPr>
-        <w:t>BioRxiv</w:t>
-      </w:r>
-      <w:proofErr w:type="spellEnd"/>
-      <w:r>
-        <w:rPr>
-          <w:rFonts w:ascii="Calibri Light" w:hAnsi="Calibri Light" w:cs="Calibri Light"/>
-          <w:sz w:val="22"/>
-          <w:lang w:eastAsia="ko-KR"/>
-        </w:rPr>
-        <w:t>, 2021.02.17.431718.</w:t>
-      </w:r>
-      <w:r>
-        <w:rPr>
-          <w:rFonts w:ascii="Calibri Light" w:hAnsi="Calibri Light" w:cs="Calibri Light"/>
-          <w:sz w:val="22"/>
-          <w:lang w:eastAsia="ko-KR"/>
-        </w:rPr>
-        <w:t xml:space="preserve"> </w:t>
-      </w:r>
-      <w:r>
-        <w:rPr>
-          <w:rFonts w:ascii="Calibri Light" w:hAnsi="Calibri Light" w:cs="Calibri Light"/>
-          <w:sz w:val="22"/>
-          <w:lang w:eastAsia="ko-KR"/>
-        </w:rPr>
-        <w:t>https://doi.org/10.1101/2021.02.17.431718</w:t>
-      </w:r>
-      <w:r>
-        <w:rPr>
-          <w:rFonts w:ascii="Calibri Light" w:hAnsi="Calibri Light" w:cs="Calibri Light"/>
-          <w:sz w:val="22"/>
-          <w:lang w:eastAsia="ko-KR"/>
-        </w:rPr>
-        <w:t>.</w:t>
-      </w:r>
-    </w:p>
-    <w:p>
-      <w:pPr>
-        <w:tabs>
-          <w:tab w:val="right" w:pos="8640"/>
-        </w:tabs>
+    </w:p>
+    <w:p>
+      <w:pPr>
         <w:spacing w:after="80"/>
         <w:ind w:left="567" w:hanging="567"/>
         <w:rPr>
@@ -1229,6 +1183,195 @@
       <w:r>
         <w:rPr>
           <w:rFonts w:ascii="Calibri Light" w:hAnsi="Calibri Light" w:cs="Calibri Light"/>
+          <w:b/>
+          <w:bCs/>
+          <w:sz w:val="22"/>
+          <w:lang w:eastAsia="ko-KR"/>
+        </w:rPr>
+        <w:t>Kwon, M.,</w:t>
+      </w:r>
+      <w:r>
+        <w:rPr>
+          <w:rFonts w:ascii="Calibri Light" w:hAnsi="Calibri Light" w:cs="Calibri Light"/>
+          <w:sz w:val="22"/>
+          <w:lang w:eastAsia="ko-KR"/>
+        </w:rPr>
+        <w:t xml:space="preserve"> Kim, H., Yang, J., </w:t>
+      </w:r>
+      <w:r>
+        <w:rPr>
+          <w:rFonts w:ascii="Calibri Light" w:hAnsi="Calibri Light" w:cs="Calibri Light"/>
+          <w:sz w:val="22"/>
+          <w:lang w:eastAsia="ko-KR"/>
+        </w:rPr>
+        <w:t xml:space="preserve">Lee, Y., </w:t>
+      </w:r>
+      <w:proofErr w:type="spellStart"/>
+      <w:r>
+        <w:rPr>
+          <w:rFonts w:ascii="Calibri Light" w:hAnsi="Calibri Light" w:cs="Calibri Light"/>
+          <w:sz w:val="22"/>
+          <w:lang w:eastAsia="ko-KR"/>
+        </w:rPr>
+        <w:t>Hur</w:t>
+      </w:r>
+      <w:proofErr w:type="spellEnd"/>
+      <w:r>
+        <w:rPr>
+          <w:rFonts w:ascii="Calibri Light" w:hAnsi="Calibri Light" w:cs="Calibri Light"/>
+          <w:sz w:val="22"/>
+          <w:lang w:eastAsia="ko-KR"/>
+        </w:rPr>
+        <w:t xml:space="preserve">, J., Lee, T.-H., &amp; </w:t>
+      </w:r>
+      <w:proofErr w:type="spellStart"/>
+      <w:r>
+        <w:rPr>
+          <w:rFonts w:ascii="Calibri Light" w:hAnsi="Calibri Light" w:cs="Calibri Light"/>
+          <w:sz w:val="22"/>
+          <w:lang w:eastAsia="ko-KR"/>
+        </w:rPr>
+        <w:t>Ahn</w:t>
+      </w:r>
+      <w:proofErr w:type="spellEnd"/>
+      <w:r>
+        <w:rPr>
+          <w:rFonts w:ascii="Calibri Light" w:hAnsi="Calibri Light" w:cs="Calibri Light"/>
+          <w:sz w:val="22"/>
+          <w:lang w:eastAsia="ko-KR"/>
+        </w:rPr>
+        <w:t xml:space="preserve">, W.-Y. (under review). </w:t>
+      </w:r>
+      <w:r>
+        <w:rPr>
+          <w:rFonts w:ascii="Calibri Light" w:hAnsi="Calibri Light" w:cs="Calibri Light"/>
+          <w:sz w:val="22"/>
+          <w:lang w:eastAsia="ko-KR"/>
+        </w:rPr>
+        <w:t xml:space="preserve">Daily caffeinated soda intake in children is associated with neurocognitive vulnerabilities of substance misuse and </w:t>
+      </w:r>
+      <w:r>
+        <w:rPr>
+          <w:rFonts w:ascii="Calibri Light" w:hAnsi="Calibri Light" w:cs="Calibri Light"/>
+          <w:sz w:val="22"/>
+          <w:lang w:eastAsia="ko-KR"/>
+        </w:rPr>
+        <w:t xml:space="preserve">is </w:t>
+      </w:r>
+      <w:r>
+        <w:rPr>
+          <w:rFonts w:ascii="Calibri Light" w:hAnsi="Calibri Light" w:cs="Calibri Light"/>
+          <w:sz w:val="22"/>
+          <w:lang w:eastAsia="ko-KR"/>
+        </w:rPr>
+        <w:t>predic</w:t>
+      </w:r>
+      <w:r>
+        <w:rPr>
+          <w:rFonts w:ascii="Calibri Light" w:hAnsi="Calibri Light" w:cs="Calibri Light"/>
+          <w:sz w:val="22"/>
+          <w:lang w:eastAsia="ko-KR"/>
+        </w:rPr>
+        <w:t xml:space="preserve">tive of </w:t>
+      </w:r>
+      <w:r>
+        <w:rPr>
+          <w:rFonts w:ascii="Calibri Light" w:hAnsi="Calibri Light" w:cs="Calibri Light"/>
+          <w:sz w:val="22"/>
+          <w:lang w:eastAsia="ko-KR"/>
+        </w:rPr>
+        <w:t xml:space="preserve">higher risk of alcohol sipping </w:t>
+      </w:r>
+      <w:r>
+        <w:rPr>
+          <w:rFonts w:ascii="Calibri Light" w:hAnsi="Calibri Light" w:cs="Calibri Light"/>
+          <w:sz w:val="22"/>
+          <w:lang w:eastAsia="ko-KR"/>
+        </w:rPr>
+        <w:t>after</w:t>
+      </w:r>
+      <w:r>
+        <w:rPr>
+          <w:rFonts w:ascii="Calibri Light" w:hAnsi="Calibri Light" w:cs="Calibri Light"/>
+          <w:sz w:val="22"/>
+          <w:lang w:eastAsia="ko-KR"/>
+        </w:rPr>
+        <w:t xml:space="preserve"> 12 months</w:t>
+      </w:r>
+      <w:r>
+        <w:rPr>
+          <w:rFonts w:ascii="Calibri Light" w:hAnsi="Calibri Light" w:cs="Calibri Light"/>
+          <w:sz w:val="22"/>
+          <w:lang w:eastAsia="ko-KR"/>
+        </w:rPr>
+        <w:t>.</w:t>
+      </w:r>
+      <w:r>
+        <w:rPr>
+          <w:rFonts w:ascii="Calibri Light" w:hAnsi="Calibri Light" w:cs="Calibri Light"/>
+          <w:sz w:val="22"/>
+          <w:lang w:eastAsia="ko-KR"/>
+        </w:rPr>
+        <w:t xml:space="preserve"> </w:t>
+      </w:r>
+      <w:proofErr w:type="spellStart"/>
+      <w:r>
+        <w:rPr>
+          <w:rFonts w:ascii="Calibri Light" w:hAnsi="Calibri Light" w:cs="Calibri Light"/>
+          <w:i/>
+          <w:iCs/>
+          <w:sz w:val="22"/>
+          <w:lang w:eastAsia="ko-KR"/>
+        </w:rPr>
+        <w:t>BioRxiv</w:t>
+      </w:r>
+      <w:proofErr w:type="spellEnd"/>
+      <w:r>
+        <w:rPr>
+          <w:rFonts w:ascii="Calibri Light" w:hAnsi="Calibri Light" w:cs="Calibri Light"/>
+          <w:sz w:val="22"/>
+          <w:lang w:eastAsia="ko-KR"/>
+        </w:rPr>
+        <w:t>, 2021.02.17.431718.</w:t>
+      </w:r>
+      <w:r>
+        <w:rPr>
+          <w:rFonts w:ascii="Calibri Light" w:hAnsi="Calibri Light" w:cs="Calibri Light"/>
+          <w:sz w:val="22"/>
+          <w:lang w:eastAsia="ko-KR"/>
+        </w:rPr>
+        <w:t xml:space="preserve"> </w:t>
+      </w:r>
+      <w:r>
+        <w:rPr>
+          <w:rFonts w:ascii="Calibri Light" w:hAnsi="Calibri Light" w:cs="Calibri Light"/>
+          <w:sz w:val="22"/>
+          <w:lang w:eastAsia="ko-KR"/>
+        </w:rPr>
+        <w:t>https://doi.org/10.1101/2021.02.17.431718</w:t>
+      </w:r>
+      <w:r>
+        <w:rPr>
+          <w:rFonts w:ascii="Calibri Light" w:hAnsi="Calibri Light" w:cs="Calibri Light"/>
+          <w:sz w:val="22"/>
+          <w:lang w:eastAsia="ko-KR"/>
+        </w:rPr>
+        <w:t>.</w:t>
+      </w:r>
+    </w:p>
+    <w:p>
+      <w:pPr>
+        <w:spacing w:after="80"/>
+        <w:ind w:left="567" w:hanging="567"/>
+        <w:rPr>
+          <w:rFonts w:ascii="Calibri Light" w:hAnsi="Calibri Light" w:cs="Calibri Light"/>
+          <w:sz w:val="22"/>
+          <w:lang w:eastAsia="ko-KR"/>
+        </w:rPr>
+      </w:pPr>
+      <w:r>
+        <w:rPr>
+          <w:rFonts w:ascii="Calibri Light" w:hAnsi="Calibri Light" w:cs="Calibri Light"/>
           <w:sz w:val="22"/>
           <w:lang w:eastAsia="ko-KR"/>
         </w:rPr>
@@ -1336,15 +1479,7 @@
           <w:sz w:val="22"/>
           <w:lang w:eastAsia="ko-KR"/>
         </w:rPr>
-        <w:t>avlovian and instrumental systems in the punishment domain</w:t>
-      </w:r>
-      <w:r>
-        <w:rPr>
-          <w:rFonts w:ascii="Calibri Light" w:hAnsi="Calibri Light" w:cs="Calibri Light"/>
-          <w:sz w:val="22"/>
-          <w:lang w:eastAsia="ko-KR"/>
-        </w:rPr>
-        <w:t>.</w:t>
+        <w:t>avlovian and instrumental systems in the punishment domain.</w:t>
       </w:r>
       <w:r>
         <w:rPr>
@@ -1388,30 +1523,7 @@
           <w:sz w:val="22"/>
           <w:lang w:eastAsia="ko-KR"/>
         </w:rPr>
-        <w:t>.</w:t>
-      </w:r>
-    </w:p>
-    <w:p>
-      <w:pPr>
-        <w:rPr>
-          <w:rFonts w:ascii="Lato Black" w:hAnsi="Lato Black" w:cstheme="minorHAnsi"/>
-          <w:b/>
-          <w:bCs/>
-          <w:smallCaps/>
-          <w:kern w:val="32"/>
-          <w:sz w:val="26"/>
-          <w:szCs w:val="26"/>
-          <w:lang w:eastAsia="ko-KR"/>
-        </w:rPr>
-      </w:pPr>
-      <w:r>
-        <w:rPr>
-          <w:rFonts w:ascii="Lato Black" w:hAnsi="Lato Black" w:cstheme="minorHAnsi"/>
-          <w:sz w:val="26"/>
-          <w:szCs w:val="26"/>
-          <w:lang w:eastAsia="ko-KR"/>
-        </w:rPr>
-        <w:br w:type="page"/>
+        <w:t xml:space="preserve">. </w:t>
       </w:r>
     </w:p>
     <w:p>

--- a/assets/CV_minakwon.docx
+++ b/assets/CV_minakwon.docx
@@ -1089,15 +1089,15 @@
           <w:sz w:val="22"/>
           <w:lang w:eastAsia="ko-KR"/>
         </w:rPr>
-        <w:t>under review</w:t>
-      </w:r>
-      <w:r>
-        <w:rPr>
-          <w:rFonts w:ascii="Calibri Light" w:hAnsi="Calibri Light" w:cs="Calibri Light"/>
-          <w:sz w:val="22"/>
-          <w:lang w:eastAsia="ko-KR"/>
-        </w:rPr>
-        <w:t xml:space="preserve">). </w:t>
+        <w:t>accepted</w:t>
+      </w:r>
+      <w:r>
+        <w:rPr>
+          <w:rFonts w:ascii="Calibri Light" w:hAnsi="Calibri Light" w:cs="Calibri Light"/>
+          <w:sz w:val="22"/>
+          <w:lang w:eastAsia="ko-KR"/>
+        </w:rPr>
+        <w:t xml:space="preserve">) </w:t>
       </w:r>
       <w:r>
         <w:rPr>
@@ -1240,7 +1240,7 @@
           <w:sz w:val="22"/>
           <w:lang w:eastAsia="ko-KR"/>
         </w:rPr>
-        <w:t xml:space="preserve">, W.-Y. (under review). </w:t>
+        <w:t xml:space="preserve">, W.-Y. (under review) </w:t>
       </w:r>
       <w:r>
         <w:rPr>
@@ -1455,7 +1455,7 @@
           <w:sz w:val="22"/>
           <w:lang w:eastAsia="ko-KR"/>
         </w:rPr>
-        <w:t xml:space="preserve">(under review). </w:t>
+        <w:t xml:space="preserve">(under review) </w:t>
       </w:r>
       <w:r>
         <w:rPr>
@@ -2272,6 +2272,236 @@
           <w:szCs w:val="22"/>
           <w:lang w:eastAsia="ko-KR"/>
         </w:rPr>
+        <w:t>Seoul National University</w:t>
+      </w:r>
+    </w:p>
+    <w:p>
+      <w:pPr>
+        <w:tabs>
+          <w:tab w:val="right" w:pos="8640"/>
+        </w:tabs>
+        <w:rPr>
+          <w:rFonts w:ascii="Calibri Light" w:hAnsi="Calibri Light" w:cs="Calibri Light"/>
+          <w:i/>
+          <w:iCs/>
+          <w:sz w:val="20"/>
+          <w:szCs w:val="20"/>
+        </w:rPr>
+      </w:pPr>
+      <w:r>
+        <w:rPr>
+          <w:rFonts w:ascii="Calibri Light" w:hAnsi="Calibri Light" w:cs="Calibri Light"/>
+          <w:sz w:val="20"/>
+          <w:szCs w:val="20"/>
+          <w:lang w:eastAsia="ko-KR"/>
+        </w:rPr>
+        <w:t xml:space="preserve">Teaching Assistant </w:t>
+      </w:r>
+      <w:r>
+        <w:rPr>
+          <w:rFonts w:ascii="Calibri Light" w:hAnsi="Calibri Light" w:cs="Calibri Light"/>
+          <w:sz w:val="20"/>
+          <w:szCs w:val="20"/>
+          <w:lang w:eastAsia="ko-KR"/>
+        </w:rPr>
+        <w:tab/>
+      </w:r>
+    </w:p>
+    <w:p>
+      <w:pPr>
+        <w:tabs>
+          <w:tab w:val="right" w:pos="8640"/>
+        </w:tabs>
+        <w:rPr>
+          <w:rFonts w:ascii="Calibri Light" w:hAnsi="Calibri Light" w:cs="Calibri Light"/>
+          <w:i/>
+          <w:iCs/>
+          <w:sz w:val="20"/>
+          <w:szCs w:val="20"/>
+        </w:rPr>
+      </w:pPr>
+      <w:r>
+        <w:rPr>
+          <w:rFonts w:ascii="Calibri Light" w:hAnsi="Calibri Light" w:cs="Calibri Light"/>
+          <w:i/>
+          <w:iCs/>
+          <w:sz w:val="20"/>
+          <w:szCs w:val="20"/>
+        </w:rPr>
+        <w:t>Advanced data analysis for brain and cognitive sciences</w:t>
+      </w:r>
+    </w:p>
+    <w:p>
+      <w:pPr>
+        <w:tabs>
+          <w:tab w:val="right" w:pos="8640"/>
+        </w:tabs>
+        <w:rPr>
+          <w:rFonts w:ascii="Calibri Light" w:hAnsi="Calibri Light" w:cs="Calibri Light"/>
+          <w:i/>
+          <w:iCs/>
+          <w:sz w:val="20"/>
+          <w:szCs w:val="20"/>
+          <w:lang w:eastAsia="ko-KR"/>
+        </w:rPr>
+      </w:pPr>
+      <w:r>
+        <w:rPr>
+          <w:rFonts w:ascii="Calibri Light" w:hAnsi="Calibri Light" w:cs="Calibri Light"/>
+          <w:i/>
+          <w:iCs/>
+          <w:sz w:val="20"/>
+          <w:szCs w:val="20"/>
+        </w:rPr>
+        <w:t xml:space="preserve">: </w:t>
+      </w:r>
+      <w:r>
+        <w:rPr>
+          <w:rFonts w:ascii="Calibri Light" w:hAnsi="Calibri Light" w:cs="Calibri Light"/>
+          <w:i/>
+          <w:iCs/>
+          <w:sz w:val="20"/>
+          <w:szCs w:val="20"/>
+        </w:rPr>
+        <w:t xml:space="preserve">Data collection and statistical analysis for functional </w:t>
+      </w:r>
+      <w:proofErr w:type="gramStart"/>
+      <w:r>
+        <w:rPr>
+          <w:rFonts w:ascii="Calibri Light" w:hAnsi="Calibri Light" w:cs="Calibri Light"/>
+          <w:i/>
+          <w:iCs/>
+          <w:sz w:val="20"/>
+          <w:szCs w:val="20"/>
+        </w:rPr>
+        <w:t xml:space="preserve">MRI  </w:t>
+      </w:r>
+      <w:r>
+        <w:rPr>
+          <w:rFonts w:ascii="Calibri Light" w:hAnsi="Calibri Light" w:cs="Calibri Light"/>
+          <w:i/>
+          <w:iCs/>
+          <w:sz w:val="20"/>
+          <w:szCs w:val="20"/>
+        </w:rPr>
+        <w:tab/>
+      </w:r>
+      <w:proofErr w:type="gramEnd"/>
+      <w:r>
+        <w:rPr>
+          <w:rFonts w:ascii="Calibri Light" w:hAnsi="Calibri Light" w:cs="Calibri Light"/>
+          <w:i/>
+          <w:iCs/>
+          <w:sz w:val="20"/>
+          <w:szCs w:val="20"/>
+          <w:lang w:eastAsia="ko-KR"/>
+        </w:rPr>
+        <w:t>202</w:t>
+      </w:r>
+      <w:r>
+        <w:rPr>
+          <w:rFonts w:ascii="Calibri Light" w:hAnsi="Calibri Light" w:cs="Calibri Light"/>
+          <w:i/>
+          <w:iCs/>
+          <w:sz w:val="20"/>
+          <w:szCs w:val="20"/>
+          <w:lang w:eastAsia="ko-KR"/>
+        </w:rPr>
+        <w:t>2</w:t>
+      </w:r>
+      <w:r>
+        <w:rPr>
+          <w:rFonts w:ascii="Calibri Light" w:hAnsi="Calibri Light" w:cs="Calibri Light"/>
+          <w:i/>
+          <w:iCs/>
+          <w:sz w:val="20"/>
+          <w:szCs w:val="20"/>
+          <w:lang w:eastAsia="ko-KR"/>
+        </w:rPr>
+        <w:t>.</w:t>
+      </w:r>
+      <w:r>
+        <w:rPr>
+          <w:rFonts w:ascii="Calibri Light" w:hAnsi="Calibri Light" w:cs="Calibri Light"/>
+          <w:i/>
+          <w:iCs/>
+          <w:sz w:val="20"/>
+          <w:szCs w:val="20"/>
+          <w:lang w:eastAsia="ko-KR"/>
+        </w:rPr>
+        <w:t>0</w:t>
+      </w:r>
+      <w:r>
+        <w:rPr>
+          <w:rFonts w:ascii="Calibri Light" w:hAnsi="Calibri Light" w:cs="Calibri Light"/>
+          <w:i/>
+          <w:iCs/>
+          <w:sz w:val="20"/>
+          <w:szCs w:val="20"/>
+          <w:lang w:eastAsia="ko-KR"/>
+        </w:rPr>
+        <w:t>9</w:t>
+      </w:r>
+      <w:r>
+        <w:rPr>
+          <w:rFonts w:ascii="Calibri Light" w:hAnsi="Calibri Light" w:cs="Calibri Light"/>
+          <w:i/>
+          <w:iCs/>
+          <w:sz w:val="20"/>
+          <w:szCs w:val="20"/>
+          <w:lang w:eastAsia="ko-KR"/>
+        </w:rPr>
+        <w:t>.</w:t>
+      </w:r>
+      <w:r>
+        <w:rPr>
+          <w:rFonts w:ascii="Calibri Light" w:hAnsi="Calibri Light" w:cs="Calibri Light"/>
+          <w:i/>
+          <w:iCs/>
+          <w:sz w:val="20"/>
+          <w:szCs w:val="20"/>
+          <w:lang w:eastAsia="ko-KR"/>
+        </w:rPr>
+        <w:t xml:space="preserve"> ~ 2022.12</w:t>
+      </w:r>
+    </w:p>
+    <w:p>
+      <w:pPr>
+        <w:tabs>
+          <w:tab w:val="right" w:pos="8640"/>
+        </w:tabs>
+        <w:rPr>
+          <w:rFonts w:ascii="Calibri" w:hAnsi="Calibri" w:cs="Calibri"/>
+          <w:b/>
+          <w:bCs/>
+          <w:sz w:val="22"/>
+          <w:szCs w:val="22"/>
+          <w:lang w:eastAsia="ko-KR"/>
+        </w:rPr>
+      </w:pPr>
+    </w:p>
+    <w:p>
+      <w:pPr>
+        <w:tabs>
+          <w:tab w:val="right" w:pos="8640"/>
+        </w:tabs>
+        <w:rPr>
+          <w:rFonts w:ascii="Calibri Light" w:hAnsi="Calibri Light" w:cs="Calibri Light"/>
+          <w:i/>
+          <w:iCs/>
+          <w:sz w:val="20"/>
+          <w:szCs w:val="20"/>
+        </w:rPr>
+      </w:pPr>
+      <w:r>
+        <w:rPr>
+          <w:rFonts w:ascii="Calibri" w:hAnsi="Calibri" w:cs="Calibri"/>
+          <w:b/>
+          <w:bCs/>
+          <w:sz w:val="22"/>
+          <w:szCs w:val="22"/>
+          <w:lang w:eastAsia="ko-KR"/>
+        </w:rPr>
         <w:t>Computational Psychiatry Course</w:t>
       </w:r>
       <w:r>
@@ -3046,57 +3276,6 @@
           <w:szCs w:val="20"/>
         </w:rPr>
       </w:pPr>
-    </w:p>
-    <w:p>
-      <w:pPr>
-        <w:rPr>
-          <w:rFonts w:ascii="Lato" w:hAnsi="Lato" w:cstheme="minorHAnsi"/>
-          <w:b/>
-          <w:bCs/>
-          <w:smallCaps/>
-          <w:kern w:val="32"/>
-          <w:sz w:val="26"/>
-          <w:szCs w:val="26"/>
-        </w:rPr>
-      </w:pPr>
-    </w:p>
-    <w:p>
-      <w:pPr>
-        <w:rPr>
-          <w:rFonts w:ascii="Lato" w:hAnsi="Lato" w:cstheme="minorHAnsi"/>
-          <w:b/>
-          <w:bCs/>
-          <w:smallCaps/>
-          <w:kern w:val="32"/>
-          <w:sz w:val="26"/>
-          <w:szCs w:val="26"/>
-        </w:rPr>
-      </w:pPr>
-    </w:p>
-    <w:p>
-      <w:pPr>
-        <w:rPr>
-          <w:rFonts w:ascii="Lato" w:hAnsi="Lato" w:cstheme="minorHAnsi"/>
-          <w:b/>
-          <w:bCs/>
-          <w:smallCaps/>
-          <w:kern w:val="32"/>
-          <w:sz w:val="26"/>
-          <w:szCs w:val="26"/>
-        </w:rPr>
-      </w:pPr>
-      <w:r>
-        <w:rPr>
-          <w:rFonts w:ascii="Lato" w:hAnsi="Lato" w:cstheme="minorHAnsi"/>
-          <w:b/>
-          <w:bCs/>
-          <w:smallCaps/>
-          <w:kern w:val="32"/>
-          <w:sz w:val="26"/>
-          <w:szCs w:val="26"/>
-        </w:rPr>
-        <w:br/>
-      </w:r>
     </w:p>
     <w:p>
       <w:pPr>
@@ -5403,17 +5582,7 @@
           <w:sz w:val="20"/>
           <w:szCs w:val="20"/>
         </w:rPr>
-        <w:t>0</w:t>
-      </w:r>
-      <w:r>
-        <w:rPr>
-          <w:rFonts w:ascii="Calibri Light" w:hAnsi="Calibri Light" w:cs="Calibri Light"/>
-          <w:i/>
-          <w:iCs/>
-          <w:sz w:val="20"/>
-          <w:szCs w:val="20"/>
-        </w:rPr>
-        <w:t>8</w:t>
+        <w:t>11</w:t>
       </w:r>
       <w:r>
         <w:rPr>

--- a/assets/CV_minakwon.docx
+++ b/assets/CV_minakwon.docx
@@ -1089,7 +1089,7 @@
           <w:sz w:val="22"/>
           <w:lang w:eastAsia="ko-KR"/>
         </w:rPr>
-        <w:t>accepted</w:t>
+        <w:t>in press</w:t>
       </w:r>
       <w:r>
         <w:rPr>
@@ -1123,28 +1123,36 @@
         </w:rPr>
         <w:t xml:space="preserve"> </w:t>
       </w:r>
-      <w:proofErr w:type="spellStart"/>
-      <w:r>
-        <w:rPr>
-          <w:rFonts w:ascii="Calibri Light" w:hAnsi="Calibri Light" w:cs="Calibri Light"/>
-          <w:i/>
-          <w:iCs/>
-          <w:sz w:val="22"/>
-          <w:lang w:eastAsia="ko-KR"/>
-        </w:rPr>
-        <w:t>Psy</w:t>
-      </w:r>
-      <w:r>
-        <w:rPr>
-          <w:rFonts w:ascii="Calibri Light" w:hAnsi="Calibri Light" w:cs="Calibri Light"/>
-          <w:i/>
-          <w:iCs/>
-          <w:sz w:val="22"/>
-          <w:lang w:eastAsia="ko-KR"/>
-        </w:rPr>
-        <w:t>Rxiv</w:t>
-      </w:r>
-      <w:proofErr w:type="spellEnd"/>
+      <w:r>
+        <w:rPr>
+          <w:rFonts w:ascii="Calibri Light" w:hAnsi="Calibri Light" w:cs="Calibri Light"/>
+          <w:i/>
+          <w:iCs/>
+          <w:sz w:val="22"/>
+          <w:lang w:eastAsia="ko-KR"/>
+        </w:rPr>
+        <w:t>Biological Psychia</w:t>
+      </w:r>
+      <w:r>
+        <w:rPr>
+          <w:rFonts w:ascii="Calibri Light" w:hAnsi="Calibri Light" w:cs="Calibri Light"/>
+          <w:i/>
+          <w:iCs/>
+          <w:sz w:val="22"/>
+          <w:lang w:eastAsia="ko-KR"/>
+        </w:rPr>
+        <w:t>t</w:t>
+      </w:r>
+      <w:r>
+        <w:rPr>
+          <w:rFonts w:ascii="Calibri Light" w:hAnsi="Calibri Light" w:cs="Calibri Light"/>
+          <w:i/>
+          <w:iCs/>
+          <w:sz w:val="22"/>
+          <w:lang w:eastAsia="ko-KR"/>
+        </w:rPr>
+        <w:t>ry: Cognitive Neuroscience and Neuroimaging</w:t>
+      </w:r>
       <w:r>
         <w:rPr>
           <w:rFonts w:ascii="Calibri Light" w:hAnsi="Calibri Light" w:cs="Calibri Light"/>
@@ -1159,15 +1167,15 @@
           <w:sz w:val="22"/>
           <w:lang w:eastAsia="ko-KR"/>
         </w:rPr>
-        <w:t>https://psyarxiv.com/8emcu</w:t>
-      </w:r>
-      <w:r>
-        <w:rPr>
-          <w:rFonts w:ascii="Calibri Light" w:hAnsi="Calibri Light" w:cs="Calibri Light"/>
-          <w:sz w:val="22"/>
-          <w:lang w:eastAsia="ko-KR"/>
-        </w:rPr>
-        <w:t>.</w:t>
+        <w:t>https://doi.org/10.1016/j.bpsc.2022.12.003</w:t>
+      </w:r>
+      <w:r>
+        <w:rPr>
+          <w:rFonts w:ascii="Calibri Light" w:hAnsi="Calibri Light" w:cs="Calibri Light"/>
+          <w:sz w:val="22"/>
+          <w:lang w:eastAsia="ko-KR"/>
+        </w:rPr>
+        <w:t xml:space="preserve">. </w:t>
       </w:r>
     </w:p>
     <w:p>
@@ -1429,7 +1437,25 @@
           <w:sz w:val="22"/>
           <w:lang w:eastAsia="ko-KR"/>
         </w:rPr>
-        <w:t xml:space="preserve">, Y., &amp; </w:t>
+        <w:t xml:space="preserve">, </w:t>
+      </w:r>
+      <w:proofErr w:type="spellStart"/>
+      <w:r>
+        <w:rPr>
+          <w:rFonts w:ascii="Calibri Light" w:hAnsi="Calibri Light" w:cs="Calibri Light"/>
+          <w:sz w:val="22"/>
+          <w:lang w:eastAsia="ko-KR"/>
+        </w:rPr>
+        <w:t>Y.,</w:t>
+      </w:r>
+      <w:proofErr w:type="spellEnd"/>
+      <w:r>
+        <w:rPr>
+          <w:rFonts w:ascii="Calibri Light" w:hAnsi="Calibri Light" w:cs="Calibri Light"/>
+          <w:sz w:val="22"/>
+          <w:lang w:eastAsia="ko-KR"/>
+        </w:rPr>
+        <w:t xml:space="preserve"> &amp; </w:t>
       </w:r>
       <w:proofErr w:type="spellStart"/>
       <w:r>
@@ -7407,7 +7433,6 @@
   <w:style w:type="character" w:default="1" w:styleId="DefaultParagraphFont">
     <w:name w:val="Default Paragraph Font"/>
     <w:uiPriority w:val="1"/>
-    <w:semiHidden/>
     <w:unhideWhenUsed/>
   </w:style>
   <w:style w:type="table" w:default="1" w:styleId="TableNormal">

--- a/assets/CV_minakwon.docx
+++ b/assets/CV_minakwon.docx
@@ -1,6 +1,6 @@
 
 <file path=word/document.xml><?xml version="1.0" encoding="utf-8"?>
-<w:document xmlns:wpc="http://schemas.microsoft.com/office/word/2010/wordprocessingCanvas" xmlns:cx="http://schemas.microsoft.com/office/drawing/2014/chartex" xmlns:cx1="http://schemas.microsoft.com/office/drawing/2015/9/8/chartex" xmlns:cx2="http://schemas.microsoft.com/office/drawing/2015/10/21/chartex" xmlns:cx3="http://schemas.microsoft.com/office/drawing/2016/5/9/chartex" xmlns:cx4="http://schemas.microsoft.com/office/drawing/2016/5/10/chartex" xmlns:cx5="http://schemas.microsoft.com/office/drawing/2016/5/11/chartex" xmlns:cx6="http://schemas.microsoft.com/office/drawing/2016/5/12/chartex" xmlns:cx7="http://schemas.microsoft.com/office/drawing/2016/5/13/chartex" xmlns:cx8="http://schemas.microsoft.com/office/drawing/2016/5/14/chartex" xmlns:mc="http://schemas.openxmlformats.org/markup-compatibility/2006" xmlns:aink="http://schemas.microsoft.com/office/drawing/2016/ink" xmlns:am3d="http://schemas.microsoft.com/office/drawing/2017/model3d" xmlns:o="urn:schemas-microsoft-com:office:office" xmlns:oel="http://schemas.microsoft.com/office/2019/extlst" xmlns:r="http://schemas.openxmlformats.org/officeDocument/2006/relationships" xmlns:m="http://schemas.openxmlformats.org/officeDocument/2006/math" xmlns:v="urn:schemas-microsoft-com:vml" xmlns:wp14="http://schemas.microsoft.com/office/word/2010/wordprocessingDrawing" xmlns:wp="http://schemas.openxmlformats.org/drawingml/2006/wordprocessingDrawing" xmlns:w10="urn:schemas-microsoft-com:office:word" xmlns:w="http://schemas.openxmlformats.org/wordprocessingml/2006/main" xmlns:w14="http://schemas.microsoft.com/office/word/2010/wordml" xmlns:w15="http://schemas.microsoft.com/office/word/2012/wordml" xmlns:w16cex="http://schemas.microsoft.com/office/word/2018/wordml/cex" xmlns:w16cid="http://schemas.microsoft.com/office/word/2016/wordml/cid" xmlns:w16="http://schemas.microsoft.com/office/word/2018/wordml" xmlns:w16sdtdh="http://schemas.microsoft.com/office/word/2020/wordml/sdtdatahash" xmlns:w16se="http://schemas.microsoft.com/office/word/2015/wordml/symex" xmlns:wpg="http://schemas.microsoft.com/office/word/2010/wordprocessingGroup" xmlns:wpi="http://schemas.microsoft.com/office/word/2010/wordprocessingInk" xmlns:wne="http://schemas.microsoft.com/office/word/2006/wordml" xmlns:wps="http://schemas.microsoft.com/office/word/2010/wordprocessingShape" mc:Ignorable="w14 w15 w16se w16cid w16 w16cex w16sdtdh wp14">
+<w:document xmlns:wpc="http://schemas.microsoft.com/office/word/2010/wordprocessingCanvas" xmlns:cx="http://schemas.microsoft.com/office/drawing/2014/chartex" xmlns:cx1="http://schemas.microsoft.com/office/drawing/2015/9/8/chartex" xmlns:cx2="http://schemas.microsoft.com/office/drawing/2015/10/21/chartex" xmlns:cx3="http://schemas.microsoft.com/office/drawing/2016/5/9/chartex" xmlns:cx4="http://schemas.microsoft.com/office/drawing/2016/5/10/chartex" xmlns:cx5="http://schemas.microsoft.com/office/drawing/2016/5/11/chartex" xmlns:cx6="http://schemas.microsoft.com/office/drawing/2016/5/12/chartex" xmlns:cx7="http://schemas.microsoft.com/office/drawing/2016/5/13/chartex" xmlns:cx8="http://schemas.microsoft.com/office/drawing/2016/5/14/chartex" xmlns:mc="http://schemas.openxmlformats.org/markup-compatibility/2006" xmlns:aink="http://schemas.microsoft.com/office/drawing/2016/ink" xmlns:am3d="http://schemas.microsoft.com/office/drawing/2017/model3d" xmlns:o="urn:schemas-microsoft-com:office:office" xmlns:oel="http://schemas.microsoft.com/office/2019/extlst" xmlns:r="http://schemas.openxmlformats.org/officeDocument/2006/relationships" xmlns:m="http://schemas.openxmlformats.org/officeDocument/2006/math" xmlns:v="urn:schemas-microsoft-com:vml" xmlns:wp14="http://schemas.microsoft.com/office/word/2010/wordprocessingDrawing" xmlns:wp="http://schemas.openxmlformats.org/drawingml/2006/wordprocessingDrawing" xmlns:w10="urn:schemas-microsoft-com:office:word" xmlns:w="http://schemas.openxmlformats.org/wordprocessingml/2006/main" xmlns:w14="http://schemas.microsoft.com/office/word/2010/wordml" xmlns:w15="http://schemas.microsoft.com/office/word/2012/wordml" xmlns:w16cex="http://schemas.microsoft.com/office/word/2018/wordml/cex" xmlns:w16cid="http://schemas.microsoft.com/office/word/2016/wordml/cid" xmlns:w16="http://schemas.microsoft.com/office/word/2018/wordml" xmlns:w16du="http://schemas.microsoft.com/office/word/2023/wordml/word16du" xmlns:w16sdtdh="http://schemas.microsoft.com/office/word/2020/wordml/sdtdatahash" xmlns:w16se="http://schemas.microsoft.com/office/word/2015/wordml/symex" xmlns:wpg="http://schemas.microsoft.com/office/word/2010/wordprocessingGroup" xmlns:wpi="http://schemas.microsoft.com/office/word/2010/wordprocessingInk" xmlns:wne="http://schemas.microsoft.com/office/word/2006/wordml" xmlns:wps="http://schemas.microsoft.com/office/word/2010/wordprocessingShape" mc:Ignorable="w14 w15 w16se w16cid w16 w16cex w16sdtdh wp14">
   <w:body>
     <w:p>
       <w:pPr>
@@ -1089,7 +1089,7 @@
           <w:sz w:val="22"/>
           <w:lang w:eastAsia="ko-KR"/>
         </w:rPr>
-        <w:t>in press</w:t>
+        <w:t>2022</w:t>
       </w:r>
       <w:r>
         <w:rPr>
@@ -1437,25 +1437,7 @@
           <w:sz w:val="22"/>
           <w:lang w:eastAsia="ko-KR"/>
         </w:rPr>
-        <w:t xml:space="preserve">, </w:t>
-      </w:r>
-      <w:proofErr w:type="spellStart"/>
-      <w:r>
-        <w:rPr>
-          <w:rFonts w:ascii="Calibri Light" w:hAnsi="Calibri Light" w:cs="Calibri Light"/>
-          <w:sz w:val="22"/>
-          <w:lang w:eastAsia="ko-KR"/>
-        </w:rPr>
-        <w:t>Y.,</w:t>
-      </w:r>
-      <w:proofErr w:type="spellEnd"/>
-      <w:r>
-        <w:rPr>
-          <w:rFonts w:ascii="Calibri Light" w:hAnsi="Calibri Light" w:cs="Calibri Light"/>
-          <w:sz w:val="22"/>
-          <w:lang w:eastAsia="ko-KR"/>
-        </w:rPr>
-        <w:t xml:space="preserve"> &amp; </w:t>
+        <w:t xml:space="preserve">, Y., &amp; </w:t>
       </w:r>
       <w:proofErr w:type="spellStart"/>
       <w:r>
@@ -5655,7 +5637,7 @@
 </file>
 
 <file path=word/endnotes.xml><?xml version="1.0" encoding="utf-8"?>
-<w:endnotes xmlns:wpc="http://schemas.microsoft.com/office/word/2010/wordprocessingCanvas" xmlns:cx="http://schemas.microsoft.com/office/drawing/2014/chartex" xmlns:cx1="http://schemas.microsoft.com/office/drawing/2015/9/8/chartex" xmlns:cx2="http://schemas.microsoft.com/office/drawing/2015/10/21/chartex" xmlns:cx3="http://schemas.microsoft.com/office/drawing/2016/5/9/chartex" xmlns:cx4="http://schemas.microsoft.com/office/drawing/2016/5/10/chartex" xmlns:cx5="http://schemas.microsoft.com/office/drawing/2016/5/11/chartex" xmlns:cx6="http://schemas.microsoft.com/office/drawing/2016/5/12/chartex" xmlns:cx7="http://schemas.microsoft.com/office/drawing/2016/5/13/chartex" xmlns:cx8="http://schemas.microsoft.com/office/drawing/2016/5/14/chartex" xmlns:mc="http://schemas.openxmlformats.org/markup-compatibility/2006" xmlns:aink="http://schemas.microsoft.com/office/drawing/2016/ink" xmlns:am3d="http://schemas.microsoft.com/office/drawing/2017/model3d" xmlns:o="urn:schemas-microsoft-com:office:office" xmlns:oel="http://schemas.microsoft.com/office/2019/extlst" xmlns:r="http://schemas.openxmlformats.org/officeDocument/2006/relationships" xmlns:m="http://schemas.openxmlformats.org/officeDocument/2006/math" xmlns:v="urn:schemas-microsoft-com:vml" xmlns:wp14="http://schemas.microsoft.com/office/word/2010/wordprocessingDrawing" xmlns:wp="http://schemas.openxmlformats.org/drawingml/2006/wordprocessingDrawing" xmlns:w10="urn:schemas-microsoft-com:office:word" xmlns:w="http://schemas.openxmlformats.org/wordprocessingml/2006/main" xmlns:w14="http://schemas.microsoft.com/office/word/2010/wordml" xmlns:w15="http://schemas.microsoft.com/office/word/2012/wordml" xmlns:w16cex="http://schemas.microsoft.com/office/word/2018/wordml/cex" xmlns:w16cid="http://schemas.microsoft.com/office/word/2016/wordml/cid" xmlns:w16="http://schemas.microsoft.com/office/word/2018/wordml" xmlns:w16sdtdh="http://schemas.microsoft.com/office/word/2020/wordml/sdtdatahash" xmlns:w16se="http://schemas.microsoft.com/office/word/2015/wordml/symex" xmlns:wpg="http://schemas.microsoft.com/office/word/2010/wordprocessingGroup" xmlns:wpi="http://schemas.microsoft.com/office/word/2010/wordprocessingInk" xmlns:wne="http://schemas.microsoft.com/office/word/2006/wordml" xmlns:wps="http://schemas.microsoft.com/office/word/2010/wordprocessingShape" mc:Ignorable="w14 w15 w16se w16cid w16 w16cex w16sdtdh wp14">
+<w:endnotes xmlns:wpc="http://schemas.microsoft.com/office/word/2010/wordprocessingCanvas" xmlns:cx="http://schemas.microsoft.com/office/drawing/2014/chartex" xmlns:cx1="http://schemas.microsoft.com/office/drawing/2015/9/8/chartex" xmlns:cx2="http://schemas.microsoft.com/office/drawing/2015/10/21/chartex" xmlns:cx3="http://schemas.microsoft.com/office/drawing/2016/5/9/chartex" xmlns:cx4="http://schemas.microsoft.com/office/drawing/2016/5/10/chartex" xmlns:cx5="http://schemas.microsoft.com/office/drawing/2016/5/11/chartex" xmlns:cx6="http://schemas.microsoft.com/office/drawing/2016/5/12/chartex" xmlns:cx7="http://schemas.microsoft.com/office/drawing/2016/5/13/chartex" xmlns:cx8="http://schemas.microsoft.com/office/drawing/2016/5/14/chartex" xmlns:mc="http://schemas.openxmlformats.org/markup-compatibility/2006" xmlns:aink="http://schemas.microsoft.com/office/drawing/2016/ink" xmlns:am3d="http://schemas.microsoft.com/office/drawing/2017/model3d" xmlns:o="urn:schemas-microsoft-com:office:office" xmlns:oel="http://schemas.microsoft.com/office/2019/extlst" xmlns:r="http://schemas.openxmlformats.org/officeDocument/2006/relationships" xmlns:m="http://schemas.openxmlformats.org/officeDocument/2006/math" xmlns:v="urn:schemas-microsoft-com:vml" xmlns:wp14="http://schemas.microsoft.com/office/word/2010/wordprocessingDrawing" xmlns:wp="http://schemas.openxmlformats.org/drawingml/2006/wordprocessingDrawing" xmlns:w10="urn:schemas-microsoft-com:office:word" xmlns:w="http://schemas.openxmlformats.org/wordprocessingml/2006/main" xmlns:w14="http://schemas.microsoft.com/office/word/2010/wordml" xmlns:w15="http://schemas.microsoft.com/office/word/2012/wordml" xmlns:w16cex="http://schemas.microsoft.com/office/word/2018/wordml/cex" xmlns:w16cid="http://schemas.microsoft.com/office/word/2016/wordml/cid" xmlns:w16="http://schemas.microsoft.com/office/word/2018/wordml" xmlns:w16du="http://schemas.microsoft.com/office/word/2023/wordml/word16du" xmlns:w16sdtdh="http://schemas.microsoft.com/office/word/2020/wordml/sdtdatahash" xmlns:w16se="http://schemas.microsoft.com/office/word/2015/wordml/symex" xmlns:wpg="http://schemas.microsoft.com/office/word/2010/wordprocessingGroup" xmlns:wpi="http://schemas.microsoft.com/office/word/2010/wordprocessingInk" xmlns:wne="http://schemas.microsoft.com/office/word/2006/wordml" xmlns:wps="http://schemas.microsoft.com/office/word/2010/wordprocessingShape" mc:Ignorable="w14 w15 w16se w16cid w16 w16cex w16sdtdh wp14">
   <w:endnote w:type="separator" w:id="-1">
     <w:p>
       <w:r>
@@ -5674,7 +5656,7 @@
 </file>
 
 <file path=word/footer1.xml><?xml version="1.0" encoding="utf-8"?>
-<w:ftr xmlns:wpc="http://schemas.microsoft.com/office/word/2010/wordprocessingCanvas" xmlns:cx="http://schemas.microsoft.com/office/drawing/2014/chartex" xmlns:cx1="http://schemas.microsoft.com/office/drawing/2015/9/8/chartex" xmlns:cx2="http://schemas.microsoft.com/office/drawing/2015/10/21/chartex" xmlns:cx3="http://schemas.microsoft.com/office/drawing/2016/5/9/chartex" xmlns:cx4="http://schemas.microsoft.com/office/drawing/2016/5/10/chartex" xmlns:cx5="http://schemas.microsoft.com/office/drawing/2016/5/11/chartex" xmlns:cx6="http://schemas.microsoft.com/office/drawing/2016/5/12/chartex" xmlns:cx7="http://schemas.microsoft.com/office/drawing/2016/5/13/chartex" xmlns:cx8="http://schemas.microsoft.com/office/drawing/2016/5/14/chartex" xmlns:mc="http://schemas.openxmlformats.org/markup-compatibility/2006" xmlns:aink="http://schemas.microsoft.com/office/drawing/2016/ink" xmlns:am3d="http://schemas.microsoft.com/office/drawing/2017/model3d" xmlns:o="urn:schemas-microsoft-com:office:office" xmlns:oel="http://schemas.microsoft.com/office/2019/extlst" xmlns:r="http://schemas.openxmlformats.org/officeDocument/2006/relationships" xmlns:m="http://schemas.openxmlformats.org/officeDocument/2006/math" xmlns:v="urn:schemas-microsoft-com:vml" xmlns:wp14="http://schemas.microsoft.com/office/word/2010/wordprocessingDrawing" xmlns:wp="http://schemas.openxmlformats.org/drawingml/2006/wordprocessingDrawing" xmlns:w10="urn:schemas-microsoft-com:office:word" xmlns:w="http://schemas.openxmlformats.org/wordprocessingml/2006/main" xmlns:w14="http://schemas.microsoft.com/office/word/2010/wordml" xmlns:w15="http://schemas.microsoft.com/office/word/2012/wordml" xmlns:w16cex="http://schemas.microsoft.com/office/word/2018/wordml/cex" xmlns:w16cid="http://schemas.microsoft.com/office/word/2016/wordml/cid" xmlns:w16="http://schemas.microsoft.com/office/word/2018/wordml" xmlns:w16sdtdh="http://schemas.microsoft.com/office/word/2020/wordml/sdtdatahash" xmlns:w16se="http://schemas.microsoft.com/office/word/2015/wordml/symex" xmlns:wpg="http://schemas.microsoft.com/office/word/2010/wordprocessingGroup" xmlns:wpi="http://schemas.microsoft.com/office/word/2010/wordprocessingInk" xmlns:wne="http://schemas.microsoft.com/office/word/2006/wordml" xmlns:wps="http://schemas.microsoft.com/office/word/2010/wordprocessingShape" mc:Ignorable="w14 w15 w16se w16cid w16 w16cex w16sdtdh wp14">
+<w:ftr xmlns:wpc="http://schemas.microsoft.com/office/word/2010/wordprocessingCanvas" xmlns:cx="http://schemas.microsoft.com/office/drawing/2014/chartex" xmlns:cx1="http://schemas.microsoft.com/office/drawing/2015/9/8/chartex" xmlns:cx2="http://schemas.microsoft.com/office/drawing/2015/10/21/chartex" xmlns:cx3="http://schemas.microsoft.com/office/drawing/2016/5/9/chartex" xmlns:cx4="http://schemas.microsoft.com/office/drawing/2016/5/10/chartex" xmlns:cx5="http://schemas.microsoft.com/office/drawing/2016/5/11/chartex" xmlns:cx6="http://schemas.microsoft.com/office/drawing/2016/5/12/chartex" xmlns:cx7="http://schemas.microsoft.com/office/drawing/2016/5/13/chartex" xmlns:cx8="http://schemas.microsoft.com/office/drawing/2016/5/14/chartex" xmlns:mc="http://schemas.openxmlformats.org/markup-compatibility/2006" xmlns:aink="http://schemas.microsoft.com/office/drawing/2016/ink" xmlns:am3d="http://schemas.microsoft.com/office/drawing/2017/model3d" xmlns:o="urn:schemas-microsoft-com:office:office" xmlns:oel="http://schemas.microsoft.com/office/2019/extlst" xmlns:r="http://schemas.openxmlformats.org/officeDocument/2006/relationships" xmlns:m="http://schemas.openxmlformats.org/officeDocument/2006/math" xmlns:v="urn:schemas-microsoft-com:vml" xmlns:wp14="http://schemas.microsoft.com/office/word/2010/wordprocessingDrawing" xmlns:wp="http://schemas.openxmlformats.org/drawingml/2006/wordprocessingDrawing" xmlns:w10="urn:schemas-microsoft-com:office:word" xmlns:w="http://schemas.openxmlformats.org/wordprocessingml/2006/main" xmlns:w14="http://schemas.microsoft.com/office/word/2010/wordml" xmlns:w15="http://schemas.microsoft.com/office/word/2012/wordml" xmlns:w16cex="http://schemas.microsoft.com/office/word/2018/wordml/cex" xmlns:w16cid="http://schemas.microsoft.com/office/word/2016/wordml/cid" xmlns:w16="http://schemas.microsoft.com/office/word/2018/wordml" xmlns:w16du="http://schemas.microsoft.com/office/word/2023/wordml/word16du" xmlns:w16sdtdh="http://schemas.microsoft.com/office/word/2020/wordml/sdtdatahash" xmlns:w16se="http://schemas.microsoft.com/office/word/2015/wordml/symex" xmlns:wpg="http://schemas.microsoft.com/office/word/2010/wordprocessingGroup" xmlns:wpi="http://schemas.microsoft.com/office/word/2010/wordprocessingInk" xmlns:wne="http://schemas.microsoft.com/office/word/2006/wordml" xmlns:wps="http://schemas.microsoft.com/office/word/2010/wordprocessingShape" mc:Ignorable="w14 w15 w16se w16cid w16 w16cex w16sdtdh wp14">
   <w:p>
     <w:pPr>
       <w:pStyle w:val="Footer"/>
@@ -5725,7 +5707,7 @@
 </file>
 
 <file path=word/footnotes.xml><?xml version="1.0" encoding="utf-8"?>
-<w:footnotes xmlns:wpc="http://schemas.microsoft.com/office/word/2010/wordprocessingCanvas" xmlns:cx="http://schemas.microsoft.com/office/drawing/2014/chartex" xmlns:cx1="http://schemas.microsoft.com/office/drawing/2015/9/8/chartex" xmlns:cx2="http://schemas.microsoft.com/office/drawing/2015/10/21/chartex" xmlns:cx3="http://schemas.microsoft.com/office/drawing/2016/5/9/chartex" xmlns:cx4="http://schemas.microsoft.com/office/drawing/2016/5/10/chartex" xmlns:cx5="http://schemas.microsoft.com/office/drawing/2016/5/11/chartex" xmlns:cx6="http://schemas.microsoft.com/office/drawing/2016/5/12/chartex" xmlns:cx7="http://schemas.microsoft.com/office/drawing/2016/5/13/chartex" xmlns:cx8="http://schemas.microsoft.com/office/drawing/2016/5/14/chartex" xmlns:mc="http://schemas.openxmlformats.org/markup-compatibility/2006" xmlns:aink="http://schemas.microsoft.com/office/drawing/2016/ink" xmlns:am3d="http://schemas.microsoft.com/office/drawing/2017/model3d" xmlns:o="urn:schemas-microsoft-com:office:office" xmlns:oel="http://schemas.microsoft.com/office/2019/extlst" xmlns:r="http://schemas.openxmlformats.org/officeDocument/2006/relationships" xmlns:m="http://schemas.openxmlformats.org/officeDocument/2006/math" xmlns:v="urn:schemas-microsoft-com:vml" xmlns:wp14="http://schemas.microsoft.com/office/word/2010/wordprocessingDrawing" xmlns:wp="http://schemas.openxmlformats.org/drawingml/2006/wordprocessingDrawing" xmlns:w10="urn:schemas-microsoft-com:office:word" xmlns:w="http://schemas.openxmlformats.org/wordprocessingml/2006/main" xmlns:w14="http://schemas.microsoft.com/office/word/2010/wordml" xmlns:w15="http://schemas.microsoft.com/office/word/2012/wordml" xmlns:w16cex="http://schemas.microsoft.com/office/word/2018/wordml/cex" xmlns:w16cid="http://schemas.microsoft.com/office/word/2016/wordml/cid" xmlns:w16="http://schemas.microsoft.com/office/word/2018/wordml" xmlns:w16sdtdh="http://schemas.microsoft.com/office/word/2020/wordml/sdtdatahash" xmlns:w16se="http://schemas.microsoft.com/office/word/2015/wordml/symex" xmlns:wpg="http://schemas.microsoft.com/office/word/2010/wordprocessingGroup" xmlns:wpi="http://schemas.microsoft.com/office/word/2010/wordprocessingInk" xmlns:wne="http://schemas.microsoft.com/office/word/2006/wordml" xmlns:wps="http://schemas.microsoft.com/office/word/2010/wordprocessingShape" mc:Ignorable="w14 w15 w16se w16cid w16 w16cex w16sdtdh wp14">
+<w:footnotes xmlns:wpc="http://schemas.microsoft.com/office/word/2010/wordprocessingCanvas" xmlns:cx="http://schemas.microsoft.com/office/drawing/2014/chartex" xmlns:cx1="http://schemas.microsoft.com/office/drawing/2015/9/8/chartex" xmlns:cx2="http://schemas.microsoft.com/office/drawing/2015/10/21/chartex" xmlns:cx3="http://schemas.microsoft.com/office/drawing/2016/5/9/chartex" xmlns:cx4="http://schemas.microsoft.com/office/drawing/2016/5/10/chartex" xmlns:cx5="http://schemas.microsoft.com/office/drawing/2016/5/11/chartex" xmlns:cx6="http://schemas.microsoft.com/office/drawing/2016/5/12/chartex" xmlns:cx7="http://schemas.microsoft.com/office/drawing/2016/5/13/chartex" xmlns:cx8="http://schemas.microsoft.com/office/drawing/2016/5/14/chartex" xmlns:mc="http://schemas.openxmlformats.org/markup-compatibility/2006" xmlns:aink="http://schemas.microsoft.com/office/drawing/2016/ink" xmlns:am3d="http://schemas.microsoft.com/office/drawing/2017/model3d" xmlns:o="urn:schemas-microsoft-com:office:office" xmlns:oel="http://schemas.microsoft.com/office/2019/extlst" xmlns:r="http://schemas.openxmlformats.org/officeDocument/2006/relationships" xmlns:m="http://schemas.openxmlformats.org/officeDocument/2006/math" xmlns:v="urn:schemas-microsoft-com:vml" xmlns:wp14="http://schemas.microsoft.com/office/word/2010/wordprocessingDrawing" xmlns:wp="http://schemas.openxmlformats.org/drawingml/2006/wordprocessingDrawing" xmlns:w10="urn:schemas-microsoft-com:office:word" xmlns:w="http://schemas.openxmlformats.org/wordprocessingml/2006/main" xmlns:w14="http://schemas.microsoft.com/office/word/2010/wordml" xmlns:w15="http://schemas.microsoft.com/office/word/2012/wordml" xmlns:w16cex="http://schemas.microsoft.com/office/word/2018/wordml/cex" xmlns:w16cid="http://schemas.microsoft.com/office/word/2016/wordml/cid" xmlns:w16="http://schemas.microsoft.com/office/word/2018/wordml" xmlns:w16du="http://schemas.microsoft.com/office/word/2023/wordml/word16du" xmlns:w16sdtdh="http://schemas.microsoft.com/office/word/2020/wordml/sdtdatahash" xmlns:w16se="http://schemas.microsoft.com/office/word/2015/wordml/symex" xmlns:wpg="http://schemas.microsoft.com/office/word/2010/wordprocessingGroup" xmlns:wpi="http://schemas.microsoft.com/office/word/2010/wordprocessingInk" xmlns:wne="http://schemas.microsoft.com/office/word/2006/wordml" xmlns:wps="http://schemas.microsoft.com/office/word/2010/wordprocessingShape" mc:Ignorable="w14 w15 w16se w16cid w16 w16cex w16sdtdh wp14">
   <w:footnote w:type="separator" w:id="-1">
     <w:p>
       <w:r>
@@ -5744,7 +5726,7 @@
 </file>
 
 <file path=word/numbering.xml><?xml version="1.0" encoding="utf-8"?>
-<w:numbering xmlns:wpc="http://schemas.microsoft.com/office/word/2010/wordprocessingCanvas" xmlns:cx="http://schemas.microsoft.com/office/drawing/2014/chartex" xmlns:cx1="http://schemas.microsoft.com/office/drawing/2015/9/8/chartex" xmlns:cx2="http://schemas.microsoft.com/office/drawing/2015/10/21/chartex" xmlns:cx3="http://schemas.microsoft.com/office/drawing/2016/5/9/chartex" xmlns:cx4="http://schemas.microsoft.com/office/drawing/2016/5/10/chartex" xmlns:cx5="http://schemas.microsoft.com/office/drawing/2016/5/11/chartex" xmlns:cx6="http://schemas.microsoft.com/office/drawing/2016/5/12/chartex" xmlns:cx7="http://schemas.microsoft.com/office/drawing/2016/5/13/chartex" xmlns:cx8="http://schemas.microsoft.com/office/drawing/2016/5/14/chartex" xmlns:mc="http://schemas.openxmlformats.org/markup-compatibility/2006" xmlns:aink="http://schemas.microsoft.com/office/drawing/2016/ink" xmlns:am3d="http://schemas.microsoft.com/office/drawing/2017/model3d" xmlns:o="urn:schemas-microsoft-com:office:office" xmlns:oel="http://schemas.microsoft.com/office/2019/extlst" xmlns:r="http://schemas.openxmlformats.org/officeDocument/2006/relationships" xmlns:m="http://schemas.openxmlformats.org/officeDocument/2006/math" xmlns:v="urn:schemas-microsoft-com:vml" xmlns:wp14="http://schemas.microsoft.com/office/word/2010/wordprocessingDrawing" xmlns:wp="http://schemas.openxmlformats.org/drawingml/2006/wordprocessingDrawing" xmlns:w10="urn:schemas-microsoft-com:office:word" xmlns:w="http://schemas.openxmlformats.org/wordprocessingml/2006/main" xmlns:w14="http://schemas.microsoft.com/office/word/2010/wordml" xmlns:w15="http://schemas.microsoft.com/office/word/2012/wordml" xmlns:w16cex="http://schemas.microsoft.com/office/word/2018/wordml/cex" xmlns:w16cid="http://schemas.microsoft.com/office/word/2016/wordml/cid" xmlns:w16="http://schemas.microsoft.com/office/word/2018/wordml" xmlns:w16sdtdh="http://schemas.microsoft.com/office/word/2020/wordml/sdtdatahash" xmlns:w16se="http://schemas.microsoft.com/office/word/2015/wordml/symex" xmlns:wpg="http://schemas.microsoft.com/office/word/2010/wordprocessingGroup" xmlns:wpi="http://schemas.microsoft.com/office/word/2010/wordprocessingInk" xmlns:wne="http://schemas.microsoft.com/office/word/2006/wordml" xmlns:wps="http://schemas.microsoft.com/office/word/2010/wordprocessingShape" mc:Ignorable="w14 w15 w16se w16cid w16 w16cex w16sdtdh wp14">
+<w:numbering xmlns:wpc="http://schemas.microsoft.com/office/word/2010/wordprocessingCanvas" xmlns:cx="http://schemas.microsoft.com/office/drawing/2014/chartex" xmlns:cx1="http://schemas.microsoft.com/office/drawing/2015/9/8/chartex" xmlns:cx2="http://schemas.microsoft.com/office/drawing/2015/10/21/chartex" xmlns:cx3="http://schemas.microsoft.com/office/drawing/2016/5/9/chartex" xmlns:cx4="http://schemas.microsoft.com/office/drawing/2016/5/10/chartex" xmlns:cx5="http://schemas.microsoft.com/office/drawing/2016/5/11/chartex" xmlns:cx6="http://schemas.microsoft.com/office/drawing/2016/5/12/chartex" xmlns:cx7="http://schemas.microsoft.com/office/drawing/2016/5/13/chartex" xmlns:cx8="http://schemas.microsoft.com/office/drawing/2016/5/14/chartex" xmlns:mc="http://schemas.openxmlformats.org/markup-compatibility/2006" xmlns:aink="http://schemas.microsoft.com/office/drawing/2016/ink" xmlns:am3d="http://schemas.microsoft.com/office/drawing/2017/model3d" xmlns:o="urn:schemas-microsoft-com:office:office" xmlns:oel="http://schemas.microsoft.com/office/2019/extlst" xmlns:r="http://schemas.openxmlformats.org/officeDocument/2006/relationships" xmlns:m="http://schemas.openxmlformats.org/officeDocument/2006/math" xmlns:v="urn:schemas-microsoft-com:vml" xmlns:wp14="http://schemas.microsoft.com/office/word/2010/wordprocessingDrawing" xmlns:wp="http://schemas.openxmlformats.org/drawingml/2006/wordprocessingDrawing" xmlns:w10="urn:schemas-microsoft-com:office:word" xmlns:w="http://schemas.openxmlformats.org/wordprocessingml/2006/main" xmlns:w14="http://schemas.microsoft.com/office/word/2010/wordml" xmlns:w15="http://schemas.microsoft.com/office/word/2012/wordml" xmlns:w16cex="http://schemas.microsoft.com/office/word/2018/wordml/cex" xmlns:w16cid="http://schemas.microsoft.com/office/word/2016/wordml/cid" xmlns:w16="http://schemas.microsoft.com/office/word/2018/wordml" xmlns:w16du="http://schemas.microsoft.com/office/word/2023/wordml/word16du" xmlns:w16sdtdh="http://schemas.microsoft.com/office/word/2020/wordml/sdtdatahash" xmlns:w16se="http://schemas.microsoft.com/office/word/2015/wordml/symex" xmlns:wpg="http://schemas.microsoft.com/office/word/2010/wordprocessingGroup" xmlns:wpi="http://schemas.microsoft.com/office/word/2010/wordprocessingInk" xmlns:wne="http://schemas.microsoft.com/office/word/2006/wordml" xmlns:wps="http://schemas.microsoft.com/office/word/2010/wordprocessingShape" mc:Ignorable="w14 w15 w16se w16cid w16 w16cex w16sdtdh wp14">
   <w:abstractNum w:abstractNumId="0" w15:restartNumberingAfterBreak="0">
     <w:nsid w:val="040858FE"/>
     <w:multiLevelType w:val="hybridMultilevel"/>
@@ -7433,6 +7415,7 @@
   <w:style w:type="character" w:default="1" w:styleId="DefaultParagraphFont">
     <w:name w:val="Default Paragraph Font"/>
     <w:uiPriority w:val="1"/>
+    <w:semiHidden/>
     <w:unhideWhenUsed/>
   </w:style>
   <w:style w:type="table" w:default="1" w:styleId="TableNormal">

--- a/assets/CV_minakwon.docx
+++ b/assets/CV_minakwon.docx
@@ -412,20 +412,8 @@
           <w:sz w:val="20"/>
           <w:szCs w:val="20"/>
         </w:rPr>
-        <w:t xml:space="preserve">- Advisor: Professor Woo-Young </w:t>
-      </w:r>
-      <w:proofErr w:type="spellStart"/>
-      <w:r>
-        <w:rPr>
-          <w:rFonts w:ascii="Calibri Light" w:hAnsi="Calibri Light" w:cs="Calibri Light"/>
-          <w:i/>
-          <w:iCs/>
-          <w:sz w:val="20"/>
-          <w:szCs w:val="20"/>
-        </w:rPr>
-        <w:t>Ahn</w:t>
-      </w:r>
-      <w:proofErr w:type="spellEnd"/>
+        <w:t>- Advisor: Professor Woo-Young Ahn</w:t>
+      </w:r>
     </w:p>
     <w:p>
       <w:pPr>
@@ -591,20 +579,8 @@
           <w:sz w:val="20"/>
           <w:szCs w:val="20"/>
         </w:rPr>
-        <w:t xml:space="preserve">- Advisor: Professor Woo-Young </w:t>
-      </w:r>
-      <w:proofErr w:type="spellStart"/>
-      <w:r>
-        <w:rPr>
-          <w:rFonts w:ascii="Calibri Light" w:hAnsi="Calibri Light" w:cs="Calibri Light"/>
-          <w:i/>
-          <w:iCs/>
-          <w:sz w:val="20"/>
-          <w:szCs w:val="20"/>
-        </w:rPr>
-        <w:t>Ahn</w:t>
-      </w:r>
-      <w:proofErr w:type="spellEnd"/>
+        <w:t>- Advisor: Professor Woo-Young Ahn</w:t>
+      </w:r>
     </w:p>
     <w:p>
       <w:pPr>
@@ -854,23 +830,13 @@
         </w:rPr>
         <w:tab/>
       </w:r>
-      <w:proofErr w:type="spellStart"/>
-      <w:r>
-        <w:rPr>
-          <w:rFonts w:ascii="Calibri Light" w:hAnsi="Calibri Light" w:cs="Calibri Light"/>
-          <w:sz w:val="20"/>
-          <w:szCs w:val="20"/>
-        </w:rPr>
-        <w:t>StonyBrook</w:t>
-      </w:r>
-      <w:proofErr w:type="spellEnd"/>
-      <w:r>
-        <w:rPr>
-          <w:rFonts w:ascii="Calibri Light" w:hAnsi="Calibri Light" w:cs="Calibri Light"/>
-          <w:sz w:val="20"/>
-          <w:szCs w:val="20"/>
-        </w:rPr>
-        <w:t>, NY</w:t>
+      <w:r>
+        <w:rPr>
+          <w:rFonts w:ascii="Calibri Light" w:hAnsi="Calibri Light" w:cs="Calibri Light"/>
+          <w:sz w:val="20"/>
+          <w:szCs w:val="20"/>
+        </w:rPr>
+        <w:t>StonyBrook, NY</w:t>
       </w:r>
     </w:p>
     <w:p>
@@ -1063,25 +1029,7 @@
           <w:sz w:val="22"/>
           <w:lang w:eastAsia="ko-KR"/>
         </w:rPr>
-        <w:t xml:space="preserve">., &amp; </w:t>
-      </w:r>
-      <w:proofErr w:type="spellStart"/>
-      <w:r>
-        <w:rPr>
-          <w:rFonts w:ascii="Calibri Light" w:hAnsi="Calibri Light" w:cs="Calibri Light"/>
-          <w:sz w:val="22"/>
-          <w:lang w:eastAsia="ko-KR"/>
-        </w:rPr>
-        <w:t>Ahn</w:t>
-      </w:r>
-      <w:proofErr w:type="spellEnd"/>
-      <w:r>
-        <w:rPr>
-          <w:rFonts w:ascii="Calibri Light" w:hAnsi="Calibri Light" w:cs="Calibri Light"/>
-          <w:sz w:val="22"/>
-          <w:lang w:eastAsia="ko-KR"/>
-        </w:rPr>
-        <w:t>, W.-Y. (</w:t>
+        <w:t>., &amp; Ahn, W.-Y. (</w:t>
       </w:r>
       <w:r>
         <w:rPr>
@@ -1175,7 +1123,7 @@
           <w:sz w:val="22"/>
           <w:lang w:eastAsia="ko-KR"/>
         </w:rPr>
-        <w:t xml:space="preserve">. </w:t>
+        <w:t>.</w:t>
       </w:r>
     </w:p>
     <w:p>
@@ -1214,41 +1162,13 @@
         </w:rPr>
         <w:t xml:space="preserve">Lee, Y., </w:t>
       </w:r>
-      <w:proofErr w:type="spellStart"/>
-      <w:r>
-        <w:rPr>
-          <w:rFonts w:ascii="Calibri Light" w:hAnsi="Calibri Light" w:cs="Calibri Light"/>
-          <w:sz w:val="22"/>
-          <w:lang w:eastAsia="ko-KR"/>
-        </w:rPr>
-        <w:t>Hur</w:t>
-      </w:r>
-      <w:proofErr w:type="spellEnd"/>
-      <w:r>
-        <w:rPr>
-          <w:rFonts w:ascii="Calibri Light" w:hAnsi="Calibri Light" w:cs="Calibri Light"/>
-          <w:sz w:val="22"/>
-          <w:lang w:eastAsia="ko-KR"/>
-        </w:rPr>
-        <w:t xml:space="preserve">, J., Lee, T.-H., &amp; </w:t>
-      </w:r>
-      <w:proofErr w:type="spellStart"/>
-      <w:r>
-        <w:rPr>
-          <w:rFonts w:ascii="Calibri Light" w:hAnsi="Calibri Light" w:cs="Calibri Light"/>
-          <w:sz w:val="22"/>
-          <w:lang w:eastAsia="ko-KR"/>
-        </w:rPr>
-        <w:t>Ahn</w:t>
-      </w:r>
-      <w:proofErr w:type="spellEnd"/>
-      <w:r>
-        <w:rPr>
-          <w:rFonts w:ascii="Calibri Light" w:hAnsi="Calibri Light" w:cs="Calibri Light"/>
-          <w:sz w:val="22"/>
-          <w:lang w:eastAsia="ko-KR"/>
-        </w:rPr>
-        <w:t xml:space="preserve">, W.-Y. (under review) </w:t>
+      <w:r>
+        <w:rPr>
+          <w:rFonts w:ascii="Calibri Light" w:hAnsi="Calibri Light" w:cs="Calibri Light"/>
+          <w:sz w:val="22"/>
+          <w:lang w:eastAsia="ko-KR"/>
+        </w:rPr>
+        <w:t xml:space="preserve">Hur, J., Lee, T.-H., &amp; Ahn, W.-Y. (under review) </w:t>
       </w:r>
       <w:r>
         <w:rPr>
@@ -1322,7 +1242,6 @@
         </w:rPr>
         <w:t xml:space="preserve"> </w:t>
       </w:r>
-      <w:proofErr w:type="spellStart"/>
       <w:r>
         <w:rPr>
           <w:rFonts w:ascii="Calibri Light" w:hAnsi="Calibri Light" w:cs="Calibri Light"/>
@@ -1333,7 +1252,6 @@
         </w:rPr>
         <w:t>BioRxiv</w:t>
       </w:r>
-      <w:proofErr w:type="spellEnd"/>
       <w:r>
         <w:rPr>
           <w:rFonts w:ascii="Calibri Light" w:hAnsi="Calibri Light" w:cs="Calibri Light"/>
@@ -1385,23 +1303,13 @@
         </w:rPr>
         <w:t xml:space="preserve">Kim, H., </w:t>
       </w:r>
-      <w:proofErr w:type="spellStart"/>
-      <w:r>
-        <w:rPr>
-          <w:rFonts w:ascii="Calibri Light" w:hAnsi="Calibri Light" w:cs="Calibri Light"/>
-          <w:sz w:val="22"/>
-          <w:lang w:eastAsia="ko-KR"/>
-        </w:rPr>
-        <w:t>Hur</w:t>
-      </w:r>
-      <w:proofErr w:type="spellEnd"/>
-      <w:r>
-        <w:rPr>
-          <w:rFonts w:ascii="Calibri Light" w:hAnsi="Calibri Light" w:cs="Calibri Light"/>
-          <w:sz w:val="22"/>
-          <w:lang w:eastAsia="ko-KR"/>
-        </w:rPr>
-        <w:t xml:space="preserve">, J. K., </w:t>
+      <w:r>
+        <w:rPr>
+          <w:rFonts w:ascii="Calibri Light" w:hAnsi="Calibri Light" w:cs="Calibri Light"/>
+          <w:sz w:val="22"/>
+          <w:lang w:eastAsia="ko-KR"/>
+        </w:rPr>
+        <w:t xml:space="preserve">Hur, J. K., </w:t>
       </w:r>
       <w:r>
         <w:rPr>
@@ -1419,43 +1327,7 @@
           <w:sz w:val="22"/>
           <w:lang w:eastAsia="ko-KR"/>
         </w:rPr>
-        <w:t xml:space="preserve">, Kim, S., </w:t>
-      </w:r>
-      <w:proofErr w:type="spellStart"/>
-      <w:r>
-        <w:rPr>
-          <w:rFonts w:ascii="Calibri Light" w:hAnsi="Calibri Light" w:cs="Calibri Light"/>
-          <w:sz w:val="22"/>
-          <w:lang w:eastAsia="ko-KR"/>
-        </w:rPr>
-        <w:t>Zoh</w:t>
-      </w:r>
-      <w:proofErr w:type="spellEnd"/>
-      <w:r>
-        <w:rPr>
-          <w:rFonts w:ascii="Calibri Light" w:hAnsi="Calibri Light" w:cs="Calibri Light"/>
-          <w:sz w:val="22"/>
-          <w:lang w:eastAsia="ko-KR"/>
-        </w:rPr>
-        <w:t xml:space="preserve">, Y., &amp; </w:t>
-      </w:r>
-      <w:proofErr w:type="spellStart"/>
-      <w:r>
-        <w:rPr>
-          <w:rFonts w:ascii="Calibri Light" w:hAnsi="Calibri Light" w:cs="Calibri Light"/>
-          <w:sz w:val="22"/>
-          <w:lang w:eastAsia="ko-KR"/>
-        </w:rPr>
-        <w:t>Ahn</w:t>
-      </w:r>
-      <w:proofErr w:type="spellEnd"/>
-      <w:r>
-        <w:rPr>
-          <w:rFonts w:ascii="Calibri Light" w:hAnsi="Calibri Light" w:cs="Calibri Light"/>
-          <w:sz w:val="22"/>
-          <w:lang w:eastAsia="ko-KR"/>
-        </w:rPr>
-        <w:t xml:space="preserve">, W.-Y </w:t>
+        <w:t xml:space="preserve">, Kim, S., Zoh, Y., &amp; Ahn, W.-Y </w:t>
       </w:r>
       <w:r>
         <w:rPr>
@@ -1497,7 +1369,6 @@
         </w:rPr>
         <w:t xml:space="preserve"> </w:t>
       </w:r>
-      <w:proofErr w:type="spellStart"/>
       <w:r>
         <w:rPr>
           <w:rFonts w:ascii="Calibri Light" w:hAnsi="Calibri Light" w:cs="Calibri Light"/>
@@ -1508,7 +1379,6 @@
         </w:rPr>
         <w:t>BioRxiv</w:t>
       </w:r>
-      <w:proofErr w:type="spellEnd"/>
       <w:r>
         <w:rPr>
           <w:rFonts w:ascii="Calibri Light" w:hAnsi="Calibri Light" w:cs="Calibri Light"/>
@@ -1606,41 +1476,13 @@
         </w:rPr>
         <w:t xml:space="preserve">Lee, Y., </w:t>
       </w:r>
-      <w:proofErr w:type="spellStart"/>
-      <w:r>
-        <w:rPr>
-          <w:rFonts w:ascii="Calibri Light" w:hAnsi="Calibri Light" w:cs="Calibri Light"/>
-          <w:sz w:val="22"/>
-          <w:lang w:eastAsia="ko-KR"/>
-        </w:rPr>
-        <w:t>Hur</w:t>
-      </w:r>
-      <w:proofErr w:type="spellEnd"/>
-      <w:r>
-        <w:rPr>
-          <w:rFonts w:ascii="Calibri Light" w:hAnsi="Calibri Light" w:cs="Calibri Light"/>
-          <w:sz w:val="22"/>
-          <w:lang w:eastAsia="ko-KR"/>
-        </w:rPr>
-        <w:t xml:space="preserve">, J., Lee, T., &amp; </w:t>
-      </w:r>
-      <w:proofErr w:type="spellStart"/>
-      <w:r>
-        <w:rPr>
-          <w:rFonts w:ascii="Calibri Light" w:hAnsi="Calibri Light" w:cs="Calibri Light"/>
-          <w:sz w:val="22"/>
-          <w:lang w:eastAsia="ko-KR"/>
-        </w:rPr>
-        <w:t>Ahn</w:t>
-      </w:r>
-      <w:proofErr w:type="spellEnd"/>
-      <w:r>
-        <w:rPr>
-          <w:rFonts w:ascii="Calibri Light" w:hAnsi="Calibri Light" w:cs="Calibri Light"/>
-          <w:sz w:val="22"/>
-          <w:lang w:eastAsia="ko-KR"/>
-        </w:rPr>
-        <w:t>, W. (</w:t>
+      <w:r>
+        <w:rPr>
+          <w:rFonts w:ascii="Calibri Light" w:hAnsi="Calibri Light" w:cs="Calibri Light"/>
+          <w:sz w:val="22"/>
+          <w:lang w:eastAsia="ko-KR"/>
+        </w:rPr>
+        <w:t>Hur, J., Lee, T., &amp; Ahn, W. (</w:t>
       </w:r>
       <w:r>
         <w:rPr>
@@ -1803,23 +1645,13 @@
         </w:rPr>
         <w:t xml:space="preserve">&amp; </w:t>
       </w:r>
-      <w:proofErr w:type="spellStart"/>
-      <w:r>
-        <w:rPr>
-          <w:rFonts w:ascii="Calibri Light" w:hAnsi="Calibri Light" w:cs="Calibri Light"/>
-          <w:sz w:val="22"/>
-          <w:lang w:eastAsia="ko-KR"/>
-        </w:rPr>
-        <w:t>Ahn</w:t>
-      </w:r>
-      <w:proofErr w:type="spellEnd"/>
-      <w:r>
-        <w:rPr>
-          <w:rFonts w:ascii="Calibri Light" w:hAnsi="Calibri Light" w:cs="Calibri Light"/>
-          <w:sz w:val="22"/>
-          <w:lang w:eastAsia="ko-KR"/>
-        </w:rPr>
-        <w:t>, W. (202</w:t>
+      <w:r>
+        <w:rPr>
+          <w:rFonts w:ascii="Calibri Light" w:hAnsi="Calibri Light" w:cs="Calibri Light"/>
+          <w:sz w:val="22"/>
+          <w:lang w:eastAsia="ko-KR"/>
+        </w:rPr>
+        <w:t>Ahn, W. (202</w:t>
       </w:r>
       <w:r>
         <w:rPr>
@@ -1961,25 +1793,7 @@
           <w:sz w:val="22"/>
           <w:lang w:eastAsia="ko-KR"/>
         </w:rPr>
-        <w:t xml:space="preserve">, </w:t>
-      </w:r>
-      <w:proofErr w:type="spellStart"/>
-      <w:r>
-        <w:rPr>
-          <w:rFonts w:ascii="Calibri Light" w:hAnsi="Calibri Light" w:cs="Calibri Light"/>
-          <w:sz w:val="22"/>
-          <w:lang w:eastAsia="ko-KR"/>
-        </w:rPr>
-        <w:t>Ahn</w:t>
-      </w:r>
-      <w:proofErr w:type="spellEnd"/>
-      <w:r>
-        <w:rPr>
-          <w:rFonts w:ascii="Calibri Light" w:hAnsi="Calibri Light" w:cs="Calibri Light"/>
-          <w:sz w:val="22"/>
-          <w:lang w:eastAsia="ko-KR"/>
-        </w:rPr>
-        <w:t xml:space="preserve">, W., &amp; Jung, Y. (2020) Neural Correlates of Goal-Directed Control in Interest Gaming Disorder and Alcohol Use Disorder, </w:t>
+        <w:t xml:space="preserve">, Ahn, W., &amp; Jung, Y. (2020) Neural Correlates of Goal-Directed Control in Interest Gaming Disorder and Alcohol Use Disorder, </w:t>
       </w:r>
       <w:r>
         <w:rPr>
@@ -2061,43 +1875,7 @@
           <w:sz w:val="22"/>
           <w:lang w:eastAsia="ko-KR"/>
         </w:rPr>
-        <w:t xml:space="preserve">, Kim, H., Yang, J., </w:t>
-      </w:r>
-      <w:proofErr w:type="spellStart"/>
-      <w:r>
-        <w:rPr>
-          <w:rFonts w:ascii="Calibri Light" w:hAnsi="Calibri Light" w:cs="Calibri Light"/>
-          <w:sz w:val="22"/>
-          <w:lang w:eastAsia="ko-KR"/>
-        </w:rPr>
-        <w:t>Hur</w:t>
-      </w:r>
-      <w:proofErr w:type="spellEnd"/>
-      <w:r>
-        <w:rPr>
-          <w:rFonts w:ascii="Calibri Light" w:hAnsi="Calibri Light" w:cs="Calibri Light"/>
-          <w:sz w:val="22"/>
-          <w:lang w:eastAsia="ko-KR"/>
-        </w:rPr>
-        <w:t xml:space="preserve">, J., Lee, T., &amp; </w:t>
-      </w:r>
-      <w:proofErr w:type="spellStart"/>
-      <w:r>
-        <w:rPr>
-          <w:rFonts w:ascii="Calibri Light" w:hAnsi="Calibri Light" w:cs="Calibri Light"/>
-          <w:sz w:val="22"/>
-          <w:lang w:eastAsia="ko-KR"/>
-        </w:rPr>
-        <w:t>Ahn</w:t>
-      </w:r>
-      <w:proofErr w:type="spellEnd"/>
-      <w:r>
-        <w:rPr>
-          <w:rFonts w:ascii="Calibri Light" w:hAnsi="Calibri Light" w:cs="Calibri Light"/>
-          <w:sz w:val="22"/>
-          <w:lang w:eastAsia="ko-KR"/>
-        </w:rPr>
-        <w:t xml:space="preserve">, W. (2019) Identifying behavioral and neural predictors of caffeinated soda intake in childhood using a large database from the ABCD study, </w:t>
+        <w:t xml:space="preserve">, Kim, H., Yang, J., Hur, J., Lee, T., &amp; Ahn, W. (2019) Identifying behavioral and neural predictors of caffeinated soda intake in childhood using a large database from the ABCD study, </w:t>
       </w:r>
       <w:r>
         <w:rPr>
@@ -2183,25 +1961,7 @@
           <w:sz w:val="22"/>
           <w:lang w:eastAsia="ko-KR"/>
         </w:rPr>
-        <w:t xml:space="preserve">., &amp; </w:t>
-      </w:r>
-      <w:proofErr w:type="spellStart"/>
-      <w:r>
-        <w:rPr>
-          <w:rFonts w:ascii="Calibri Light" w:hAnsi="Calibri Light" w:cs="Calibri Light"/>
-          <w:sz w:val="22"/>
-          <w:lang w:eastAsia="ko-KR"/>
-        </w:rPr>
-        <w:t>Ahn</w:t>
-      </w:r>
-      <w:proofErr w:type="spellEnd"/>
-      <w:r>
-        <w:rPr>
-          <w:rFonts w:ascii="Calibri Light" w:hAnsi="Calibri Light" w:cs="Calibri Light"/>
-          <w:sz w:val="22"/>
-          <w:lang w:eastAsia="ko-KR"/>
-        </w:rPr>
-        <w:t xml:space="preserve">, W. (2019) Effects of early life stress and social resources on neurocognitive functions: A large-scale replication study, </w:t>
+        <w:t xml:space="preserve">., &amp; Ahn, W. (2019) Effects of early life stress and social resources on neurocognitive functions: A large-scale replication study, </w:t>
       </w:r>
       <w:r>
         <w:rPr>
@@ -2371,18 +2131,7 @@
           <w:sz w:val="20"/>
           <w:szCs w:val="20"/>
         </w:rPr>
-        <w:t xml:space="preserve">Data collection and statistical analysis for functional </w:t>
-      </w:r>
-      <w:proofErr w:type="gramStart"/>
-      <w:r>
-        <w:rPr>
-          <w:rFonts w:ascii="Calibri Light" w:hAnsi="Calibri Light" w:cs="Calibri Light"/>
-          <w:i/>
-          <w:iCs/>
-          <w:sz w:val="20"/>
-          <w:szCs w:val="20"/>
-        </w:rPr>
-        <w:t xml:space="preserve">MRI  </w:t>
+        <w:t xml:space="preserve">Data collection and statistical analysis for functional MRI  </w:t>
       </w:r>
       <w:r>
         <w:rPr>
@@ -2394,7 +2143,6 @@
         </w:rPr>
         <w:tab/>
       </w:r>
-      <w:proofErr w:type="gramEnd"/>
       <w:r>
         <w:rPr>
           <w:rFonts w:ascii="Calibri Light" w:hAnsi="Calibri Light" w:cs="Calibri Light"/>
@@ -2599,29 +2347,7 @@
           <w:sz w:val="20"/>
           <w:szCs w:val="20"/>
         </w:rPr>
-        <w:t xml:space="preserve">Reinforcement Learning using the </w:t>
-      </w:r>
-      <w:proofErr w:type="spellStart"/>
-      <w:r>
-        <w:rPr>
-          <w:rFonts w:ascii="Calibri Light" w:hAnsi="Calibri Light" w:cs="Calibri Light"/>
-          <w:i/>
-          <w:iCs/>
-          <w:sz w:val="20"/>
-          <w:szCs w:val="20"/>
-        </w:rPr>
-        <w:t>hBayesDM</w:t>
-      </w:r>
-      <w:proofErr w:type="spellEnd"/>
-      <w:r>
-        <w:rPr>
-          <w:rFonts w:ascii="Calibri Light" w:hAnsi="Calibri Light" w:cs="Calibri Light"/>
-          <w:i/>
-          <w:iCs/>
-          <w:sz w:val="20"/>
-          <w:szCs w:val="20"/>
-        </w:rPr>
-        <w:t xml:space="preserve"> Package</w:t>
+        <w:t>Reinforcement Learning using the hBayesDM Package</w:t>
       </w:r>
       <w:r>
         <w:rPr>
@@ -3676,20 +3402,8 @@
           <w:sz w:val="20"/>
           <w:szCs w:val="20"/>
         </w:rPr>
-        <w:t xml:space="preserve">PI: Professor Woo-Young </w:t>
-      </w:r>
-      <w:proofErr w:type="spellStart"/>
-      <w:r>
-        <w:rPr>
-          <w:rFonts w:ascii="Calibri Light" w:hAnsi="Calibri Light" w:cs="Calibri Light"/>
-          <w:i/>
-          <w:iCs/>
-          <w:sz w:val="20"/>
-          <w:szCs w:val="20"/>
-        </w:rPr>
-        <w:t>Ahn</w:t>
-      </w:r>
-      <w:proofErr w:type="spellEnd"/>
+        <w:t>PI: Professor Woo-Young Ahn</w:t>
+      </w:r>
     </w:p>
     <w:p>
       <w:pPr>
@@ -3872,29 +3586,7 @@
           <w:sz w:val="20"/>
           <w:szCs w:val="20"/>
         </w:rPr>
-        <w:t xml:space="preserve">PI: Professor </w:t>
-      </w:r>
-      <w:proofErr w:type="spellStart"/>
-      <w:r>
-        <w:rPr>
-          <w:rFonts w:ascii="Calibri Light" w:hAnsi="Calibri Light" w:cs="Calibri Light"/>
-          <w:i/>
-          <w:iCs/>
-          <w:sz w:val="20"/>
-          <w:szCs w:val="20"/>
-        </w:rPr>
-        <w:t>Jeanyoung</w:t>
-      </w:r>
-      <w:proofErr w:type="spellEnd"/>
-      <w:r>
-        <w:rPr>
-          <w:rFonts w:ascii="Calibri Light" w:hAnsi="Calibri Light" w:cs="Calibri Light"/>
-          <w:i/>
-          <w:iCs/>
-          <w:sz w:val="20"/>
-          <w:szCs w:val="20"/>
-        </w:rPr>
-        <w:t xml:space="preserve"> Chey</w:t>
+        <w:t>PI: Professor Jeanyoung Chey</w:t>
       </w:r>
     </w:p>
     <w:p>
@@ -4073,29 +3765,7 @@
           <w:sz w:val="20"/>
           <w:szCs w:val="20"/>
         </w:rPr>
-        <w:t xml:space="preserve">PI: Research Professor </w:t>
-      </w:r>
-      <w:proofErr w:type="spellStart"/>
-      <w:r>
-        <w:rPr>
-          <w:rFonts w:ascii="Calibri Light" w:hAnsi="Calibri Light" w:cs="Calibri Light"/>
-          <w:i/>
-          <w:iCs/>
-          <w:sz w:val="20"/>
-          <w:szCs w:val="20"/>
-        </w:rPr>
-        <w:t>Sungshin</w:t>
-      </w:r>
-      <w:proofErr w:type="spellEnd"/>
-      <w:r>
-        <w:rPr>
-          <w:rFonts w:ascii="Calibri Light" w:hAnsi="Calibri Light" w:cs="Calibri Light"/>
-          <w:i/>
-          <w:iCs/>
-          <w:sz w:val="20"/>
-          <w:szCs w:val="20"/>
-        </w:rPr>
-        <w:t xml:space="preserve"> Kim</w:t>
+        <w:t>PI: Research Professor Sungshin Kim</w:t>
       </w:r>
     </w:p>
     <w:p>
@@ -5164,7 +4834,6 @@
         </w:rPr>
         <w:t xml:space="preserve">Stan, </w:t>
       </w:r>
-      <w:proofErr w:type="spellStart"/>
       <w:r>
         <w:rPr>
           <w:rFonts w:ascii="Calibri Light" w:hAnsi="Calibri Light" w:cs="Calibri Light"/>
@@ -5181,7 +4850,6 @@
         </w:rPr>
         <w:t>atlab</w:t>
       </w:r>
-      <w:proofErr w:type="spellEnd"/>
     </w:p>
     <w:p>
       <w:pPr>
@@ -5274,7 +4942,6 @@
         </w:rPr>
         <w:t xml:space="preserve"> SPM, </w:t>
       </w:r>
-      <w:proofErr w:type="spellStart"/>
       <w:r>
         <w:rPr>
           <w:rFonts w:ascii="Calibri Light" w:hAnsi="Calibri Light" w:cs="Calibri Light"/>
@@ -5289,16 +4956,7 @@
           <w:sz w:val="22"/>
           <w:szCs w:val="22"/>
         </w:rPr>
-        <w:t>ilearn</w:t>
-      </w:r>
-      <w:proofErr w:type="spellEnd"/>
-      <w:r>
-        <w:rPr>
-          <w:rFonts w:ascii="Calibri Light" w:hAnsi="Calibri Light" w:cs="Calibri Light"/>
-          <w:sz w:val="22"/>
-          <w:szCs w:val="22"/>
-        </w:rPr>
-        <w:t xml:space="preserve"> </w:t>
+        <w:t xml:space="preserve">ilearn </w:t>
       </w:r>
     </w:p>
     <w:p>
@@ -5408,20 +5066,8 @@
           <w:sz w:val="22"/>
           <w:szCs w:val="22"/>
         </w:rPr>
-        <w:t xml:space="preserve">Professor Woo-Young </w:t>
-      </w:r>
-      <w:proofErr w:type="spellStart"/>
-      <w:r>
-        <w:rPr>
-          <w:rFonts w:ascii="Calibri Light" w:hAnsi="Calibri Light" w:cs="Calibri Light"/>
-          <w:b/>
-          <w:bCs/>
-          <w:sz w:val="22"/>
-          <w:szCs w:val="22"/>
-        </w:rPr>
-        <w:t>Ahn</w:t>
-      </w:r>
-      <w:proofErr w:type="spellEnd"/>
+        <w:t>Professor Woo-Young Ahn</w:t>
+      </w:r>
     </w:p>
     <w:p>
       <w:pPr>

--- a/assets/CV_minakwon.docx
+++ b/assets/CV_minakwon.docx
@@ -1,6 +1,6 @@
 
 <file path=word/document.xml><?xml version="1.0" encoding="utf-8"?>
-<w:document xmlns:wpc="http://schemas.microsoft.com/office/word/2010/wordprocessingCanvas" xmlns:cx="http://schemas.microsoft.com/office/drawing/2014/chartex" xmlns:cx1="http://schemas.microsoft.com/office/drawing/2015/9/8/chartex" xmlns:cx2="http://schemas.microsoft.com/office/drawing/2015/10/21/chartex" xmlns:cx3="http://schemas.microsoft.com/office/drawing/2016/5/9/chartex" xmlns:cx4="http://schemas.microsoft.com/office/drawing/2016/5/10/chartex" xmlns:cx5="http://schemas.microsoft.com/office/drawing/2016/5/11/chartex" xmlns:cx6="http://schemas.microsoft.com/office/drawing/2016/5/12/chartex" xmlns:cx7="http://schemas.microsoft.com/office/drawing/2016/5/13/chartex" xmlns:cx8="http://schemas.microsoft.com/office/drawing/2016/5/14/chartex" xmlns:mc="http://schemas.openxmlformats.org/markup-compatibility/2006" xmlns:aink="http://schemas.microsoft.com/office/drawing/2016/ink" xmlns:am3d="http://schemas.microsoft.com/office/drawing/2017/model3d" xmlns:o="urn:schemas-microsoft-com:office:office" xmlns:oel="http://schemas.microsoft.com/office/2019/extlst" xmlns:r="http://schemas.openxmlformats.org/officeDocument/2006/relationships" xmlns:m="http://schemas.openxmlformats.org/officeDocument/2006/math" xmlns:v="urn:schemas-microsoft-com:vml" xmlns:wp14="http://schemas.microsoft.com/office/word/2010/wordprocessingDrawing" xmlns:wp="http://schemas.openxmlformats.org/drawingml/2006/wordprocessingDrawing" xmlns:w10="urn:schemas-microsoft-com:office:word" xmlns:w="http://schemas.openxmlformats.org/wordprocessingml/2006/main" xmlns:w14="http://schemas.microsoft.com/office/word/2010/wordml" xmlns:w15="http://schemas.microsoft.com/office/word/2012/wordml" xmlns:w16cex="http://schemas.microsoft.com/office/word/2018/wordml/cex" xmlns:w16cid="http://schemas.microsoft.com/office/word/2016/wordml/cid" xmlns:w16="http://schemas.microsoft.com/office/word/2018/wordml" xmlns:w16du="http://schemas.microsoft.com/office/word/2023/wordml/word16du" xmlns:w16sdtdh="http://schemas.microsoft.com/office/word/2020/wordml/sdtdatahash" xmlns:w16se="http://schemas.microsoft.com/office/word/2015/wordml/symex" xmlns:wpg="http://schemas.microsoft.com/office/word/2010/wordprocessingGroup" xmlns:wpi="http://schemas.microsoft.com/office/word/2010/wordprocessingInk" xmlns:wne="http://schemas.microsoft.com/office/word/2006/wordml" xmlns:wps="http://schemas.microsoft.com/office/word/2010/wordprocessingShape" mc:Ignorable="w14 w15 w16se w16cid w16 w16cex w16sdtdh wp14">
+<w:document xmlns:wpc="http://schemas.microsoft.com/office/word/2010/wordprocessingCanvas" xmlns:cx="http://schemas.microsoft.com/office/drawing/2014/chartex" xmlns:cx1="http://schemas.microsoft.com/office/drawing/2015/9/8/chartex" xmlns:cx2="http://schemas.microsoft.com/office/drawing/2015/10/21/chartex" xmlns:cx3="http://schemas.microsoft.com/office/drawing/2016/5/9/chartex" xmlns:cx4="http://schemas.microsoft.com/office/drawing/2016/5/10/chartex" xmlns:cx5="http://schemas.microsoft.com/office/drawing/2016/5/11/chartex" xmlns:cx6="http://schemas.microsoft.com/office/drawing/2016/5/12/chartex" xmlns:cx7="http://schemas.microsoft.com/office/drawing/2016/5/13/chartex" xmlns:cx8="http://schemas.microsoft.com/office/drawing/2016/5/14/chartex" xmlns:mc="http://schemas.openxmlformats.org/markup-compatibility/2006" xmlns:aink="http://schemas.microsoft.com/office/drawing/2016/ink" xmlns:am3d="http://schemas.microsoft.com/office/drawing/2017/model3d" xmlns:o="urn:schemas-microsoft-com:office:office" xmlns:oel="http://schemas.microsoft.com/office/2019/extlst" xmlns:r="http://schemas.openxmlformats.org/officeDocument/2006/relationships" xmlns:m="http://schemas.openxmlformats.org/officeDocument/2006/math" xmlns:v="urn:schemas-microsoft-com:vml" xmlns:wp14="http://schemas.microsoft.com/office/word/2010/wordprocessingDrawing" xmlns:wp="http://schemas.openxmlformats.org/drawingml/2006/wordprocessingDrawing" xmlns:w10="urn:schemas-microsoft-com:office:word" xmlns:w="http://schemas.openxmlformats.org/wordprocessingml/2006/main" xmlns:w14="http://schemas.microsoft.com/office/word/2010/wordml" xmlns:w15="http://schemas.microsoft.com/office/word/2012/wordml" xmlns:w16cex="http://schemas.microsoft.com/office/word/2018/wordml/cex" xmlns:w16cid="http://schemas.microsoft.com/office/word/2016/wordml/cid" xmlns:w16="http://schemas.microsoft.com/office/word/2018/wordml" xmlns:w16sdtdh="http://schemas.microsoft.com/office/word/2020/wordml/sdtdatahash" xmlns:w16se="http://schemas.microsoft.com/office/word/2015/wordml/symex" xmlns:wpg="http://schemas.microsoft.com/office/word/2010/wordprocessingGroup" xmlns:wpi="http://schemas.microsoft.com/office/word/2010/wordprocessingInk" xmlns:wne="http://schemas.microsoft.com/office/word/2006/wordml" xmlns:wps="http://schemas.microsoft.com/office/word/2010/wordprocessingShape" mc:Ignorable="w14 w15 w16se w16cid w16 w16cex w16sdtdh wp14">
   <w:body>
     <w:p>
       <w:pPr>
@@ -412,8 +412,20 @@
           <w:sz w:val="20"/>
           <w:szCs w:val="20"/>
         </w:rPr>
-        <w:t>- Advisor: Professor Woo-Young Ahn</w:t>
-      </w:r>
+        <w:t xml:space="preserve">- Advisor: Professor Woo-Young </w:t>
+      </w:r>
+      <w:proofErr w:type="spellStart"/>
+      <w:r>
+        <w:rPr>
+          <w:rFonts w:ascii="Calibri Light" w:hAnsi="Calibri Light" w:cs="Calibri Light"/>
+          <w:i/>
+          <w:iCs/>
+          <w:sz w:val="20"/>
+          <w:szCs w:val="20"/>
+        </w:rPr>
+        <w:t>Ahn</w:t>
+      </w:r>
+      <w:proofErr w:type="spellEnd"/>
     </w:p>
     <w:p>
       <w:pPr>
@@ -579,8 +591,20 @@
           <w:sz w:val="20"/>
           <w:szCs w:val="20"/>
         </w:rPr>
-        <w:t>- Advisor: Professor Woo-Young Ahn</w:t>
-      </w:r>
+        <w:t xml:space="preserve">- Advisor: Professor Woo-Young </w:t>
+      </w:r>
+      <w:proofErr w:type="spellStart"/>
+      <w:r>
+        <w:rPr>
+          <w:rFonts w:ascii="Calibri Light" w:hAnsi="Calibri Light" w:cs="Calibri Light"/>
+          <w:i/>
+          <w:iCs/>
+          <w:sz w:val="20"/>
+          <w:szCs w:val="20"/>
+        </w:rPr>
+        <w:t>Ahn</w:t>
+      </w:r>
+      <w:proofErr w:type="spellEnd"/>
     </w:p>
     <w:p>
       <w:pPr>
@@ -830,13 +854,23 @@
         </w:rPr>
         <w:tab/>
       </w:r>
-      <w:r>
-        <w:rPr>
-          <w:rFonts w:ascii="Calibri Light" w:hAnsi="Calibri Light" w:cs="Calibri Light"/>
-          <w:sz w:val="20"/>
-          <w:szCs w:val="20"/>
-        </w:rPr>
-        <w:t>StonyBrook, NY</w:t>
+      <w:proofErr w:type="spellStart"/>
+      <w:r>
+        <w:rPr>
+          <w:rFonts w:ascii="Calibri Light" w:hAnsi="Calibri Light" w:cs="Calibri Light"/>
+          <w:sz w:val="20"/>
+          <w:szCs w:val="20"/>
+        </w:rPr>
+        <w:t>StonyBrook</w:t>
+      </w:r>
+      <w:proofErr w:type="spellEnd"/>
+      <w:r>
+        <w:rPr>
+          <w:rFonts w:ascii="Calibri Light" w:hAnsi="Calibri Light" w:cs="Calibri Light"/>
+          <w:sz w:val="20"/>
+          <w:szCs w:val="20"/>
+        </w:rPr>
+        <w:t>, NY</w:t>
       </w:r>
     </w:p>
     <w:p>
@@ -1029,7 +1063,25 @@
           <w:sz w:val="22"/>
           <w:lang w:eastAsia="ko-KR"/>
         </w:rPr>
-        <w:t>., &amp; Ahn, W.-Y. (</w:t>
+        <w:t xml:space="preserve">., &amp; </w:t>
+      </w:r>
+      <w:proofErr w:type="spellStart"/>
+      <w:r>
+        <w:rPr>
+          <w:rFonts w:ascii="Calibri Light" w:hAnsi="Calibri Light" w:cs="Calibri Light"/>
+          <w:sz w:val="22"/>
+          <w:lang w:eastAsia="ko-KR"/>
+        </w:rPr>
+        <w:t>Ahn</w:t>
+      </w:r>
+      <w:proofErr w:type="spellEnd"/>
+      <w:r>
+        <w:rPr>
+          <w:rFonts w:ascii="Calibri Light" w:hAnsi="Calibri Light" w:cs="Calibri Light"/>
+          <w:sz w:val="22"/>
+          <w:lang w:eastAsia="ko-KR"/>
+        </w:rPr>
+        <w:t>, W.-Y. (</w:t>
       </w:r>
       <w:r>
         <w:rPr>
@@ -1162,13 +1214,41 @@
         </w:rPr>
         <w:t xml:space="preserve">Lee, Y., </w:t>
       </w:r>
-      <w:r>
-        <w:rPr>
-          <w:rFonts w:ascii="Calibri Light" w:hAnsi="Calibri Light" w:cs="Calibri Light"/>
-          <w:sz w:val="22"/>
-          <w:lang w:eastAsia="ko-KR"/>
-        </w:rPr>
-        <w:t xml:space="preserve">Hur, J., Lee, T.-H., &amp; Ahn, W.-Y. (under review) </w:t>
+      <w:proofErr w:type="spellStart"/>
+      <w:r>
+        <w:rPr>
+          <w:rFonts w:ascii="Calibri Light" w:hAnsi="Calibri Light" w:cs="Calibri Light"/>
+          <w:sz w:val="22"/>
+          <w:lang w:eastAsia="ko-KR"/>
+        </w:rPr>
+        <w:t>Hur</w:t>
+      </w:r>
+      <w:proofErr w:type="spellEnd"/>
+      <w:r>
+        <w:rPr>
+          <w:rFonts w:ascii="Calibri Light" w:hAnsi="Calibri Light" w:cs="Calibri Light"/>
+          <w:sz w:val="22"/>
+          <w:lang w:eastAsia="ko-KR"/>
+        </w:rPr>
+        <w:t xml:space="preserve">, J., Lee, T.-H., &amp; </w:t>
+      </w:r>
+      <w:proofErr w:type="spellStart"/>
+      <w:r>
+        <w:rPr>
+          <w:rFonts w:ascii="Calibri Light" w:hAnsi="Calibri Light" w:cs="Calibri Light"/>
+          <w:sz w:val="22"/>
+          <w:lang w:eastAsia="ko-KR"/>
+        </w:rPr>
+        <w:t>Ahn</w:t>
+      </w:r>
+      <w:proofErr w:type="spellEnd"/>
+      <w:r>
+        <w:rPr>
+          <w:rFonts w:ascii="Calibri Light" w:hAnsi="Calibri Light" w:cs="Calibri Light"/>
+          <w:sz w:val="22"/>
+          <w:lang w:eastAsia="ko-KR"/>
+        </w:rPr>
+        <w:t xml:space="preserve">, W.-Y. (under review) </w:t>
       </w:r>
       <w:r>
         <w:rPr>
@@ -1242,6 +1322,7 @@
         </w:rPr>
         <w:t xml:space="preserve"> </w:t>
       </w:r>
+      <w:proofErr w:type="spellStart"/>
       <w:r>
         <w:rPr>
           <w:rFonts w:ascii="Calibri Light" w:hAnsi="Calibri Light" w:cs="Calibri Light"/>
@@ -1252,6 +1333,7 @@
         </w:rPr>
         <w:t>BioRxiv</w:t>
       </w:r>
+      <w:proofErr w:type="spellEnd"/>
       <w:r>
         <w:rPr>
           <w:rFonts w:ascii="Calibri Light" w:hAnsi="Calibri Light" w:cs="Calibri Light"/>
@@ -1303,13 +1385,23 @@
         </w:rPr>
         <w:t xml:space="preserve">Kim, H., </w:t>
       </w:r>
-      <w:r>
-        <w:rPr>
-          <w:rFonts w:ascii="Calibri Light" w:hAnsi="Calibri Light" w:cs="Calibri Light"/>
-          <w:sz w:val="22"/>
-          <w:lang w:eastAsia="ko-KR"/>
-        </w:rPr>
-        <w:t xml:space="preserve">Hur, J. K., </w:t>
+      <w:proofErr w:type="spellStart"/>
+      <w:r>
+        <w:rPr>
+          <w:rFonts w:ascii="Calibri Light" w:hAnsi="Calibri Light" w:cs="Calibri Light"/>
+          <w:sz w:val="22"/>
+          <w:lang w:eastAsia="ko-KR"/>
+        </w:rPr>
+        <w:t>Hur</w:t>
+      </w:r>
+      <w:proofErr w:type="spellEnd"/>
+      <w:r>
+        <w:rPr>
+          <w:rFonts w:ascii="Calibri Light" w:hAnsi="Calibri Light" w:cs="Calibri Light"/>
+          <w:sz w:val="22"/>
+          <w:lang w:eastAsia="ko-KR"/>
+        </w:rPr>
+        <w:t xml:space="preserve">, J. K., </w:t>
       </w:r>
       <w:r>
         <w:rPr>
@@ -1327,15 +1419,59 @@
           <w:sz w:val="22"/>
           <w:lang w:eastAsia="ko-KR"/>
         </w:rPr>
-        <w:t xml:space="preserve">, Kim, S., Zoh, Y., &amp; Ahn, W.-Y </w:t>
-      </w:r>
-      <w:r>
-        <w:rPr>
-          <w:rFonts w:ascii="Calibri Light" w:hAnsi="Calibri Light" w:cs="Calibri Light"/>
-          <w:sz w:val="22"/>
-          <w:lang w:eastAsia="ko-KR"/>
-        </w:rPr>
-        <w:t xml:space="preserve">(under review) </w:t>
+        <w:t xml:space="preserve">, Kim, S., </w:t>
+      </w:r>
+      <w:proofErr w:type="spellStart"/>
+      <w:r>
+        <w:rPr>
+          <w:rFonts w:ascii="Calibri Light" w:hAnsi="Calibri Light" w:cs="Calibri Light"/>
+          <w:sz w:val="22"/>
+          <w:lang w:eastAsia="ko-KR"/>
+        </w:rPr>
+        <w:t>Zoh</w:t>
+      </w:r>
+      <w:proofErr w:type="spellEnd"/>
+      <w:r>
+        <w:rPr>
+          <w:rFonts w:ascii="Calibri Light" w:hAnsi="Calibri Light" w:cs="Calibri Light"/>
+          <w:sz w:val="22"/>
+          <w:lang w:eastAsia="ko-KR"/>
+        </w:rPr>
+        <w:t xml:space="preserve">, Y., &amp; </w:t>
+      </w:r>
+      <w:proofErr w:type="spellStart"/>
+      <w:r>
+        <w:rPr>
+          <w:rFonts w:ascii="Calibri Light" w:hAnsi="Calibri Light" w:cs="Calibri Light"/>
+          <w:sz w:val="22"/>
+          <w:lang w:eastAsia="ko-KR"/>
+        </w:rPr>
+        <w:t>Ahn</w:t>
+      </w:r>
+      <w:proofErr w:type="spellEnd"/>
+      <w:r>
+        <w:rPr>
+          <w:rFonts w:ascii="Calibri Light" w:hAnsi="Calibri Light" w:cs="Calibri Light"/>
+          <w:sz w:val="22"/>
+          <w:lang w:eastAsia="ko-KR"/>
+        </w:rPr>
+        <w:t xml:space="preserve">, W.-Y </w:t>
+      </w:r>
+      <w:r>
+        <w:rPr>
+          <w:rFonts w:ascii="Calibri Light" w:hAnsi="Calibri Light" w:cs="Calibri Light"/>
+          <w:sz w:val="22"/>
+          <w:lang w:eastAsia="ko-KR"/>
+        </w:rPr>
+        <w:t>(</w:t>
+      </w:r>
+      <w:r>
+        <w:rPr>
+          <w:rFonts w:ascii="Calibri Light" w:hAnsi="Calibri Light" w:cs="Calibri Light"/>
+          <w:sz w:val="22"/>
+          <w:lang w:eastAsia="ko-KR"/>
+        </w:rPr>
+        <w:t xml:space="preserve">2023) </w:t>
       </w:r>
       <w:r>
         <w:rPr>
@@ -1377,7 +1513,7 @@
           <w:sz w:val="22"/>
           <w:lang w:eastAsia="ko-KR"/>
         </w:rPr>
-        <w:t>BioRxiv</w:t>
+        <w:t>PLOS ONE</w:t>
       </w:r>
       <w:r>
         <w:rPr>
@@ -1393,15 +1529,23 @@
           <w:sz w:val="22"/>
           <w:lang w:eastAsia="ko-KR"/>
         </w:rPr>
-        <w:t>https://doi.org/10.1101/2022.06.29.498209</w:t>
-      </w:r>
-      <w:r>
-        <w:rPr>
-          <w:rFonts w:ascii="Calibri Light" w:hAnsi="Calibri Light" w:cs="Calibri Light"/>
-          <w:sz w:val="22"/>
-          <w:lang w:eastAsia="ko-KR"/>
-        </w:rPr>
-        <w:t xml:space="preserve">. </w:t>
+        <w:t>https://doi.org/10.1371/journal.pone.0286632</w:t>
+      </w:r>
+      <w:r>
+        <w:rPr>
+          <w:rFonts w:ascii="Calibri Light" w:hAnsi="Calibri Light" w:cs="Calibri Light"/>
+          <w:sz w:val="22"/>
+          <w:lang w:eastAsia="ko-KR"/>
+        </w:rPr>
+        <w:t>.</w:t>
+      </w:r>
+      <w:r>
+        <w:rPr>
+          <w:rFonts w:ascii="Calibri Light" w:hAnsi="Calibri Light" w:cs="Calibri Light"/>
+          <w:sz w:val="22"/>
+          <w:lang w:eastAsia="ko-KR"/>
+        </w:rPr>
+        <w:t xml:space="preserve"> </w:t>
       </w:r>
     </w:p>
     <w:p>
@@ -1422,7 +1566,16 @@
           <w:lang w:eastAsia="ko-KR"/>
         </w:rPr>
         <w:lastRenderedPageBreak/>
-        <w:t xml:space="preserve">Poster Presentation </w:t>
+        <w:t xml:space="preserve">Oral </w:t>
+      </w:r>
+      <w:r>
+        <w:rPr>
+          <w:rFonts w:ascii="Lato Black" w:hAnsi="Lato Black" w:cstheme="minorHAnsi"/>
+          <w:sz w:val="26"/>
+          <w:szCs w:val="26"/>
+          <w:lang w:eastAsia="ko-KR"/>
+        </w:rPr>
+        <w:t xml:space="preserve">Presentation </w:t>
       </w:r>
     </w:p>
     <w:p>
@@ -1463,34 +1616,138 @@
       <w:r>
         <w:rPr>
           <w:rFonts w:ascii="Calibri Light" w:hAnsi="Calibri Light" w:cs="Calibri Light"/>
-          <w:sz w:val="22"/>
-          <w:lang w:eastAsia="ko-KR"/>
-        </w:rPr>
-        <w:t xml:space="preserve">, Kim, H., Yang, J., </w:t>
-      </w:r>
-      <w:r>
-        <w:rPr>
-          <w:rFonts w:ascii="Calibri Light" w:hAnsi="Calibri Light" w:cs="Calibri Light"/>
-          <w:sz w:val="22"/>
-          <w:lang w:eastAsia="ko-KR"/>
-        </w:rPr>
-        <w:t xml:space="preserve">Lee, Y., </w:t>
-      </w:r>
-      <w:r>
-        <w:rPr>
-          <w:rFonts w:ascii="Calibri Light" w:hAnsi="Calibri Light" w:cs="Calibri Light"/>
-          <w:sz w:val="22"/>
-          <w:lang w:eastAsia="ko-KR"/>
-        </w:rPr>
-        <w:t>Hur, J., Lee, T., &amp; Ahn, W. (</w:t>
-      </w:r>
-      <w:r>
-        <w:rPr>
-          <w:rFonts w:ascii="Calibri Light" w:hAnsi="Calibri Light" w:cs="Calibri Light"/>
-          <w:sz w:val="22"/>
-          <w:lang w:eastAsia="ko-KR"/>
-        </w:rPr>
-        <w:t>2022</w:t>
+          <w:b/>
+          <w:bCs/>
+          <w:sz w:val="22"/>
+          <w:vertAlign w:val="superscript"/>
+          <w:lang w:eastAsia="ko-KR"/>
+        </w:rPr>
+        <w:t>*</w:t>
+      </w:r>
+      <w:r>
+        <w:rPr>
+          <w:rFonts w:ascii="Calibri Light" w:hAnsi="Calibri Light" w:cs="Calibri Light"/>
+          <w:sz w:val="22"/>
+          <w:lang w:eastAsia="ko-KR"/>
+        </w:rPr>
+        <w:t xml:space="preserve">, </w:t>
+      </w:r>
+      <w:r>
+        <w:rPr>
+          <w:rFonts w:ascii="Calibri Light" w:hAnsi="Calibri Light" w:cs="Calibri Light"/>
+          <w:sz w:val="22"/>
+          <w:lang w:eastAsia="ko-KR"/>
+        </w:rPr>
+        <w:t>Choi, H</w:t>
+      </w:r>
+      <w:r>
+        <w:rPr>
+          <w:rFonts w:ascii="Calibri Light" w:hAnsi="Calibri Light" w:cs="Calibri Light"/>
+          <w:sz w:val="22"/>
+          <w:lang w:eastAsia="ko-KR"/>
+        </w:rPr>
+        <w:t>.</w:t>
+      </w:r>
+      <w:r>
+        <w:rPr>
+          <w:rFonts w:ascii="Calibri Light" w:hAnsi="Calibri Light" w:cs="Calibri Light"/>
+          <w:sz w:val="22"/>
+          <w:vertAlign w:val="superscript"/>
+          <w:lang w:eastAsia="ko-KR"/>
+        </w:rPr>
+        <w:t>*</w:t>
+      </w:r>
+      <w:r>
+        <w:rPr>
+          <w:rFonts w:ascii="Calibri Light" w:hAnsi="Calibri Light" w:cs="Calibri Light"/>
+          <w:sz w:val="22"/>
+          <w:lang w:eastAsia="ko-KR"/>
+        </w:rPr>
+        <w:t>, P</w:t>
+      </w:r>
+      <w:r>
+        <w:rPr>
+          <w:rFonts w:ascii="Calibri Light" w:hAnsi="Calibri Light" w:cs="Calibri Light"/>
+          <w:sz w:val="22"/>
+          <w:lang w:eastAsia="ko-KR"/>
+        </w:rPr>
+        <w:t xml:space="preserve">ark, H., </w:t>
+      </w:r>
+      <w:proofErr w:type="spellStart"/>
+      <w:r>
+        <w:rPr>
+          <w:rFonts w:ascii="Calibri Light" w:hAnsi="Calibri Light" w:cs="Calibri Light"/>
+          <w:sz w:val="22"/>
+          <w:lang w:eastAsia="ko-KR"/>
+        </w:rPr>
+        <w:t>Ahn</w:t>
+      </w:r>
+      <w:proofErr w:type="spellEnd"/>
+      <w:r>
+        <w:rPr>
+          <w:rFonts w:ascii="Calibri Light" w:hAnsi="Calibri Light" w:cs="Calibri Light"/>
+          <w:sz w:val="22"/>
+          <w:lang w:eastAsia="ko-KR"/>
+        </w:rPr>
+        <w:t>, W.</w:t>
+      </w:r>
+      <w:r>
+        <w:rPr>
+          <w:rFonts w:ascii="Calibri Light" w:hAnsi="Calibri Light" w:cs="Calibri Light"/>
+          <w:sz w:val="22"/>
+          <w:vertAlign w:val="superscript"/>
+          <w:lang w:eastAsia="ko-KR"/>
+        </w:rPr>
+        <w:t>+</w:t>
+      </w:r>
+      <w:r>
+        <w:rPr>
+          <w:rFonts w:ascii="Calibri Light" w:hAnsi="Calibri Light" w:cs="Calibri Light"/>
+          <w:sz w:val="22"/>
+          <w:lang w:eastAsia="ko-KR"/>
+        </w:rPr>
+        <w:t>, Jung Y.</w:t>
+      </w:r>
+      <w:r>
+        <w:rPr>
+          <w:rFonts w:ascii="Calibri Light" w:hAnsi="Calibri Light" w:cs="Calibri Light"/>
+          <w:sz w:val="22"/>
+          <w:vertAlign w:val="superscript"/>
+          <w:lang w:eastAsia="ko-KR"/>
+        </w:rPr>
+        <w:t>+</w:t>
+      </w:r>
+      <w:r>
+        <w:rPr>
+          <w:rFonts w:ascii="Calibri Light" w:hAnsi="Calibri Light" w:cs="Calibri Light"/>
+          <w:sz w:val="22"/>
+          <w:lang w:eastAsia="ko-KR"/>
+        </w:rPr>
+        <w:t xml:space="preserve"> </w:t>
+      </w:r>
+      <w:r>
+        <w:rPr>
+          <w:rFonts w:ascii="Calibri Light" w:hAnsi="Calibri Light" w:cs="Calibri Light"/>
+          <w:sz w:val="22"/>
+          <w:lang w:eastAsia="ko-KR"/>
+        </w:rPr>
+        <w:t>(</w:t>
+      </w:r>
+      <w:r>
+        <w:rPr>
+          <w:rFonts w:ascii="Calibri Light" w:hAnsi="Calibri Light" w:cs="Calibri Light"/>
+          <w:sz w:val="22"/>
+          <w:lang w:eastAsia="ko-KR"/>
+        </w:rPr>
+        <w:t>202</w:t>
+      </w:r>
+      <w:r>
+        <w:rPr>
+          <w:rFonts w:ascii="Calibri Light" w:hAnsi="Calibri Light" w:cs="Calibri Light"/>
+          <w:sz w:val="22"/>
+          <w:lang w:eastAsia="ko-KR"/>
+        </w:rPr>
+        <w:t>3</w:t>
       </w:r>
       <w:r>
         <w:rPr>
@@ -1506,35 +1763,65 @@
           <w:sz w:val="22"/>
           <w:lang w:eastAsia="ko-KR"/>
         </w:rPr>
-        <w:t>Daily Caffeinated Soda Intake in Children is associated With Neurocognitive Vulnerabilities of Substance Misuse and Predicts Greater Alcohol Use in 12 Months</w:t>
-      </w:r>
-      <w:r>
-        <w:rPr>
-          <w:rFonts w:ascii="Calibri Light" w:hAnsi="Calibri Light" w:cs="Calibri Light"/>
-          <w:sz w:val="22"/>
-          <w:lang w:eastAsia="ko-KR"/>
-        </w:rPr>
-        <w:t xml:space="preserve">, </w:t>
-      </w:r>
-      <w:r>
-        <w:rPr>
-          <w:rFonts w:ascii="Calibri Light" w:hAnsi="Calibri Light" w:cs="Calibri Light"/>
-          <w:i/>
-          <w:iCs/>
-          <w:sz w:val="22"/>
-          <w:lang w:eastAsia="ko-KR"/>
-        </w:rPr>
-        <w:t xml:space="preserve">Poster presented at the Annual Meeting of the Society for Neuroscience, </w:t>
-      </w:r>
-      <w:r>
-        <w:rPr>
-          <w:rFonts w:ascii="Calibri Light" w:hAnsi="Calibri Light" w:cs="Calibri Light"/>
-          <w:i/>
-          <w:iCs/>
-          <w:sz w:val="22"/>
-          <w:lang w:eastAsia="ko-KR"/>
-        </w:rPr>
-        <w:t>New Orleans</w:t>
+        <w:t xml:space="preserve">Shared and Distinct Neurocognitive </w:t>
+      </w:r>
+      <w:proofErr w:type="spellStart"/>
+      <w:r>
+        <w:rPr>
+          <w:rFonts w:ascii="Calibri Light" w:hAnsi="Calibri Light" w:cs="Calibri Light"/>
+          <w:sz w:val="22"/>
+          <w:lang w:eastAsia="ko-KR"/>
+        </w:rPr>
+        <w:t>Featrues</w:t>
+      </w:r>
+      <w:proofErr w:type="spellEnd"/>
+      <w:r>
+        <w:rPr>
+          <w:rFonts w:ascii="Calibri Light" w:hAnsi="Calibri Light" w:cs="Calibri Light"/>
+          <w:sz w:val="22"/>
+          <w:lang w:eastAsia="ko-KR"/>
+        </w:rPr>
+        <w:t xml:space="preserve"> of Internet Gaming Disorder and Alcohol Use Disorder, </w:t>
+      </w:r>
+      <w:r>
+        <w:rPr>
+          <w:rFonts w:ascii="Calibri Light" w:hAnsi="Calibri Light" w:cs="Calibri Light"/>
+          <w:i/>
+          <w:iCs/>
+          <w:sz w:val="22"/>
+          <w:lang w:eastAsia="ko-KR"/>
+        </w:rPr>
+        <w:t>presented</w:t>
+      </w:r>
+      <w:r>
+        <w:rPr>
+          <w:rFonts w:ascii="Calibri Light" w:hAnsi="Calibri Light" w:cs="Calibri Light"/>
+          <w:i/>
+          <w:iCs/>
+          <w:sz w:val="22"/>
+          <w:lang w:eastAsia="ko-KR"/>
+        </w:rPr>
+        <w:t xml:space="preserve"> as Open Paper</w:t>
+      </w:r>
+      <w:r>
+        <w:rPr>
+          <w:rFonts w:ascii="Calibri Light" w:hAnsi="Calibri Light" w:cs="Calibri Light"/>
+          <w:i/>
+          <w:iCs/>
+          <w:sz w:val="22"/>
+          <w:lang w:eastAsia="ko-KR"/>
+        </w:rPr>
+        <w:t xml:space="preserve"> at </w:t>
+      </w:r>
+      <w:r>
+        <w:rPr>
+          <w:rFonts w:ascii="Calibri Light" w:hAnsi="Calibri Light" w:cs="Calibri Light"/>
+          <w:i/>
+          <w:iCs/>
+          <w:sz w:val="22"/>
+          <w:lang w:eastAsia="ko-KR"/>
+        </w:rPr>
+        <w:t>10th World Congress of Cognitive and Behavioral Therapies, Seoul, Korea</w:t>
       </w:r>
       <w:r>
         <w:rPr>
@@ -1546,25 +1833,49 @@
         </w:rPr>
         <w:t>.</w:t>
       </w:r>
-      <w:r>
-        <w:t xml:space="preserve"> </w:t>
-      </w:r>
-      <w:r>
-        <w:rPr>
-          <w:rFonts w:ascii="Calibri Light" w:hAnsi="Calibri Light" w:cs="Calibri Light"/>
-          <w:sz w:val="22"/>
-          <w:lang w:eastAsia="ko-KR"/>
-        </w:rPr>
-        <w:t xml:space="preserve">DOI: </w:t>
-      </w:r>
-      <w:r>
-        <w:rPr>
-          <w:rFonts w:ascii="Calibri Light" w:hAnsi="Calibri Light" w:cs="Calibri Light"/>
-          <w:sz w:val="22"/>
-          <w:lang w:eastAsia="ko-KR"/>
-        </w:rPr>
-        <w:t xml:space="preserve">https://doi.org/10.1016/j.biopsych.2022.02.257 </w:t>
-      </w:r>
+    </w:p>
+    <w:p>
+      <w:pPr>
+        <w:pStyle w:val="Heading1"/>
+        <w:rPr>
+          <w:rFonts w:ascii="Lato Black" w:hAnsi="Lato Black" w:cstheme="minorHAnsi"/>
+          <w:sz w:val="26"/>
+          <w:szCs w:val="26"/>
+          <w:lang w:eastAsia="ko-KR"/>
+        </w:rPr>
+      </w:pPr>
+    </w:p>
+    <w:p>
+      <w:pPr>
+        <w:pStyle w:val="Heading1"/>
+        <w:rPr>
+          <w:rFonts w:ascii="Lato Black" w:hAnsi="Lato Black" w:cstheme="minorHAnsi"/>
+          <w:sz w:val="26"/>
+          <w:szCs w:val="26"/>
+          <w:lang w:eastAsia="ko-KR"/>
+        </w:rPr>
+      </w:pPr>
+      <w:r>
+        <w:rPr>
+          <w:rFonts w:ascii="Lato Black" w:hAnsi="Lato Black" w:cstheme="minorHAnsi"/>
+          <w:sz w:val="26"/>
+          <w:szCs w:val="26"/>
+          <w:lang w:eastAsia="ko-KR"/>
+        </w:rPr>
+        <w:t xml:space="preserve">Poster Presentation </w:t>
+      </w:r>
+    </w:p>
+    <w:p>
+      <w:pPr>
+        <w:tabs>
+          <w:tab w:val="right" w:pos="8640"/>
+        </w:tabs>
+        <w:rPr>
+          <w:rFonts w:ascii="Lato" w:hAnsi="Lato" w:cstheme="minorHAnsi"/>
+          <w:sz w:val="20"/>
+          <w:szCs w:val="20"/>
+        </w:rPr>
+      </w:pPr>
     </w:p>
     <w:p>
       <w:pPr>
@@ -1595,165 +1906,132 @@
           <w:sz w:val="22"/>
           <w:lang w:eastAsia="ko-KR"/>
         </w:rPr>
+        <w:t xml:space="preserve">, Kim, H., Yang, J., </w:t>
+      </w:r>
+      <w:r>
+        <w:rPr>
+          <w:rFonts w:ascii="Calibri Light" w:hAnsi="Calibri Light" w:cs="Calibri Light"/>
+          <w:sz w:val="22"/>
+          <w:lang w:eastAsia="ko-KR"/>
+        </w:rPr>
+        <w:t xml:space="preserve">Lee, Y., </w:t>
+      </w:r>
+      <w:proofErr w:type="spellStart"/>
+      <w:r>
+        <w:rPr>
+          <w:rFonts w:ascii="Calibri Light" w:hAnsi="Calibri Light" w:cs="Calibri Light"/>
+          <w:sz w:val="22"/>
+          <w:lang w:eastAsia="ko-KR"/>
+        </w:rPr>
+        <w:t>Hur</w:t>
+      </w:r>
+      <w:proofErr w:type="spellEnd"/>
+      <w:r>
+        <w:rPr>
+          <w:rFonts w:ascii="Calibri Light" w:hAnsi="Calibri Light" w:cs="Calibri Light"/>
+          <w:sz w:val="22"/>
+          <w:lang w:eastAsia="ko-KR"/>
+        </w:rPr>
+        <w:t xml:space="preserve">, J., Lee, T., &amp; </w:t>
+      </w:r>
+      <w:proofErr w:type="spellStart"/>
+      <w:r>
+        <w:rPr>
+          <w:rFonts w:ascii="Calibri Light" w:hAnsi="Calibri Light" w:cs="Calibri Light"/>
+          <w:sz w:val="22"/>
+          <w:lang w:eastAsia="ko-KR"/>
+        </w:rPr>
+        <w:t>Ahn</w:t>
+      </w:r>
+      <w:proofErr w:type="spellEnd"/>
+      <w:r>
+        <w:rPr>
+          <w:rFonts w:ascii="Calibri Light" w:hAnsi="Calibri Light" w:cs="Calibri Light"/>
+          <w:sz w:val="22"/>
+          <w:lang w:eastAsia="ko-KR"/>
+        </w:rPr>
+        <w:t>, W. (</w:t>
+      </w:r>
+      <w:r>
+        <w:rPr>
+          <w:rFonts w:ascii="Calibri Light" w:hAnsi="Calibri Light" w:cs="Calibri Light"/>
+          <w:sz w:val="22"/>
+          <w:lang w:eastAsia="ko-KR"/>
+        </w:rPr>
+        <w:t>2022</w:t>
+      </w:r>
+      <w:r>
+        <w:rPr>
+          <w:rFonts w:ascii="Calibri Light" w:hAnsi="Calibri Light" w:cs="Calibri Light"/>
+          <w:sz w:val="22"/>
+          <w:lang w:eastAsia="ko-KR"/>
+        </w:rPr>
+        <w:t xml:space="preserve">) </w:t>
+      </w:r>
+      <w:r>
+        <w:rPr>
+          <w:rFonts w:ascii="Calibri Light" w:hAnsi="Calibri Light" w:cs="Calibri Light"/>
+          <w:sz w:val="22"/>
+          <w:lang w:eastAsia="ko-KR"/>
+        </w:rPr>
+        <w:t>Daily Caffeinated Soda Intake in Children is associated With Neurocognitive Vulnerabilities of Substance Misuse and Predicts Greater Alcohol Use in 12 Months</w:t>
+      </w:r>
+      <w:r>
+        <w:rPr>
+          <w:rFonts w:ascii="Calibri Light" w:hAnsi="Calibri Light" w:cs="Calibri Light"/>
+          <w:sz w:val="22"/>
+          <w:lang w:eastAsia="ko-KR"/>
+        </w:rPr>
         <w:t xml:space="preserve">, </w:t>
       </w:r>
       <w:r>
         <w:rPr>
           <w:rFonts w:ascii="Calibri Light" w:hAnsi="Calibri Light" w:cs="Calibri Light"/>
-          <w:sz w:val="22"/>
-          <w:lang w:eastAsia="ko-KR"/>
-        </w:rPr>
-        <w:t>Lee</w:t>
-      </w:r>
-      <w:r>
-        <w:rPr>
-          <w:rFonts w:ascii="Calibri Light" w:hAnsi="Calibri Light" w:cs="Calibri Light"/>
-          <w:sz w:val="22"/>
-          <w:lang w:eastAsia="ko-KR"/>
-        </w:rPr>
-        <w:t xml:space="preserve">, </w:t>
-      </w:r>
-      <w:r>
-        <w:rPr>
-          <w:rFonts w:ascii="Calibri Light" w:hAnsi="Calibri Light" w:cs="Calibri Light"/>
-          <w:sz w:val="22"/>
-          <w:lang w:eastAsia="ko-KR"/>
-        </w:rPr>
-        <w:t>J</w:t>
-      </w:r>
-      <w:r>
-        <w:rPr>
-          <w:rFonts w:ascii="Calibri Light" w:hAnsi="Calibri Light" w:cs="Calibri Light"/>
-          <w:sz w:val="22"/>
-          <w:lang w:eastAsia="ko-KR"/>
-        </w:rPr>
-        <w:t>.,</w:t>
-      </w:r>
-      <w:r>
-        <w:rPr>
-          <w:rFonts w:ascii="Calibri Light" w:hAnsi="Calibri Light" w:cs="Calibri Light"/>
-          <w:sz w:val="22"/>
-          <w:lang w:eastAsia="ko-KR"/>
-        </w:rPr>
-        <w:t xml:space="preserve"> Yang, J., Chang, S., </w:t>
-      </w:r>
-      <w:r>
-        <w:rPr>
-          <w:rFonts w:ascii="Calibri Light" w:hAnsi="Calibri Light" w:cs="Calibri Light"/>
-          <w:sz w:val="22"/>
-          <w:lang w:eastAsia="ko-KR"/>
-        </w:rPr>
-        <w:t xml:space="preserve">&amp; </w:t>
-      </w:r>
-      <w:r>
-        <w:rPr>
-          <w:rFonts w:ascii="Calibri Light" w:hAnsi="Calibri Light" w:cs="Calibri Light"/>
-          <w:sz w:val="22"/>
-          <w:lang w:eastAsia="ko-KR"/>
-        </w:rPr>
-        <w:t>Ahn, W. (202</w:t>
-      </w:r>
-      <w:r>
-        <w:rPr>
-          <w:rFonts w:ascii="Calibri Light" w:hAnsi="Calibri Light" w:cs="Calibri Light"/>
-          <w:sz w:val="22"/>
-          <w:lang w:eastAsia="ko-KR"/>
-        </w:rPr>
-        <w:t>1) Identifying unique neurocognitive mechanisms of food addiction and binge eating using longitudinal study design and computational modeling</w:t>
-      </w:r>
-      <w:r>
-        <w:rPr>
-          <w:rFonts w:ascii="Calibri Light" w:hAnsi="Calibri Light" w:cs="Calibri Light"/>
-          <w:sz w:val="22"/>
-          <w:lang w:eastAsia="ko-KR"/>
-        </w:rPr>
-        <w:t>,</w:t>
-      </w:r>
-      <w:r>
-        <w:rPr>
-          <w:rFonts w:ascii="Calibri Light" w:hAnsi="Calibri Light" w:cs="Calibri Light"/>
-          <w:sz w:val="22"/>
-          <w:lang w:eastAsia="ko-KR"/>
-        </w:rPr>
+          <w:i/>
+          <w:iCs/>
+          <w:sz w:val="22"/>
+          <w:lang w:eastAsia="ko-KR"/>
+        </w:rPr>
+        <w:t xml:space="preserve">Poster presented at the Annual Meeting of the Society for Neuroscience, </w:t>
+      </w:r>
+      <w:r>
+        <w:rPr>
+          <w:rFonts w:ascii="Calibri Light" w:hAnsi="Calibri Light" w:cs="Calibri Light"/>
+          <w:i/>
+          <w:iCs/>
+          <w:sz w:val="22"/>
+          <w:lang w:eastAsia="ko-KR"/>
+        </w:rPr>
+        <w:t>New Orleans</w:t>
+      </w:r>
+      <w:r>
+        <w:rPr>
+          <w:rFonts w:ascii="Calibri Light" w:hAnsi="Calibri Light" w:cs="Calibri Light"/>
+          <w:i/>
+          <w:iCs/>
+          <w:sz w:val="22"/>
+          <w:lang w:eastAsia="ko-KR"/>
+        </w:rPr>
+        <w:t>.</w:t>
+      </w:r>
+      <w:r>
         <w:t xml:space="preserve"> </w:t>
       </w:r>
       <w:r>
         <w:rPr>
           <w:rFonts w:ascii="Calibri Light" w:hAnsi="Calibri Light" w:cs="Calibri Light"/>
-          <w:i/>
-          <w:iCs/>
-          <w:sz w:val="22"/>
-          <w:lang w:eastAsia="ko-KR"/>
-        </w:rPr>
-        <w:t>P</w:t>
-      </w:r>
-      <w:r>
-        <w:rPr>
-          <w:rFonts w:ascii="Calibri Light" w:hAnsi="Calibri Light" w:cs="Calibri Light"/>
-          <w:i/>
-          <w:iCs/>
-          <w:sz w:val="22"/>
-          <w:lang w:eastAsia="ko-KR"/>
-        </w:rPr>
-        <w:t>oster present</w:t>
-      </w:r>
-      <w:r>
-        <w:rPr>
-          <w:rFonts w:ascii="Calibri Light" w:hAnsi="Calibri Light" w:cs="Calibri Light"/>
-          <w:i/>
-          <w:iCs/>
-          <w:sz w:val="22"/>
-          <w:lang w:eastAsia="ko-KR"/>
-        </w:rPr>
-        <w:t xml:space="preserve">ed </w:t>
-      </w:r>
-      <w:r>
-        <w:rPr>
-          <w:rFonts w:ascii="Calibri Light" w:hAnsi="Calibri Light" w:cs="Calibri Light"/>
-          <w:i/>
-          <w:iCs/>
-          <w:sz w:val="22"/>
-          <w:lang w:eastAsia="ko-KR"/>
-        </w:rPr>
-        <w:t>at Society for Neuroscience</w:t>
-      </w:r>
-      <w:r>
-        <w:rPr>
-          <w:rFonts w:ascii="Calibri Light" w:hAnsi="Calibri Light" w:cs="Calibri Light"/>
-          <w:sz w:val="22"/>
-          <w:lang w:eastAsia="ko-KR"/>
-        </w:rPr>
-        <w:t xml:space="preserve">, </w:t>
-      </w:r>
-      <w:r>
-        <w:rPr>
-          <w:rFonts w:ascii="Calibri Light" w:hAnsi="Calibri Light" w:cs="Calibri Light"/>
-          <w:i/>
-          <w:iCs/>
-          <w:sz w:val="22"/>
-          <w:lang w:eastAsia="ko-KR"/>
-        </w:rPr>
-        <w:t>Chicago</w:t>
-      </w:r>
-      <w:r>
-        <w:rPr>
-          <w:rFonts w:ascii="Calibri Light" w:hAnsi="Calibri Light" w:cs="Calibri Light"/>
-          <w:i/>
-          <w:iCs/>
-          <w:sz w:val="22"/>
-          <w:lang w:eastAsia="ko-KR"/>
-        </w:rPr>
-        <w:t>.</w:t>
-      </w:r>
-      <w:r>
-        <w:rPr>
-          <w:rFonts w:ascii="Calibri Light" w:hAnsi="Calibri Light" w:cs="Calibri Light"/>
-          <w:i/>
-          <w:iCs/>
-          <w:sz w:val="22"/>
-          <w:lang w:eastAsia="ko-KR"/>
-        </w:rPr>
-        <w:t xml:space="preserve"> (virtual)</w:t>
+          <w:sz w:val="22"/>
+          <w:lang w:eastAsia="ko-KR"/>
+        </w:rPr>
+        <w:t xml:space="preserve">DOI: </w:t>
+      </w:r>
+      <w:r>
+        <w:rPr>
+          <w:rFonts w:ascii="Calibri Light" w:hAnsi="Calibri Light" w:cs="Calibri Light"/>
+          <w:sz w:val="22"/>
+          <w:lang w:eastAsia="ko-KR"/>
+        </w:rPr>
+        <w:t xml:space="preserve">https://doi.org/10.1016/j.biopsych.2022.02.257 </w:t>
       </w:r>
     </w:p>
     <w:p>
@@ -1772,14 +2050,6 @@
       <w:r>
         <w:rPr>
           <w:rFonts w:ascii="Calibri Light" w:hAnsi="Calibri Light" w:cs="Calibri Light"/>
-          <w:sz w:val="22"/>
-          <w:lang w:eastAsia="ko-KR"/>
-        </w:rPr>
-        <w:t xml:space="preserve">Park, H., Choi, H., </w:t>
-      </w:r>
-      <w:r>
-        <w:rPr>
-          <w:rFonts w:ascii="Calibri Light" w:hAnsi="Calibri Light" w:cs="Calibri Light"/>
           <w:b/>
           <w:bCs/>
           <w:sz w:val="22"/>
@@ -1793,37 +2063,155 @@
           <w:sz w:val="22"/>
           <w:lang w:eastAsia="ko-KR"/>
         </w:rPr>
-        <w:t xml:space="preserve">, Ahn, W., &amp; Jung, Y. (2020) Neural Correlates of Goal-Directed Control in Interest Gaming Disorder and Alcohol Use Disorder, </w:t>
-      </w:r>
-      <w:r>
-        <w:rPr>
-          <w:rFonts w:ascii="Calibri Light" w:hAnsi="Calibri Light" w:cs="Calibri Light"/>
-          <w:i/>
-          <w:iCs/>
-          <w:sz w:val="22"/>
-          <w:lang w:eastAsia="ko-KR"/>
-        </w:rPr>
-        <w:t>Poster presented</w:t>
-      </w:r>
-      <w:r>
-        <w:rPr>
-          <w:rFonts w:ascii="Calibri Light" w:hAnsi="Calibri Light" w:cs="Calibri Light"/>
-          <w:i/>
-          <w:iCs/>
-          <w:sz w:val="22"/>
-          <w:lang w:eastAsia="ko-KR"/>
-        </w:rPr>
-        <w:t xml:space="preserve"> at the Annual Meeting of the Society of Biological Psychiatry</w:t>
-      </w:r>
-      <w:r>
-        <w:rPr>
-          <w:rFonts w:ascii="Calibri Light" w:hAnsi="Calibri Light" w:cs="Calibri Light"/>
-          <w:i/>
-          <w:iCs/>
-          <w:sz w:val="22"/>
-          <w:lang w:eastAsia="ko-KR"/>
-        </w:rPr>
-        <w:t>, New York</w:t>
+        <w:t xml:space="preserve">, </w:t>
+      </w:r>
+      <w:r>
+        <w:rPr>
+          <w:rFonts w:ascii="Calibri Light" w:hAnsi="Calibri Light" w:cs="Calibri Light"/>
+          <w:sz w:val="22"/>
+          <w:lang w:eastAsia="ko-KR"/>
+        </w:rPr>
+        <w:t>Lee</w:t>
+      </w:r>
+      <w:r>
+        <w:rPr>
+          <w:rFonts w:ascii="Calibri Light" w:hAnsi="Calibri Light" w:cs="Calibri Light"/>
+          <w:sz w:val="22"/>
+          <w:lang w:eastAsia="ko-KR"/>
+        </w:rPr>
+        <w:t xml:space="preserve">, </w:t>
+      </w:r>
+      <w:r>
+        <w:rPr>
+          <w:rFonts w:ascii="Calibri Light" w:hAnsi="Calibri Light" w:cs="Calibri Light"/>
+          <w:sz w:val="22"/>
+          <w:lang w:eastAsia="ko-KR"/>
+        </w:rPr>
+        <w:t>J</w:t>
+      </w:r>
+      <w:r>
+        <w:rPr>
+          <w:rFonts w:ascii="Calibri Light" w:hAnsi="Calibri Light" w:cs="Calibri Light"/>
+          <w:sz w:val="22"/>
+          <w:lang w:eastAsia="ko-KR"/>
+        </w:rPr>
+        <w:t>.,</w:t>
+      </w:r>
+      <w:r>
+        <w:rPr>
+          <w:rFonts w:ascii="Calibri Light" w:hAnsi="Calibri Light" w:cs="Calibri Light"/>
+          <w:sz w:val="22"/>
+          <w:lang w:eastAsia="ko-KR"/>
+        </w:rPr>
+        <w:t xml:space="preserve"> Yang, J., Chang, S., </w:t>
+      </w:r>
+      <w:r>
+        <w:rPr>
+          <w:rFonts w:ascii="Calibri Light" w:hAnsi="Calibri Light" w:cs="Calibri Light"/>
+          <w:sz w:val="22"/>
+          <w:lang w:eastAsia="ko-KR"/>
+        </w:rPr>
+        <w:t xml:space="preserve">&amp; </w:t>
+      </w:r>
+      <w:proofErr w:type="spellStart"/>
+      <w:r>
+        <w:rPr>
+          <w:rFonts w:ascii="Calibri Light" w:hAnsi="Calibri Light" w:cs="Calibri Light"/>
+          <w:sz w:val="22"/>
+          <w:lang w:eastAsia="ko-KR"/>
+        </w:rPr>
+        <w:t>Ahn</w:t>
+      </w:r>
+      <w:proofErr w:type="spellEnd"/>
+      <w:r>
+        <w:rPr>
+          <w:rFonts w:ascii="Calibri Light" w:hAnsi="Calibri Light" w:cs="Calibri Light"/>
+          <w:sz w:val="22"/>
+          <w:lang w:eastAsia="ko-KR"/>
+        </w:rPr>
+        <w:t>, W. (202</w:t>
+      </w:r>
+      <w:r>
+        <w:rPr>
+          <w:rFonts w:ascii="Calibri Light" w:hAnsi="Calibri Light" w:cs="Calibri Light"/>
+          <w:sz w:val="22"/>
+          <w:lang w:eastAsia="ko-KR"/>
+        </w:rPr>
+        <w:t>1) Identifying unique neurocognitive mechanisms of food addiction and binge eating using longitudinal study design and computational modeling</w:t>
+      </w:r>
+      <w:r>
+        <w:rPr>
+          <w:rFonts w:ascii="Calibri Light" w:hAnsi="Calibri Light" w:cs="Calibri Light"/>
+          <w:sz w:val="22"/>
+          <w:lang w:eastAsia="ko-KR"/>
+        </w:rPr>
+        <w:t>,</w:t>
+      </w:r>
+      <w:r>
+        <w:rPr>
+          <w:rFonts w:ascii="Calibri Light" w:hAnsi="Calibri Light" w:cs="Calibri Light"/>
+          <w:sz w:val="22"/>
+          <w:lang w:eastAsia="ko-KR"/>
+        </w:rPr>
+        <w:t xml:space="preserve"> </w:t>
+      </w:r>
+      <w:r>
+        <w:rPr>
+          <w:rFonts w:ascii="Calibri Light" w:hAnsi="Calibri Light" w:cs="Calibri Light"/>
+          <w:i/>
+          <w:iCs/>
+          <w:sz w:val="22"/>
+          <w:lang w:eastAsia="ko-KR"/>
+        </w:rPr>
+        <w:t>P</w:t>
+      </w:r>
+      <w:r>
+        <w:rPr>
+          <w:rFonts w:ascii="Calibri Light" w:hAnsi="Calibri Light" w:cs="Calibri Light"/>
+          <w:i/>
+          <w:iCs/>
+          <w:sz w:val="22"/>
+          <w:lang w:eastAsia="ko-KR"/>
+        </w:rPr>
+        <w:t>oster present</w:t>
+      </w:r>
+      <w:r>
+        <w:rPr>
+          <w:rFonts w:ascii="Calibri Light" w:hAnsi="Calibri Light" w:cs="Calibri Light"/>
+          <w:i/>
+          <w:iCs/>
+          <w:sz w:val="22"/>
+          <w:lang w:eastAsia="ko-KR"/>
+        </w:rPr>
+        <w:t xml:space="preserve">ed </w:t>
+      </w:r>
+      <w:r>
+        <w:rPr>
+          <w:rFonts w:ascii="Calibri Light" w:hAnsi="Calibri Light" w:cs="Calibri Light"/>
+          <w:i/>
+          <w:iCs/>
+          <w:sz w:val="22"/>
+          <w:lang w:eastAsia="ko-KR"/>
+        </w:rPr>
+        <w:t>at Society for Neuroscience</w:t>
+      </w:r>
+      <w:r>
+        <w:rPr>
+          <w:rFonts w:ascii="Calibri Light" w:hAnsi="Calibri Light" w:cs="Calibri Light"/>
+          <w:sz w:val="22"/>
+          <w:lang w:eastAsia="ko-KR"/>
+        </w:rPr>
+        <w:t xml:space="preserve">, </w:t>
+      </w:r>
+      <w:r>
+        <w:rPr>
+          <w:rFonts w:ascii="Calibri Light" w:hAnsi="Calibri Light" w:cs="Calibri Light"/>
+          <w:i/>
+          <w:iCs/>
+          <w:sz w:val="22"/>
+          <w:lang w:eastAsia="ko-KR"/>
+        </w:rPr>
+        <w:t>Chicago</w:t>
       </w:r>
       <w:r>
         <w:rPr>
@@ -1862,6 +2250,14 @@
       <w:r>
         <w:rPr>
           <w:rFonts w:ascii="Calibri Light" w:hAnsi="Calibri Light" w:cs="Calibri Light"/>
+          <w:sz w:val="22"/>
+          <w:lang w:eastAsia="ko-KR"/>
+        </w:rPr>
+        <w:t xml:space="preserve">Park, H., Choi, H., </w:t>
+      </w:r>
+      <w:r>
+        <w:rPr>
+          <w:rFonts w:ascii="Calibri Light" w:hAnsi="Calibri Light" w:cs="Calibri Light"/>
           <w:b/>
           <w:bCs/>
           <w:sz w:val="22"/>
@@ -1875,27 +2271,55 @@
           <w:sz w:val="22"/>
           <w:lang w:eastAsia="ko-KR"/>
         </w:rPr>
-        <w:t xml:space="preserve">, Kim, H., Yang, J., Hur, J., Lee, T., &amp; Ahn, W. (2019) Identifying behavioral and neural predictors of caffeinated soda intake in childhood using a large database from the ABCD study, </w:t>
-      </w:r>
-      <w:r>
-        <w:rPr>
-          <w:rFonts w:ascii="Calibri Light" w:hAnsi="Calibri Light" w:cs="Calibri Light"/>
-          <w:i/>
-          <w:iCs/>
-          <w:sz w:val="22"/>
-          <w:lang w:eastAsia="ko-KR"/>
-        </w:rPr>
-        <w:t xml:space="preserve">Poster presented at </w:t>
-      </w:r>
-      <w:r>
-        <w:rPr>
-          <w:rFonts w:ascii="Calibri Light" w:hAnsi="Calibri Light" w:cs="Calibri Light"/>
-          <w:i/>
-          <w:iCs/>
-          <w:sz w:val="22"/>
-          <w:lang w:eastAsia="ko-KR"/>
-        </w:rPr>
-        <w:t>the Annual Meeting of the Society for Neuroscience, Chicago</w:t>
+        <w:t xml:space="preserve">, </w:t>
+      </w:r>
+      <w:proofErr w:type="spellStart"/>
+      <w:r>
+        <w:rPr>
+          <w:rFonts w:ascii="Calibri Light" w:hAnsi="Calibri Light" w:cs="Calibri Light"/>
+          <w:sz w:val="22"/>
+          <w:lang w:eastAsia="ko-KR"/>
+        </w:rPr>
+        <w:t>Ahn</w:t>
+      </w:r>
+      <w:proofErr w:type="spellEnd"/>
+      <w:r>
+        <w:rPr>
+          <w:rFonts w:ascii="Calibri Light" w:hAnsi="Calibri Light" w:cs="Calibri Light"/>
+          <w:sz w:val="22"/>
+          <w:lang w:eastAsia="ko-KR"/>
+        </w:rPr>
+        <w:t xml:space="preserve">, W., &amp; Jung, Y. (2020) Neural Correlates of Goal-Directed Control in Interest Gaming Disorder and Alcohol Use Disorder, </w:t>
+      </w:r>
+      <w:r>
+        <w:rPr>
+          <w:rFonts w:ascii="Calibri Light" w:hAnsi="Calibri Light" w:cs="Calibri Light"/>
+          <w:i/>
+          <w:iCs/>
+          <w:sz w:val="22"/>
+          <w:lang w:eastAsia="ko-KR"/>
+        </w:rPr>
+        <w:t>Poster presented</w:t>
+      </w:r>
+      <w:r>
+        <w:rPr>
+          <w:rFonts w:ascii="Calibri Light" w:hAnsi="Calibri Light" w:cs="Calibri Light"/>
+          <w:i/>
+          <w:iCs/>
+          <w:sz w:val="22"/>
+          <w:lang w:eastAsia="ko-KR"/>
+        </w:rPr>
+        <w:t xml:space="preserve"> at the Annual Meeting of the Society of Biological Psychiatry</w:t>
+      </w:r>
+      <w:r>
+        <w:rPr>
+          <w:rFonts w:ascii="Calibri Light" w:hAnsi="Calibri Light" w:cs="Calibri Light"/>
+          <w:i/>
+          <w:iCs/>
+          <w:sz w:val="22"/>
+          <w:lang w:eastAsia="ko-KR"/>
+        </w:rPr>
+        <w:t>, New York</w:t>
       </w:r>
       <w:r>
         <w:rPr>
@@ -1906,6 +2330,16 @@
           <w:lang w:eastAsia="ko-KR"/>
         </w:rPr>
         <w:t>.</w:t>
+      </w:r>
+      <w:r>
+        <w:rPr>
+          <w:rFonts w:ascii="Calibri Light" w:hAnsi="Calibri Light" w:cs="Calibri Light"/>
+          <w:i/>
+          <w:iCs/>
+          <w:sz w:val="22"/>
+          <w:lang w:eastAsia="ko-KR"/>
+        </w:rPr>
+        <w:t xml:space="preserve"> (virtual)</w:t>
       </w:r>
     </w:p>
     <w:p>
@@ -1924,6 +2358,104 @@
       <w:r>
         <w:rPr>
           <w:rFonts w:ascii="Calibri Light" w:hAnsi="Calibri Light" w:cs="Calibri Light"/>
+          <w:b/>
+          <w:bCs/>
+          <w:sz w:val="22"/>
+          <w:lang w:eastAsia="ko-KR"/>
+        </w:rPr>
+        <w:t>Kwon, M.</w:t>
+      </w:r>
+      <w:r>
+        <w:rPr>
+          <w:rFonts w:ascii="Calibri Light" w:hAnsi="Calibri Light" w:cs="Calibri Light"/>
+          <w:sz w:val="22"/>
+          <w:lang w:eastAsia="ko-KR"/>
+        </w:rPr>
+        <w:t xml:space="preserve">, Kim, H., Yang, J., </w:t>
+      </w:r>
+      <w:proofErr w:type="spellStart"/>
+      <w:r>
+        <w:rPr>
+          <w:rFonts w:ascii="Calibri Light" w:hAnsi="Calibri Light" w:cs="Calibri Light"/>
+          <w:sz w:val="22"/>
+          <w:lang w:eastAsia="ko-KR"/>
+        </w:rPr>
+        <w:t>Hur</w:t>
+      </w:r>
+      <w:proofErr w:type="spellEnd"/>
+      <w:r>
+        <w:rPr>
+          <w:rFonts w:ascii="Calibri Light" w:hAnsi="Calibri Light" w:cs="Calibri Light"/>
+          <w:sz w:val="22"/>
+          <w:lang w:eastAsia="ko-KR"/>
+        </w:rPr>
+        <w:t xml:space="preserve">, J., Lee, T., &amp; </w:t>
+      </w:r>
+      <w:proofErr w:type="spellStart"/>
+      <w:r>
+        <w:rPr>
+          <w:rFonts w:ascii="Calibri Light" w:hAnsi="Calibri Light" w:cs="Calibri Light"/>
+          <w:sz w:val="22"/>
+          <w:lang w:eastAsia="ko-KR"/>
+        </w:rPr>
+        <w:t>Ahn</w:t>
+      </w:r>
+      <w:proofErr w:type="spellEnd"/>
+      <w:r>
+        <w:rPr>
+          <w:rFonts w:ascii="Calibri Light" w:hAnsi="Calibri Light" w:cs="Calibri Light"/>
+          <w:sz w:val="22"/>
+          <w:lang w:eastAsia="ko-KR"/>
+        </w:rPr>
+        <w:t xml:space="preserve">, W. (2019) Identifying behavioral and neural predictors of caffeinated soda intake in childhood using a large database from the ABCD study, </w:t>
+      </w:r>
+      <w:r>
+        <w:rPr>
+          <w:rFonts w:ascii="Calibri Light" w:hAnsi="Calibri Light" w:cs="Calibri Light"/>
+          <w:i/>
+          <w:iCs/>
+          <w:sz w:val="22"/>
+          <w:lang w:eastAsia="ko-KR"/>
+        </w:rPr>
+        <w:t xml:space="preserve">Poster presented at </w:t>
+      </w:r>
+      <w:r>
+        <w:rPr>
+          <w:rFonts w:ascii="Calibri Light" w:hAnsi="Calibri Light" w:cs="Calibri Light"/>
+          <w:i/>
+          <w:iCs/>
+          <w:sz w:val="22"/>
+          <w:lang w:eastAsia="ko-KR"/>
+        </w:rPr>
+        <w:t>the Annual Meeting of the Society for Neuroscience, Chicago</w:t>
+      </w:r>
+      <w:r>
+        <w:rPr>
+          <w:rFonts w:ascii="Calibri Light" w:hAnsi="Calibri Light" w:cs="Calibri Light"/>
+          <w:i/>
+          <w:iCs/>
+          <w:sz w:val="22"/>
+          <w:lang w:eastAsia="ko-KR"/>
+        </w:rPr>
+        <w:t>.</w:t>
+      </w:r>
+    </w:p>
+    <w:p>
+      <w:pPr>
+        <w:tabs>
+          <w:tab w:val="right" w:pos="8640"/>
+        </w:tabs>
+        <w:spacing w:after="80"/>
+        <w:ind w:left="567" w:hanging="567"/>
+        <w:rPr>
+          <w:rFonts w:ascii="Calibri Light" w:hAnsi="Calibri Light" w:cs="Calibri Light"/>
+          <w:sz w:val="22"/>
+          <w:lang w:eastAsia="ko-KR"/>
+        </w:rPr>
+      </w:pPr>
+      <w:r>
+        <w:rPr>
+          <w:rFonts w:ascii="Calibri Light" w:hAnsi="Calibri Light" w:cs="Calibri Light"/>
           <w:sz w:val="22"/>
           <w:lang w:eastAsia="ko-KR"/>
         </w:rPr>
@@ -1961,7 +2493,25 @@
           <w:sz w:val="22"/>
           <w:lang w:eastAsia="ko-KR"/>
         </w:rPr>
-        <w:t xml:space="preserve">., &amp; Ahn, W. (2019) Effects of early life stress and social resources on neurocognitive functions: A large-scale replication study, </w:t>
+        <w:t xml:space="preserve">., &amp; </w:t>
+      </w:r>
+      <w:proofErr w:type="spellStart"/>
+      <w:r>
+        <w:rPr>
+          <w:rFonts w:ascii="Calibri Light" w:hAnsi="Calibri Light" w:cs="Calibri Light"/>
+          <w:sz w:val="22"/>
+          <w:lang w:eastAsia="ko-KR"/>
+        </w:rPr>
+        <w:t>Ahn</w:t>
+      </w:r>
+      <w:proofErr w:type="spellEnd"/>
+      <w:r>
+        <w:rPr>
+          <w:rFonts w:ascii="Calibri Light" w:hAnsi="Calibri Light" w:cs="Calibri Light"/>
+          <w:sz w:val="22"/>
+          <w:lang w:eastAsia="ko-KR"/>
+        </w:rPr>
+        <w:t xml:space="preserve">, W. (2019) Effects of early life stress and social resources on neurocognitive functions: A large-scale replication study, </w:t>
       </w:r>
       <w:r>
         <w:rPr>
@@ -2131,7 +2681,18 @@
           <w:sz w:val="20"/>
           <w:szCs w:val="20"/>
         </w:rPr>
-        <w:t xml:space="preserve">Data collection and statistical analysis for functional MRI  </w:t>
+        <w:t xml:space="preserve">Data collection and statistical analysis for functional </w:t>
+      </w:r>
+      <w:proofErr w:type="gramStart"/>
+      <w:r>
+        <w:rPr>
+          <w:rFonts w:ascii="Calibri Light" w:hAnsi="Calibri Light" w:cs="Calibri Light"/>
+          <w:i/>
+          <w:iCs/>
+          <w:sz w:val="20"/>
+          <w:szCs w:val="20"/>
+        </w:rPr>
+        <w:t xml:space="preserve">MRI  </w:t>
       </w:r>
       <w:r>
         <w:rPr>
@@ -2143,6 +2704,7 @@
         </w:rPr>
         <w:tab/>
       </w:r>
+      <w:proofErr w:type="gramEnd"/>
       <w:r>
         <w:rPr>
           <w:rFonts w:ascii="Calibri Light" w:hAnsi="Calibri Light" w:cs="Calibri Light"/>
@@ -2347,7 +2909,29 @@
           <w:sz w:val="20"/>
           <w:szCs w:val="20"/>
         </w:rPr>
-        <w:t>Reinforcement Learning using the hBayesDM Package</w:t>
+        <w:t xml:space="preserve">Reinforcement Learning using the </w:t>
+      </w:r>
+      <w:proofErr w:type="spellStart"/>
+      <w:r>
+        <w:rPr>
+          <w:rFonts w:ascii="Calibri Light" w:hAnsi="Calibri Light" w:cs="Calibri Light"/>
+          <w:i/>
+          <w:iCs/>
+          <w:sz w:val="20"/>
+          <w:szCs w:val="20"/>
+        </w:rPr>
+        <w:t>hBayesDM</w:t>
+      </w:r>
+      <w:proofErr w:type="spellEnd"/>
+      <w:r>
+        <w:rPr>
+          <w:rFonts w:ascii="Calibri Light" w:hAnsi="Calibri Light" w:cs="Calibri Light"/>
+          <w:i/>
+          <w:iCs/>
+          <w:sz w:val="20"/>
+          <w:szCs w:val="20"/>
+        </w:rPr>
+        <w:t xml:space="preserve"> Package</w:t>
       </w:r>
       <w:r>
         <w:rPr>
@@ -2831,6 +3415,7 @@
           <w:sz w:val="20"/>
           <w:szCs w:val="20"/>
         </w:rPr>
+        <w:lastRenderedPageBreak/>
         <w:t>Introduction to Psychology</w:t>
       </w:r>
       <w:r>
@@ -3026,7 +3611,6 @@
           <w:sz w:val="26"/>
           <w:szCs w:val="26"/>
         </w:rPr>
-        <w:lastRenderedPageBreak/>
         <w:t>Academic Services</w:t>
       </w:r>
     </w:p>
@@ -3402,8 +3986,20 @@
           <w:sz w:val="20"/>
           <w:szCs w:val="20"/>
         </w:rPr>
-        <w:t>PI: Professor Woo-Young Ahn</w:t>
-      </w:r>
+        <w:t xml:space="preserve">PI: Professor Woo-Young </w:t>
+      </w:r>
+      <w:proofErr w:type="spellStart"/>
+      <w:r>
+        <w:rPr>
+          <w:rFonts w:ascii="Calibri Light" w:hAnsi="Calibri Light" w:cs="Calibri Light"/>
+          <w:i/>
+          <w:iCs/>
+          <w:sz w:val="20"/>
+          <w:szCs w:val="20"/>
+        </w:rPr>
+        <w:t>Ahn</w:t>
+      </w:r>
+      <w:proofErr w:type="spellEnd"/>
     </w:p>
     <w:p>
       <w:pPr>
@@ -3586,7 +4182,29 @@
           <w:sz w:val="20"/>
           <w:szCs w:val="20"/>
         </w:rPr>
-        <w:t>PI: Professor Jeanyoung Chey</w:t>
+        <w:t xml:space="preserve">PI: Professor </w:t>
+      </w:r>
+      <w:proofErr w:type="spellStart"/>
+      <w:r>
+        <w:rPr>
+          <w:rFonts w:ascii="Calibri Light" w:hAnsi="Calibri Light" w:cs="Calibri Light"/>
+          <w:i/>
+          <w:iCs/>
+          <w:sz w:val="20"/>
+          <w:szCs w:val="20"/>
+        </w:rPr>
+        <w:t>Jeanyoung</w:t>
+      </w:r>
+      <w:proofErr w:type="spellEnd"/>
+      <w:r>
+        <w:rPr>
+          <w:rFonts w:ascii="Calibri Light" w:hAnsi="Calibri Light" w:cs="Calibri Light"/>
+          <w:i/>
+          <w:iCs/>
+          <w:sz w:val="20"/>
+          <w:szCs w:val="20"/>
+        </w:rPr>
+        <w:t xml:space="preserve"> Chey</w:t>
       </w:r>
     </w:p>
     <w:p>
@@ -3765,7 +4383,29 @@
           <w:sz w:val="20"/>
           <w:szCs w:val="20"/>
         </w:rPr>
-        <w:t>PI: Research Professor Sungshin Kim</w:t>
+        <w:t xml:space="preserve">PI: Research Professor </w:t>
+      </w:r>
+      <w:proofErr w:type="spellStart"/>
+      <w:r>
+        <w:rPr>
+          <w:rFonts w:ascii="Calibri Light" w:hAnsi="Calibri Light" w:cs="Calibri Light"/>
+          <w:i/>
+          <w:iCs/>
+          <w:sz w:val="20"/>
+          <w:szCs w:val="20"/>
+        </w:rPr>
+        <w:t>Sungshin</w:t>
+      </w:r>
+      <w:proofErr w:type="spellEnd"/>
+      <w:r>
+        <w:rPr>
+          <w:rFonts w:ascii="Calibri Light" w:hAnsi="Calibri Light" w:cs="Calibri Light"/>
+          <w:i/>
+          <w:iCs/>
+          <w:sz w:val="20"/>
+          <w:szCs w:val="20"/>
+        </w:rPr>
+        <w:t xml:space="preserve"> Kim</w:t>
       </w:r>
     </w:p>
     <w:p>
@@ -4320,6 +4960,7 @@
           <w:sz w:val="22"/>
           <w:szCs w:val="22"/>
         </w:rPr>
+        <w:lastRenderedPageBreak/>
         <w:t>Graduation with honors (Summa cum laude)</w:t>
       </w:r>
       <w:r>
@@ -4564,7 +5205,6 @@
           <w:sz w:val="22"/>
           <w:szCs w:val="22"/>
         </w:rPr>
-        <w:lastRenderedPageBreak/>
         <w:t>Superior Academic Performance undergraduate scholarship</w:t>
       </w:r>
       <w:r>
@@ -4834,6 +5474,7 @@
         </w:rPr>
         <w:t xml:space="preserve">Stan, </w:t>
       </w:r>
+      <w:proofErr w:type="spellStart"/>
       <w:r>
         <w:rPr>
           <w:rFonts w:ascii="Calibri Light" w:hAnsi="Calibri Light" w:cs="Calibri Light"/>
@@ -4850,6 +5491,7 @@
         </w:rPr>
         <w:t>atlab</w:t>
       </w:r>
+      <w:proofErr w:type="spellEnd"/>
     </w:p>
     <w:p>
       <w:pPr>
@@ -4942,6 +5584,7 @@
         </w:rPr>
         <w:t xml:space="preserve"> SPM, </w:t>
       </w:r>
+      <w:proofErr w:type="spellStart"/>
       <w:r>
         <w:rPr>
           <w:rFonts w:ascii="Calibri Light" w:hAnsi="Calibri Light" w:cs="Calibri Light"/>
@@ -4956,7 +5599,16 @@
           <w:sz w:val="22"/>
           <w:szCs w:val="22"/>
         </w:rPr>
-        <w:t xml:space="preserve">ilearn </w:t>
+        <w:t>ilearn</w:t>
+      </w:r>
+      <w:proofErr w:type="spellEnd"/>
+      <w:r>
+        <w:rPr>
+          <w:rFonts w:ascii="Calibri Light" w:hAnsi="Calibri Light" w:cs="Calibri Light"/>
+          <w:sz w:val="22"/>
+          <w:szCs w:val="22"/>
+        </w:rPr>
+        <w:t xml:space="preserve"> </w:t>
       </w:r>
     </w:p>
     <w:p>
@@ -5066,8 +5718,20 @@
           <w:sz w:val="22"/>
           <w:szCs w:val="22"/>
         </w:rPr>
-        <w:t>Professor Woo-Young Ahn</w:t>
-      </w:r>
+        <w:t xml:space="preserve">Professor Woo-Young </w:t>
+      </w:r>
+      <w:proofErr w:type="spellStart"/>
+      <w:r>
+        <w:rPr>
+          <w:rFonts w:ascii="Calibri Light" w:hAnsi="Calibri Light" w:cs="Calibri Light"/>
+          <w:b/>
+          <w:bCs/>
+          <w:sz w:val="22"/>
+          <w:szCs w:val="22"/>
+        </w:rPr>
+        <w:t>Ahn</w:t>
+      </w:r>
+      <w:proofErr w:type="spellEnd"/>
     </w:p>
     <w:p>
       <w:pPr>
@@ -5283,7 +5947,7 @@
 </file>
 
 <file path=word/endnotes.xml><?xml version="1.0" encoding="utf-8"?>
-<w:endnotes xmlns:wpc="http://schemas.microsoft.com/office/word/2010/wordprocessingCanvas" xmlns:cx="http://schemas.microsoft.com/office/drawing/2014/chartex" xmlns:cx1="http://schemas.microsoft.com/office/drawing/2015/9/8/chartex" xmlns:cx2="http://schemas.microsoft.com/office/drawing/2015/10/21/chartex" xmlns:cx3="http://schemas.microsoft.com/office/drawing/2016/5/9/chartex" xmlns:cx4="http://schemas.microsoft.com/office/drawing/2016/5/10/chartex" xmlns:cx5="http://schemas.microsoft.com/office/drawing/2016/5/11/chartex" xmlns:cx6="http://schemas.microsoft.com/office/drawing/2016/5/12/chartex" xmlns:cx7="http://schemas.microsoft.com/office/drawing/2016/5/13/chartex" xmlns:cx8="http://schemas.microsoft.com/office/drawing/2016/5/14/chartex" xmlns:mc="http://schemas.openxmlformats.org/markup-compatibility/2006" xmlns:aink="http://schemas.microsoft.com/office/drawing/2016/ink" xmlns:am3d="http://schemas.microsoft.com/office/drawing/2017/model3d" xmlns:o="urn:schemas-microsoft-com:office:office" xmlns:oel="http://schemas.microsoft.com/office/2019/extlst" xmlns:r="http://schemas.openxmlformats.org/officeDocument/2006/relationships" xmlns:m="http://schemas.openxmlformats.org/officeDocument/2006/math" xmlns:v="urn:schemas-microsoft-com:vml" xmlns:wp14="http://schemas.microsoft.com/office/word/2010/wordprocessingDrawing" xmlns:wp="http://schemas.openxmlformats.org/drawingml/2006/wordprocessingDrawing" xmlns:w10="urn:schemas-microsoft-com:office:word" xmlns:w="http://schemas.openxmlformats.org/wordprocessingml/2006/main" xmlns:w14="http://schemas.microsoft.com/office/word/2010/wordml" xmlns:w15="http://schemas.microsoft.com/office/word/2012/wordml" xmlns:w16cex="http://schemas.microsoft.com/office/word/2018/wordml/cex" xmlns:w16cid="http://schemas.microsoft.com/office/word/2016/wordml/cid" xmlns:w16="http://schemas.microsoft.com/office/word/2018/wordml" xmlns:w16du="http://schemas.microsoft.com/office/word/2023/wordml/word16du" xmlns:w16sdtdh="http://schemas.microsoft.com/office/word/2020/wordml/sdtdatahash" xmlns:w16se="http://schemas.microsoft.com/office/word/2015/wordml/symex" xmlns:wpg="http://schemas.microsoft.com/office/word/2010/wordprocessingGroup" xmlns:wpi="http://schemas.microsoft.com/office/word/2010/wordprocessingInk" xmlns:wne="http://schemas.microsoft.com/office/word/2006/wordml" xmlns:wps="http://schemas.microsoft.com/office/word/2010/wordprocessingShape" mc:Ignorable="w14 w15 w16se w16cid w16 w16cex w16sdtdh wp14">
+<w:endnotes xmlns:wpc="http://schemas.microsoft.com/office/word/2010/wordprocessingCanvas" xmlns:cx="http://schemas.microsoft.com/office/drawing/2014/chartex" xmlns:cx1="http://schemas.microsoft.com/office/drawing/2015/9/8/chartex" xmlns:cx2="http://schemas.microsoft.com/office/drawing/2015/10/21/chartex" xmlns:cx3="http://schemas.microsoft.com/office/drawing/2016/5/9/chartex" xmlns:cx4="http://schemas.microsoft.com/office/drawing/2016/5/10/chartex" xmlns:cx5="http://schemas.microsoft.com/office/drawing/2016/5/11/chartex" xmlns:cx6="http://schemas.microsoft.com/office/drawing/2016/5/12/chartex" xmlns:cx7="http://schemas.microsoft.com/office/drawing/2016/5/13/chartex" xmlns:cx8="http://schemas.microsoft.com/office/drawing/2016/5/14/chartex" xmlns:mc="http://schemas.openxmlformats.org/markup-compatibility/2006" xmlns:aink="http://schemas.microsoft.com/office/drawing/2016/ink" xmlns:am3d="http://schemas.microsoft.com/office/drawing/2017/model3d" xmlns:o="urn:schemas-microsoft-com:office:office" xmlns:oel="http://schemas.microsoft.com/office/2019/extlst" xmlns:r="http://schemas.openxmlformats.org/officeDocument/2006/relationships" xmlns:m="http://schemas.openxmlformats.org/officeDocument/2006/math" xmlns:v="urn:schemas-microsoft-com:vml" xmlns:wp14="http://schemas.microsoft.com/office/word/2010/wordprocessingDrawing" xmlns:wp="http://schemas.openxmlformats.org/drawingml/2006/wordprocessingDrawing" xmlns:w10="urn:schemas-microsoft-com:office:word" xmlns:w="http://schemas.openxmlformats.org/wordprocessingml/2006/main" xmlns:w14="http://schemas.microsoft.com/office/word/2010/wordml" xmlns:w15="http://schemas.microsoft.com/office/word/2012/wordml" xmlns:w16cex="http://schemas.microsoft.com/office/word/2018/wordml/cex" xmlns:w16cid="http://schemas.microsoft.com/office/word/2016/wordml/cid" xmlns:w16="http://schemas.microsoft.com/office/word/2018/wordml" xmlns:w16sdtdh="http://schemas.microsoft.com/office/word/2020/wordml/sdtdatahash" xmlns:w16se="http://schemas.microsoft.com/office/word/2015/wordml/symex" xmlns:wpg="http://schemas.microsoft.com/office/word/2010/wordprocessingGroup" xmlns:wpi="http://schemas.microsoft.com/office/word/2010/wordprocessingInk" xmlns:wne="http://schemas.microsoft.com/office/word/2006/wordml" xmlns:wps="http://schemas.microsoft.com/office/word/2010/wordprocessingShape" mc:Ignorable="w14 w15 w16se w16cid w16 w16cex w16sdtdh wp14">
   <w:endnote w:type="separator" w:id="-1">
     <w:p>
       <w:r>
@@ -5302,7 +5966,7 @@
 </file>
 
 <file path=word/footer1.xml><?xml version="1.0" encoding="utf-8"?>
-<w:ftr xmlns:wpc="http://schemas.microsoft.com/office/word/2010/wordprocessingCanvas" xmlns:cx="http://schemas.microsoft.com/office/drawing/2014/chartex" xmlns:cx1="http://schemas.microsoft.com/office/drawing/2015/9/8/chartex" xmlns:cx2="http://schemas.microsoft.com/office/drawing/2015/10/21/chartex" xmlns:cx3="http://schemas.microsoft.com/office/drawing/2016/5/9/chartex" xmlns:cx4="http://schemas.microsoft.com/office/drawing/2016/5/10/chartex" xmlns:cx5="http://schemas.microsoft.com/office/drawing/2016/5/11/chartex" xmlns:cx6="http://schemas.microsoft.com/office/drawing/2016/5/12/chartex" xmlns:cx7="http://schemas.microsoft.com/office/drawing/2016/5/13/chartex" xmlns:cx8="http://schemas.microsoft.com/office/drawing/2016/5/14/chartex" xmlns:mc="http://schemas.openxmlformats.org/markup-compatibility/2006" xmlns:aink="http://schemas.microsoft.com/office/drawing/2016/ink" xmlns:am3d="http://schemas.microsoft.com/office/drawing/2017/model3d" xmlns:o="urn:schemas-microsoft-com:office:office" xmlns:oel="http://schemas.microsoft.com/office/2019/extlst" xmlns:r="http://schemas.openxmlformats.org/officeDocument/2006/relationships" xmlns:m="http://schemas.openxmlformats.org/officeDocument/2006/math" xmlns:v="urn:schemas-microsoft-com:vml" xmlns:wp14="http://schemas.microsoft.com/office/word/2010/wordprocessingDrawing" xmlns:wp="http://schemas.openxmlformats.org/drawingml/2006/wordprocessingDrawing" xmlns:w10="urn:schemas-microsoft-com:office:word" xmlns:w="http://schemas.openxmlformats.org/wordprocessingml/2006/main" xmlns:w14="http://schemas.microsoft.com/office/word/2010/wordml" xmlns:w15="http://schemas.microsoft.com/office/word/2012/wordml" xmlns:w16cex="http://schemas.microsoft.com/office/word/2018/wordml/cex" xmlns:w16cid="http://schemas.microsoft.com/office/word/2016/wordml/cid" xmlns:w16="http://schemas.microsoft.com/office/word/2018/wordml" xmlns:w16du="http://schemas.microsoft.com/office/word/2023/wordml/word16du" xmlns:w16sdtdh="http://schemas.microsoft.com/office/word/2020/wordml/sdtdatahash" xmlns:w16se="http://schemas.microsoft.com/office/word/2015/wordml/symex" xmlns:wpg="http://schemas.microsoft.com/office/word/2010/wordprocessingGroup" xmlns:wpi="http://schemas.microsoft.com/office/word/2010/wordprocessingInk" xmlns:wne="http://schemas.microsoft.com/office/word/2006/wordml" xmlns:wps="http://schemas.microsoft.com/office/word/2010/wordprocessingShape" mc:Ignorable="w14 w15 w16se w16cid w16 w16cex w16sdtdh wp14">
+<w:ftr xmlns:wpc="http://schemas.microsoft.com/office/word/2010/wordprocessingCanvas" xmlns:cx="http://schemas.microsoft.com/office/drawing/2014/chartex" xmlns:cx1="http://schemas.microsoft.com/office/drawing/2015/9/8/chartex" xmlns:cx2="http://schemas.microsoft.com/office/drawing/2015/10/21/chartex" xmlns:cx3="http://schemas.microsoft.com/office/drawing/2016/5/9/chartex" xmlns:cx4="http://schemas.microsoft.com/office/drawing/2016/5/10/chartex" xmlns:cx5="http://schemas.microsoft.com/office/drawing/2016/5/11/chartex" xmlns:cx6="http://schemas.microsoft.com/office/drawing/2016/5/12/chartex" xmlns:cx7="http://schemas.microsoft.com/office/drawing/2016/5/13/chartex" xmlns:cx8="http://schemas.microsoft.com/office/drawing/2016/5/14/chartex" xmlns:mc="http://schemas.openxmlformats.org/markup-compatibility/2006" xmlns:aink="http://schemas.microsoft.com/office/drawing/2016/ink" xmlns:am3d="http://schemas.microsoft.com/office/drawing/2017/model3d" xmlns:o="urn:schemas-microsoft-com:office:office" xmlns:oel="http://schemas.microsoft.com/office/2019/extlst" xmlns:r="http://schemas.openxmlformats.org/officeDocument/2006/relationships" xmlns:m="http://schemas.openxmlformats.org/officeDocument/2006/math" xmlns:v="urn:schemas-microsoft-com:vml" xmlns:wp14="http://schemas.microsoft.com/office/word/2010/wordprocessingDrawing" xmlns:wp="http://schemas.openxmlformats.org/drawingml/2006/wordprocessingDrawing" xmlns:w10="urn:schemas-microsoft-com:office:word" xmlns:w="http://schemas.openxmlformats.org/wordprocessingml/2006/main" xmlns:w14="http://schemas.microsoft.com/office/word/2010/wordml" xmlns:w15="http://schemas.microsoft.com/office/word/2012/wordml" xmlns:w16cex="http://schemas.microsoft.com/office/word/2018/wordml/cex" xmlns:w16cid="http://schemas.microsoft.com/office/word/2016/wordml/cid" xmlns:w16="http://schemas.microsoft.com/office/word/2018/wordml" xmlns:w16sdtdh="http://schemas.microsoft.com/office/word/2020/wordml/sdtdatahash" xmlns:w16se="http://schemas.microsoft.com/office/word/2015/wordml/symex" xmlns:wpg="http://schemas.microsoft.com/office/word/2010/wordprocessingGroup" xmlns:wpi="http://schemas.microsoft.com/office/word/2010/wordprocessingInk" xmlns:wne="http://schemas.microsoft.com/office/word/2006/wordml" xmlns:wps="http://schemas.microsoft.com/office/word/2010/wordprocessingShape" mc:Ignorable="w14 w15 w16se w16cid w16 w16cex w16sdtdh wp14">
   <w:p>
     <w:pPr>
       <w:pStyle w:val="Footer"/>
@@ -5353,7 +6017,7 @@
 </file>
 
 <file path=word/footnotes.xml><?xml version="1.0" encoding="utf-8"?>
-<w:footnotes xmlns:wpc="http://schemas.microsoft.com/office/word/2010/wordprocessingCanvas" xmlns:cx="http://schemas.microsoft.com/office/drawing/2014/chartex" xmlns:cx1="http://schemas.microsoft.com/office/drawing/2015/9/8/chartex" xmlns:cx2="http://schemas.microsoft.com/office/drawing/2015/10/21/chartex" xmlns:cx3="http://schemas.microsoft.com/office/drawing/2016/5/9/chartex" xmlns:cx4="http://schemas.microsoft.com/office/drawing/2016/5/10/chartex" xmlns:cx5="http://schemas.microsoft.com/office/drawing/2016/5/11/chartex" xmlns:cx6="http://schemas.microsoft.com/office/drawing/2016/5/12/chartex" xmlns:cx7="http://schemas.microsoft.com/office/drawing/2016/5/13/chartex" xmlns:cx8="http://schemas.microsoft.com/office/drawing/2016/5/14/chartex" xmlns:mc="http://schemas.openxmlformats.org/markup-compatibility/2006" xmlns:aink="http://schemas.microsoft.com/office/drawing/2016/ink" xmlns:am3d="http://schemas.microsoft.com/office/drawing/2017/model3d" xmlns:o="urn:schemas-microsoft-com:office:office" xmlns:oel="http://schemas.microsoft.com/office/2019/extlst" xmlns:r="http://schemas.openxmlformats.org/officeDocument/2006/relationships" xmlns:m="http://schemas.openxmlformats.org/officeDocument/2006/math" xmlns:v="urn:schemas-microsoft-com:vml" xmlns:wp14="http://schemas.microsoft.com/office/word/2010/wordprocessingDrawing" xmlns:wp="http://schemas.openxmlformats.org/drawingml/2006/wordprocessingDrawing" xmlns:w10="urn:schemas-microsoft-com:office:word" xmlns:w="http://schemas.openxmlformats.org/wordprocessingml/2006/main" xmlns:w14="http://schemas.microsoft.com/office/word/2010/wordml" xmlns:w15="http://schemas.microsoft.com/office/word/2012/wordml" xmlns:w16cex="http://schemas.microsoft.com/office/word/2018/wordml/cex" xmlns:w16cid="http://schemas.microsoft.com/office/word/2016/wordml/cid" xmlns:w16="http://schemas.microsoft.com/office/word/2018/wordml" xmlns:w16du="http://schemas.microsoft.com/office/word/2023/wordml/word16du" xmlns:w16sdtdh="http://schemas.microsoft.com/office/word/2020/wordml/sdtdatahash" xmlns:w16se="http://schemas.microsoft.com/office/word/2015/wordml/symex" xmlns:wpg="http://schemas.microsoft.com/office/word/2010/wordprocessingGroup" xmlns:wpi="http://schemas.microsoft.com/office/word/2010/wordprocessingInk" xmlns:wne="http://schemas.microsoft.com/office/word/2006/wordml" xmlns:wps="http://schemas.microsoft.com/office/word/2010/wordprocessingShape" mc:Ignorable="w14 w15 w16se w16cid w16 w16cex w16sdtdh wp14">
+<w:footnotes xmlns:wpc="http://schemas.microsoft.com/office/word/2010/wordprocessingCanvas" xmlns:cx="http://schemas.microsoft.com/office/drawing/2014/chartex" xmlns:cx1="http://schemas.microsoft.com/office/drawing/2015/9/8/chartex" xmlns:cx2="http://schemas.microsoft.com/office/drawing/2015/10/21/chartex" xmlns:cx3="http://schemas.microsoft.com/office/drawing/2016/5/9/chartex" xmlns:cx4="http://schemas.microsoft.com/office/drawing/2016/5/10/chartex" xmlns:cx5="http://schemas.microsoft.com/office/drawing/2016/5/11/chartex" xmlns:cx6="http://schemas.microsoft.com/office/drawing/2016/5/12/chartex" xmlns:cx7="http://schemas.microsoft.com/office/drawing/2016/5/13/chartex" xmlns:cx8="http://schemas.microsoft.com/office/drawing/2016/5/14/chartex" xmlns:mc="http://schemas.openxmlformats.org/markup-compatibility/2006" xmlns:aink="http://schemas.microsoft.com/office/drawing/2016/ink" xmlns:am3d="http://schemas.microsoft.com/office/drawing/2017/model3d" xmlns:o="urn:schemas-microsoft-com:office:office" xmlns:oel="http://schemas.microsoft.com/office/2019/extlst" xmlns:r="http://schemas.openxmlformats.org/officeDocument/2006/relationships" xmlns:m="http://schemas.openxmlformats.org/officeDocument/2006/math" xmlns:v="urn:schemas-microsoft-com:vml" xmlns:wp14="http://schemas.microsoft.com/office/word/2010/wordprocessingDrawing" xmlns:wp="http://schemas.openxmlformats.org/drawingml/2006/wordprocessingDrawing" xmlns:w10="urn:schemas-microsoft-com:office:word" xmlns:w="http://schemas.openxmlformats.org/wordprocessingml/2006/main" xmlns:w14="http://schemas.microsoft.com/office/word/2010/wordml" xmlns:w15="http://schemas.microsoft.com/office/word/2012/wordml" xmlns:w16cex="http://schemas.microsoft.com/office/word/2018/wordml/cex" xmlns:w16cid="http://schemas.microsoft.com/office/word/2016/wordml/cid" xmlns:w16="http://schemas.microsoft.com/office/word/2018/wordml" xmlns:w16sdtdh="http://schemas.microsoft.com/office/word/2020/wordml/sdtdatahash" xmlns:w16se="http://schemas.microsoft.com/office/word/2015/wordml/symex" xmlns:wpg="http://schemas.microsoft.com/office/word/2010/wordprocessingGroup" xmlns:wpi="http://schemas.microsoft.com/office/word/2010/wordprocessingInk" xmlns:wne="http://schemas.microsoft.com/office/word/2006/wordml" xmlns:wps="http://schemas.microsoft.com/office/word/2010/wordprocessingShape" mc:Ignorable="w14 w15 w16se w16cid w16 w16cex w16sdtdh wp14">
   <w:footnote w:type="separator" w:id="-1">
     <w:p>
       <w:r>
@@ -5372,7 +6036,7 @@
 </file>
 
 <file path=word/numbering.xml><?xml version="1.0" encoding="utf-8"?>
-<w:numbering xmlns:wpc="http://schemas.microsoft.com/office/word/2010/wordprocessingCanvas" xmlns:cx="http://schemas.microsoft.com/office/drawing/2014/chartex" xmlns:cx1="http://schemas.microsoft.com/office/drawing/2015/9/8/chartex" xmlns:cx2="http://schemas.microsoft.com/office/drawing/2015/10/21/chartex" xmlns:cx3="http://schemas.microsoft.com/office/drawing/2016/5/9/chartex" xmlns:cx4="http://schemas.microsoft.com/office/drawing/2016/5/10/chartex" xmlns:cx5="http://schemas.microsoft.com/office/drawing/2016/5/11/chartex" xmlns:cx6="http://schemas.microsoft.com/office/drawing/2016/5/12/chartex" xmlns:cx7="http://schemas.microsoft.com/office/drawing/2016/5/13/chartex" xmlns:cx8="http://schemas.microsoft.com/office/drawing/2016/5/14/chartex" xmlns:mc="http://schemas.openxmlformats.org/markup-compatibility/2006" xmlns:aink="http://schemas.microsoft.com/office/drawing/2016/ink" xmlns:am3d="http://schemas.microsoft.com/office/drawing/2017/model3d" xmlns:o="urn:schemas-microsoft-com:office:office" xmlns:oel="http://schemas.microsoft.com/office/2019/extlst" xmlns:r="http://schemas.openxmlformats.org/officeDocument/2006/relationships" xmlns:m="http://schemas.openxmlformats.org/officeDocument/2006/math" xmlns:v="urn:schemas-microsoft-com:vml" xmlns:wp14="http://schemas.microsoft.com/office/word/2010/wordprocessingDrawing" xmlns:wp="http://schemas.openxmlformats.org/drawingml/2006/wordprocessingDrawing" xmlns:w10="urn:schemas-microsoft-com:office:word" xmlns:w="http://schemas.openxmlformats.org/wordprocessingml/2006/main" xmlns:w14="http://schemas.microsoft.com/office/word/2010/wordml" xmlns:w15="http://schemas.microsoft.com/office/word/2012/wordml" xmlns:w16cex="http://schemas.microsoft.com/office/word/2018/wordml/cex" xmlns:w16cid="http://schemas.microsoft.com/office/word/2016/wordml/cid" xmlns:w16="http://schemas.microsoft.com/office/word/2018/wordml" xmlns:w16du="http://schemas.microsoft.com/office/word/2023/wordml/word16du" xmlns:w16sdtdh="http://schemas.microsoft.com/office/word/2020/wordml/sdtdatahash" xmlns:w16se="http://schemas.microsoft.com/office/word/2015/wordml/symex" xmlns:wpg="http://schemas.microsoft.com/office/word/2010/wordprocessingGroup" xmlns:wpi="http://schemas.microsoft.com/office/word/2010/wordprocessingInk" xmlns:wne="http://schemas.microsoft.com/office/word/2006/wordml" xmlns:wps="http://schemas.microsoft.com/office/word/2010/wordprocessingShape" mc:Ignorable="w14 w15 w16se w16cid w16 w16cex w16sdtdh wp14">
+<w:numbering xmlns:wpc="http://schemas.microsoft.com/office/word/2010/wordprocessingCanvas" xmlns:cx="http://schemas.microsoft.com/office/drawing/2014/chartex" xmlns:cx1="http://schemas.microsoft.com/office/drawing/2015/9/8/chartex" xmlns:cx2="http://schemas.microsoft.com/office/drawing/2015/10/21/chartex" xmlns:cx3="http://schemas.microsoft.com/office/drawing/2016/5/9/chartex" xmlns:cx4="http://schemas.microsoft.com/office/drawing/2016/5/10/chartex" xmlns:cx5="http://schemas.microsoft.com/office/drawing/2016/5/11/chartex" xmlns:cx6="http://schemas.microsoft.com/office/drawing/2016/5/12/chartex" xmlns:cx7="http://schemas.microsoft.com/office/drawing/2016/5/13/chartex" xmlns:cx8="http://schemas.microsoft.com/office/drawing/2016/5/14/chartex" xmlns:mc="http://schemas.openxmlformats.org/markup-compatibility/2006" xmlns:aink="http://schemas.microsoft.com/office/drawing/2016/ink" xmlns:am3d="http://schemas.microsoft.com/office/drawing/2017/model3d" xmlns:o="urn:schemas-microsoft-com:office:office" xmlns:oel="http://schemas.microsoft.com/office/2019/extlst" xmlns:r="http://schemas.openxmlformats.org/officeDocument/2006/relationships" xmlns:m="http://schemas.openxmlformats.org/officeDocument/2006/math" xmlns:v="urn:schemas-microsoft-com:vml" xmlns:wp14="http://schemas.microsoft.com/office/word/2010/wordprocessingDrawing" xmlns:wp="http://schemas.openxmlformats.org/drawingml/2006/wordprocessingDrawing" xmlns:w10="urn:schemas-microsoft-com:office:word" xmlns:w="http://schemas.openxmlformats.org/wordprocessingml/2006/main" xmlns:w14="http://schemas.microsoft.com/office/word/2010/wordml" xmlns:w15="http://schemas.microsoft.com/office/word/2012/wordml" xmlns:w16cex="http://schemas.microsoft.com/office/word/2018/wordml/cex" xmlns:w16cid="http://schemas.microsoft.com/office/word/2016/wordml/cid" xmlns:w16="http://schemas.microsoft.com/office/word/2018/wordml" xmlns:w16sdtdh="http://schemas.microsoft.com/office/word/2020/wordml/sdtdatahash" xmlns:w16se="http://schemas.microsoft.com/office/word/2015/wordml/symex" xmlns:wpg="http://schemas.microsoft.com/office/word/2010/wordprocessingGroup" xmlns:wpi="http://schemas.microsoft.com/office/word/2010/wordprocessingInk" xmlns:wne="http://schemas.microsoft.com/office/word/2006/wordml" xmlns:wps="http://schemas.microsoft.com/office/word/2010/wordprocessingShape" mc:Ignorable="w14 w15 w16se w16cid w16 w16cex w16sdtdh wp14">
   <w:abstractNum w:abstractNumId="0" w15:restartNumberingAfterBreak="0">
     <w:nsid w:val="040858FE"/>
     <w:multiLevelType w:val="hybridMultilevel"/>

--- a/assets/CV_minakwon.docx
+++ b/assets/CV_minakwon.docx
@@ -1248,7 +1248,23 @@
           <w:sz w:val="22"/>
           <w:lang w:eastAsia="ko-KR"/>
         </w:rPr>
-        <w:t xml:space="preserve">, W.-Y. (under review) </w:t>
+        <w:t>, W.-Y. (</w:t>
+      </w:r>
+      <w:r>
+        <w:rPr>
+          <w:rFonts w:ascii="Calibri Light" w:hAnsi="Calibri Light" w:cs="Calibri Light"/>
+          <w:sz w:val="22"/>
+          <w:lang w:eastAsia="ko-KR"/>
+        </w:rPr>
+        <w:t>revised and resubmitted</w:t>
+      </w:r>
+      <w:r>
+        <w:rPr>
+          <w:rFonts w:ascii="Calibri Light" w:hAnsi="Calibri Light" w:cs="Calibri Light"/>
+          <w:sz w:val="22"/>
+          <w:lang w:eastAsia="ko-KR"/>
+        </w:rPr>
+        <w:t xml:space="preserve">) </w:t>
       </w:r>
       <w:r>
         <w:rPr>
@@ -1739,15 +1755,7 @@
           <w:sz w:val="22"/>
           <w:lang w:eastAsia="ko-KR"/>
         </w:rPr>
-        <w:t>202</w:t>
-      </w:r>
-      <w:r>
-        <w:rPr>
-          <w:rFonts w:ascii="Calibri Light" w:hAnsi="Calibri Light" w:cs="Calibri Light"/>
-          <w:sz w:val="22"/>
-          <w:lang w:eastAsia="ko-KR"/>
-        </w:rPr>
-        <w:t>3</w:t>
+        <w:t>2023</w:t>
       </w:r>
       <w:r>
         <w:rPr>

--- a/assets/CV_minakwon.docx
+++ b/assets/CV_minakwon.docx
@@ -252,18 +252,29 @@
           <w:szCs w:val="22"/>
           <w:lang w:eastAsia="ko-KR"/>
         </w:rPr>
-        <w:t xml:space="preserve">Psychology of Addiction, </w:t>
-      </w:r>
-      <w:r>
-        <w:rPr>
-          <w:rFonts w:ascii="Calibri Light" w:hAnsi="Calibri Light" w:cs="Calibri Light"/>
-          <w:i/>
-          <w:iCs/>
-          <w:sz w:val="22"/>
-          <w:szCs w:val="22"/>
-          <w:lang w:eastAsia="ko-KR"/>
-        </w:rPr>
-        <w:t xml:space="preserve">Consumer decision making </w:t>
+        <w:t>Psychology of Addiction,</w:t>
+      </w:r>
+      <w:r>
+        <w:rPr>
+          <w:rFonts w:ascii="Calibri Light" w:hAnsi="Calibri Light" w:cs="Calibri Light"/>
+          <w:i/>
+          <w:iCs/>
+          <w:sz w:val="22"/>
+          <w:szCs w:val="22"/>
+          <w:lang w:eastAsia="ko-KR"/>
+        </w:rPr>
+        <w:t xml:space="preserve"> Naturalistic fMRI paradigm</w:t>
+      </w:r>
+      <w:r>
+        <w:rPr>
+          <w:rFonts w:ascii="Calibri Light" w:hAnsi="Calibri Light" w:cs="Calibri Light"/>
+          <w:i/>
+          <w:iCs/>
+          <w:sz w:val="22"/>
+          <w:szCs w:val="22"/>
+          <w:lang w:eastAsia="ko-KR"/>
+        </w:rPr>
+        <w:t>s</w:t>
       </w:r>
     </w:p>
     <w:p>
